--- a/РПЗ Хашиева РТ5-41Б.docx
+++ b/РПЗ Хашиева РТ5-41Б.docx
@@ -12,10 +12,10 @@
           <w:right w:val="none" w:sz="4" w:space="0" w:color="000000"/>
           <w:between w:val="none" w:sz="4" w:space="0" w:color="000000"/>
         </w:pBdr>
-        <w:spacing w:line="360" w:lineRule="auto"/>
+        <w:spacing w:after="0" w:line="360" w:lineRule="auto"/>
         <w:ind w:firstLine="709"/>
         <w:rPr>
-          <w:rFonts w:eastAsia="Arial"/>
+          <w:rFonts w:ascii="Times New Roman" w:eastAsia="Arial" w:hAnsi="Times New Roman" w:cs="Times New Roman"/>
           <w:color w:val="000000" w:themeColor="text1"/>
           <w:lang w:val="en-US"/>
         </w:rPr>
@@ -42,18 +42,25 @@
           <w:bookmarkEnd w:id="0"/>
           <w:p>
             <w:pPr>
-              <w:spacing w:line="360" w:lineRule="auto"/>
+              <w:spacing w:after="0" w:line="360" w:lineRule="auto"/>
               <w:ind w:firstLine="709"/>
               <w:rPr>
+                <w:rFonts w:ascii="Times New Roman" w:eastAsia="Times New Roman" w:hAnsi="Times New Roman" w:cs="Times New Roman"/>
                 <w:b/>
                 <w:color w:val="000000" w:themeColor="text1"/>
+                <w:sz w:val="24"/>
+                <w:szCs w:val="24"/>
               </w:rPr>
             </w:pPr>
             <w:r>
               <w:rPr>
+                <w:rFonts w:ascii="Times New Roman" w:eastAsia="Times New Roman" w:hAnsi="Times New Roman" w:cs="Times New Roman"/>
                 <w:b/>
                 <w:noProof/>
                 <w:color w:val="000000" w:themeColor="text1"/>
+                <w:sz w:val="24"/>
+                <w:szCs w:val="24"/>
+                <w:lang w:eastAsia="ru-RU"/>
               </w:rPr>
               <mc:AlternateContent>
                 <mc:Choice Requires="wpg">
@@ -147,17 +154,24 @@
                 <w:right w:val="none" w:sz="4" w:space="0" w:color="000000"/>
                 <w:between w:val="none" w:sz="4" w:space="0" w:color="000000"/>
               </w:pBdr>
+              <w:spacing w:after="0" w:line="240" w:lineRule="auto"/>
               <w:ind w:left="-99"/>
               <w:jc w:val="center"/>
               <w:rPr>
+                <w:rFonts w:ascii="Times New Roman" w:eastAsia="Times New Roman" w:hAnsi="Times New Roman" w:cs="Times New Roman"/>
                 <w:b/>
                 <w:color w:val="000000" w:themeColor="text1"/>
+                <w:sz w:val="24"/>
+                <w:szCs w:val="24"/>
               </w:rPr>
             </w:pPr>
             <w:r>
               <w:rPr>
+                <w:rFonts w:ascii="Times New Roman" w:eastAsia="Times New Roman" w:hAnsi="Times New Roman" w:cs="Times New Roman"/>
                 <w:b/>
                 <w:color w:val="000000" w:themeColor="text1"/>
+                <w:sz w:val="24"/>
+                <w:szCs w:val="24"/>
               </w:rPr>
               <w:t>Министерство науки и высшего образования Российской Федерации</w:t>
             </w:r>
@@ -171,17 +185,24 @@
                 <w:right w:val="none" w:sz="4" w:space="0" w:color="000000"/>
                 <w:between w:val="none" w:sz="4" w:space="0" w:color="000000"/>
               </w:pBdr>
+              <w:spacing w:after="0" w:line="240" w:lineRule="auto"/>
               <w:ind w:left="-99"/>
               <w:jc w:val="center"/>
               <w:rPr>
+                <w:rFonts w:ascii="Times New Roman" w:eastAsia="Times New Roman" w:hAnsi="Times New Roman" w:cs="Times New Roman"/>
                 <w:b/>
                 <w:color w:val="000000" w:themeColor="text1"/>
+                <w:sz w:val="24"/>
+                <w:szCs w:val="24"/>
               </w:rPr>
             </w:pPr>
             <w:r>
               <w:rPr>
+                <w:rFonts w:ascii="Times New Roman" w:eastAsia="Times New Roman" w:hAnsi="Times New Roman" w:cs="Times New Roman"/>
                 <w:b/>
                 <w:color w:val="000000" w:themeColor="text1"/>
+                <w:sz w:val="24"/>
+                <w:szCs w:val="24"/>
               </w:rPr>
               <w:t>Федеральное государственное автономное образовательное учреждение</w:t>
             </w:r>
@@ -195,17 +216,24 @@
                 <w:right w:val="none" w:sz="4" w:space="0" w:color="000000"/>
                 <w:between w:val="none" w:sz="4" w:space="0" w:color="000000"/>
               </w:pBdr>
+              <w:spacing w:after="0" w:line="240" w:lineRule="auto"/>
               <w:ind w:left="-99"/>
               <w:jc w:val="center"/>
               <w:rPr>
+                <w:rFonts w:ascii="Times New Roman" w:eastAsia="Times New Roman" w:hAnsi="Times New Roman" w:cs="Times New Roman"/>
                 <w:b/>
                 <w:color w:val="000000" w:themeColor="text1"/>
+                <w:sz w:val="24"/>
+                <w:szCs w:val="24"/>
               </w:rPr>
             </w:pPr>
             <w:r>
               <w:rPr>
+                <w:rFonts w:ascii="Times New Roman" w:eastAsia="Times New Roman" w:hAnsi="Times New Roman" w:cs="Times New Roman"/>
                 <w:b/>
                 <w:color w:val="000000" w:themeColor="text1"/>
+                <w:sz w:val="24"/>
+                <w:szCs w:val="24"/>
               </w:rPr>
               <w:t>высшего образования</w:t>
             </w:r>
@@ -219,17 +247,24 @@
                 <w:right w:val="none" w:sz="4" w:space="0" w:color="000000"/>
                 <w:between w:val="none" w:sz="4" w:space="0" w:color="000000"/>
               </w:pBdr>
+              <w:spacing w:after="0" w:line="240" w:lineRule="auto"/>
               <w:ind w:left="-99"/>
               <w:jc w:val="center"/>
               <w:rPr>
+                <w:rFonts w:ascii="Times New Roman" w:eastAsia="Times New Roman" w:hAnsi="Times New Roman" w:cs="Times New Roman"/>
                 <w:b/>
                 <w:color w:val="000000" w:themeColor="text1"/>
+                <w:sz w:val="24"/>
+                <w:szCs w:val="24"/>
               </w:rPr>
             </w:pPr>
             <w:r>
               <w:rPr>
+                <w:rFonts w:ascii="Times New Roman" w:eastAsia="Times New Roman" w:hAnsi="Times New Roman" w:cs="Times New Roman"/>
                 <w:b/>
                 <w:color w:val="000000" w:themeColor="text1"/>
+                <w:sz w:val="24"/>
+                <w:szCs w:val="24"/>
               </w:rPr>
               <w:t>«Московский государственный технический университет</w:t>
             </w:r>
@@ -243,17 +278,24 @@
                 <w:right w:val="none" w:sz="4" w:space="0" w:color="000000"/>
                 <w:between w:val="none" w:sz="4" w:space="0" w:color="000000"/>
               </w:pBdr>
+              <w:spacing w:after="0" w:line="240" w:lineRule="auto"/>
               <w:ind w:left="-99"/>
               <w:jc w:val="center"/>
               <w:rPr>
+                <w:rFonts w:ascii="Times New Roman" w:eastAsia="Times New Roman" w:hAnsi="Times New Roman" w:cs="Times New Roman"/>
                 <w:b/>
                 <w:color w:val="000000" w:themeColor="text1"/>
+                <w:sz w:val="24"/>
+                <w:szCs w:val="24"/>
               </w:rPr>
             </w:pPr>
             <w:r>
               <w:rPr>
+                <w:rFonts w:ascii="Times New Roman" w:eastAsia="Times New Roman" w:hAnsi="Times New Roman" w:cs="Times New Roman"/>
                 <w:b/>
                 <w:color w:val="000000" w:themeColor="text1"/>
+                <w:sz w:val="24"/>
+                <w:szCs w:val="24"/>
               </w:rPr>
               <w:t>имени Н.Э. Баумана</w:t>
             </w:r>
@@ -267,17 +309,24 @@
                 <w:right w:val="none" w:sz="4" w:space="0" w:color="000000"/>
                 <w:between w:val="none" w:sz="4" w:space="0" w:color="000000"/>
               </w:pBdr>
+              <w:spacing w:after="0" w:line="240" w:lineRule="auto"/>
               <w:ind w:left="-99"/>
               <w:jc w:val="center"/>
               <w:rPr>
+                <w:rFonts w:ascii="Times New Roman" w:eastAsia="Times New Roman" w:hAnsi="Times New Roman" w:cs="Times New Roman"/>
                 <w:b/>
                 <w:color w:val="000000" w:themeColor="text1"/>
+                <w:sz w:val="24"/>
+                <w:szCs w:val="24"/>
               </w:rPr>
             </w:pPr>
             <w:r>
               <w:rPr>
+                <w:rFonts w:ascii="Times New Roman" w:eastAsia="Times New Roman" w:hAnsi="Times New Roman" w:cs="Times New Roman"/>
                 <w:b/>
                 <w:color w:val="000000" w:themeColor="text1"/>
+                <w:sz w:val="24"/>
+                <w:szCs w:val="24"/>
               </w:rPr>
               <w:t>(национальный исследовательский университет)»</w:t>
             </w:r>
@@ -291,17 +340,24 @@
                 <w:right w:val="none" w:sz="4" w:space="0" w:color="000000"/>
                 <w:between w:val="none" w:sz="4" w:space="0" w:color="000000"/>
               </w:pBdr>
+              <w:spacing w:after="0" w:line="240" w:lineRule="auto"/>
               <w:ind w:left="-99"/>
               <w:jc w:val="center"/>
               <w:rPr>
+                <w:rFonts w:ascii="Times New Roman" w:eastAsia="Times New Roman" w:hAnsi="Times New Roman" w:cs="Times New Roman"/>
                 <w:b/>
                 <w:color w:val="000000" w:themeColor="text1"/>
+                <w:sz w:val="24"/>
+                <w:szCs w:val="24"/>
               </w:rPr>
             </w:pPr>
             <w:r>
               <w:rPr>
+                <w:rFonts w:ascii="Times New Roman" w:eastAsia="Times New Roman" w:hAnsi="Times New Roman" w:cs="Times New Roman"/>
                 <w:b/>
                 <w:color w:val="000000" w:themeColor="text1"/>
+                <w:sz w:val="24"/>
+                <w:szCs w:val="24"/>
               </w:rPr>
               <w:t>(МГТУ им. Н.Э. Баумана)</w:t>
             </w:r>
@@ -314,10 +370,11 @@
         <w:pBdr>
           <w:bottom w:val="single" w:sz="24" w:space="1" w:color="000000"/>
         </w:pBdr>
-        <w:spacing w:line="360" w:lineRule="auto"/>
+        <w:spacing w:after="0" w:line="360" w:lineRule="auto"/>
         <w:ind w:firstLine="709"/>
         <w:jc w:val="center"/>
         <w:rPr>
+          <w:rFonts w:ascii="Times New Roman" w:eastAsia="Times New Roman" w:hAnsi="Times New Roman" w:cs="Times New Roman"/>
           <w:b/>
           <w:color w:val="000000" w:themeColor="text1"/>
           <w:sz w:val="6"/>
@@ -327,12 +384,15 @@
     </w:p>
     <w:p>
       <w:pPr>
-        <w:spacing w:line="360" w:lineRule="auto"/>
+        <w:spacing w:after="0" w:line="360" w:lineRule="auto"/>
         <w:ind w:firstLine="709"/>
         <w:jc w:val="center"/>
         <w:rPr>
+          <w:rFonts w:ascii="Times New Roman" w:eastAsia="Times New Roman" w:hAnsi="Times New Roman" w:cs="Times New Roman"/>
           <w:b/>
           <w:color w:val="000000" w:themeColor="text1"/>
+          <w:sz w:val="24"/>
+          <w:szCs w:val="24"/>
         </w:rPr>
       </w:pPr>
     </w:p>
@@ -342,27 +402,37 @@
           <w:tab w:val="left" w:pos="2410"/>
           <w:tab w:val="left" w:pos="9498"/>
         </w:tabs>
-        <w:spacing w:line="360" w:lineRule="auto"/>
-        <w:rPr>
-          <w:color w:val="000000" w:themeColor="text1"/>
+        <w:spacing w:after="0" w:line="360" w:lineRule="auto"/>
+        <w:rPr>
+          <w:rFonts w:ascii="Times New Roman" w:eastAsia="Times New Roman" w:hAnsi="Times New Roman" w:cs="Times New Roman"/>
+          <w:color w:val="000000" w:themeColor="text1"/>
+          <w:sz w:val="24"/>
+          <w:szCs w:val="24"/>
           <w:u w:val="single"/>
         </w:rPr>
       </w:pPr>
       <w:r>
         <w:rPr>
-          <w:color w:val="000000" w:themeColor="text1"/>
+          <w:rFonts w:ascii="Times New Roman" w:eastAsia="Times New Roman" w:hAnsi="Times New Roman" w:cs="Times New Roman"/>
+          <w:color w:val="000000" w:themeColor="text1"/>
+          <w:sz w:val="24"/>
+          <w:szCs w:val="24"/>
         </w:rPr>
         <w:t xml:space="preserve">ФАКУЛЬТЕТ </w:t>
       </w:r>
       <w:r>
         <w:rPr>
-          <w:color w:val="000000" w:themeColor="text1"/>
+          <w:rFonts w:ascii="Times New Roman" w:eastAsia="Times New Roman" w:hAnsi="Times New Roman" w:cs="Times New Roman"/>
+          <w:color w:val="000000" w:themeColor="text1"/>
+          <w:sz w:val="24"/>
+          <w:szCs w:val="24"/>
           <w:u w:val="single"/>
         </w:rPr>
         <w:tab/>
       </w:r>
       <w:r>
         <w:rPr>
+          <w:rFonts w:ascii="Times New Roman" w:eastAsia="Times New Roman" w:hAnsi="Times New Roman" w:cs="Times New Roman"/>
           <w:color w:val="000000" w:themeColor="text1"/>
           <w:sz w:val="28"/>
           <w:szCs w:val="28"/>
@@ -372,6 +442,7 @@
       </w:r>
       <w:r>
         <w:rPr>
+          <w:rFonts w:ascii="Times New Roman" w:eastAsia="Times New Roman" w:hAnsi="Times New Roman" w:cs="Times New Roman"/>
           <w:color w:val="000000" w:themeColor="text1"/>
           <w:sz w:val="28"/>
           <w:szCs w:val="28"/>
@@ -382,10 +453,13 @@
     </w:p>
     <w:p>
       <w:pPr>
-        <w:spacing w:line="360" w:lineRule="auto"/>
+        <w:spacing w:after="0" w:line="360" w:lineRule="auto"/>
         <w:ind w:firstLine="709"/>
         <w:rPr>
-          <w:color w:val="000000" w:themeColor="text1"/>
+          <w:rFonts w:ascii="Times New Roman" w:eastAsia="Times New Roman" w:hAnsi="Times New Roman" w:cs="Times New Roman"/>
+          <w:color w:val="000000" w:themeColor="text1"/>
+          <w:sz w:val="24"/>
+          <w:szCs w:val="24"/>
         </w:rPr>
       </w:pPr>
     </w:p>
@@ -402,8 +476,9 @@
           <w:tab w:val="left" w:pos="2410"/>
           <w:tab w:val="left" w:pos="9498"/>
         </w:tabs>
-        <w:spacing w:line="360" w:lineRule="auto"/>
-        <w:rPr>
+        <w:spacing w:after="0" w:line="360" w:lineRule="auto"/>
+        <w:rPr>
+          <w:rFonts w:ascii="Times New Roman" w:eastAsia="Times New Roman" w:hAnsi="Times New Roman" w:cs="Times New Roman"/>
           <w:color w:val="000000" w:themeColor="text1"/>
           <w:sz w:val="28"/>
           <w:szCs w:val="28"/>
@@ -412,19 +487,26 @@
       </w:pPr>
       <w:r>
         <w:rPr>
-          <w:color w:val="000000" w:themeColor="text1"/>
+          <w:rFonts w:ascii="Times New Roman" w:eastAsia="Times New Roman" w:hAnsi="Times New Roman" w:cs="Times New Roman"/>
+          <w:color w:val="000000" w:themeColor="text1"/>
+          <w:sz w:val="24"/>
+          <w:szCs w:val="24"/>
         </w:rPr>
         <w:t xml:space="preserve">КАФЕДРА    </w:t>
       </w:r>
       <w:r>
         <w:rPr>
-          <w:color w:val="000000" w:themeColor="text1"/>
+          <w:rFonts w:ascii="Times New Roman" w:eastAsia="Times New Roman" w:hAnsi="Times New Roman" w:cs="Times New Roman"/>
+          <w:color w:val="000000" w:themeColor="text1"/>
+          <w:sz w:val="24"/>
+          <w:szCs w:val="24"/>
           <w:u w:val="single"/>
         </w:rPr>
         <w:tab/>
       </w:r>
       <w:r>
         <w:rPr>
+          <w:rFonts w:ascii="Times New Roman" w:eastAsia="Times New Roman" w:hAnsi="Times New Roman" w:cs="Times New Roman"/>
           <w:color w:val="000000" w:themeColor="text1"/>
           <w:sz w:val="28"/>
           <w:szCs w:val="28"/>
@@ -434,6 +516,7 @@
       </w:r>
       <w:r>
         <w:rPr>
+          <w:rFonts w:ascii="Times New Roman" w:eastAsia="Times New Roman" w:hAnsi="Times New Roman" w:cs="Times New Roman"/>
           <w:color w:val="000000" w:themeColor="text1"/>
           <w:sz w:val="28"/>
           <w:szCs w:val="28"/>
@@ -447,6 +530,7 @@
         <w:spacing w:line="360" w:lineRule="auto"/>
         <w:ind w:firstLine="709"/>
         <w:rPr>
+          <w:rFonts w:ascii="Times New Roman" w:eastAsia="Times New Roman" w:hAnsi="Times New Roman" w:cs="Times New Roman"/>
           <w:color w:val="000000" w:themeColor="text1"/>
           <w:sz w:val="28"/>
           <w:szCs w:val="28"/>
@@ -462,10 +546,11 @@
           <w:right w:val="none" w:sz="4" w:space="0" w:color="000000"/>
           <w:between w:val="none" w:sz="4" w:space="0" w:color="000000"/>
         </w:pBdr>
-        <w:spacing w:line="360" w:lineRule="auto"/>
+        <w:spacing w:after="0" w:line="360" w:lineRule="auto"/>
         <w:ind w:firstLine="709"/>
         <w:jc w:val="center"/>
         <w:rPr>
+          <w:rFonts w:ascii="Times New Roman" w:eastAsia="Times New Roman" w:hAnsi="Times New Roman" w:cs="Times New Roman"/>
           <w:b/>
           <w:color w:val="000000" w:themeColor="text1"/>
           <w:sz w:val="32"/>
@@ -474,6 +559,7 @@
       </w:pPr>
       <w:r>
         <w:rPr>
+          <w:rFonts w:ascii="Times New Roman" w:eastAsia="Times New Roman" w:hAnsi="Times New Roman" w:cs="Times New Roman"/>
           <w:b/>
           <w:color w:val="000000" w:themeColor="text1"/>
           <w:sz w:val="32"/>
@@ -491,10 +577,11 @@
           <w:right w:val="none" w:sz="4" w:space="0" w:color="000000"/>
           <w:between w:val="none" w:sz="4" w:space="0" w:color="000000"/>
         </w:pBdr>
-        <w:spacing w:line="360" w:lineRule="auto"/>
+        <w:spacing w:after="0" w:line="360" w:lineRule="auto"/>
         <w:ind w:firstLine="709"/>
         <w:jc w:val="center"/>
         <w:rPr>
+          <w:rFonts w:ascii="Times New Roman" w:eastAsia="Times New Roman" w:hAnsi="Times New Roman" w:cs="Times New Roman"/>
           <w:b/>
           <w:i/>
           <w:color w:val="000000" w:themeColor="text1"/>
@@ -504,6 +591,7 @@
       </w:pPr>
       <w:r>
         <w:rPr>
+          <w:rFonts w:ascii="Times New Roman" w:eastAsia="Times New Roman" w:hAnsi="Times New Roman" w:cs="Times New Roman"/>
           <w:b/>
           <w:i/>
           <w:color w:val="000000" w:themeColor="text1"/>
@@ -522,10 +610,11 @@
           <w:right w:val="none" w:sz="4" w:space="0" w:color="000000"/>
           <w:between w:val="none" w:sz="4" w:space="0" w:color="000000"/>
         </w:pBdr>
-        <w:spacing w:line="360" w:lineRule="auto"/>
+        <w:spacing w:after="0" w:line="360" w:lineRule="auto"/>
         <w:ind w:firstLine="709"/>
         <w:jc w:val="center"/>
         <w:rPr>
+          <w:rFonts w:ascii="Times New Roman" w:eastAsia="Times New Roman" w:hAnsi="Times New Roman" w:cs="Times New Roman"/>
           <w:b/>
           <w:color w:val="000000" w:themeColor="text1"/>
           <w:sz w:val="32"/>
@@ -534,6 +623,7 @@
       </w:pPr>
       <w:r>
         <w:rPr>
+          <w:rFonts w:ascii="Times New Roman" w:eastAsia="Times New Roman" w:hAnsi="Times New Roman" w:cs="Times New Roman"/>
           <w:b/>
           <w:color w:val="000000" w:themeColor="text1"/>
           <w:sz w:val="32"/>
@@ -544,6 +634,7 @@
       </w:r>
       <w:r>
         <w:rPr>
+          <w:rFonts w:ascii="Times New Roman" w:eastAsia="Times New Roman" w:hAnsi="Times New Roman" w:cs="Times New Roman"/>
           <w:b/>
           <w:color w:val="000000" w:themeColor="text1"/>
           <w:sz w:val="32"/>
@@ -561,10 +652,11 @@
           <w:right w:val="none" w:sz="4" w:space="0" w:color="000000"/>
           <w:between w:val="none" w:sz="4" w:space="0" w:color="000000"/>
         </w:pBdr>
-        <w:spacing w:line="360" w:lineRule="auto"/>
+        <w:spacing w:after="0" w:line="360" w:lineRule="auto"/>
         <w:ind w:firstLine="709"/>
         <w:jc w:val="center"/>
         <w:rPr>
+          <w:rFonts w:ascii="Times New Roman" w:eastAsia="Times New Roman" w:hAnsi="Times New Roman" w:cs="Times New Roman"/>
           <w:b/>
           <w:color w:val="000000" w:themeColor="text1"/>
           <w:sz w:val="32"/>
@@ -573,6 +665,7 @@
       </w:pPr>
       <w:r>
         <w:rPr>
+          <w:rFonts w:ascii="Times New Roman" w:eastAsia="Times New Roman" w:hAnsi="Times New Roman" w:cs="Times New Roman"/>
           <w:b/>
           <w:i/>
           <w:color w:val="000000" w:themeColor="text1"/>
@@ -583,6 +676,7 @@
       </w:r>
       <w:r>
         <w:rPr>
+          <w:rFonts w:ascii="Times New Roman" w:eastAsia="Times New Roman" w:hAnsi="Times New Roman" w:cs="Times New Roman"/>
           <w:b/>
           <w:color w:val="000000" w:themeColor="text1"/>
           <w:sz w:val="32"/>
@@ -592,6 +686,7 @@
       </w:r>
       <w:r>
         <w:rPr>
+          <w:rFonts w:ascii="Times New Roman" w:eastAsia="Times New Roman" w:hAnsi="Times New Roman" w:cs="Times New Roman"/>
           <w:b/>
           <w:color w:val="000000" w:themeColor="text1"/>
           <w:sz w:val="32"/>
@@ -605,6 +700,7 @@
         <w:spacing w:line="360" w:lineRule="auto"/>
         <w:jc w:val="both"/>
         <w:rPr>
+          <w:rFonts w:ascii="Times New Roman" w:eastAsia="Times New Roman" w:hAnsi="Times New Roman" w:cs="Times New Roman"/>
           <w:color w:val="000000" w:themeColor="text1"/>
           <w:sz w:val="28"/>
           <w:szCs w:val="28"/>
@@ -629,8 +725,9 @@
           <w:tab w:val="left" w:pos="6237"/>
           <w:tab w:val="left" w:pos="9356"/>
         </w:tabs>
-        <w:spacing w:line="360" w:lineRule="auto"/>
-        <w:rPr>
+        <w:spacing w:after="0" w:line="360" w:lineRule="auto"/>
+        <w:rPr>
+          <w:rFonts w:ascii="Times New Roman" w:eastAsia="Times New Roman" w:hAnsi="Times New Roman" w:cs="Times New Roman"/>
           <w:b/>
           <w:color w:val="000000" w:themeColor="text1"/>
           <w:sz w:val="28"/>
@@ -640,6 +737,7 @@
       </w:pPr>
       <w:r>
         <w:rPr>
+          <w:rFonts w:ascii="Times New Roman" w:eastAsia="Times New Roman" w:hAnsi="Times New Roman" w:cs="Times New Roman"/>
           <w:color w:val="000000" w:themeColor="text1"/>
           <w:sz w:val="28"/>
           <w:szCs w:val="28"/>
@@ -648,6 +746,7 @@
       </w:r>
       <w:r>
         <w:rPr>
+          <w:rFonts w:ascii="Times New Roman" w:eastAsia="Times New Roman" w:hAnsi="Times New Roman" w:cs="Times New Roman"/>
           <w:color w:val="000000" w:themeColor="text1"/>
           <w:sz w:val="28"/>
           <w:szCs w:val="28"/>
@@ -657,6 +756,7 @@
       </w:r>
       <w:r>
         <w:rPr>
+          <w:rFonts w:ascii="Times New Roman" w:eastAsia="Times New Roman" w:hAnsi="Times New Roman" w:cs="Times New Roman"/>
           <w:color w:val="000000" w:themeColor="text1"/>
           <w:sz w:val="28"/>
           <w:szCs w:val="28"/>
@@ -666,6 +766,7 @@
       </w:r>
       <w:r>
         <w:rPr>
+          <w:rFonts w:ascii="Times New Roman" w:eastAsia="Times New Roman" w:hAnsi="Times New Roman" w:cs="Times New Roman"/>
           <w:color w:val="000000" w:themeColor="text1"/>
           <w:sz w:val="28"/>
           <w:szCs w:val="28"/>
@@ -675,6 +776,7 @@
       </w:r>
       <w:r>
         <w:rPr>
+          <w:rFonts w:ascii="Times New Roman" w:eastAsia="Times New Roman" w:hAnsi="Times New Roman" w:cs="Times New Roman"/>
           <w:color w:val="000000" w:themeColor="text1"/>
           <w:sz w:val="28"/>
           <w:szCs w:val="28"/>
@@ -683,6 +785,7 @@
       </w:r>
       <w:r>
         <w:rPr>
+          <w:rFonts w:ascii="Times New Roman" w:eastAsia="Times New Roman" w:hAnsi="Times New Roman" w:cs="Times New Roman"/>
           <w:color w:val="000000" w:themeColor="text1"/>
           <w:sz w:val="28"/>
           <w:szCs w:val="28"/>
@@ -693,6 +796,7 @@
       <w:proofErr w:type="spellStart"/>
       <w:r>
         <w:rPr>
+          <w:rFonts w:ascii="Times New Roman" w:eastAsia="Times New Roman" w:hAnsi="Times New Roman" w:cs="Times New Roman"/>
           <w:color w:val="000000" w:themeColor="text1"/>
           <w:sz w:val="28"/>
           <w:szCs w:val="28"/>
@@ -702,6 +806,7 @@
       </w:r>
       <w:r>
         <w:rPr>
+          <w:rFonts w:ascii="Times New Roman" w:eastAsia="Times New Roman" w:hAnsi="Times New Roman" w:cs="Times New Roman"/>
           <w:color w:val="000000" w:themeColor="text1"/>
           <w:sz w:val="28"/>
           <w:szCs w:val="28"/>
@@ -711,6 +816,7 @@
       </w:r>
       <w:r>
         <w:rPr>
+          <w:rFonts w:ascii="Times New Roman" w:eastAsia="Times New Roman" w:hAnsi="Times New Roman" w:cs="Times New Roman"/>
           <w:color w:val="000000" w:themeColor="text1"/>
           <w:sz w:val="28"/>
           <w:szCs w:val="28"/>
@@ -720,6 +826,7 @@
       </w:r>
       <w:r>
         <w:rPr>
+          <w:rFonts w:ascii="Times New Roman" w:eastAsia="Times New Roman" w:hAnsi="Times New Roman" w:cs="Times New Roman"/>
           <w:color w:val="000000" w:themeColor="text1"/>
           <w:sz w:val="28"/>
           <w:szCs w:val="28"/>
@@ -729,6 +836,7 @@
       </w:r>
       <w:r>
         <w:rPr>
+          <w:rFonts w:ascii="Times New Roman" w:eastAsia="Times New Roman" w:hAnsi="Times New Roman" w:cs="Times New Roman"/>
           <w:color w:val="000000" w:themeColor="text1"/>
           <w:sz w:val="28"/>
           <w:szCs w:val="28"/>
@@ -739,6 +847,7 @@
       <w:proofErr w:type="spellEnd"/>
       <w:r>
         <w:rPr>
+          <w:rFonts w:ascii="Times New Roman" w:eastAsia="Times New Roman" w:hAnsi="Times New Roman" w:cs="Times New Roman"/>
           <w:color w:val="000000" w:themeColor="text1"/>
           <w:sz w:val="28"/>
           <w:szCs w:val="28"/>
@@ -761,28 +870,40 @@
           <w:tab w:val="left" w:pos="3544"/>
           <w:tab w:val="left" w:pos="6521"/>
         </w:tabs>
-        <w:spacing w:line="360" w:lineRule="auto"/>
+        <w:spacing w:after="0" w:line="360" w:lineRule="auto"/>
         <w:ind w:right="565"/>
         <w:rPr>
-          <w:color w:val="000000" w:themeColor="text1"/>
+          <w:rFonts w:ascii="Times New Roman" w:eastAsia="Times New Roman" w:hAnsi="Times New Roman" w:cs="Times New Roman"/>
+          <w:color w:val="000000" w:themeColor="text1"/>
+          <w:sz w:val="24"/>
+          <w:szCs w:val="24"/>
         </w:rPr>
       </w:pPr>
       <w:r>
         <w:rPr>
-          <w:color w:val="000000" w:themeColor="text1"/>
+          <w:rFonts w:ascii="Times New Roman" w:eastAsia="Times New Roman" w:hAnsi="Times New Roman" w:cs="Times New Roman"/>
+          <w:color w:val="000000" w:themeColor="text1"/>
+          <w:sz w:val="24"/>
+          <w:szCs w:val="24"/>
         </w:rPr>
         <w:tab/>
       </w:r>
       <w:r>
         <w:rPr>
-          <w:color w:val="000000" w:themeColor="text1"/>
+          <w:rFonts w:ascii="Times New Roman" w:eastAsia="Times New Roman" w:hAnsi="Times New Roman" w:cs="Times New Roman"/>
+          <w:color w:val="000000" w:themeColor="text1"/>
+          <w:sz w:val="24"/>
+          <w:szCs w:val="24"/>
         </w:rPr>
         <w:tab/>
         <w:t>(Группа, подпись, дата)</w:t>
       </w:r>
       <w:r>
         <w:rPr>
-          <w:color w:val="000000" w:themeColor="text1"/>
+          <w:rFonts w:ascii="Times New Roman" w:eastAsia="Times New Roman" w:hAnsi="Times New Roman" w:cs="Times New Roman"/>
+          <w:color w:val="000000" w:themeColor="text1"/>
+          <w:sz w:val="24"/>
+          <w:szCs w:val="24"/>
         </w:rPr>
         <w:tab/>
         <w:t>(</w:t>
@@ -790,29 +911,41 @@
       <w:proofErr w:type="spellStart"/>
       <w:r>
         <w:rPr>
-          <w:color w:val="000000" w:themeColor="text1"/>
+          <w:rFonts w:ascii="Times New Roman" w:eastAsia="Times New Roman" w:hAnsi="Times New Roman" w:cs="Times New Roman"/>
+          <w:color w:val="000000" w:themeColor="text1"/>
+          <w:sz w:val="24"/>
+          <w:szCs w:val="24"/>
         </w:rPr>
         <w:t>И.О.Фамилия</w:t>
       </w:r>
       <w:proofErr w:type="spellEnd"/>
       <w:r>
         <w:rPr>
-          <w:color w:val="000000" w:themeColor="text1"/>
+          <w:rFonts w:ascii="Times New Roman" w:eastAsia="Times New Roman" w:hAnsi="Times New Roman" w:cs="Times New Roman"/>
+          <w:color w:val="000000" w:themeColor="text1"/>
+          <w:sz w:val="24"/>
+          <w:szCs w:val="24"/>
         </w:rPr>
         <w:t>)</w:t>
       </w:r>
     </w:p>
     <w:p>
       <w:pPr>
-        <w:spacing w:line="360" w:lineRule="auto"/>
+        <w:spacing w:after="0" w:line="360" w:lineRule="auto"/>
         <w:ind w:right="565" w:firstLine="709"/>
         <w:rPr>
-          <w:color w:val="000000" w:themeColor="text1"/>
+          <w:rFonts w:ascii="Times New Roman" w:eastAsia="Times New Roman" w:hAnsi="Times New Roman" w:cs="Times New Roman"/>
+          <w:color w:val="000000" w:themeColor="text1"/>
+          <w:sz w:val="24"/>
+          <w:szCs w:val="24"/>
         </w:rPr>
       </w:pPr>
       <w:r>
         <w:rPr>
-          <w:color w:val="000000" w:themeColor="text1"/>
+          <w:rFonts w:ascii="Times New Roman" w:eastAsia="Times New Roman" w:hAnsi="Times New Roman" w:cs="Times New Roman"/>
+          <w:color w:val="000000" w:themeColor="text1"/>
+          <w:sz w:val="24"/>
+          <w:szCs w:val="24"/>
         </w:rPr>
         <w:t xml:space="preserve"> </w:t>
       </w:r>
@@ -835,8 +968,9 @@
           <w:tab w:val="left" w:pos="6237"/>
           <w:tab w:val="left" w:pos="9356"/>
         </w:tabs>
-        <w:spacing w:line="360" w:lineRule="auto"/>
-        <w:rPr>
+        <w:spacing w:after="0" w:line="360" w:lineRule="auto"/>
+        <w:rPr>
+          <w:rFonts w:ascii="Times New Roman" w:eastAsia="Times New Roman" w:hAnsi="Times New Roman" w:cs="Times New Roman"/>
           <w:b/>
           <w:color w:val="000000" w:themeColor="text1"/>
           <w:sz w:val="28"/>
@@ -846,6 +980,7 @@
       </w:pPr>
       <w:r>
         <w:rPr>
+          <w:rFonts w:ascii="Times New Roman" w:eastAsia="Times New Roman" w:hAnsi="Times New Roman" w:cs="Times New Roman"/>
           <w:color w:val="000000" w:themeColor="text1"/>
           <w:sz w:val="28"/>
           <w:szCs w:val="28"/>
@@ -854,6 +989,7 @@
       </w:r>
       <w:r>
         <w:rPr>
+          <w:rFonts w:ascii="Times New Roman" w:eastAsia="Times New Roman" w:hAnsi="Times New Roman" w:cs="Times New Roman"/>
           <w:color w:val="000000" w:themeColor="text1"/>
           <w:sz w:val="28"/>
           <w:szCs w:val="28"/>
@@ -862,6 +998,7 @@
       </w:r>
       <w:r>
         <w:rPr>
+          <w:rFonts w:ascii="Times New Roman" w:eastAsia="Times New Roman" w:hAnsi="Times New Roman" w:cs="Times New Roman"/>
           <w:color w:val="000000" w:themeColor="text1"/>
           <w:sz w:val="28"/>
           <w:szCs w:val="28"/>
@@ -870,6 +1007,7 @@
       </w:r>
       <w:r>
         <w:rPr>
+          <w:rFonts w:ascii="Times New Roman" w:eastAsia="Times New Roman" w:hAnsi="Times New Roman" w:cs="Times New Roman"/>
           <w:color w:val="000000" w:themeColor="text1"/>
           <w:sz w:val="28"/>
           <w:szCs w:val="28"/>
@@ -880,6 +1018,7 @@
       </w:r>
       <w:r>
         <w:rPr>
+          <w:rFonts w:ascii="Times New Roman" w:eastAsia="Times New Roman" w:hAnsi="Times New Roman" w:cs="Times New Roman"/>
           <w:color w:val="000000" w:themeColor="text1"/>
           <w:sz w:val="28"/>
           <w:szCs w:val="28"/>
@@ -890,6 +1029,7 @@
       </w:r>
       <w:r>
         <w:rPr>
+          <w:rFonts w:ascii="Times New Roman" w:eastAsia="Times New Roman" w:hAnsi="Times New Roman" w:cs="Times New Roman"/>
           <w:color w:val="000000" w:themeColor="text1"/>
           <w:sz w:val="28"/>
           <w:szCs w:val="28"/>
@@ -898,6 +1038,7 @@
       </w:r>
       <w:r>
         <w:rPr>
+          <w:rFonts w:ascii="Times New Roman" w:eastAsia="Times New Roman" w:hAnsi="Times New Roman" w:cs="Times New Roman"/>
           <w:color w:val="000000" w:themeColor="text1"/>
           <w:sz w:val="28"/>
           <w:szCs w:val="28"/>
@@ -907,6 +1048,7 @@
       </w:r>
       <w:r>
         <w:rPr>
+          <w:rFonts w:ascii="Times New Roman" w:eastAsia="Times New Roman" w:hAnsi="Times New Roman" w:cs="Times New Roman"/>
           <w:b/>
           <w:color w:val="000000" w:themeColor="text1"/>
           <w:sz w:val="28"/>
@@ -930,14 +1072,18 @@
           <w:tab w:val="left" w:pos="3544"/>
           <w:tab w:val="left" w:pos="6521"/>
         </w:tabs>
-        <w:spacing w:line="360" w:lineRule="auto"/>
+        <w:spacing w:after="0" w:line="360" w:lineRule="auto"/>
         <w:ind w:right="565" w:firstLine="709"/>
         <w:rPr>
-          <w:color w:val="000000" w:themeColor="text1"/>
+          <w:rFonts w:ascii="Times New Roman" w:eastAsia="Times New Roman" w:hAnsi="Times New Roman" w:cs="Times New Roman"/>
+          <w:color w:val="000000" w:themeColor="text1"/>
+          <w:sz w:val="24"/>
+          <w:szCs w:val="24"/>
         </w:rPr>
       </w:pPr>
       <w:r>
         <w:rPr>
+          <w:rFonts w:ascii="Times New Roman" w:eastAsia="Times New Roman" w:hAnsi="Times New Roman" w:cs="Times New Roman"/>
           <w:color w:val="000000" w:themeColor="text1"/>
           <w:sz w:val="28"/>
           <w:szCs w:val="28"/>
@@ -946,14 +1092,20 @@
       </w:r>
       <w:r>
         <w:rPr>
-          <w:color w:val="000000" w:themeColor="text1"/>
+          <w:rFonts w:ascii="Times New Roman" w:eastAsia="Times New Roman" w:hAnsi="Times New Roman" w:cs="Times New Roman"/>
+          <w:color w:val="000000" w:themeColor="text1"/>
+          <w:sz w:val="24"/>
+          <w:szCs w:val="24"/>
         </w:rPr>
         <w:tab/>
         <w:t>(Подпись, дата)</w:t>
       </w:r>
       <w:r>
         <w:rPr>
-          <w:color w:val="000000" w:themeColor="text1"/>
+          <w:rFonts w:ascii="Times New Roman" w:eastAsia="Times New Roman" w:hAnsi="Times New Roman" w:cs="Times New Roman"/>
+          <w:color w:val="000000" w:themeColor="text1"/>
+          <w:sz w:val="24"/>
+          <w:szCs w:val="24"/>
         </w:rPr>
         <w:tab/>
         <w:t>(</w:t>
@@ -961,24 +1113,31 @@
       <w:proofErr w:type="spellStart"/>
       <w:r>
         <w:rPr>
-          <w:color w:val="000000" w:themeColor="text1"/>
+          <w:rFonts w:ascii="Times New Roman" w:eastAsia="Times New Roman" w:hAnsi="Times New Roman" w:cs="Times New Roman"/>
+          <w:color w:val="000000" w:themeColor="text1"/>
+          <w:sz w:val="24"/>
+          <w:szCs w:val="24"/>
         </w:rPr>
         <w:t>И.О.Фамилия</w:t>
       </w:r>
       <w:proofErr w:type="spellEnd"/>
       <w:r>
         <w:rPr>
-          <w:color w:val="000000" w:themeColor="text1"/>
+          <w:rFonts w:ascii="Times New Roman" w:eastAsia="Times New Roman" w:hAnsi="Times New Roman" w:cs="Times New Roman"/>
+          <w:color w:val="000000" w:themeColor="text1"/>
+          <w:sz w:val="24"/>
+          <w:szCs w:val="24"/>
         </w:rPr>
         <w:t>)</w:t>
       </w:r>
     </w:p>
     <w:p>
       <w:pPr>
-        <w:spacing w:line="360" w:lineRule="auto"/>
+        <w:spacing w:after="0" w:line="360" w:lineRule="auto"/>
         <w:ind w:firstLine="709"/>
         <w:jc w:val="center"/>
         <w:rPr>
+          <w:rFonts w:ascii="Times New Roman" w:eastAsia="Times New Roman" w:hAnsi="Times New Roman" w:cs="Times New Roman"/>
           <w:color w:val="000000" w:themeColor="text1"/>
           <w:sz w:val="28"/>
           <w:szCs w:val="28"/>
@@ -987,9 +1146,10 @@
     </w:p>
     <w:p>
       <w:pPr>
-        <w:spacing w:line="360" w:lineRule="auto"/>
+        <w:spacing w:after="0" w:line="360" w:lineRule="auto"/>
         <w:jc w:val="center"/>
         <w:rPr>
+          <w:rFonts w:ascii="Times New Roman" w:eastAsia="Times New Roman" w:hAnsi="Times New Roman" w:cs="Times New Roman"/>
           <w:color w:val="000000" w:themeColor="text1"/>
           <w:sz w:val="28"/>
           <w:szCs w:val="28"/>
@@ -998,10 +1158,11 @@
     </w:p>
     <w:p>
       <w:pPr>
-        <w:spacing w:line="360" w:lineRule="auto"/>
+        <w:spacing w:after="0" w:line="360" w:lineRule="auto"/>
         <w:ind w:firstLine="709"/>
         <w:jc w:val="center"/>
         <w:rPr>
+          <w:rFonts w:ascii="Times New Roman" w:eastAsia="Times New Roman" w:hAnsi="Times New Roman" w:cs="Times New Roman"/>
           <w:color w:val="000000" w:themeColor="text1"/>
           <w:sz w:val="28"/>
           <w:szCs w:val="28"/>
@@ -1010,10 +1171,11 @@
     </w:p>
     <w:p>
       <w:pPr>
-        <w:spacing w:line="360" w:lineRule="auto"/>
+        <w:spacing w:after="0" w:line="360" w:lineRule="auto"/>
         <w:ind w:firstLine="709"/>
         <w:jc w:val="center"/>
         <w:rPr>
+          <w:rFonts w:ascii="Times New Roman" w:eastAsia="Times New Roman" w:hAnsi="Times New Roman" w:cs="Times New Roman"/>
           <w:color w:val="000000" w:themeColor="text1"/>
           <w:sz w:val="28"/>
           <w:szCs w:val="28"/>
@@ -1022,10 +1184,11 @@
     </w:p>
     <w:p>
       <w:pPr>
-        <w:spacing w:line="360" w:lineRule="auto"/>
+        <w:spacing w:after="0" w:line="360" w:lineRule="auto"/>
         <w:ind w:firstLine="709"/>
         <w:jc w:val="center"/>
         <w:rPr>
+          <w:rFonts w:ascii="Times New Roman" w:eastAsia="Times New Roman" w:hAnsi="Times New Roman" w:cs="Times New Roman"/>
           <w:color w:val="000000" w:themeColor="text1"/>
           <w:sz w:val="28"/>
           <w:szCs w:val="28"/>
@@ -1034,10 +1197,11 @@
     </w:p>
     <w:p>
       <w:pPr>
-        <w:spacing w:line="360" w:lineRule="auto"/>
+        <w:spacing w:after="0" w:line="360" w:lineRule="auto"/>
         <w:ind w:firstLine="709"/>
         <w:jc w:val="center"/>
         <w:rPr>
+          <w:rFonts w:ascii="Times New Roman" w:eastAsia="Times New Roman" w:hAnsi="Times New Roman" w:cs="Times New Roman"/>
           <w:color w:val="000000" w:themeColor="text1"/>
           <w:sz w:val="28"/>
           <w:szCs w:val="28"/>
@@ -1046,9 +1210,10 @@
     </w:p>
     <w:p>
       <w:pPr>
-        <w:spacing w:line="360" w:lineRule="auto"/>
+        <w:spacing w:after="0" w:line="360" w:lineRule="auto"/>
         <w:jc w:val="center"/>
         <w:rPr>
+          <w:rFonts w:ascii="Times New Roman" w:eastAsia="Times New Roman" w:hAnsi="Times New Roman" w:cs="Times New Roman"/>
           <w:color w:val="000000" w:themeColor="text1"/>
           <w:sz w:val="28"/>
           <w:szCs w:val="28"/>
@@ -1056,6 +1221,7 @@
       </w:pPr>
       <w:r>
         <w:rPr>
+          <w:rFonts w:ascii="Times New Roman" w:eastAsia="Times New Roman" w:hAnsi="Times New Roman" w:cs="Times New Roman"/>
           <w:color w:val="000000" w:themeColor="text1"/>
           <w:sz w:val="28"/>
           <w:szCs w:val="28"/>
@@ -1064,6 +1230,7 @@
       </w:r>
       <w:r>
         <w:rPr>
+          <w:rFonts w:ascii="Times New Roman" w:eastAsia="Times New Roman" w:hAnsi="Times New Roman" w:cs="Times New Roman"/>
           <w:color w:val="000000" w:themeColor="text1"/>
           <w:sz w:val="28"/>
           <w:szCs w:val="28"/>
@@ -1072,6 +1239,7 @@
       </w:r>
       <w:r>
         <w:rPr>
+          <w:rFonts w:ascii="Times New Roman" w:eastAsia="Times New Roman" w:hAnsi="Times New Roman" w:cs="Times New Roman"/>
           <w:color w:val="000000" w:themeColor="text1"/>
           <w:sz w:val="28"/>
           <w:szCs w:val="28"/>
@@ -1106,20 +1274,38 @@
         <w:tabs>
           <w:tab w:val="center" w:pos="4821"/>
         </w:tabs>
-        <w:spacing w:line="360" w:lineRule="auto"/>
+        <w:spacing w:after="0" w:line="300" w:lineRule="auto"/>
         <w:ind w:left="11" w:firstLine="697"/>
         <w:contextualSpacing/>
         <w:rPr>
+          <w:rFonts w:ascii="Times New Roman" w:hAnsi="Times New Roman" w:cs="Times New Roman"/>
           <w:color w:val="000000" w:themeColor="text1"/>
           <w:sz w:val="28"/>
         </w:rPr>
       </w:pPr>
       <w:r>
         <w:rPr>
-          <w:color w:val="000000" w:themeColor="text1"/>
-          <w:sz w:val="28"/>
-        </w:rPr>
-        <w:t>В ходе выполнения лабораторных работ была поставлена задача разработки веб-приложения, включающего клиентскую и серверную части.</w:t>
+          <w:rFonts w:ascii="Times New Roman" w:hAnsi="Times New Roman" w:cs="Times New Roman"/>
+          <w:color w:val="000000" w:themeColor="text1"/>
+          <w:sz w:val="28"/>
+        </w:rPr>
+        <w:t>Целью выполнения лабораторных работ является освоение технологий веб-разработки с использованием HTML, CSS и JavaScript, а также разработка пользовательских</w:t>
+      </w:r>
+      <w:r>
+        <w:rPr>
+          <w:rFonts w:ascii="Times New Roman" w:hAnsi="Times New Roman" w:cs="Times New Roman"/>
+          <w:color w:val="000000" w:themeColor="text1"/>
+          <w:sz w:val="28"/>
+        </w:rPr>
+        <w:t xml:space="preserve"> </w:t>
+      </w:r>
+      <w:r>
+        <w:rPr>
+          <w:rFonts w:ascii="Times New Roman" w:hAnsi="Times New Roman" w:cs="Times New Roman"/>
+          <w:color w:val="000000" w:themeColor="text1"/>
+          <w:sz w:val="28"/>
+        </w:rPr>
+        <w:t>интерфейсов.</w:t>
       </w:r>
     </w:p>
     <w:p>
@@ -1127,16 +1313,18 @@
         <w:tabs>
           <w:tab w:val="center" w:pos="4821"/>
         </w:tabs>
-        <w:spacing w:line="360" w:lineRule="auto"/>
+        <w:spacing w:after="0" w:line="300" w:lineRule="auto"/>
         <w:ind w:left="11" w:firstLine="697"/>
         <w:contextualSpacing/>
         <w:rPr>
+          <w:rFonts w:ascii="Times New Roman" w:hAnsi="Times New Roman" w:cs="Times New Roman"/>
           <w:color w:val="000000" w:themeColor="text1"/>
           <w:sz w:val="28"/>
         </w:rPr>
       </w:pPr>
       <w:r>
         <w:rPr>
+          <w:rFonts w:ascii="Times New Roman" w:hAnsi="Times New Roman" w:cs="Times New Roman"/>
           <w:color w:val="000000" w:themeColor="text1"/>
           <w:sz w:val="28"/>
         </w:rPr>
@@ -1148,16 +1336,18 @@
         <w:tabs>
           <w:tab w:val="center" w:pos="4821"/>
         </w:tabs>
-        <w:spacing w:line="360" w:lineRule="auto"/>
+        <w:spacing w:after="0" w:line="300" w:lineRule="auto"/>
         <w:ind w:left="11" w:firstLine="697"/>
         <w:contextualSpacing/>
         <w:rPr>
+          <w:rFonts w:ascii="Times New Roman" w:hAnsi="Times New Roman" w:cs="Times New Roman"/>
           <w:color w:val="000000" w:themeColor="text1"/>
           <w:sz w:val="28"/>
         </w:rPr>
       </w:pPr>
       <w:r>
         <w:rPr>
+          <w:rFonts w:ascii="Times New Roman" w:hAnsi="Times New Roman" w:cs="Times New Roman"/>
           <w:color w:val="000000" w:themeColor="text1"/>
           <w:sz w:val="28"/>
         </w:rPr>
@@ -1174,7 +1364,7 @@
         <w:tabs>
           <w:tab w:val="center" w:pos="4821"/>
         </w:tabs>
-        <w:spacing w:after="0" w:line="360" w:lineRule="auto"/>
+        <w:spacing w:after="0" w:line="300" w:lineRule="auto"/>
         <w:rPr>
           <w:rFonts w:ascii="Times New Roman" w:hAnsi="Times New Roman" w:cs="Times New Roman"/>
           <w:color w:val="000000" w:themeColor="text1"/>
@@ -1217,7 +1407,7 @@
         <w:tabs>
           <w:tab w:val="center" w:pos="4821"/>
         </w:tabs>
-        <w:spacing w:after="0" w:line="360" w:lineRule="auto"/>
+        <w:spacing w:after="0" w:line="300" w:lineRule="auto"/>
         <w:rPr>
           <w:rFonts w:ascii="Times New Roman" w:hAnsi="Times New Roman" w:cs="Times New Roman"/>
           <w:color w:val="000000" w:themeColor="text1"/>
@@ -1230,7 +1420,23 @@
           <w:color w:val="000000" w:themeColor="text1"/>
           <w:sz w:val="28"/>
         </w:rPr>
-        <w:t>заявки - занятия, включающие день недели, время и аудиторию.</w:t>
+        <w:t xml:space="preserve">заявки </w:t>
+      </w:r>
+      <w:r>
+        <w:rPr>
+          <w:rFonts w:ascii="Times New Roman" w:hAnsi="Times New Roman" w:cs="Times New Roman"/>
+          <w:color w:val="000000" w:themeColor="text1"/>
+          <w:sz w:val="28"/>
+        </w:rPr>
+        <w:t>-</w:t>
+      </w:r>
+      <w:r>
+        <w:rPr>
+          <w:rFonts w:ascii="Times New Roman" w:hAnsi="Times New Roman" w:cs="Times New Roman"/>
+          <w:color w:val="000000" w:themeColor="text1"/>
+          <w:sz w:val="28"/>
+        </w:rPr>
+        <w:t xml:space="preserve"> занятия, включающие день недели, время и аудиторию.</w:t>
       </w:r>
     </w:p>
     <w:p>
@@ -1238,16 +1444,18 @@
         <w:tabs>
           <w:tab w:val="center" w:pos="4821"/>
         </w:tabs>
-        <w:spacing w:line="360" w:lineRule="auto"/>
+        <w:spacing w:after="0" w:line="300" w:lineRule="auto"/>
         <w:ind w:left="11" w:firstLine="697"/>
         <w:contextualSpacing/>
         <w:rPr>
+          <w:rFonts w:ascii="Times New Roman" w:hAnsi="Times New Roman" w:cs="Times New Roman"/>
           <w:color w:val="000000" w:themeColor="text1"/>
           <w:sz w:val="28"/>
         </w:rPr>
       </w:pPr>
       <w:r>
         <w:rPr>
+          <w:rFonts w:ascii="Times New Roman" w:hAnsi="Times New Roman" w:cs="Times New Roman"/>
           <w:color w:val="000000" w:themeColor="text1"/>
           <w:sz w:val="28"/>
         </w:rPr>
@@ -1259,205 +1467,23 @@
         <w:tabs>
           <w:tab w:val="center" w:pos="4821"/>
         </w:tabs>
-        <w:spacing w:line="360" w:lineRule="auto"/>
+        <w:spacing w:after="0" w:line="360" w:lineRule="auto"/>
         <w:ind w:firstLine="709"/>
         <w:contextualSpacing/>
         <w:jc w:val="both"/>
         <w:rPr>
+          <w:rFonts w:ascii="Times New Roman" w:hAnsi="Times New Roman" w:cs="Times New Roman"/>
           <w:color w:val="000000" w:themeColor="text1"/>
           <w:sz w:val="28"/>
         </w:rPr>
       </w:pPr>
       <w:r>
         <w:rPr>
+          <w:rFonts w:ascii="Times New Roman" w:hAnsi="Times New Roman" w:cs="Times New Roman"/>
           <w:color w:val="000000" w:themeColor="text1"/>
           <w:sz w:val="28"/>
         </w:rPr>
         <w:t>В рамках выполнения работы были поставлены следующие задачи:</w:t>
-      </w:r>
-    </w:p>
-    <w:p>
-      <w:pPr>
-        <w:pStyle w:val="af0"/>
-        <w:numPr>
-          <w:ilvl w:val="0"/>
-          <w:numId w:val="38"/>
-        </w:numPr>
-        <w:spacing w:before="100" w:beforeAutospacing="1" w:after="100" w:afterAutospacing="1" w:line="360" w:lineRule="auto"/>
-        <w:rPr>
-          <w:rFonts w:ascii="Times New Roman" w:eastAsia="Times New Roman" w:hAnsi="Times New Roman" w:cs="Times New Roman"/>
-          <w:color w:val="000000"/>
-          <w:sz w:val="28"/>
-          <w:szCs w:val="28"/>
-          <w:lang w:eastAsia="ru-RU"/>
-        </w:rPr>
-      </w:pPr>
-      <w:r>
-        <w:rPr>
-          <w:rFonts w:ascii="Times New Roman" w:eastAsia="Times New Roman" w:hAnsi="Times New Roman" w:cs="Times New Roman"/>
-          <w:color w:val="000000"/>
-          <w:sz w:val="28"/>
-          <w:szCs w:val="28"/>
-          <w:lang w:eastAsia="ru-RU"/>
-        </w:rPr>
-        <w:t>разработка пользовательского интерфейса веб-приложения с использованием HTML и CSS;</w:t>
-      </w:r>
-    </w:p>
-    <w:p>
-      <w:pPr>
-        <w:pStyle w:val="af0"/>
-        <w:numPr>
-          <w:ilvl w:val="0"/>
-          <w:numId w:val="38"/>
-        </w:numPr>
-        <w:spacing w:before="100" w:beforeAutospacing="1" w:after="100" w:afterAutospacing="1" w:line="360" w:lineRule="auto"/>
-        <w:rPr>
-          <w:rFonts w:ascii="Times New Roman" w:eastAsia="Times New Roman" w:hAnsi="Times New Roman" w:cs="Times New Roman"/>
-          <w:color w:val="000000"/>
-          <w:sz w:val="28"/>
-          <w:szCs w:val="28"/>
-          <w:lang w:eastAsia="ru-RU"/>
-        </w:rPr>
-      </w:pPr>
-      <w:r>
-        <w:rPr>
-          <w:rFonts w:ascii="Times New Roman" w:eastAsia="Times New Roman" w:hAnsi="Times New Roman" w:cs="Times New Roman"/>
-          <w:color w:val="000000"/>
-          <w:sz w:val="28"/>
-          <w:szCs w:val="28"/>
-          <w:lang w:eastAsia="ru-RU"/>
-        </w:rPr>
-        <w:t>реализация карточек с данными;</w:t>
-      </w:r>
-    </w:p>
-    <w:p>
-      <w:pPr>
-        <w:pStyle w:val="af0"/>
-        <w:numPr>
-          <w:ilvl w:val="0"/>
-          <w:numId w:val="38"/>
-        </w:numPr>
-        <w:spacing w:before="100" w:beforeAutospacing="1" w:after="100" w:afterAutospacing="1" w:line="360" w:lineRule="auto"/>
-        <w:rPr>
-          <w:rFonts w:ascii="Times New Roman" w:eastAsia="Times New Roman" w:hAnsi="Times New Roman" w:cs="Times New Roman"/>
-          <w:color w:val="000000"/>
-          <w:sz w:val="28"/>
-          <w:szCs w:val="28"/>
-          <w:lang w:eastAsia="ru-RU"/>
-        </w:rPr>
-      </w:pPr>
-      <w:r>
-        <w:rPr>
-          <w:rFonts w:ascii="Times New Roman" w:eastAsia="Times New Roman" w:hAnsi="Times New Roman" w:cs="Times New Roman"/>
-          <w:color w:val="000000"/>
-          <w:sz w:val="28"/>
-          <w:szCs w:val="28"/>
-          <w:lang w:eastAsia="ru-RU"/>
-        </w:rPr>
-        <w:t>разработка серверного приложения с использованием Express.js;</w:t>
-      </w:r>
-    </w:p>
-    <w:p>
-      <w:pPr>
-        <w:pStyle w:val="af0"/>
-        <w:numPr>
-          <w:ilvl w:val="0"/>
-          <w:numId w:val="38"/>
-        </w:numPr>
-        <w:spacing w:before="100" w:beforeAutospacing="1" w:after="100" w:afterAutospacing="1" w:line="360" w:lineRule="auto"/>
-        <w:rPr>
-          <w:rFonts w:ascii="Times New Roman" w:eastAsia="Times New Roman" w:hAnsi="Times New Roman" w:cs="Times New Roman"/>
-          <w:color w:val="000000"/>
-          <w:sz w:val="28"/>
-          <w:szCs w:val="28"/>
-          <w:lang w:eastAsia="ru-RU"/>
-        </w:rPr>
-      </w:pPr>
-      <w:r>
-        <w:rPr>
-          <w:rFonts w:ascii="Times New Roman" w:eastAsia="Times New Roman" w:hAnsi="Times New Roman" w:cs="Times New Roman"/>
-          <w:color w:val="000000"/>
-          <w:sz w:val="28"/>
-          <w:szCs w:val="28"/>
-          <w:lang w:eastAsia="ru-RU"/>
-        </w:rPr>
-        <w:t>реализация REST API для работы с расписанием;</w:t>
-      </w:r>
-    </w:p>
-    <w:p>
-      <w:pPr>
-        <w:pStyle w:val="af0"/>
-        <w:numPr>
-          <w:ilvl w:val="0"/>
-          <w:numId w:val="38"/>
-        </w:numPr>
-        <w:spacing w:before="100" w:beforeAutospacing="1" w:after="100" w:afterAutospacing="1" w:line="360" w:lineRule="auto"/>
-        <w:rPr>
-          <w:rFonts w:ascii="Times New Roman" w:eastAsia="Times New Roman" w:hAnsi="Times New Roman" w:cs="Times New Roman"/>
-          <w:color w:val="000000"/>
-          <w:sz w:val="28"/>
-          <w:szCs w:val="28"/>
-          <w:lang w:eastAsia="ru-RU"/>
-        </w:rPr>
-      </w:pPr>
-      <w:r>
-        <w:rPr>
-          <w:rFonts w:ascii="Times New Roman" w:eastAsia="Times New Roman" w:hAnsi="Times New Roman" w:cs="Times New Roman"/>
-          <w:color w:val="000000"/>
-          <w:sz w:val="28"/>
-          <w:szCs w:val="28"/>
-          <w:lang w:eastAsia="ru-RU"/>
-        </w:rPr>
-        <w:t xml:space="preserve">тестирование API с использованием </w:t>
-      </w:r>
-      <w:proofErr w:type="spellStart"/>
-      <w:r>
-        <w:rPr>
-          <w:rFonts w:ascii="Times New Roman" w:eastAsia="Times New Roman" w:hAnsi="Times New Roman" w:cs="Times New Roman"/>
-          <w:color w:val="000000"/>
-          <w:sz w:val="28"/>
-          <w:szCs w:val="28"/>
-          <w:lang w:eastAsia="ru-RU"/>
-        </w:rPr>
-        <w:t>Postman</w:t>
-      </w:r>
-      <w:proofErr w:type="spellEnd"/>
-      <w:r>
-        <w:rPr>
-          <w:rFonts w:ascii="Times New Roman" w:eastAsia="Times New Roman" w:hAnsi="Times New Roman" w:cs="Times New Roman"/>
-          <w:color w:val="000000"/>
-          <w:sz w:val="28"/>
-          <w:szCs w:val="28"/>
-          <w:lang w:eastAsia="ru-RU"/>
-        </w:rPr>
-        <w:t>;</w:t>
-      </w:r>
-    </w:p>
-    <w:p>
-      <w:pPr>
-        <w:pStyle w:val="af0"/>
-        <w:numPr>
-          <w:ilvl w:val="0"/>
-          <w:numId w:val="38"/>
-        </w:numPr>
-        <w:spacing w:before="100" w:beforeAutospacing="1" w:after="100" w:afterAutospacing="1" w:line="360" w:lineRule="auto"/>
-        <w:rPr>
-          <w:rFonts w:ascii="Times New Roman" w:eastAsia="Times New Roman" w:hAnsi="Times New Roman" w:cs="Times New Roman"/>
-          <w:color w:val="000000"/>
-          <w:sz w:val="28"/>
-          <w:szCs w:val="28"/>
-          <w:lang w:eastAsia="ru-RU"/>
-        </w:rPr>
-      </w:pPr>
-      <w:r>
-        <w:rPr>
-          <w:rFonts w:ascii="Times New Roman" w:eastAsia="Times New Roman" w:hAnsi="Times New Roman" w:cs="Times New Roman"/>
-          <w:color w:val="000000"/>
-          <w:sz w:val="28"/>
-          <w:szCs w:val="28"/>
-          <w:lang w:eastAsia="ru-RU"/>
-        </w:rPr>
-        <w:t>учет ограничений при составлении расписания.</w:t>
       </w:r>
     </w:p>
     <w:p>
@@ -1482,6 +1508,122 @@
         <w:rPr>
           <w:rFonts w:ascii="Times New Roman" w:hAnsi="Times New Roman" w:cs="Times New Roman"/>
           <w:color w:val="000000" w:themeColor="text1"/>
+          <w:sz w:val="28"/>
+        </w:rPr>
+        <w:t>разработка структуры данных для описания преподавателей и занятий;</w:t>
+      </w:r>
+    </w:p>
+    <w:p>
+      <w:pPr>
+        <w:pStyle w:val="af0"/>
+        <w:numPr>
+          <w:ilvl w:val="0"/>
+          <w:numId w:val="38"/>
+        </w:numPr>
+        <w:tabs>
+          <w:tab w:val="center" w:pos="4821"/>
+        </w:tabs>
+        <w:spacing w:after="0" w:line="360" w:lineRule="auto"/>
+        <w:jc w:val="both"/>
+        <w:rPr>
+          <w:rFonts w:ascii="Times New Roman" w:hAnsi="Times New Roman" w:cs="Times New Roman"/>
+          <w:color w:val="000000" w:themeColor="text1"/>
+          <w:sz w:val="28"/>
+        </w:rPr>
+      </w:pPr>
+      <w:r>
+        <w:rPr>
+          <w:rFonts w:ascii="Times New Roman" w:hAnsi="Times New Roman" w:cs="Times New Roman"/>
+          <w:color w:val="000000" w:themeColor="text1"/>
+          <w:sz w:val="28"/>
+        </w:rPr>
+        <w:t>реализация пользовательского интерфейса веб-приложения;</w:t>
+      </w:r>
+    </w:p>
+    <w:p>
+      <w:pPr>
+        <w:pStyle w:val="af0"/>
+        <w:numPr>
+          <w:ilvl w:val="0"/>
+          <w:numId w:val="38"/>
+        </w:numPr>
+        <w:tabs>
+          <w:tab w:val="center" w:pos="4821"/>
+        </w:tabs>
+        <w:spacing w:after="0" w:line="360" w:lineRule="auto"/>
+        <w:jc w:val="both"/>
+        <w:rPr>
+          <w:rFonts w:ascii="Times New Roman" w:hAnsi="Times New Roman" w:cs="Times New Roman"/>
+          <w:color w:val="000000" w:themeColor="text1"/>
+          <w:sz w:val="28"/>
+        </w:rPr>
+      </w:pPr>
+      <w:r>
+        <w:rPr>
+          <w:rFonts w:ascii="Times New Roman" w:hAnsi="Times New Roman" w:cs="Times New Roman"/>
+          <w:color w:val="000000" w:themeColor="text1"/>
+          <w:sz w:val="28"/>
+        </w:rPr>
+        <w:t>разработка калькулятора с использованием HTML и CSS;</w:t>
+      </w:r>
+    </w:p>
+    <w:p>
+      <w:pPr>
+        <w:pStyle w:val="af0"/>
+        <w:numPr>
+          <w:ilvl w:val="0"/>
+          <w:numId w:val="38"/>
+        </w:numPr>
+        <w:tabs>
+          <w:tab w:val="center" w:pos="4821"/>
+        </w:tabs>
+        <w:spacing w:after="0" w:line="360" w:lineRule="auto"/>
+        <w:jc w:val="both"/>
+        <w:rPr>
+          <w:rFonts w:ascii="Times New Roman" w:hAnsi="Times New Roman" w:cs="Times New Roman"/>
+          <w:color w:val="000000" w:themeColor="text1"/>
+          <w:sz w:val="28"/>
+        </w:rPr>
+      </w:pPr>
+      <w:r>
+        <w:rPr>
+          <w:rFonts w:ascii="Times New Roman" w:hAnsi="Times New Roman" w:cs="Times New Roman"/>
+          <w:color w:val="000000" w:themeColor="text1"/>
+          <w:sz w:val="28"/>
+        </w:rPr>
+        <w:t>реализация логики работы приложения на JavaScript;</w:t>
+      </w:r>
+    </w:p>
+    <w:p>
+      <w:pPr>
+        <w:pStyle w:val="af0"/>
+        <w:numPr>
+          <w:ilvl w:val="0"/>
+          <w:numId w:val="38"/>
+        </w:numPr>
+        <w:tabs>
+          <w:tab w:val="center" w:pos="4821"/>
+        </w:tabs>
+        <w:spacing w:after="0" w:line="360" w:lineRule="auto"/>
+        <w:jc w:val="both"/>
+        <w:rPr>
+          <w:rFonts w:ascii="Times New Roman" w:hAnsi="Times New Roman" w:cs="Times New Roman"/>
+          <w:color w:val="000000" w:themeColor="text1"/>
+          <w:sz w:val="28"/>
+        </w:rPr>
+      </w:pPr>
+      <w:r>
+        <w:rPr>
+          <w:rFonts w:ascii="Times New Roman" w:hAnsi="Times New Roman" w:cs="Times New Roman"/>
+          <w:color w:val="000000" w:themeColor="text1"/>
+          <w:sz w:val="28"/>
+        </w:rPr>
+        <w:t>учет ограничений при составлении расписания.</w:t>
+      </w:r>
+      <w:r>
+        <w:rPr>
+          <w:rFonts w:ascii="Times New Roman" w:hAnsi="Times New Roman" w:cs="Times New Roman"/>
+          <w:color w:val="000000" w:themeColor="text1"/>
         </w:rPr>
         <w:br w:type="page" w:clear="all"/>
       </w:r>
@@ -1489,9 +1631,9 @@
     <w:p>
       <w:pPr>
         <w:pStyle w:val="1"/>
-        <w:spacing w:line="360" w:lineRule="auto"/>
+        <w:spacing w:before="0" w:line="360" w:lineRule="auto"/>
+        <w:ind w:firstLine="709"/>
         <w:contextualSpacing/>
-        <w:jc w:val="center"/>
         <w:rPr>
           <w:rFonts w:cs="Times New Roman"/>
           <w:color w:val="000000" w:themeColor="text1"/>
@@ -1504,28 +1646,30 @@
           <w:color w:val="000000" w:themeColor="text1"/>
         </w:rPr>
         <w:lastRenderedPageBreak/>
-        <w:t>ЛАБОРАТОРНАЯ РАБОТА №</w:t>
+        <w:t xml:space="preserve">ЛАБОРАТОРНАЯ РАБОТА №1 (Калькулятор </w:t>
       </w:r>
       <w:r>
         <w:rPr>
           <w:rFonts w:cs="Times New Roman"/>
           <w:color w:val="000000" w:themeColor="text1"/>
-        </w:rPr>
-        <w:t>3</w:t>
+          <w:lang w:val="en-US"/>
+        </w:rPr>
+        <w:t>HTML</w:t>
       </w:r>
       <w:r>
         <w:rPr>
           <w:rFonts w:cs="Times New Roman"/>
           <w:color w:val="000000" w:themeColor="text1"/>
         </w:rPr>
-        <w:t xml:space="preserve"> (</w:t>
+        <w:t>/</w:t>
       </w:r>
       <w:r>
         <w:rPr>
           <w:rFonts w:cs="Times New Roman"/>
           <w:color w:val="000000" w:themeColor="text1"/>
-        </w:rPr>
-        <w:t>Карточки HTML/CSS</w:t>
+          <w:lang w:val="en-US"/>
+        </w:rPr>
+        <w:t>CSS</w:t>
       </w:r>
       <w:r>
         <w:rPr>
@@ -1542,8 +1686,6 @@
         <w:spacing w:after="0" w:line="360" w:lineRule="auto"/>
         <w:rPr>
           <w:rFonts w:ascii="Times New Roman" w:eastAsia="Times New Roman" w:hAnsi="Times New Roman" w:cs="Times New Roman"/>
-          <w:b/>
-          <w:bCs/>
           <w:color w:val="000000"/>
           <w:sz w:val="28"/>
           <w:szCs w:val="28"/>
@@ -1570,7 +1712,7 @@
           <w:szCs w:val="28"/>
           <w:lang w:eastAsia="ru-RU"/>
         </w:rPr>
-        <w:t xml:space="preserve"> </w:t>
+        <w:t xml:space="preserve"> Освоение основ верстки веб-интерфейсов с использованием HTML и CSS.</w:t>
       </w:r>
       <w:r>
         <w:rPr>
@@ -1580,7 +1722,7 @@
           <w:szCs w:val="28"/>
           <w:lang w:eastAsia="ru-RU"/>
         </w:rPr>
-        <w:t>Освоение основ верстки веб-интерфейсов с использованием HTML и CSS.</w:t>
+        <w:br/>
       </w:r>
       <w:r>
         <w:rPr>
@@ -1604,323 +1746,130 @@
         </w:rPr>
         <w:t>Задачи:</w:t>
       </w:r>
+      <w:r>
+        <w:rPr>
+          <w:rFonts w:ascii="Times New Roman" w:eastAsia="Times New Roman" w:hAnsi="Times New Roman" w:cs="Times New Roman"/>
+          <w:b/>
+          <w:bCs/>
+          <w:color w:val="000000"/>
+          <w:sz w:val="28"/>
+          <w:szCs w:val="28"/>
+          <w:lang w:eastAsia="ru-RU"/>
+        </w:rPr>
+        <w:br/>
+      </w:r>
+      <w:r>
+        <w:rPr>
+          <w:rFonts w:ascii="Times New Roman" w:eastAsia="Times New Roman" w:hAnsi="Times New Roman" w:cs="Times New Roman"/>
+          <w:color w:val="000000"/>
+          <w:sz w:val="28"/>
+          <w:szCs w:val="28"/>
+          <w:lang w:eastAsia="ru-RU"/>
+        </w:rPr>
+        <w:t>– разработать структуру страницы;</w:t>
+      </w:r>
+      <w:r>
+        <w:rPr>
+          <w:rFonts w:ascii="Times New Roman" w:eastAsia="Times New Roman" w:hAnsi="Times New Roman" w:cs="Times New Roman"/>
+          <w:color w:val="000000"/>
+          <w:sz w:val="28"/>
+          <w:szCs w:val="28"/>
+          <w:lang w:eastAsia="ru-RU"/>
+        </w:rPr>
+        <w:br/>
+        <w:t>– реализовать интерфейс калькулятора;</w:t>
+      </w:r>
+      <w:r>
+        <w:rPr>
+          <w:rFonts w:ascii="Times New Roman" w:eastAsia="Times New Roman" w:hAnsi="Times New Roman" w:cs="Times New Roman"/>
+          <w:color w:val="000000"/>
+          <w:sz w:val="28"/>
+          <w:szCs w:val="28"/>
+          <w:lang w:eastAsia="ru-RU"/>
+        </w:rPr>
+        <w:br/>
+        <w:t>– оформить стили элементов;</w:t>
+      </w:r>
+    </w:p>
+    <w:p>
+      <w:pPr>
+        <w:pStyle w:val="af0"/>
+        <w:spacing w:after="0" w:line="240" w:lineRule="auto"/>
+        <w:rPr>
+          <w:rFonts w:ascii="Times New Roman" w:eastAsia="Times New Roman" w:hAnsi="Times New Roman" w:cs="Times New Roman"/>
+          <w:sz w:val="28"/>
+          <w:szCs w:val="28"/>
+          <w:lang w:eastAsia="ru-RU"/>
+        </w:rPr>
+      </w:pPr>
+    </w:p>
+    <w:p>
+      <w:pPr>
+        <w:pStyle w:val="af0"/>
+        <w:spacing w:after="0" w:line="360" w:lineRule="auto"/>
+        <w:rPr>
+          <w:rFonts w:ascii="Times New Roman" w:eastAsia="Times New Roman" w:hAnsi="Times New Roman" w:cs="Times New Roman"/>
+          <w:b/>
+          <w:bCs/>
+          <w:sz w:val="28"/>
+          <w:szCs w:val="28"/>
+          <w:lang w:eastAsia="ru-RU"/>
+        </w:rPr>
+      </w:pPr>
+      <w:r>
+        <w:rPr>
+          <w:rFonts w:ascii="Times New Roman" w:eastAsia="Times New Roman" w:hAnsi="Times New Roman" w:cs="Times New Roman"/>
+          <w:b/>
+          <w:bCs/>
+          <w:sz w:val="28"/>
+          <w:szCs w:val="28"/>
+          <w:lang w:eastAsia="ru-RU"/>
+        </w:rPr>
+        <w:t>Описание проекта</w:t>
+      </w:r>
+    </w:p>
+    <w:p>
+      <w:pPr>
+        <w:pStyle w:val="af0"/>
+        <w:spacing w:after="0" w:line="360" w:lineRule="auto"/>
+        <w:rPr>
+          <w:rFonts w:ascii="Times New Roman" w:eastAsia="Times New Roman" w:hAnsi="Times New Roman" w:cs="Times New Roman"/>
+          <w:sz w:val="28"/>
+          <w:szCs w:val="28"/>
+          <w:lang w:eastAsia="ru-RU"/>
+        </w:rPr>
+      </w:pPr>
+      <w:r>
+        <w:rPr>
+          <w:rFonts w:ascii="Times New Roman" w:eastAsia="Times New Roman" w:hAnsi="Times New Roman" w:cs="Times New Roman"/>
+          <w:sz w:val="28"/>
+          <w:szCs w:val="28"/>
+          <w:lang w:eastAsia="ru-RU"/>
+        </w:rPr>
+        <w:t>Проект представляет собой веб-калькулятор, реализованный с использованием HTML и CSS. В рамках работы был разработан пользовательский интерфейс, включающий элементы ввода чисел и выполнения арифметических операций.</w:t>
+      </w:r>
+    </w:p>
+    <w:p>
+      <w:pPr>
+        <w:pStyle w:val="af0"/>
+        <w:spacing w:after="0" w:line="360" w:lineRule="auto"/>
+        <w:rPr>
+          <w:rFonts w:ascii="Times New Roman" w:eastAsia="Times New Roman" w:hAnsi="Times New Roman" w:cs="Times New Roman"/>
+          <w:sz w:val="28"/>
+          <w:szCs w:val="28"/>
+          <w:lang w:eastAsia="ru-RU"/>
+        </w:rPr>
+      </w:pPr>
     </w:p>
     <w:p>
       <w:pPr>
         <w:pStyle w:val="af0"/>
         <w:numPr>
           <w:ilvl w:val="0"/>
-          <w:numId w:val="40"/>
+          <w:numId w:val="24"/>
         </w:numPr>
         <w:spacing w:after="0" w:line="360" w:lineRule="auto"/>
-        <w:rPr>
-          <w:rFonts w:ascii="Times New Roman" w:eastAsia="Times New Roman" w:hAnsi="Times New Roman" w:cs="Times New Roman"/>
-          <w:color w:val="000000"/>
-          <w:sz w:val="28"/>
-          <w:szCs w:val="28"/>
-          <w:lang w:eastAsia="ru-RU"/>
-        </w:rPr>
-      </w:pPr>
-      <w:r>
-        <w:rPr>
-          <w:rFonts w:ascii="Times New Roman" w:eastAsia="Times New Roman" w:hAnsi="Times New Roman" w:cs="Times New Roman"/>
-          <w:color w:val="000000"/>
-          <w:sz w:val="28"/>
-          <w:szCs w:val="28"/>
-          <w:lang w:eastAsia="ru-RU"/>
-        </w:rPr>
-        <w:t>разработать структуру HTML-страницы;</w:t>
-      </w:r>
-    </w:p>
-    <w:p>
-      <w:pPr>
-        <w:pStyle w:val="af0"/>
-        <w:numPr>
-          <w:ilvl w:val="0"/>
-          <w:numId w:val="40"/>
-        </w:numPr>
-        <w:spacing w:after="0" w:line="360" w:lineRule="auto"/>
-        <w:rPr>
-          <w:rFonts w:ascii="Times New Roman" w:eastAsia="Times New Roman" w:hAnsi="Times New Roman" w:cs="Times New Roman"/>
-          <w:color w:val="000000"/>
-          <w:sz w:val="28"/>
-          <w:szCs w:val="28"/>
-          <w:lang w:eastAsia="ru-RU"/>
-        </w:rPr>
-      </w:pPr>
-      <w:r>
-        <w:rPr>
-          <w:rFonts w:ascii="Times New Roman" w:eastAsia="Times New Roman" w:hAnsi="Times New Roman" w:cs="Times New Roman"/>
-          <w:color w:val="000000"/>
-          <w:sz w:val="28"/>
-          <w:szCs w:val="28"/>
-          <w:lang w:eastAsia="ru-RU"/>
-        </w:rPr>
-        <w:t>реализовать карточки с данными;</w:t>
-      </w:r>
-    </w:p>
-    <w:p>
-      <w:pPr>
-        <w:pStyle w:val="af0"/>
-        <w:numPr>
-          <w:ilvl w:val="0"/>
-          <w:numId w:val="40"/>
-        </w:numPr>
-        <w:spacing w:after="0" w:line="360" w:lineRule="auto"/>
-        <w:rPr>
-          <w:rFonts w:ascii="Times New Roman" w:eastAsia="Times New Roman" w:hAnsi="Times New Roman" w:cs="Times New Roman"/>
-          <w:color w:val="000000"/>
-          <w:sz w:val="28"/>
-          <w:szCs w:val="28"/>
-          <w:lang w:eastAsia="ru-RU"/>
-        </w:rPr>
-      </w:pPr>
-      <w:r>
-        <w:rPr>
-          <w:rFonts w:ascii="Times New Roman" w:eastAsia="Times New Roman" w:hAnsi="Times New Roman" w:cs="Times New Roman"/>
-          <w:color w:val="000000"/>
-          <w:sz w:val="28"/>
-          <w:szCs w:val="28"/>
-          <w:lang w:eastAsia="ru-RU"/>
-        </w:rPr>
-        <w:t>применить стилизацию с использованием CSS;</w:t>
-      </w:r>
-    </w:p>
-    <w:p>
-      <w:pPr>
-        <w:pStyle w:val="af0"/>
-        <w:numPr>
-          <w:ilvl w:val="0"/>
-          <w:numId w:val="40"/>
-        </w:numPr>
-        <w:spacing w:after="0" w:line="360" w:lineRule="auto"/>
-        <w:rPr>
-          <w:rFonts w:ascii="Times New Roman" w:eastAsia="Times New Roman" w:hAnsi="Times New Roman" w:cs="Times New Roman"/>
-          <w:color w:val="000000"/>
-          <w:sz w:val="28"/>
-          <w:szCs w:val="28"/>
-          <w:lang w:eastAsia="ru-RU"/>
-        </w:rPr>
-      </w:pPr>
-      <w:r>
-        <w:rPr>
-          <w:rFonts w:ascii="Times New Roman" w:eastAsia="Times New Roman" w:hAnsi="Times New Roman" w:cs="Times New Roman"/>
-          <w:color w:val="000000"/>
-          <w:sz w:val="28"/>
-          <w:szCs w:val="28"/>
-          <w:lang w:eastAsia="ru-RU"/>
-        </w:rPr>
-        <w:t>реализовать цветовую схему интерфейса;</w:t>
-      </w:r>
-    </w:p>
-    <w:p>
-      <w:pPr>
-        <w:pStyle w:val="af0"/>
-        <w:numPr>
-          <w:ilvl w:val="0"/>
-          <w:numId w:val="40"/>
-        </w:numPr>
-        <w:spacing w:after="0" w:line="360" w:lineRule="auto"/>
-        <w:rPr>
-          <w:rFonts w:ascii="Times New Roman" w:eastAsia="Times New Roman" w:hAnsi="Times New Roman" w:cs="Times New Roman"/>
-          <w:sz w:val="28"/>
-          <w:szCs w:val="28"/>
-          <w:lang w:eastAsia="ru-RU"/>
-        </w:rPr>
-      </w:pPr>
-      <w:r>
-        <w:rPr>
-          <w:rFonts w:ascii="Times New Roman" w:eastAsia="Times New Roman" w:hAnsi="Times New Roman" w:cs="Times New Roman"/>
-          <w:color w:val="000000"/>
-          <w:sz w:val="28"/>
-          <w:szCs w:val="28"/>
-          <w:lang w:eastAsia="ru-RU"/>
-        </w:rPr>
-        <w:t>обеспечить удобство отображения элементов;</w:t>
-      </w:r>
-    </w:p>
-    <w:p>
-      <w:pPr>
-        <w:spacing w:line="360" w:lineRule="auto"/>
-        <w:ind w:left="709"/>
-        <w:rPr>
-          <w:b/>
-          <w:bCs/>
-          <w:sz w:val="28"/>
-          <w:szCs w:val="28"/>
-        </w:rPr>
-      </w:pPr>
-      <w:r>
-        <w:rPr>
-          <w:b/>
-          <w:bCs/>
-          <w:sz w:val="28"/>
-          <w:szCs w:val="28"/>
-        </w:rPr>
-        <w:t>Описание проекта</w:t>
-      </w:r>
-      <w:r>
-        <w:rPr>
-          <w:b/>
-          <w:bCs/>
-          <w:sz w:val="28"/>
-          <w:szCs w:val="28"/>
-        </w:rPr>
-        <w:t>:</w:t>
-      </w:r>
-    </w:p>
-    <w:p>
-      <w:pPr>
-        <w:pStyle w:val="af0"/>
-        <w:spacing w:after="0" w:line="360" w:lineRule="auto"/>
-        <w:rPr>
-          <w:rFonts w:ascii="Times New Roman" w:eastAsia="Times New Roman" w:hAnsi="Times New Roman" w:cs="Times New Roman"/>
-          <w:sz w:val="28"/>
-          <w:szCs w:val="28"/>
-          <w:lang w:eastAsia="ru-RU"/>
-        </w:rPr>
-      </w:pPr>
-      <w:r>
-        <w:rPr>
-          <w:rFonts w:ascii="Times New Roman" w:eastAsia="Times New Roman" w:hAnsi="Times New Roman" w:cs="Times New Roman"/>
-          <w:sz w:val="28"/>
-          <w:szCs w:val="28"/>
-          <w:lang w:eastAsia="ru-RU"/>
-        </w:rPr>
-        <w:t>Проект представляет собой веб-страницу с карточками, реализованную с использованием HTML и CSS.</w:t>
-      </w:r>
-    </w:p>
-    <w:p>
-      <w:pPr>
-        <w:pStyle w:val="af0"/>
-        <w:spacing w:after="0" w:line="360" w:lineRule="auto"/>
-        <w:rPr>
-          <w:rFonts w:ascii="Times New Roman" w:eastAsia="Times New Roman" w:hAnsi="Times New Roman" w:cs="Times New Roman"/>
-          <w:sz w:val="28"/>
-          <w:szCs w:val="28"/>
-          <w:lang w:eastAsia="ru-RU"/>
-        </w:rPr>
-      </w:pPr>
-      <w:r>
-        <w:rPr>
-          <w:rFonts w:ascii="Times New Roman" w:eastAsia="Times New Roman" w:hAnsi="Times New Roman" w:cs="Times New Roman"/>
-          <w:sz w:val="28"/>
-          <w:szCs w:val="28"/>
-          <w:lang w:eastAsia="ru-RU"/>
-        </w:rPr>
-        <w:t>Каждая карточка содержит:</w:t>
-      </w:r>
-    </w:p>
-    <w:p>
-      <w:pPr>
-        <w:pStyle w:val="af0"/>
-        <w:spacing w:after="0" w:line="360" w:lineRule="auto"/>
-        <w:rPr>
-          <w:rFonts w:ascii="Times New Roman" w:eastAsia="Times New Roman" w:hAnsi="Times New Roman" w:cs="Times New Roman"/>
-          <w:sz w:val="28"/>
-          <w:szCs w:val="28"/>
-          <w:lang w:eastAsia="ru-RU"/>
-        </w:rPr>
-      </w:pPr>
-      <w:r>
-        <w:rPr>
-          <w:rFonts w:ascii="Times New Roman" w:eastAsia="Times New Roman" w:hAnsi="Times New Roman" w:cs="Times New Roman"/>
-          <w:sz w:val="28"/>
-          <w:szCs w:val="28"/>
-          <w:lang w:eastAsia="ru-RU"/>
-        </w:rPr>
-        <w:t>– изображение;</w:t>
-      </w:r>
-    </w:p>
-    <w:p>
-      <w:pPr>
-        <w:pStyle w:val="af0"/>
-        <w:spacing w:after="0" w:line="360" w:lineRule="auto"/>
-        <w:rPr>
-          <w:rFonts w:ascii="Times New Roman" w:eastAsia="Times New Roman" w:hAnsi="Times New Roman" w:cs="Times New Roman"/>
-          <w:sz w:val="28"/>
-          <w:szCs w:val="28"/>
-          <w:lang w:eastAsia="ru-RU"/>
-        </w:rPr>
-      </w:pPr>
-      <w:r>
-        <w:rPr>
-          <w:rFonts w:ascii="Times New Roman" w:eastAsia="Times New Roman" w:hAnsi="Times New Roman" w:cs="Times New Roman"/>
-          <w:sz w:val="28"/>
-          <w:szCs w:val="28"/>
-          <w:lang w:eastAsia="ru-RU"/>
-        </w:rPr>
-        <w:t>– заголовок;</w:t>
-      </w:r>
-    </w:p>
-    <w:p>
-      <w:pPr>
-        <w:pStyle w:val="af0"/>
-        <w:spacing w:after="0" w:line="360" w:lineRule="auto"/>
-        <w:rPr>
-          <w:rFonts w:ascii="Times New Roman" w:eastAsia="Times New Roman" w:hAnsi="Times New Roman" w:cs="Times New Roman"/>
-          <w:sz w:val="28"/>
-          <w:szCs w:val="28"/>
-          <w:lang w:eastAsia="ru-RU"/>
-        </w:rPr>
-      </w:pPr>
-      <w:r>
-        <w:rPr>
-          <w:rFonts w:ascii="Times New Roman" w:eastAsia="Times New Roman" w:hAnsi="Times New Roman" w:cs="Times New Roman"/>
-          <w:sz w:val="28"/>
-          <w:szCs w:val="28"/>
-          <w:lang w:eastAsia="ru-RU"/>
-        </w:rPr>
-        <w:t>– описание;</w:t>
-      </w:r>
-    </w:p>
-    <w:p>
-      <w:pPr>
-        <w:pStyle w:val="af0"/>
-        <w:spacing w:after="0" w:line="360" w:lineRule="auto"/>
-        <w:rPr>
-          <w:rFonts w:ascii="Times New Roman" w:eastAsia="Times New Roman" w:hAnsi="Times New Roman" w:cs="Times New Roman"/>
-          <w:sz w:val="28"/>
-          <w:szCs w:val="28"/>
-          <w:lang w:eastAsia="ru-RU"/>
-        </w:rPr>
-      </w:pPr>
-      <w:r>
-        <w:rPr>
-          <w:rFonts w:ascii="Times New Roman" w:eastAsia="Times New Roman" w:hAnsi="Times New Roman" w:cs="Times New Roman"/>
-          <w:sz w:val="28"/>
-          <w:szCs w:val="28"/>
-          <w:lang w:eastAsia="ru-RU"/>
-        </w:rPr>
-        <w:t>– кнопки взаимодействия.</w:t>
-      </w:r>
-    </w:p>
-    <w:p>
-      <w:pPr>
-        <w:pStyle w:val="af0"/>
-        <w:spacing w:after="0" w:line="360" w:lineRule="auto"/>
-        <w:rPr>
-          <w:rFonts w:ascii="Times New Roman" w:eastAsia="Times New Roman" w:hAnsi="Times New Roman" w:cs="Times New Roman"/>
-          <w:sz w:val="28"/>
-          <w:szCs w:val="28"/>
-          <w:lang w:eastAsia="ru-RU"/>
-        </w:rPr>
-      </w:pPr>
-      <w:r>
-        <w:rPr>
-          <w:rFonts w:ascii="Times New Roman" w:eastAsia="Times New Roman" w:hAnsi="Times New Roman" w:cs="Times New Roman"/>
-          <w:sz w:val="28"/>
-          <w:szCs w:val="28"/>
-          <w:lang w:eastAsia="ru-RU"/>
-        </w:rPr>
-        <w:t>При разработке был выбран единый цветовой стиль, включающий основные и дополнительные цвета интерфейса. Особое внимание уделялось расположению элементов, читаемости текста и визуальной привлекательности.</w:t>
-      </w:r>
-    </w:p>
-    <w:p>
-      <w:pPr>
-        <w:pStyle w:val="af0"/>
-        <w:spacing w:after="0" w:line="360" w:lineRule="auto"/>
-        <w:ind w:left="709"/>
+        <w:ind w:left="0" w:firstLine="709"/>
         <w:jc w:val="both"/>
         <w:rPr>
           <w:rFonts w:ascii="Times New Roman" w:eastAsia="Times New Roman" w:hAnsi="Times New Roman" w:cs="Times New Roman"/>
@@ -1943,11 +1892,12 @@
     </w:p>
     <w:p>
       <w:pPr>
-        <w:spacing w:line="360" w:lineRule="auto"/>
+        <w:spacing w:after="0" w:line="360" w:lineRule="auto"/>
         <w:ind w:firstLine="709"/>
         <w:contextualSpacing/>
         <w:jc w:val="both"/>
         <w:rPr>
+          <w:rFonts w:ascii="Times New Roman" w:eastAsia="Times New Roman" w:hAnsi="Times New Roman" w:cs="Times New Roman"/>
           <w:color w:val="000000" w:themeColor="text1"/>
           <w:sz w:val="28"/>
           <w:szCs w:val="28"/>
@@ -1955,6 +1905,7 @@
       </w:pPr>
       <w:r>
         <w:rPr>
+          <w:rFonts w:ascii="Times New Roman" w:eastAsia="Times New Roman" w:hAnsi="Times New Roman" w:cs="Times New Roman"/>
           <w:color w:val="000000" w:themeColor="text1"/>
           <w:sz w:val="28"/>
           <w:szCs w:val="28"/>
@@ -1963,6 +1914,7 @@
       </w:r>
       <w:r>
         <w:rPr>
+          <w:rFonts w:ascii="Times New Roman" w:eastAsia="Times New Roman" w:hAnsi="Times New Roman" w:cs="Times New Roman"/>
           <w:color w:val="000000" w:themeColor="text1"/>
           <w:sz w:val="28"/>
           <w:szCs w:val="28"/>
@@ -1972,6 +1924,7 @@
       </w:r>
       <w:r>
         <w:rPr>
+          <w:rFonts w:ascii="Times New Roman" w:eastAsia="Times New Roman" w:hAnsi="Times New Roman" w:cs="Times New Roman"/>
           <w:color w:val="000000" w:themeColor="text1"/>
           <w:sz w:val="28"/>
           <w:szCs w:val="28"/>
@@ -1981,11 +1934,12 @@
     </w:p>
     <w:p>
       <w:pPr>
-        <w:spacing w:line="360" w:lineRule="auto"/>
+        <w:spacing w:after="0" w:line="360" w:lineRule="auto"/>
         <w:ind w:firstLine="709"/>
         <w:contextualSpacing/>
         <w:jc w:val="both"/>
         <w:rPr>
+          <w:rFonts w:ascii="Times New Roman" w:eastAsia="Times New Roman" w:hAnsi="Times New Roman" w:cs="Times New Roman"/>
           <w:color w:val="000000" w:themeColor="text1"/>
           <w:sz w:val="28"/>
           <w:szCs w:val="28"/>
@@ -1993,6 +1947,7 @@
       </w:pPr>
       <w:r>
         <w:rPr>
+          <w:rFonts w:ascii="Times New Roman" w:eastAsia="Times New Roman" w:hAnsi="Times New Roman" w:cs="Times New Roman"/>
           <w:color w:val="000000" w:themeColor="text1"/>
           <w:sz w:val="28"/>
           <w:szCs w:val="28"/>
@@ -2001,6 +1956,7 @@
       </w:r>
       <w:r>
         <w:rPr>
+          <w:rFonts w:ascii="Times New Roman" w:eastAsia="Times New Roman" w:hAnsi="Times New Roman" w:cs="Times New Roman"/>
           <w:color w:val="000000" w:themeColor="text1"/>
           <w:sz w:val="28"/>
           <w:szCs w:val="28"/>
@@ -2010,6 +1966,7 @@
       </w:r>
       <w:r>
         <w:rPr>
+          <w:rFonts w:ascii="Times New Roman" w:eastAsia="Times New Roman" w:hAnsi="Times New Roman" w:cs="Times New Roman"/>
           <w:color w:val="000000" w:themeColor="text1"/>
           <w:sz w:val="28"/>
           <w:szCs w:val="28"/>
@@ -2019,9 +1976,64 @@
     </w:p>
     <w:p>
       <w:pPr>
+        <w:spacing w:after="0" w:line="360" w:lineRule="auto"/>
+        <w:ind w:firstLine="709"/>
+        <w:contextualSpacing/>
+        <w:jc w:val="both"/>
+        <w:rPr>
+          <w:rFonts w:ascii="Times New Roman" w:eastAsia="Times New Roman" w:hAnsi="Times New Roman" w:cs="Times New Roman"/>
+          <w:color w:val="000000" w:themeColor="text1"/>
+          <w:sz w:val="28"/>
+          <w:szCs w:val="28"/>
+        </w:rPr>
+      </w:pPr>
+      <w:r>
+        <w:rPr>
+          <w:rFonts w:ascii="Times New Roman" w:eastAsia="Times New Roman" w:hAnsi="Times New Roman" w:cs="Times New Roman"/>
+          <w:color w:val="000000" w:themeColor="text1"/>
+          <w:sz w:val="28"/>
+          <w:szCs w:val="28"/>
+        </w:rPr>
+        <w:t xml:space="preserve">- </w:t>
+      </w:r>
+      <w:r>
+        <w:rPr>
+          <w:rFonts w:ascii="Times New Roman" w:eastAsia="Times New Roman" w:hAnsi="Times New Roman" w:cs="Times New Roman"/>
+          <w:color w:val="000000" w:themeColor="text1"/>
+          <w:sz w:val="28"/>
+          <w:szCs w:val="28"/>
+          <w:lang w:val="en-US"/>
+        </w:rPr>
+        <w:t>JavaScript</w:t>
+      </w:r>
+      <w:r>
+        <w:rPr>
+          <w:rFonts w:ascii="Times New Roman" w:eastAsia="Times New Roman" w:hAnsi="Times New Roman" w:cs="Times New Roman"/>
+          <w:color w:val="000000" w:themeColor="text1"/>
+          <w:sz w:val="28"/>
+          <w:szCs w:val="28"/>
+        </w:rPr>
+        <w:t xml:space="preserve"> – </w:t>
+      </w:r>
+      <w:r>
+        <w:rPr>
+          <w:rFonts w:ascii="Times New Roman" w:eastAsia="Times New Roman" w:hAnsi="Times New Roman" w:cs="Times New Roman"/>
+          <w:color w:val="000000" w:themeColor="text1"/>
+          <w:sz w:val="28"/>
+          <w:szCs w:val="28"/>
+        </w:rPr>
+        <w:t>для создания логики смены темы</w:t>
+      </w:r>
+    </w:p>
+    <w:p>
+      <w:pPr>
         <w:pStyle w:val="af0"/>
+        <w:numPr>
+          <w:ilvl w:val="0"/>
+          <w:numId w:val="24"/>
+        </w:numPr>
         <w:spacing w:after="0" w:line="360" w:lineRule="auto"/>
-        <w:ind w:left="709"/>
+        <w:ind w:left="0" w:firstLine="709"/>
         <w:jc w:val="both"/>
         <w:rPr>
           <w:rFonts w:ascii="Times New Roman" w:eastAsia="Times New Roman" w:hAnsi="Times New Roman" w:cs="Times New Roman"/>
@@ -2040,28 +2052,76 @@
           <w:sz w:val="28"/>
           <w:szCs w:val="28"/>
         </w:rPr>
-        <w:t>Выполненные задания</w:t>
+        <w:t xml:space="preserve"> Выполненные задания</w:t>
       </w:r>
     </w:p>
     <w:p>
       <w:pPr>
-        <w:spacing w:before="100" w:beforeAutospacing="1" w:after="100" w:afterAutospacing="1"/>
+        <w:keepNext/>
+        <w:spacing w:after="0" w:line="360" w:lineRule="auto"/>
+        <w:ind w:firstLine="709"/>
+        <w:contextualSpacing/>
+        <w:jc w:val="both"/>
+        <w:rPr>
+          <w:rFonts w:ascii="Times New Roman" w:eastAsia="Times New Roman" w:hAnsi="Times New Roman" w:cs="Times New Roman"/>
+          <w:sz w:val="28"/>
+          <w:szCs w:val="28"/>
+        </w:rPr>
+      </w:pPr>
+      <w:r>
+        <w:rPr>
+          <w:rFonts w:ascii="Times New Roman" w:eastAsia="Times New Roman" w:hAnsi="Times New Roman" w:cs="Times New Roman"/>
+          <w:color w:val="000000" w:themeColor="text1"/>
+          <w:sz w:val="28"/>
+          <w:szCs w:val="28"/>
+        </w:rPr>
+        <w:lastRenderedPageBreak/>
+        <w:t>В процессе работы был разработан графический интерфейс калькулятора (рис</w:t>
+      </w:r>
+      <w:r>
+        <w:rPr>
+          <w:rFonts w:ascii="Times New Roman" w:eastAsia="Times New Roman" w:hAnsi="Times New Roman" w:cs="Times New Roman"/>
+          <w:color w:val="000000" w:themeColor="text1"/>
+          <w:sz w:val="28"/>
+          <w:szCs w:val="28"/>
+        </w:rPr>
+        <w:t>унок</w:t>
+      </w:r>
+      <w:r>
+        <w:rPr>
+          <w:rFonts w:ascii="Times New Roman" w:eastAsia="Times New Roman" w:hAnsi="Times New Roman" w:cs="Times New Roman"/>
+          <w:color w:val="000000" w:themeColor="text1"/>
+          <w:sz w:val="28"/>
+          <w:szCs w:val="28"/>
+        </w:rPr>
+        <w:t xml:space="preserve"> 1).</w:t>
+      </w:r>
+    </w:p>
+    <w:p>
+      <w:pPr>
+        <w:spacing w:after="0" w:line="360" w:lineRule="auto"/>
+        <w:contextualSpacing/>
         <w:jc w:val="center"/>
         <w:rPr>
-          <w:lang w:val="en-US"/>
+          <w:rFonts w:ascii="Times New Roman" w:eastAsia="Times New Roman" w:hAnsi="Times New Roman" w:cs="Times New Roman"/>
+          <w:color w:val="000000" w:themeColor="text1"/>
+          <w:sz w:val="28"/>
+          <w:szCs w:val="28"/>
         </w:rPr>
       </w:pPr>
       <w:r>
         <w:rPr>
+          <w:rFonts w:ascii="Times New Roman" w:eastAsia="Times New Roman" w:hAnsi="Times New Roman" w:cs="Times New Roman"/>
           <w:noProof/>
-          <w:lang w:val="en-US"/>
-        </w:rPr>
-        <w:lastRenderedPageBreak/>
+          <w:color w:val="000000" w:themeColor="text1"/>
+          <w:sz w:val="28"/>
+          <w:szCs w:val="28"/>
+        </w:rPr>
         <w:drawing>
-          <wp:inline distT="0" distB="0" distL="0" distR="0" wp14:anchorId="793B670B" wp14:editId="730C2442">
-            <wp:extent cx="4750435" cy="3069452"/>
-            <wp:effectExtent l="0" t="0" r="0" b="4445"/>
-            <wp:docPr id="6" name="Рисунок 6"/>
+          <wp:inline distT="0" distB="0" distL="0" distR="0" wp14:anchorId="099D0D04" wp14:editId="5CD5A80B">
+            <wp:extent cx="1896894" cy="3319001"/>
+            <wp:effectExtent l="0" t="0" r="0" b="0"/>
+            <wp:docPr id="11" name="Рисунок 11"/>
             <wp:cNvGraphicFramePr>
               <a:graphicFrameLocks xmlns:a="http://schemas.openxmlformats.org/drawingml/2006/main" noChangeAspect="1"/>
             </wp:cNvGraphicFramePr>
@@ -2074,13 +2134,13 @@
                   </pic:nvPicPr>
                   <pic:blipFill rotWithShape="1">
                     <a:blip r:embed="rId13"/>
-                    <a:srcRect l="22405" t="19777"/>
+                    <a:srcRect l="34477" t="13221" r="34526"/>
                     <a:stretch/>
                   </pic:blipFill>
                   <pic:spPr bwMode="auto">
                     <a:xfrm>
                       <a:off x="0" y="0"/>
-                      <a:ext cx="4750928" cy="3069770"/>
+                      <a:ext cx="1897815" cy="3320613"/>
                     </a:xfrm>
                     <a:prstGeom prst="rect">
                       <a:avLst/>
@@ -2103,9 +2163,11 @@
     </w:p>
     <w:p>
       <w:pPr>
-        <w:spacing w:line="360" w:lineRule="auto"/>
+        <w:spacing w:after="0" w:line="360" w:lineRule="auto"/>
+        <w:contextualSpacing/>
         <w:jc w:val="center"/>
         <w:rPr>
+          <w:rFonts w:ascii="Times New Roman" w:eastAsia="Times New Roman" w:hAnsi="Times New Roman" w:cs="Times New Roman"/>
           <w:color w:val="000000" w:themeColor="text1"/>
           <w:sz w:val="28"/>
           <w:szCs w:val="28"/>
@@ -2113,34 +2175,21 @@
       </w:pPr>
       <w:r>
         <w:rPr>
+          <w:rFonts w:ascii="Times New Roman" w:eastAsia="Times New Roman" w:hAnsi="Times New Roman" w:cs="Times New Roman"/>
           <w:color w:val="000000" w:themeColor="text1"/>
           <w:sz w:val="28"/>
           <w:szCs w:val="28"/>
         </w:rPr>
-        <w:t xml:space="preserve">Рисунок </w:t>
-      </w:r>
-      <w:r>
-        <w:rPr>
-          <w:color w:val="000000" w:themeColor="text1"/>
-          <w:sz w:val="28"/>
-          <w:szCs w:val="28"/>
-        </w:rPr>
-        <w:t>1</w:t>
-      </w:r>
-      <w:r>
-        <w:rPr>
-          <w:color w:val="000000" w:themeColor="text1"/>
-          <w:sz w:val="28"/>
-          <w:szCs w:val="28"/>
-        </w:rPr>
-        <w:t xml:space="preserve"> – Вид сайта личного кабинета студента</w:t>
+        <w:t>Рисунок 1 – Конечный вид страницы</w:t>
       </w:r>
     </w:p>
     <w:p>
       <w:pPr>
-        <w:spacing w:line="360" w:lineRule="auto"/>
+        <w:spacing w:after="0" w:line="360" w:lineRule="auto"/>
+        <w:contextualSpacing/>
         <w:jc w:val="center"/>
         <w:rPr>
+          <w:rFonts w:ascii="Times New Roman" w:eastAsia="Times New Roman" w:hAnsi="Times New Roman" w:cs="Times New Roman"/>
           <w:color w:val="000000" w:themeColor="text1"/>
           <w:sz w:val="28"/>
           <w:szCs w:val="28"/>
@@ -2149,9 +2198,12 @@
     </w:p>
     <w:p>
       <w:pPr>
-        <w:spacing w:line="360" w:lineRule="auto"/>
+        <w:spacing w:after="0" w:line="360" w:lineRule="auto"/>
+        <w:ind w:firstLine="1"/>
+        <w:contextualSpacing/>
         <w:jc w:val="both"/>
         <w:rPr>
+          <w:rFonts w:ascii="Times New Roman" w:eastAsia="Times New Roman" w:hAnsi="Times New Roman" w:cs="Times New Roman"/>
           <w:color w:val="000000" w:themeColor="text1"/>
           <w:sz w:val="28"/>
           <w:szCs w:val="28"/>
@@ -2159,34 +2211,21 @@
       </w:pPr>
       <w:r>
         <w:rPr>
+          <w:rFonts w:ascii="Times New Roman" w:eastAsia="Times New Roman" w:hAnsi="Times New Roman" w:cs="Times New Roman"/>
           <w:color w:val="000000" w:themeColor="text1"/>
           <w:sz w:val="28"/>
           <w:szCs w:val="28"/>
         </w:rPr>
-        <w:t>На данном рисунке представлен внешний вид интерфейса сайта личного кабинета студента МГТУ им. Н.Э. Баумана, который был выбран в качестве образца для разработки пользовательского интерфейса к</w:t>
-      </w:r>
-      <w:r>
-        <w:rPr>
-          <w:color w:val="000000" w:themeColor="text1"/>
-          <w:sz w:val="28"/>
-          <w:szCs w:val="28"/>
-        </w:rPr>
-        <w:t>арточек</w:t>
-      </w:r>
-      <w:r>
-        <w:rPr>
-          <w:color w:val="000000" w:themeColor="text1"/>
-          <w:sz w:val="28"/>
-          <w:szCs w:val="28"/>
-        </w:rPr>
-        <w:t>. Были проанализированы цветовая палитра, расположение элементов и общий стиль оформления.</w:t>
+        <w:t>На данном рисунке представлен итоговый интерфейс разработанного калькулятора. В ходе выполнения лабораторной работы была создана структура веб-страницы, включающая поле вывода результата, кнопки для ввода чисел и выполнения арифметических операций. При разработке особое внимание уделялось удобству расположения элементов и наглядности интерфейса.</w:t>
       </w:r>
     </w:p>
     <w:p>
       <w:pPr>
-        <w:spacing w:line="360" w:lineRule="auto"/>
+        <w:spacing w:after="0" w:line="360" w:lineRule="auto"/>
+        <w:contextualSpacing/>
         <w:jc w:val="both"/>
         <w:rPr>
+          <w:rFonts w:ascii="Times New Roman" w:eastAsia="Times New Roman" w:hAnsi="Times New Roman" w:cs="Times New Roman"/>
           <w:color w:val="000000" w:themeColor="text1"/>
           <w:sz w:val="28"/>
           <w:szCs w:val="28"/>
@@ -2194,34 +2233,21 @@
       </w:pPr>
       <w:r>
         <w:rPr>
+          <w:rFonts w:ascii="Times New Roman" w:eastAsia="Times New Roman" w:hAnsi="Times New Roman" w:cs="Times New Roman"/>
           <w:color w:val="000000" w:themeColor="text1"/>
           <w:sz w:val="28"/>
           <w:szCs w:val="28"/>
         </w:rPr>
-        <w:t xml:space="preserve">Реализация выбранных стилей в разработанном веб-приложении представлена на рисунке </w:t>
-      </w:r>
-      <w:r>
-        <w:rPr>
-          <w:color w:val="000000" w:themeColor="text1"/>
-          <w:sz w:val="28"/>
-          <w:szCs w:val="28"/>
-        </w:rPr>
-        <w:t>2</w:t>
-      </w:r>
-      <w:r>
-        <w:rPr>
-          <w:color w:val="000000" w:themeColor="text1"/>
-          <w:sz w:val="28"/>
-          <w:szCs w:val="28"/>
-        </w:rPr>
-        <w:t>.</w:t>
+        <w:t>Дополнительные функции, реализованные в интерфейсе калькулятора, представлены на рисунке 2.</w:t>
       </w:r>
     </w:p>
     <w:p>
       <w:pPr>
-        <w:spacing w:line="360" w:lineRule="auto"/>
+        <w:spacing w:after="0" w:line="360" w:lineRule="auto"/>
         <w:contextualSpacing/>
-        <w:rPr>
+        <w:jc w:val="center"/>
+        <w:rPr>
+          <w:rFonts w:ascii="Times New Roman" w:eastAsia="Times New Roman" w:hAnsi="Times New Roman" w:cs="Times New Roman"/>
           <w:color w:val="000000" w:themeColor="text1"/>
           <w:sz w:val="28"/>
           <w:szCs w:val="28"/>
@@ -2229,1886 +2255,18 @@
       </w:pPr>
       <w:r>
         <w:rPr>
+          <w:rFonts w:ascii="Times New Roman" w:eastAsia="Times New Roman" w:hAnsi="Times New Roman" w:cs="Times New Roman"/>
+          <w:noProof/>
           <w:color w:val="000000" w:themeColor="text1"/>
           <w:sz w:val="28"/>
           <w:szCs w:val="28"/>
         </w:rPr>
         <w:lastRenderedPageBreak/>
         <w:drawing>
-          <wp:inline distT="0" distB="0" distL="0" distR="0" wp14:anchorId="0DA2A896" wp14:editId="4D26D6F2">
-            <wp:extent cx="6122670" cy="3456940"/>
+          <wp:inline distT="0" distB="0" distL="0" distR="0" wp14:anchorId="2E45ADAA" wp14:editId="11B0D1EC">
+            <wp:extent cx="1857375" cy="3333171"/>
             <wp:effectExtent l="0" t="0" r="0" b="0"/>
-            <wp:docPr id="21" name="Рисунок 21"/>
-            <wp:cNvGraphicFramePr>
-              <a:graphicFrameLocks xmlns:a="http://schemas.openxmlformats.org/drawingml/2006/main" noChangeAspect="1"/>
-            </wp:cNvGraphicFramePr>
-            <a:graphic xmlns:a="http://schemas.openxmlformats.org/drawingml/2006/main">
-              <a:graphicData uri="http://schemas.openxmlformats.org/drawingml/2006/picture">
-                <pic:pic xmlns:pic="http://schemas.openxmlformats.org/drawingml/2006/picture">
-                  <pic:nvPicPr>
-                    <pic:cNvPr id="1" name=""/>
-                    <pic:cNvPicPr/>
-                  </pic:nvPicPr>
-                  <pic:blipFill>
-                    <a:blip r:embed="rId14"/>
-                    <a:stretch>
-                      <a:fillRect/>
-                    </a:stretch>
-                  </pic:blipFill>
-                  <pic:spPr>
-                    <a:xfrm>
-                      <a:off x="0" y="0"/>
-                      <a:ext cx="6122670" cy="3456940"/>
-                    </a:xfrm>
-                    <a:prstGeom prst="rect">
-                      <a:avLst/>
-                    </a:prstGeom>
-                  </pic:spPr>
-                </pic:pic>
-              </a:graphicData>
-            </a:graphic>
-          </wp:inline>
-        </w:drawing>
-      </w:r>
-    </w:p>
-    <w:p>
-      <w:pPr>
-        <w:spacing w:line="360" w:lineRule="auto"/>
-        <w:contextualSpacing/>
-        <w:jc w:val="center"/>
-        <w:rPr>
-          <w:color w:val="000000" w:themeColor="text1"/>
-          <w:sz w:val="28"/>
-          <w:szCs w:val="28"/>
-        </w:rPr>
-      </w:pPr>
-      <w:r>
-        <w:rPr>
-          <w:color w:val="000000" w:themeColor="text1"/>
-          <w:sz w:val="28"/>
-          <w:szCs w:val="28"/>
-        </w:rPr>
-        <w:t xml:space="preserve">Рисунок </w:t>
-      </w:r>
-      <w:r>
-        <w:rPr>
-          <w:color w:val="000000" w:themeColor="text1"/>
-          <w:sz w:val="28"/>
-          <w:szCs w:val="28"/>
-        </w:rPr>
-        <w:t>2</w:t>
-      </w:r>
-      <w:r>
-        <w:rPr>
-          <w:color w:val="000000" w:themeColor="text1"/>
-          <w:sz w:val="28"/>
-          <w:szCs w:val="28"/>
-        </w:rPr>
-        <w:t xml:space="preserve"> – </w:t>
-      </w:r>
-      <w:r>
-        <w:rPr>
-          <w:color w:val="000000" w:themeColor="text1"/>
-          <w:sz w:val="28"/>
-          <w:szCs w:val="28"/>
-        </w:rPr>
-        <w:t>Интерфейс страницы с карточками</w:t>
-      </w:r>
-    </w:p>
-    <w:p>
-      <w:pPr>
-        <w:spacing w:line="360" w:lineRule="auto"/>
-        <w:contextualSpacing/>
-        <w:rPr>
-          <w:color w:val="000000" w:themeColor="text1"/>
-          <w:sz w:val="28"/>
-          <w:szCs w:val="28"/>
-        </w:rPr>
-      </w:pPr>
-    </w:p>
-    <w:p>
-      <w:pPr>
-        <w:spacing w:line="360" w:lineRule="auto"/>
-        <w:contextualSpacing/>
-        <w:jc w:val="both"/>
-        <w:rPr>
-          <w:color w:val="000000" w:themeColor="text1"/>
-          <w:sz w:val="28"/>
-          <w:szCs w:val="28"/>
-        </w:rPr>
-      </w:pPr>
-      <w:r>
-        <w:rPr>
-          <w:color w:val="000000" w:themeColor="text1"/>
-          <w:sz w:val="28"/>
-          <w:szCs w:val="28"/>
-        </w:rPr>
-        <w:t xml:space="preserve">На рисунке </w:t>
-      </w:r>
-      <w:r>
-        <w:rPr>
-          <w:color w:val="000000" w:themeColor="text1"/>
-          <w:sz w:val="28"/>
-          <w:szCs w:val="28"/>
-        </w:rPr>
-        <w:t>2</w:t>
-      </w:r>
-      <w:r>
-        <w:rPr>
-          <w:color w:val="000000" w:themeColor="text1"/>
-          <w:sz w:val="28"/>
-          <w:szCs w:val="28"/>
-        </w:rPr>
-        <w:t xml:space="preserve"> представлен интерфейс веб-страницы с карточками. Каждая карточка содержит изображение, заголовок и описание.</w:t>
-      </w:r>
-    </w:p>
-    <w:p>
-      <w:pPr>
-        <w:spacing w:line="360" w:lineRule="auto"/>
-        <w:contextualSpacing/>
-        <w:jc w:val="both"/>
-        <w:rPr>
-          <w:color w:val="000000" w:themeColor="text1"/>
-          <w:sz w:val="28"/>
-          <w:szCs w:val="28"/>
-        </w:rPr>
-      </w:pPr>
-      <w:r>
-        <w:rPr>
-          <w:color w:val="000000" w:themeColor="text1"/>
-          <w:sz w:val="28"/>
-          <w:szCs w:val="28"/>
-        </w:rPr>
-        <w:t>Данный интерфейс разработан с использованием HTML и CSS, что позволило создать удобную структуру и визуальное оформление страницы.</w:t>
-      </w:r>
-    </w:p>
-    <w:p>
-      <w:pPr>
-        <w:spacing w:line="360" w:lineRule="auto"/>
-        <w:contextualSpacing/>
-        <w:jc w:val="both"/>
-        <w:rPr>
-          <w:color w:val="000000" w:themeColor="text1"/>
-          <w:sz w:val="28"/>
-          <w:szCs w:val="28"/>
-        </w:rPr>
-      </w:pPr>
-      <w:r>
-        <w:rPr>
-          <w:color w:val="000000" w:themeColor="text1"/>
-          <w:sz w:val="28"/>
-          <w:szCs w:val="28"/>
-        </w:rPr>
-        <w:t xml:space="preserve">Далее рассмотрим реализацию взаимодействия с данными на серверной стороне (рисунок </w:t>
-      </w:r>
-      <w:r>
-        <w:rPr>
-          <w:color w:val="000000" w:themeColor="text1"/>
-          <w:sz w:val="28"/>
-          <w:szCs w:val="28"/>
-        </w:rPr>
-        <w:t>3</w:t>
-      </w:r>
-      <w:r>
-        <w:rPr>
-          <w:color w:val="000000" w:themeColor="text1"/>
-          <w:sz w:val="28"/>
-          <w:szCs w:val="28"/>
-        </w:rPr>
-        <w:t>).</w:t>
-      </w:r>
-    </w:p>
-    <w:p>
-      <w:pPr>
-        <w:spacing w:line="360" w:lineRule="auto"/>
-        <w:contextualSpacing/>
-        <w:jc w:val="both"/>
-        <w:rPr>
-          <w:color w:val="000000" w:themeColor="text1"/>
-          <w:sz w:val="28"/>
-          <w:szCs w:val="28"/>
-        </w:rPr>
-      </w:pPr>
-    </w:p>
-    <w:p>
-      <w:pPr>
-        <w:spacing w:line="360" w:lineRule="auto"/>
-        <w:contextualSpacing/>
-        <w:jc w:val="both"/>
-        <w:rPr>
-          <w:color w:val="000000" w:themeColor="text1"/>
-          <w:sz w:val="28"/>
-          <w:szCs w:val="28"/>
-        </w:rPr>
-      </w:pPr>
-      <w:r>
-        <w:rPr>
-          <w:color w:val="000000" w:themeColor="text1"/>
-          <w:sz w:val="28"/>
-          <w:szCs w:val="28"/>
-        </w:rPr>
-        <w:lastRenderedPageBreak/>
-        <w:drawing>
-          <wp:inline distT="0" distB="0" distL="0" distR="0" wp14:anchorId="24E16AF4" wp14:editId="3C1D3578">
-            <wp:extent cx="6122670" cy="3298190"/>
-            <wp:effectExtent l="0" t="0" r="0" b="3810"/>
-            <wp:docPr id="7" name="Рисунок 7"/>
-            <wp:cNvGraphicFramePr>
-              <a:graphicFrameLocks xmlns:a="http://schemas.openxmlformats.org/drawingml/2006/main" noChangeAspect="1"/>
-            </wp:cNvGraphicFramePr>
-            <a:graphic xmlns:a="http://schemas.openxmlformats.org/drawingml/2006/main">
-              <a:graphicData uri="http://schemas.openxmlformats.org/drawingml/2006/picture">
-                <pic:pic xmlns:pic="http://schemas.openxmlformats.org/drawingml/2006/picture">
-                  <pic:nvPicPr>
-                    <pic:cNvPr id="1" name=""/>
-                    <pic:cNvPicPr/>
-                  </pic:nvPicPr>
-                  <pic:blipFill>
-                    <a:blip r:embed="rId15"/>
-                    <a:stretch>
-                      <a:fillRect/>
-                    </a:stretch>
-                  </pic:blipFill>
-                  <pic:spPr>
-                    <a:xfrm>
-                      <a:off x="0" y="0"/>
-                      <a:ext cx="6122670" cy="3298190"/>
-                    </a:xfrm>
-                    <a:prstGeom prst="rect">
-                      <a:avLst/>
-                    </a:prstGeom>
-                  </pic:spPr>
-                </pic:pic>
-              </a:graphicData>
-            </a:graphic>
-          </wp:inline>
-        </w:drawing>
-      </w:r>
-    </w:p>
-    <w:p>
-      <w:pPr>
-        <w:spacing w:line="360" w:lineRule="auto"/>
-        <w:contextualSpacing/>
-        <w:jc w:val="center"/>
-        <w:rPr>
-          <w:color w:val="000000" w:themeColor="text1"/>
-          <w:sz w:val="28"/>
-          <w:szCs w:val="28"/>
-        </w:rPr>
-      </w:pPr>
-      <w:r>
-        <w:rPr>
-          <w:color w:val="000000" w:themeColor="text1"/>
-          <w:sz w:val="28"/>
-          <w:szCs w:val="28"/>
-        </w:rPr>
-        <w:t xml:space="preserve">Рисунок </w:t>
-      </w:r>
-      <w:r>
-        <w:rPr>
-          <w:color w:val="000000" w:themeColor="text1"/>
-          <w:sz w:val="28"/>
-          <w:szCs w:val="28"/>
-        </w:rPr>
-        <w:t>3</w:t>
-      </w:r>
-      <w:r>
-        <w:rPr>
-          <w:color w:val="000000" w:themeColor="text1"/>
-          <w:sz w:val="28"/>
-          <w:szCs w:val="28"/>
-        </w:rPr>
-        <w:t xml:space="preserve"> </w:t>
-      </w:r>
-      <w:r>
-        <w:rPr>
-          <w:color w:val="000000" w:themeColor="text1"/>
-          <w:sz w:val="28"/>
-          <w:szCs w:val="28"/>
-        </w:rPr>
-        <w:t>– Реализация карточек</w:t>
-      </w:r>
-    </w:p>
-    <w:p>
-      <w:pPr>
-        <w:spacing w:line="360" w:lineRule="auto"/>
-        <w:contextualSpacing/>
-        <w:jc w:val="center"/>
-        <w:rPr>
-          <w:color w:val="000000" w:themeColor="text1"/>
-          <w:sz w:val="28"/>
-          <w:szCs w:val="28"/>
-        </w:rPr>
-      </w:pPr>
-    </w:p>
-    <w:p>
-      <w:pPr>
-        <w:spacing w:line="360" w:lineRule="auto"/>
-        <w:contextualSpacing/>
-        <w:jc w:val="both"/>
-        <w:rPr>
-          <w:color w:val="000000" w:themeColor="text1"/>
-          <w:sz w:val="28"/>
-          <w:szCs w:val="28"/>
-        </w:rPr>
-      </w:pPr>
-      <w:r>
-        <w:rPr>
-          <w:color w:val="000000" w:themeColor="text1"/>
-          <w:sz w:val="28"/>
-          <w:szCs w:val="28"/>
-        </w:rPr>
-        <w:t xml:space="preserve">На рисунке </w:t>
-      </w:r>
-      <w:r>
-        <w:rPr>
-          <w:color w:val="000000" w:themeColor="text1"/>
-          <w:sz w:val="28"/>
-          <w:szCs w:val="28"/>
-        </w:rPr>
-        <w:t>3</w:t>
-      </w:r>
-      <w:r>
-        <w:rPr>
-          <w:color w:val="000000" w:themeColor="text1"/>
-          <w:sz w:val="28"/>
-          <w:szCs w:val="28"/>
-        </w:rPr>
-        <w:t xml:space="preserve"> представлена структура карточек. Каждая карточка содержит</w:t>
-      </w:r>
-      <w:r>
-        <w:rPr>
-          <w:color w:val="000000" w:themeColor="text1"/>
-          <w:sz w:val="28"/>
-          <w:szCs w:val="28"/>
-        </w:rPr>
-        <w:t xml:space="preserve"> </w:t>
-      </w:r>
-      <w:r>
-        <w:rPr>
-          <w:color w:val="000000" w:themeColor="text1"/>
-          <w:sz w:val="28"/>
-          <w:szCs w:val="28"/>
-        </w:rPr>
-        <w:t>заголовок и текстовое описание.</w:t>
-      </w:r>
-    </w:p>
-    <w:p>
-      <w:pPr>
-        <w:spacing w:line="360" w:lineRule="auto"/>
-        <w:contextualSpacing/>
-        <w:jc w:val="both"/>
-        <w:rPr>
-          <w:color w:val="000000" w:themeColor="text1"/>
-          <w:sz w:val="28"/>
-          <w:szCs w:val="28"/>
-        </w:rPr>
-      </w:pPr>
-      <w:r>
-        <w:rPr>
-          <w:color w:val="000000" w:themeColor="text1"/>
-          <w:sz w:val="28"/>
-          <w:szCs w:val="28"/>
-        </w:rPr>
-        <w:t>Карточки реализованы с использованием HTML-разметки и стилизованы с помощью CSS. Были применены такие свойства, как отступы (</w:t>
-      </w:r>
-      <w:proofErr w:type="spellStart"/>
-      <w:r>
-        <w:rPr>
-          <w:color w:val="000000" w:themeColor="text1"/>
-          <w:sz w:val="28"/>
-          <w:szCs w:val="28"/>
-        </w:rPr>
-        <w:t>padding</w:t>
-      </w:r>
-      <w:proofErr w:type="spellEnd"/>
-      <w:r>
-        <w:rPr>
-          <w:color w:val="000000" w:themeColor="text1"/>
-          <w:sz w:val="28"/>
-          <w:szCs w:val="28"/>
-        </w:rPr>
-        <w:t>), тени (</w:t>
-      </w:r>
-      <w:proofErr w:type="spellStart"/>
-      <w:r>
-        <w:rPr>
-          <w:color w:val="000000" w:themeColor="text1"/>
-          <w:sz w:val="28"/>
-          <w:szCs w:val="28"/>
-        </w:rPr>
-        <w:t>box-shadow</w:t>
-      </w:r>
-      <w:proofErr w:type="spellEnd"/>
-      <w:r>
-        <w:rPr>
-          <w:color w:val="000000" w:themeColor="text1"/>
-          <w:sz w:val="28"/>
-          <w:szCs w:val="28"/>
-        </w:rPr>
-        <w:t>), скругление углов (</w:t>
-      </w:r>
-      <w:proofErr w:type="spellStart"/>
-      <w:r>
-        <w:rPr>
-          <w:color w:val="000000" w:themeColor="text1"/>
-          <w:sz w:val="28"/>
-          <w:szCs w:val="28"/>
-        </w:rPr>
-        <w:t>border-radius</w:t>
-      </w:r>
-      <w:proofErr w:type="spellEnd"/>
-      <w:r>
-        <w:rPr>
-          <w:color w:val="000000" w:themeColor="text1"/>
-          <w:sz w:val="28"/>
-          <w:szCs w:val="28"/>
-        </w:rPr>
-        <w:t>).</w:t>
-      </w:r>
-    </w:p>
-    <w:p>
-      <w:pPr>
-        <w:spacing w:line="360" w:lineRule="auto"/>
-        <w:contextualSpacing/>
-        <w:jc w:val="both"/>
-        <w:rPr>
-          <w:color w:val="000000" w:themeColor="text1"/>
-          <w:sz w:val="28"/>
-          <w:szCs w:val="28"/>
-        </w:rPr>
-      </w:pPr>
-      <w:r>
-        <w:rPr>
-          <w:color w:val="000000" w:themeColor="text1"/>
-          <w:sz w:val="28"/>
-          <w:szCs w:val="28"/>
-        </w:rPr>
-        <w:t xml:space="preserve">Далее рассмотрим </w:t>
-      </w:r>
-      <w:r>
-        <w:rPr>
-          <w:color w:val="000000" w:themeColor="text1"/>
-          <w:sz w:val="28"/>
-          <w:szCs w:val="28"/>
-        </w:rPr>
-        <w:t xml:space="preserve">цветовое оформление </w:t>
-      </w:r>
-      <w:r>
-        <w:rPr>
-          <w:color w:val="000000" w:themeColor="text1"/>
-          <w:sz w:val="28"/>
-          <w:szCs w:val="28"/>
-        </w:rPr>
-        <w:t xml:space="preserve">интерфейса (рисунок </w:t>
-      </w:r>
-      <w:r>
-        <w:rPr>
-          <w:color w:val="000000" w:themeColor="text1"/>
-          <w:sz w:val="28"/>
-          <w:szCs w:val="28"/>
-        </w:rPr>
-        <w:t>4</w:t>
-      </w:r>
-      <w:r>
-        <w:rPr>
-          <w:color w:val="000000" w:themeColor="text1"/>
-          <w:sz w:val="28"/>
-          <w:szCs w:val="28"/>
-        </w:rPr>
-        <w:t>).</w:t>
-      </w:r>
-    </w:p>
-    <w:p>
-      <w:pPr>
-        <w:spacing w:line="360" w:lineRule="auto"/>
-        <w:contextualSpacing/>
-        <w:jc w:val="center"/>
-        <w:rPr>
-          <w:color w:val="000000" w:themeColor="text1"/>
-          <w:sz w:val="28"/>
-          <w:szCs w:val="28"/>
-        </w:rPr>
-      </w:pPr>
-      <w:r>
-        <w:rPr>
-          <w:color w:val="000000" w:themeColor="text1"/>
-          <w:sz w:val="28"/>
-          <w:szCs w:val="28"/>
-        </w:rPr>
-        <w:lastRenderedPageBreak/>
-        <w:drawing>
-          <wp:inline distT="0" distB="0" distL="0" distR="0" wp14:anchorId="511B7F5D" wp14:editId="73F7EFF9">
-            <wp:extent cx="2966557" cy="8026400"/>
-            <wp:effectExtent l="0" t="0" r="5715" b="0"/>
-            <wp:docPr id="10" name="Рисунок 10"/>
-            <wp:cNvGraphicFramePr>
-              <a:graphicFrameLocks xmlns:a="http://schemas.openxmlformats.org/drawingml/2006/main" noChangeAspect="1"/>
-            </wp:cNvGraphicFramePr>
-            <a:graphic xmlns:a="http://schemas.openxmlformats.org/drawingml/2006/main">
-              <a:graphicData uri="http://schemas.openxmlformats.org/drawingml/2006/picture">
-                <pic:pic xmlns:pic="http://schemas.openxmlformats.org/drawingml/2006/picture">
-                  <pic:nvPicPr>
-                    <pic:cNvPr id="1" name=""/>
-                    <pic:cNvPicPr/>
-                  </pic:nvPicPr>
-                  <pic:blipFill>
-                    <a:blip r:embed="rId16"/>
-                    <a:stretch>
-                      <a:fillRect/>
-                    </a:stretch>
-                  </pic:blipFill>
-                  <pic:spPr>
-                    <a:xfrm>
-                      <a:off x="0" y="0"/>
-                      <a:ext cx="3018595" cy="8167196"/>
-                    </a:xfrm>
-                    <a:prstGeom prst="rect">
-                      <a:avLst/>
-                    </a:prstGeom>
-                  </pic:spPr>
-                </pic:pic>
-              </a:graphicData>
-            </a:graphic>
-          </wp:inline>
-        </w:drawing>
-      </w:r>
-    </w:p>
-    <w:p>
-      <w:pPr>
-        <w:jc w:val="center"/>
-      </w:pPr>
-      <w:r>
-        <w:rPr>
-          <w:color w:val="000000" w:themeColor="text1"/>
-          <w:sz w:val="28"/>
-          <w:szCs w:val="28"/>
-        </w:rPr>
-        <w:t xml:space="preserve">Рисунок </w:t>
-      </w:r>
-      <w:r>
-        <w:rPr>
-          <w:color w:val="000000" w:themeColor="text1"/>
-          <w:sz w:val="28"/>
-          <w:szCs w:val="28"/>
-        </w:rPr>
-        <w:t>4</w:t>
-      </w:r>
-      <w:r>
-        <w:rPr>
-          <w:color w:val="000000" w:themeColor="text1"/>
-          <w:sz w:val="28"/>
-          <w:szCs w:val="28"/>
-        </w:rPr>
-        <w:t xml:space="preserve"> </w:t>
-      </w:r>
-      <w:r>
-        <w:rPr>
-          <w:color w:val="000000" w:themeColor="text1"/>
-          <w:sz w:val="28"/>
-          <w:szCs w:val="28"/>
-        </w:rPr>
-        <w:t xml:space="preserve">– </w:t>
-      </w:r>
-      <w:r>
-        <w:rPr>
-          <w:rFonts w:ascii="-webkit-standard" w:hAnsi="-webkit-standard"/>
-          <w:color w:val="000000"/>
-          <w:sz w:val="27"/>
-          <w:szCs w:val="27"/>
-        </w:rPr>
-        <w:t>Цветовое оформление интерфейса</w:t>
-      </w:r>
-    </w:p>
-    <w:p>
-      <w:pPr>
-        <w:spacing w:line="360" w:lineRule="auto"/>
-        <w:contextualSpacing/>
-        <w:rPr>
-          <w:color w:val="000000" w:themeColor="text1"/>
-          <w:sz w:val="28"/>
-          <w:szCs w:val="28"/>
-        </w:rPr>
-      </w:pPr>
-    </w:p>
-    <w:p>
-      <w:pPr>
-        <w:spacing w:line="360" w:lineRule="auto"/>
-        <w:contextualSpacing/>
-        <w:jc w:val="both"/>
-        <w:rPr>
-          <w:color w:val="000000" w:themeColor="text1"/>
-          <w:sz w:val="28"/>
-          <w:szCs w:val="28"/>
-        </w:rPr>
-      </w:pPr>
-      <w:r>
-        <w:rPr>
-          <w:color w:val="000000" w:themeColor="text1"/>
-          <w:sz w:val="28"/>
-          <w:szCs w:val="28"/>
-        </w:rPr>
-        <w:lastRenderedPageBreak/>
-        <w:t>На рисунке 4 представлено цветовое оформление интерфейса. Были использованы основные и дополнительные цвета, обеспечивающие гармоничный внешний вид страницы.</w:t>
-      </w:r>
-    </w:p>
-    <w:p>
-      <w:pPr>
-        <w:spacing w:line="360" w:lineRule="auto"/>
-        <w:contextualSpacing/>
-        <w:jc w:val="both"/>
-        <w:rPr>
-          <w:color w:val="000000" w:themeColor="text1"/>
-          <w:sz w:val="28"/>
-          <w:szCs w:val="28"/>
-        </w:rPr>
-      </w:pPr>
-      <w:r>
-        <w:rPr>
-          <w:color w:val="000000" w:themeColor="text1"/>
-          <w:sz w:val="28"/>
-          <w:szCs w:val="28"/>
-        </w:rPr>
-        <w:t xml:space="preserve">Цветовая схема подобрана </w:t>
-      </w:r>
-      <w:r>
-        <w:rPr>
-          <w:color w:val="000000" w:themeColor="text1"/>
-          <w:sz w:val="28"/>
-          <w:szCs w:val="28"/>
-        </w:rPr>
-        <w:t>полностью с примера</w:t>
-      </w:r>
-      <w:r>
-        <w:rPr>
-          <w:color w:val="000000" w:themeColor="text1"/>
-          <w:sz w:val="28"/>
-          <w:szCs w:val="28"/>
-        </w:rPr>
-        <w:t>.</w:t>
-      </w:r>
-    </w:p>
-    <w:p>
-      <w:pPr>
-        <w:spacing w:line="360" w:lineRule="auto"/>
-        <w:contextualSpacing/>
-        <w:jc w:val="both"/>
-        <w:rPr>
-          <w:color w:val="000000" w:themeColor="text1"/>
-          <w:sz w:val="28"/>
-          <w:szCs w:val="28"/>
-        </w:rPr>
-      </w:pPr>
-    </w:p>
-    <w:p>
-      <w:pPr>
-        <w:spacing w:line="360" w:lineRule="auto"/>
-        <w:contextualSpacing/>
-        <w:jc w:val="both"/>
-        <w:rPr>
-          <w:color w:val="000000" w:themeColor="text1"/>
-          <w:sz w:val="28"/>
-          <w:szCs w:val="28"/>
-        </w:rPr>
-      </w:pPr>
-    </w:p>
-    <w:p>
-      <w:pPr>
-        <w:spacing w:line="360" w:lineRule="auto"/>
-        <w:contextualSpacing/>
-        <w:jc w:val="both"/>
-        <w:rPr>
-          <w:color w:val="000000" w:themeColor="text1"/>
-          <w:sz w:val="28"/>
-          <w:szCs w:val="28"/>
-        </w:rPr>
-      </w:pPr>
-    </w:p>
-    <w:p>
-      <w:pPr>
-        <w:spacing w:line="360" w:lineRule="auto"/>
-        <w:contextualSpacing/>
-        <w:jc w:val="both"/>
-        <w:rPr>
-          <w:color w:val="000000" w:themeColor="text1"/>
-          <w:sz w:val="28"/>
-          <w:szCs w:val="28"/>
-        </w:rPr>
-      </w:pPr>
-    </w:p>
-    <w:p>
-      <w:pPr>
-        <w:spacing w:line="360" w:lineRule="auto"/>
-        <w:contextualSpacing/>
-        <w:jc w:val="both"/>
-        <w:rPr>
-          <w:color w:val="000000" w:themeColor="text1"/>
-          <w:sz w:val="28"/>
-          <w:szCs w:val="28"/>
-        </w:rPr>
-      </w:pPr>
-    </w:p>
-    <w:p>
-      <w:pPr>
-        <w:spacing w:line="360" w:lineRule="auto"/>
-        <w:contextualSpacing/>
-        <w:jc w:val="both"/>
-        <w:rPr>
-          <w:color w:val="000000" w:themeColor="text1"/>
-          <w:sz w:val="28"/>
-          <w:szCs w:val="28"/>
-        </w:rPr>
-      </w:pPr>
-    </w:p>
-    <w:p>
-      <w:pPr>
-        <w:spacing w:line="360" w:lineRule="auto"/>
-        <w:contextualSpacing/>
-        <w:jc w:val="both"/>
-        <w:rPr>
-          <w:color w:val="000000" w:themeColor="text1"/>
-          <w:sz w:val="28"/>
-          <w:szCs w:val="28"/>
-        </w:rPr>
-      </w:pPr>
-    </w:p>
-    <w:p>
-      <w:pPr>
-        <w:spacing w:line="360" w:lineRule="auto"/>
-        <w:contextualSpacing/>
-        <w:jc w:val="both"/>
-        <w:rPr>
-          <w:color w:val="000000" w:themeColor="text1"/>
-          <w:sz w:val="28"/>
-          <w:szCs w:val="28"/>
-        </w:rPr>
-      </w:pPr>
-    </w:p>
-    <w:p>
-      <w:pPr>
-        <w:spacing w:line="360" w:lineRule="auto"/>
-        <w:contextualSpacing/>
-        <w:jc w:val="both"/>
-        <w:rPr>
-          <w:color w:val="000000" w:themeColor="text1"/>
-          <w:sz w:val="28"/>
-          <w:szCs w:val="28"/>
-        </w:rPr>
-      </w:pPr>
-    </w:p>
-    <w:p>
-      <w:pPr>
-        <w:spacing w:line="360" w:lineRule="auto"/>
-        <w:contextualSpacing/>
-        <w:jc w:val="both"/>
-        <w:rPr>
-          <w:color w:val="000000" w:themeColor="text1"/>
-          <w:sz w:val="28"/>
-          <w:szCs w:val="28"/>
-        </w:rPr>
-      </w:pPr>
-    </w:p>
-    <w:p>
-      <w:pPr>
-        <w:spacing w:line="360" w:lineRule="auto"/>
-        <w:contextualSpacing/>
-        <w:jc w:val="both"/>
-        <w:rPr>
-          <w:color w:val="000000" w:themeColor="text1"/>
-          <w:sz w:val="28"/>
-          <w:szCs w:val="28"/>
-        </w:rPr>
-      </w:pPr>
-    </w:p>
-    <w:p>
-      <w:pPr>
-        <w:spacing w:line="360" w:lineRule="auto"/>
-        <w:contextualSpacing/>
-        <w:jc w:val="both"/>
-        <w:rPr>
-          <w:color w:val="000000" w:themeColor="text1"/>
-          <w:sz w:val="28"/>
-          <w:szCs w:val="28"/>
-        </w:rPr>
-      </w:pPr>
-    </w:p>
-    <w:p>
-      <w:pPr>
-        <w:spacing w:line="360" w:lineRule="auto"/>
-        <w:contextualSpacing/>
-        <w:jc w:val="both"/>
-        <w:rPr>
-          <w:color w:val="000000" w:themeColor="text1"/>
-          <w:sz w:val="28"/>
-          <w:szCs w:val="28"/>
-        </w:rPr>
-      </w:pPr>
-    </w:p>
-    <w:p>
-      <w:pPr>
-        <w:spacing w:line="360" w:lineRule="auto"/>
-        <w:contextualSpacing/>
-        <w:jc w:val="both"/>
-        <w:rPr>
-          <w:color w:val="000000" w:themeColor="text1"/>
-          <w:sz w:val="28"/>
-          <w:szCs w:val="28"/>
-        </w:rPr>
-      </w:pPr>
-    </w:p>
-    <w:p>
-      <w:pPr>
-        <w:spacing w:line="360" w:lineRule="auto"/>
-        <w:contextualSpacing/>
-        <w:jc w:val="both"/>
-        <w:rPr>
-          <w:color w:val="000000" w:themeColor="text1"/>
-          <w:sz w:val="28"/>
-          <w:szCs w:val="28"/>
-        </w:rPr>
-      </w:pPr>
-    </w:p>
-    <w:p>
-      <w:pPr>
-        <w:spacing w:line="360" w:lineRule="auto"/>
-        <w:contextualSpacing/>
-        <w:jc w:val="both"/>
-        <w:rPr>
-          <w:color w:val="000000" w:themeColor="text1"/>
-          <w:sz w:val="28"/>
-          <w:szCs w:val="28"/>
-        </w:rPr>
-      </w:pPr>
-    </w:p>
-    <w:p>
-      <w:pPr>
-        <w:spacing w:line="360" w:lineRule="auto"/>
-        <w:contextualSpacing/>
-        <w:jc w:val="both"/>
-        <w:rPr>
-          <w:color w:val="000000" w:themeColor="text1"/>
-          <w:sz w:val="28"/>
-          <w:szCs w:val="28"/>
-        </w:rPr>
-      </w:pPr>
-    </w:p>
-    <w:p>
-      <w:pPr>
-        <w:spacing w:line="360" w:lineRule="auto"/>
-        <w:contextualSpacing/>
-        <w:jc w:val="both"/>
-        <w:rPr>
-          <w:color w:val="000000" w:themeColor="text1"/>
-          <w:sz w:val="28"/>
-          <w:szCs w:val="28"/>
-        </w:rPr>
-      </w:pPr>
-    </w:p>
-    <w:p>
-      <w:pPr>
-        <w:spacing w:line="360" w:lineRule="auto"/>
-        <w:contextualSpacing/>
-        <w:jc w:val="both"/>
-        <w:rPr>
-          <w:color w:val="000000" w:themeColor="text1"/>
-          <w:sz w:val="28"/>
-          <w:szCs w:val="28"/>
-        </w:rPr>
-      </w:pPr>
-    </w:p>
-    <w:p>
-      <w:pPr>
-        <w:spacing w:line="360" w:lineRule="auto"/>
-        <w:contextualSpacing/>
-        <w:jc w:val="both"/>
-        <w:rPr>
-          <w:color w:val="000000" w:themeColor="text1"/>
-          <w:sz w:val="28"/>
-          <w:szCs w:val="28"/>
-        </w:rPr>
-      </w:pPr>
-    </w:p>
-    <w:p>
-      <w:pPr>
-        <w:spacing w:line="360" w:lineRule="auto"/>
-        <w:contextualSpacing/>
-        <w:jc w:val="both"/>
-        <w:rPr>
-          <w:color w:val="000000" w:themeColor="text1"/>
-          <w:sz w:val="28"/>
-          <w:szCs w:val="28"/>
-        </w:rPr>
-      </w:pPr>
-    </w:p>
-    <w:p>
-      <w:pPr>
-        <w:spacing w:line="360" w:lineRule="auto"/>
-        <w:contextualSpacing/>
-        <w:jc w:val="both"/>
-        <w:rPr>
-          <w:color w:val="000000" w:themeColor="text1"/>
-          <w:sz w:val="28"/>
-          <w:szCs w:val="28"/>
-        </w:rPr>
-      </w:pPr>
-    </w:p>
-    <w:p>
-      <w:pPr>
-        <w:spacing w:line="360" w:lineRule="auto"/>
-        <w:contextualSpacing/>
-        <w:jc w:val="both"/>
-        <w:rPr>
-          <w:color w:val="000000" w:themeColor="text1"/>
-          <w:sz w:val="28"/>
-          <w:szCs w:val="28"/>
-        </w:rPr>
-      </w:pPr>
-    </w:p>
-    <w:p>
-      <w:pPr>
-        <w:spacing w:line="360" w:lineRule="auto"/>
-        <w:contextualSpacing/>
-        <w:rPr>
-          <w:sz w:val="28"/>
-          <w:szCs w:val="28"/>
-        </w:rPr>
-      </w:pPr>
-    </w:p>
-    <w:p>
-      <w:pPr>
-        <w:pStyle w:val="1"/>
-        <w:spacing w:before="0" w:line="360" w:lineRule="auto"/>
-        <w:ind w:firstLine="709"/>
-        <w:contextualSpacing/>
-        <w:rPr>
-          <w:rFonts w:cs="Times New Roman"/>
-          <w:color w:val="000000" w:themeColor="text1"/>
-        </w:rPr>
-      </w:pPr>
-      <w:bookmarkStart w:id="3" w:name="_Toc196049959"/>
-      <w:r>
-        <w:rPr>
-          <w:rFonts w:cs="Times New Roman"/>
-          <w:color w:val="000000" w:themeColor="text1"/>
-        </w:rPr>
-        <w:lastRenderedPageBreak/>
-        <w:t xml:space="preserve">ЛАБОРАТОРНАЯ РАБОТА №2 (Калькулятор </w:t>
-      </w:r>
-      <w:r>
-        <w:rPr>
-          <w:rFonts w:cs="Times New Roman"/>
-          <w:color w:val="000000" w:themeColor="text1"/>
-          <w:lang w:val="en-US"/>
-        </w:rPr>
-        <w:t>HTML</w:t>
-      </w:r>
-      <w:r>
-        <w:rPr>
-          <w:rFonts w:cs="Times New Roman"/>
-          <w:color w:val="000000" w:themeColor="text1"/>
-        </w:rPr>
-        <w:t>/</w:t>
-      </w:r>
-      <w:r>
-        <w:rPr>
-          <w:rFonts w:cs="Times New Roman"/>
-          <w:color w:val="000000" w:themeColor="text1"/>
-          <w:lang w:val="en-US"/>
-        </w:rPr>
-        <w:t>CSS</w:t>
-      </w:r>
-      <w:r>
-        <w:rPr>
-          <w:rFonts w:cs="Times New Roman"/>
-          <w:color w:val="000000" w:themeColor="text1"/>
-        </w:rPr>
-        <w:t>/</w:t>
-      </w:r>
-      <w:r>
-        <w:rPr>
-          <w:rFonts w:cs="Times New Roman"/>
-          <w:color w:val="000000" w:themeColor="text1"/>
-          <w:lang w:val="en-US"/>
-        </w:rPr>
-        <w:t>JS</w:t>
-      </w:r>
-      <w:r>
-        <w:rPr>
-          <w:rFonts w:cs="Times New Roman"/>
-          <w:color w:val="000000" w:themeColor="text1"/>
-        </w:rPr>
-        <w:t>)</w:t>
-      </w:r>
-      <w:bookmarkEnd w:id="3"/>
-    </w:p>
-    <w:p>
-      <w:pPr>
-        <w:spacing w:line="360" w:lineRule="auto"/>
-        <w:ind w:left="567"/>
-        <w:rPr>
-          <w:sz w:val="28"/>
-          <w:szCs w:val="28"/>
-        </w:rPr>
-      </w:pPr>
-      <w:r>
-        <w:rPr>
-          <w:b/>
-          <w:bCs/>
-          <w:sz w:val="28"/>
-          <w:szCs w:val="28"/>
-        </w:rPr>
-        <w:t>Цель:</w:t>
-      </w:r>
-      <w:r>
-        <w:rPr>
-          <w:sz w:val="28"/>
-          <w:szCs w:val="28"/>
-        </w:rPr>
-        <w:t xml:space="preserve"> </w:t>
-      </w:r>
-      <w:r>
-        <w:rPr>
-          <w:sz w:val="28"/>
-          <w:szCs w:val="28"/>
-        </w:rPr>
-        <w:t>разработка серверного приложения с использованием Express.js и реализация REST API для управления расписанием преподавателей.</w:t>
-      </w:r>
-      <w:r>
-        <w:rPr>
-          <w:sz w:val="28"/>
-          <w:szCs w:val="28"/>
-        </w:rPr>
-        <w:br/>
-      </w:r>
-      <w:r>
-        <w:rPr>
-          <w:b/>
-          <w:bCs/>
-          <w:sz w:val="28"/>
-          <w:szCs w:val="28"/>
-        </w:rPr>
-        <w:t>Задачи:</w:t>
-      </w:r>
-    </w:p>
-    <w:p>
-      <w:pPr>
-        <w:spacing w:line="360" w:lineRule="auto"/>
-        <w:ind w:left="567"/>
-        <w:rPr>
-          <w:sz w:val="28"/>
-          <w:szCs w:val="28"/>
-        </w:rPr>
-      </w:pPr>
-      <w:r>
-        <w:rPr>
-          <w:sz w:val="28"/>
-          <w:szCs w:val="28"/>
-        </w:rPr>
-        <w:t>– реализовать сервер на Node.js с использованием Express;</w:t>
-      </w:r>
-    </w:p>
-    <w:p>
-      <w:pPr>
-        <w:spacing w:line="360" w:lineRule="auto"/>
-        <w:ind w:left="567"/>
-        <w:rPr>
-          <w:sz w:val="28"/>
-          <w:szCs w:val="28"/>
-          <w:lang w:val="en-US"/>
-        </w:rPr>
-      </w:pPr>
-      <w:r>
-        <w:rPr>
-          <w:sz w:val="28"/>
-          <w:szCs w:val="28"/>
-          <w:lang w:val="en-US"/>
-        </w:rPr>
-        <w:t xml:space="preserve">– </w:t>
-      </w:r>
-      <w:r>
-        <w:rPr>
-          <w:sz w:val="28"/>
-          <w:szCs w:val="28"/>
-        </w:rPr>
-        <w:t>реализовать</w:t>
-      </w:r>
-      <w:r>
-        <w:rPr>
-          <w:sz w:val="28"/>
-          <w:szCs w:val="28"/>
-          <w:lang w:val="en-US"/>
-        </w:rPr>
-        <w:t xml:space="preserve"> </w:t>
-      </w:r>
-      <w:r>
-        <w:rPr>
-          <w:sz w:val="28"/>
-          <w:szCs w:val="28"/>
-        </w:rPr>
-        <w:t>маршруты</w:t>
-      </w:r>
-      <w:r>
-        <w:rPr>
-          <w:sz w:val="28"/>
-          <w:szCs w:val="28"/>
-          <w:lang w:val="en-US"/>
-        </w:rPr>
-        <w:t xml:space="preserve"> GET, POST, PATCH, DELETE;</w:t>
-      </w:r>
-    </w:p>
-    <w:p>
-      <w:pPr>
-        <w:spacing w:line="360" w:lineRule="auto"/>
-        <w:ind w:left="567"/>
-        <w:rPr>
-          <w:sz w:val="28"/>
-          <w:szCs w:val="28"/>
-        </w:rPr>
-      </w:pPr>
-      <w:r>
-        <w:rPr>
-          <w:sz w:val="28"/>
-          <w:szCs w:val="28"/>
-        </w:rPr>
-        <w:t>– организовать хранение данных в JSON-файле;</w:t>
-      </w:r>
-    </w:p>
-    <w:p>
-      <w:pPr>
-        <w:spacing w:line="360" w:lineRule="auto"/>
-        <w:ind w:left="567"/>
-        <w:rPr>
-          <w:sz w:val="28"/>
-          <w:szCs w:val="28"/>
-        </w:rPr>
-      </w:pPr>
-      <w:r>
-        <w:rPr>
-          <w:sz w:val="28"/>
-          <w:szCs w:val="28"/>
-        </w:rPr>
-        <w:t>– реализовать бизнес-логику приложения;</w:t>
-      </w:r>
-    </w:p>
-    <w:p>
-      <w:pPr>
-        <w:spacing w:line="360" w:lineRule="auto"/>
-        <w:ind w:left="567"/>
-        <w:rPr>
-          <w:sz w:val="28"/>
-          <w:szCs w:val="28"/>
-        </w:rPr>
-      </w:pPr>
-      <w:r>
-        <w:rPr>
-          <w:sz w:val="28"/>
-          <w:szCs w:val="28"/>
-        </w:rPr>
-        <w:t>– реализовать проверку ограничения на пересечение занятий;</w:t>
-      </w:r>
-    </w:p>
-    <w:p>
-      <w:pPr>
-        <w:spacing w:line="360" w:lineRule="auto"/>
-        <w:ind w:left="567"/>
-        <w:rPr>
-          <w:sz w:val="28"/>
-          <w:szCs w:val="28"/>
-        </w:rPr>
-      </w:pPr>
-      <w:r>
-        <w:rPr>
-          <w:sz w:val="28"/>
-          <w:szCs w:val="28"/>
-        </w:rPr>
-        <w:t xml:space="preserve">– протестировать API с использованием </w:t>
-      </w:r>
-      <w:proofErr w:type="spellStart"/>
-      <w:r>
-        <w:rPr>
-          <w:sz w:val="28"/>
-          <w:szCs w:val="28"/>
-        </w:rPr>
-        <w:t>Postman</w:t>
-      </w:r>
-      <w:proofErr w:type="spellEnd"/>
-      <w:r>
-        <w:rPr>
-          <w:sz w:val="28"/>
-          <w:szCs w:val="28"/>
-        </w:rPr>
-        <w:t>;</w:t>
-      </w:r>
-    </w:p>
-    <w:p>
-      <w:pPr>
-        <w:pStyle w:val="af0"/>
-        <w:spacing w:after="0" w:line="360" w:lineRule="auto"/>
-        <w:ind w:left="709"/>
-        <w:jc w:val="both"/>
-        <w:rPr>
-          <w:rFonts w:ascii="Times New Roman" w:eastAsia="Times New Roman" w:hAnsi="Times New Roman" w:cs="Times New Roman"/>
-          <w:color w:val="000000" w:themeColor="text1"/>
-          <w:sz w:val="28"/>
-          <w:szCs w:val="24"/>
-          <w:lang w:eastAsia="ru-RU"/>
-        </w:rPr>
-      </w:pPr>
-      <w:r>
-        <w:rPr>
-          <w:rFonts w:ascii="Times New Roman" w:eastAsia="Times New Roman" w:hAnsi="Times New Roman" w:cs="Times New Roman"/>
-          <w:b/>
-          <w:bCs/>
-          <w:color w:val="000000" w:themeColor="text1"/>
-          <w:sz w:val="28"/>
-          <w:szCs w:val="24"/>
-          <w:lang w:eastAsia="ru-RU"/>
-        </w:rPr>
-        <w:t>Описание проекта</w:t>
-      </w:r>
-    </w:p>
-    <w:p>
-      <w:pPr>
-        <w:spacing w:line="360" w:lineRule="auto"/>
-        <w:ind w:firstLine="709"/>
-        <w:contextualSpacing/>
-        <w:jc w:val="both"/>
-        <w:rPr>
-          <w:color w:val="000000" w:themeColor="text1"/>
-          <w:sz w:val="28"/>
-        </w:rPr>
-      </w:pPr>
-      <w:r>
-        <w:rPr>
-          <w:color w:val="000000" w:themeColor="text1"/>
-          <w:sz w:val="28"/>
-        </w:rPr>
-        <w:t>Проект представляет собой серверное приложение для составления расписания преподавателей.</w:t>
-      </w:r>
-    </w:p>
-    <w:p>
-      <w:pPr>
-        <w:spacing w:line="360" w:lineRule="auto"/>
-        <w:ind w:firstLine="709"/>
-        <w:contextualSpacing/>
-        <w:jc w:val="both"/>
-        <w:rPr>
-          <w:color w:val="000000" w:themeColor="text1"/>
-          <w:sz w:val="28"/>
-        </w:rPr>
-      </w:pPr>
-      <w:r>
-        <w:rPr>
-          <w:color w:val="000000" w:themeColor="text1"/>
-          <w:sz w:val="28"/>
-        </w:rPr>
-        <w:t>В рамках предметной области:</w:t>
-      </w:r>
-    </w:p>
-    <w:p>
-      <w:pPr>
-        <w:spacing w:line="360" w:lineRule="auto"/>
-        <w:ind w:firstLine="709"/>
-        <w:contextualSpacing/>
-        <w:jc w:val="both"/>
-        <w:rPr>
-          <w:color w:val="000000" w:themeColor="text1"/>
-          <w:sz w:val="28"/>
-        </w:rPr>
-      </w:pPr>
-      <w:r>
-        <w:rPr>
-          <w:color w:val="000000" w:themeColor="text1"/>
-          <w:sz w:val="28"/>
-        </w:rPr>
-        <w:t>– преподаватель (</w:t>
-      </w:r>
-      <w:proofErr w:type="spellStart"/>
-      <w:r>
-        <w:rPr>
-          <w:color w:val="000000" w:themeColor="text1"/>
-          <w:sz w:val="28"/>
-        </w:rPr>
-        <w:t>lecturer</w:t>
-      </w:r>
-      <w:proofErr w:type="spellEnd"/>
-      <w:r>
-        <w:rPr>
-          <w:color w:val="000000" w:themeColor="text1"/>
-          <w:sz w:val="28"/>
-        </w:rPr>
-        <w:t>) — услуга;</w:t>
-      </w:r>
-    </w:p>
-    <w:p>
-      <w:pPr>
-        <w:spacing w:line="360" w:lineRule="auto"/>
-        <w:ind w:firstLine="709"/>
-        <w:contextualSpacing/>
-        <w:jc w:val="both"/>
-        <w:rPr>
-          <w:color w:val="000000" w:themeColor="text1"/>
-          <w:sz w:val="28"/>
-        </w:rPr>
-      </w:pPr>
-      <w:r>
-        <w:rPr>
-          <w:color w:val="000000" w:themeColor="text1"/>
-          <w:sz w:val="28"/>
-        </w:rPr>
-        <w:t>– занятие — заявка.</w:t>
-      </w:r>
-    </w:p>
-    <w:p>
-      <w:pPr>
-        <w:spacing w:line="360" w:lineRule="auto"/>
-        <w:ind w:firstLine="709"/>
-        <w:contextualSpacing/>
-        <w:jc w:val="both"/>
-        <w:rPr>
-          <w:color w:val="000000" w:themeColor="text1"/>
-          <w:sz w:val="28"/>
-        </w:rPr>
-      </w:pPr>
-      <w:r>
-        <w:rPr>
-          <w:color w:val="000000" w:themeColor="text1"/>
-          <w:sz w:val="28"/>
-        </w:rPr>
-        <w:t>Каждое занятие включает:</w:t>
-      </w:r>
-    </w:p>
-    <w:p>
-      <w:pPr>
-        <w:spacing w:line="360" w:lineRule="auto"/>
-        <w:ind w:firstLine="709"/>
-        <w:contextualSpacing/>
-        <w:jc w:val="both"/>
-        <w:rPr>
-          <w:color w:val="000000" w:themeColor="text1"/>
-          <w:sz w:val="28"/>
-        </w:rPr>
-      </w:pPr>
-      <w:r>
-        <w:rPr>
-          <w:color w:val="000000" w:themeColor="text1"/>
-          <w:sz w:val="28"/>
-        </w:rPr>
-        <w:t>– преподавателя;</w:t>
-      </w:r>
-    </w:p>
-    <w:p>
-      <w:pPr>
-        <w:spacing w:line="360" w:lineRule="auto"/>
-        <w:ind w:firstLine="709"/>
-        <w:contextualSpacing/>
-        <w:jc w:val="both"/>
-        <w:rPr>
-          <w:color w:val="000000" w:themeColor="text1"/>
-          <w:sz w:val="28"/>
-        </w:rPr>
-      </w:pPr>
-      <w:r>
-        <w:rPr>
-          <w:color w:val="000000" w:themeColor="text1"/>
-          <w:sz w:val="28"/>
-        </w:rPr>
-        <w:t>– дисциплину;</w:t>
-      </w:r>
-    </w:p>
-    <w:p>
-      <w:pPr>
-        <w:spacing w:line="360" w:lineRule="auto"/>
-        <w:ind w:firstLine="709"/>
-        <w:contextualSpacing/>
-        <w:jc w:val="both"/>
-        <w:rPr>
-          <w:color w:val="000000" w:themeColor="text1"/>
-          <w:sz w:val="28"/>
-        </w:rPr>
-      </w:pPr>
-      <w:r>
-        <w:rPr>
-          <w:color w:val="000000" w:themeColor="text1"/>
-          <w:sz w:val="28"/>
-        </w:rPr>
-        <w:t>– день недели;</w:t>
-      </w:r>
-    </w:p>
-    <w:p>
-      <w:pPr>
-        <w:spacing w:line="360" w:lineRule="auto"/>
-        <w:ind w:firstLine="709"/>
-        <w:contextualSpacing/>
-        <w:jc w:val="both"/>
-        <w:rPr>
-          <w:color w:val="000000" w:themeColor="text1"/>
-          <w:sz w:val="28"/>
-        </w:rPr>
-      </w:pPr>
-      <w:r>
-        <w:rPr>
-          <w:color w:val="000000" w:themeColor="text1"/>
-          <w:sz w:val="28"/>
-        </w:rPr>
-        <w:t>– время;</w:t>
-      </w:r>
-    </w:p>
-    <w:p>
-      <w:pPr>
-        <w:spacing w:line="360" w:lineRule="auto"/>
-        <w:ind w:firstLine="709"/>
-        <w:contextualSpacing/>
-        <w:jc w:val="both"/>
-        <w:rPr>
-          <w:color w:val="000000" w:themeColor="text1"/>
-          <w:sz w:val="28"/>
-        </w:rPr>
-      </w:pPr>
-      <w:r>
-        <w:rPr>
-          <w:color w:val="000000" w:themeColor="text1"/>
-          <w:sz w:val="28"/>
-        </w:rPr>
-        <w:t>– аудиторию.</w:t>
-      </w:r>
-    </w:p>
-    <w:p>
-      <w:pPr>
-        <w:spacing w:line="360" w:lineRule="auto"/>
-        <w:ind w:firstLine="709"/>
-        <w:contextualSpacing/>
-        <w:jc w:val="both"/>
-        <w:rPr>
-          <w:color w:val="000000" w:themeColor="text1"/>
-          <w:sz w:val="28"/>
-        </w:rPr>
-      </w:pPr>
-      <w:r>
-        <w:rPr>
-          <w:color w:val="000000" w:themeColor="text1"/>
-          <w:sz w:val="28"/>
-        </w:rPr>
-        <w:t>Данные хранятся в JSON-файле и обрабатываются сервером с использованием Express.js.</w:t>
-      </w:r>
-    </w:p>
-    <w:p>
-      <w:pPr>
-        <w:pStyle w:val="af0"/>
-        <w:spacing w:after="0" w:line="360" w:lineRule="auto"/>
-        <w:ind w:left="709"/>
-        <w:jc w:val="both"/>
-        <w:rPr>
-          <w:rFonts w:ascii="Times New Roman" w:eastAsia="Times New Roman" w:hAnsi="Times New Roman" w:cs="Times New Roman"/>
-          <w:b/>
-          <w:color w:val="000000" w:themeColor="text1"/>
-          <w:sz w:val="28"/>
-          <w:szCs w:val="28"/>
-        </w:rPr>
-      </w:pPr>
-      <w:r>
-        <w:rPr>
-          <w:rFonts w:ascii="Times New Roman" w:eastAsia="Times New Roman" w:hAnsi="Times New Roman" w:cs="Times New Roman"/>
-          <w:b/>
-          <w:color w:val="000000" w:themeColor="text1"/>
-          <w:sz w:val="28"/>
-          <w:szCs w:val="28"/>
-        </w:rPr>
-        <w:t>Используемые технологии</w:t>
-      </w:r>
-      <w:r>
-        <w:rPr>
-          <w:rFonts w:ascii="Times New Roman" w:eastAsia="Times New Roman" w:hAnsi="Times New Roman" w:cs="Times New Roman"/>
-          <w:b/>
-          <w:color w:val="000000" w:themeColor="text1"/>
-          <w:sz w:val="28"/>
-          <w:szCs w:val="28"/>
-        </w:rPr>
-        <w:t>:</w:t>
-      </w:r>
-    </w:p>
-    <w:p>
-      <w:pPr>
-        <w:spacing w:line="360" w:lineRule="auto"/>
-        <w:ind w:firstLine="709"/>
-        <w:contextualSpacing/>
-        <w:jc w:val="both"/>
-        <w:rPr>
-          <w:color w:val="000000" w:themeColor="text1"/>
-          <w:sz w:val="28"/>
-        </w:rPr>
-      </w:pPr>
-      <w:r>
-        <w:rPr>
-          <w:color w:val="000000" w:themeColor="text1"/>
-          <w:sz w:val="28"/>
-        </w:rPr>
-        <w:t>– Node.js — среда выполнения;</w:t>
-      </w:r>
-    </w:p>
-    <w:p>
-      <w:pPr>
-        <w:spacing w:line="360" w:lineRule="auto"/>
-        <w:ind w:firstLine="709"/>
-        <w:contextualSpacing/>
-        <w:jc w:val="both"/>
-        <w:rPr>
-          <w:color w:val="000000" w:themeColor="text1"/>
-          <w:sz w:val="28"/>
-        </w:rPr>
-      </w:pPr>
-      <w:r>
-        <w:rPr>
-          <w:color w:val="000000" w:themeColor="text1"/>
-          <w:sz w:val="28"/>
-        </w:rPr>
-        <w:t>– Express.js — серверный фреймворк;</w:t>
-      </w:r>
-    </w:p>
-    <w:p>
-      <w:pPr>
-        <w:spacing w:line="360" w:lineRule="auto"/>
-        <w:ind w:firstLine="709"/>
-        <w:contextualSpacing/>
-        <w:jc w:val="both"/>
-        <w:rPr>
-          <w:color w:val="000000" w:themeColor="text1"/>
-          <w:sz w:val="28"/>
-        </w:rPr>
-      </w:pPr>
-      <w:r>
-        <w:rPr>
-          <w:color w:val="000000" w:themeColor="text1"/>
-          <w:sz w:val="28"/>
-        </w:rPr>
-        <w:t>– JSON — хранение данных;</w:t>
-      </w:r>
-    </w:p>
-    <w:p>
-      <w:pPr>
-        <w:spacing w:line="360" w:lineRule="auto"/>
-        <w:ind w:firstLine="709"/>
-        <w:contextualSpacing/>
-        <w:jc w:val="both"/>
-        <w:rPr>
-          <w:color w:val="000000" w:themeColor="text1"/>
-          <w:sz w:val="28"/>
-        </w:rPr>
-      </w:pPr>
-      <w:r>
-        <w:rPr>
-          <w:color w:val="000000" w:themeColor="text1"/>
-          <w:sz w:val="28"/>
-        </w:rPr>
-        <w:t xml:space="preserve">– </w:t>
-      </w:r>
-      <w:proofErr w:type="spellStart"/>
-      <w:r>
-        <w:rPr>
-          <w:color w:val="000000" w:themeColor="text1"/>
-          <w:sz w:val="28"/>
-        </w:rPr>
-        <w:t>Postman</w:t>
-      </w:r>
-      <w:proofErr w:type="spellEnd"/>
-      <w:r>
-        <w:rPr>
-          <w:color w:val="000000" w:themeColor="text1"/>
-          <w:sz w:val="28"/>
-        </w:rPr>
-        <w:t xml:space="preserve"> — тестирование API;</w:t>
-      </w:r>
-    </w:p>
-    <w:p>
-      <w:pPr>
-        <w:spacing w:before="100" w:beforeAutospacing="1" w:after="100" w:afterAutospacing="1" w:line="360" w:lineRule="auto"/>
-        <w:jc w:val="both"/>
-        <w:rPr>
-          <w:color w:val="000000" w:themeColor="text1"/>
-          <w:sz w:val="28"/>
-          <w:szCs w:val="28"/>
-        </w:rPr>
-      </w:pPr>
-      <w:r>
-        <w:rPr>
-          <w:color w:val="000000" w:themeColor="text1"/>
-          <w:sz w:val="28"/>
-          <w:szCs w:val="28"/>
-        </w:rPr>
-        <w:lastRenderedPageBreak/>
-        <w:t xml:space="preserve">Для проверки работоспособности разработанного API использовался инструмент </w:t>
-      </w:r>
-      <w:proofErr w:type="spellStart"/>
-      <w:r>
-        <w:rPr>
-          <w:color w:val="000000" w:themeColor="text1"/>
-          <w:sz w:val="28"/>
-          <w:szCs w:val="28"/>
-        </w:rPr>
-        <w:t>Postman</w:t>
-      </w:r>
-      <w:proofErr w:type="spellEnd"/>
-      <w:r>
-        <w:rPr>
-          <w:color w:val="000000" w:themeColor="text1"/>
-          <w:sz w:val="28"/>
-          <w:szCs w:val="28"/>
-        </w:rPr>
-        <w:t>.</w:t>
-      </w:r>
-      <w:r>
-        <w:rPr>
-          <w:color w:val="000000" w:themeColor="text1"/>
-          <w:sz w:val="28"/>
-          <w:szCs w:val="28"/>
-        </w:rPr>
-        <w:t xml:space="preserve"> </w:t>
-      </w:r>
-      <w:r>
-        <w:rPr>
-          <w:color w:val="000000" w:themeColor="text1"/>
-          <w:sz w:val="28"/>
-          <w:szCs w:val="28"/>
-        </w:rPr>
-        <w:t>С его помощью были выполнены основные операции взаимодействия с сервером, включая получение данных, добавление новых записей, обновление и удаление.</w:t>
-      </w:r>
-      <w:r>
-        <w:rPr>
-          <w:color w:val="000000" w:themeColor="text1"/>
-          <w:sz w:val="28"/>
-          <w:szCs w:val="28"/>
-        </w:rPr>
-        <w:t xml:space="preserve"> </w:t>
-      </w:r>
-      <w:r>
-        <w:rPr>
-          <w:color w:val="000000" w:themeColor="text1"/>
-          <w:sz w:val="28"/>
-          <w:szCs w:val="28"/>
-        </w:rPr>
-        <w:t xml:space="preserve">Рассмотрим результаты выполнения запросов (рисунок </w:t>
-      </w:r>
-      <w:r>
-        <w:rPr>
-          <w:color w:val="000000" w:themeColor="text1"/>
-          <w:sz w:val="28"/>
-          <w:szCs w:val="28"/>
-        </w:rPr>
-        <w:t>5</w:t>
-      </w:r>
-      <w:r>
-        <w:rPr>
-          <w:color w:val="000000" w:themeColor="text1"/>
-          <w:sz w:val="28"/>
-          <w:szCs w:val="28"/>
-        </w:rPr>
-        <w:t>).</w:t>
-      </w:r>
-    </w:p>
-    <w:p>
-      <w:pPr>
-        <w:spacing w:before="100" w:beforeAutospacing="1" w:after="100" w:afterAutospacing="1" w:line="360" w:lineRule="auto"/>
-        <w:jc w:val="both"/>
-        <w:rPr>
-          <w:color w:val="000000" w:themeColor="text1"/>
-          <w:sz w:val="28"/>
-          <w:szCs w:val="28"/>
-        </w:rPr>
-      </w:pPr>
-      <w:r>
-        <w:rPr>
-          <w:color w:val="000000" w:themeColor="text1"/>
-          <w:sz w:val="28"/>
-          <w:szCs w:val="28"/>
-        </w:rPr>
-        <w:drawing>
-          <wp:inline distT="0" distB="0" distL="0" distR="0" wp14:anchorId="0C7DE684" wp14:editId="6E280D08">
-            <wp:extent cx="6122670" cy="3459480"/>
-            <wp:effectExtent l="0" t="0" r="0" b="0"/>
-            <wp:docPr id="12" name="Рисунок 12"/>
-            <wp:cNvGraphicFramePr>
-              <a:graphicFrameLocks xmlns:a="http://schemas.openxmlformats.org/drawingml/2006/main" noChangeAspect="1"/>
-            </wp:cNvGraphicFramePr>
-            <a:graphic xmlns:a="http://schemas.openxmlformats.org/drawingml/2006/main">
-              <a:graphicData uri="http://schemas.openxmlformats.org/drawingml/2006/picture">
-                <pic:pic xmlns:pic="http://schemas.openxmlformats.org/drawingml/2006/picture">
-                  <pic:nvPicPr>
-                    <pic:cNvPr id="1" name=""/>
-                    <pic:cNvPicPr/>
-                  </pic:nvPicPr>
-                  <pic:blipFill>
-                    <a:blip r:embed="rId17"/>
-                    <a:stretch>
-                      <a:fillRect/>
-                    </a:stretch>
-                  </pic:blipFill>
-                  <pic:spPr>
-                    <a:xfrm>
-                      <a:off x="0" y="0"/>
-                      <a:ext cx="6122670" cy="3459480"/>
-                    </a:xfrm>
-                    <a:prstGeom prst="rect">
-                      <a:avLst/>
-                    </a:prstGeom>
-                  </pic:spPr>
-                </pic:pic>
-              </a:graphicData>
-            </a:graphic>
-          </wp:inline>
-        </w:drawing>
-      </w:r>
-    </w:p>
-    <w:p>
-      <w:pPr>
-        <w:spacing w:line="360" w:lineRule="auto"/>
-        <w:jc w:val="center"/>
-        <w:rPr>
-          <w:color w:val="000000" w:themeColor="text1"/>
-          <w:sz w:val="28"/>
-          <w:szCs w:val="28"/>
-        </w:rPr>
-      </w:pPr>
-      <w:r>
-        <w:rPr>
-          <w:color w:val="000000" w:themeColor="text1"/>
-          <w:sz w:val="28"/>
-          <w:szCs w:val="28"/>
-        </w:rPr>
-        <w:t xml:space="preserve">Рисунок </w:t>
-      </w:r>
-      <w:r>
-        <w:rPr>
-          <w:color w:val="000000" w:themeColor="text1"/>
-          <w:sz w:val="28"/>
-          <w:szCs w:val="28"/>
-        </w:rPr>
-        <w:t>5</w:t>
-      </w:r>
-      <w:r>
-        <w:rPr>
-          <w:color w:val="000000" w:themeColor="text1"/>
-          <w:sz w:val="28"/>
-          <w:szCs w:val="28"/>
-        </w:rPr>
-        <w:t xml:space="preserve"> – Вид сайта личного кабинета студента</w:t>
-      </w:r>
-    </w:p>
-    <w:p>
-      <w:pPr>
-        <w:spacing w:line="360" w:lineRule="auto"/>
-        <w:jc w:val="center"/>
-        <w:rPr>
-          <w:color w:val="000000" w:themeColor="text1"/>
-          <w:sz w:val="28"/>
-          <w:szCs w:val="28"/>
-        </w:rPr>
-      </w:pPr>
-    </w:p>
-    <w:p>
-      <w:pPr>
-        <w:spacing w:line="360" w:lineRule="auto"/>
-        <w:jc w:val="both"/>
-        <w:rPr>
-          <w:color w:val="000000" w:themeColor="text1"/>
-          <w:sz w:val="28"/>
-          <w:szCs w:val="28"/>
-        </w:rPr>
-      </w:pPr>
-      <w:r>
-        <w:rPr>
-          <w:color w:val="000000" w:themeColor="text1"/>
-          <w:sz w:val="28"/>
-          <w:szCs w:val="28"/>
-        </w:rPr>
-        <w:t xml:space="preserve">На рисунке </w:t>
-      </w:r>
-      <w:r>
-        <w:rPr>
-          <w:color w:val="000000" w:themeColor="text1"/>
-          <w:sz w:val="28"/>
-          <w:szCs w:val="28"/>
-        </w:rPr>
-        <w:t>5</w:t>
-      </w:r>
-      <w:r>
-        <w:rPr>
-          <w:color w:val="000000" w:themeColor="text1"/>
-          <w:sz w:val="28"/>
-          <w:szCs w:val="28"/>
-        </w:rPr>
-        <w:t xml:space="preserve"> показан результат выполнения GET-запроса, который возвращает список всех занятий.</w:t>
-      </w:r>
-      <w:r>
-        <w:rPr>
-          <w:color w:val="000000" w:themeColor="text1"/>
-          <w:sz w:val="28"/>
-          <w:szCs w:val="28"/>
-        </w:rPr>
-        <w:t xml:space="preserve"> </w:t>
-      </w:r>
-      <w:r>
-        <w:rPr>
-          <w:color w:val="000000" w:themeColor="text1"/>
-          <w:sz w:val="28"/>
-          <w:szCs w:val="28"/>
-        </w:rPr>
-        <w:t>Полученные данные отображаются в формате JSON, что подтверждает корректную работу сервера.</w:t>
-      </w:r>
-      <w:r>
-        <w:rPr>
-          <w:color w:val="000000" w:themeColor="text1"/>
-          <w:sz w:val="28"/>
-          <w:szCs w:val="28"/>
-        </w:rPr>
-        <w:t xml:space="preserve"> </w:t>
-      </w:r>
-      <w:r>
-        <w:rPr>
-          <w:color w:val="000000" w:themeColor="text1"/>
-          <w:sz w:val="28"/>
-          <w:szCs w:val="28"/>
-        </w:rPr>
-        <w:t xml:space="preserve">Далее рассмотрим создание нового занятия (рисунок </w:t>
-      </w:r>
-      <w:r>
-        <w:rPr>
-          <w:color w:val="000000" w:themeColor="text1"/>
-          <w:sz w:val="28"/>
-          <w:szCs w:val="28"/>
-        </w:rPr>
-        <w:t>6</w:t>
-      </w:r>
-      <w:r>
-        <w:rPr>
-          <w:color w:val="000000" w:themeColor="text1"/>
-          <w:sz w:val="28"/>
-          <w:szCs w:val="28"/>
-        </w:rPr>
-        <w:t>).</w:t>
-      </w:r>
-    </w:p>
-    <w:p>
-      <w:pPr>
-        <w:spacing w:line="360" w:lineRule="auto"/>
-        <w:jc w:val="both"/>
-        <w:rPr>
-          <w:color w:val="000000" w:themeColor="text1"/>
-          <w:sz w:val="28"/>
-          <w:szCs w:val="28"/>
-        </w:rPr>
-      </w:pPr>
-      <w:r>
-        <w:rPr>
-          <w:color w:val="000000" w:themeColor="text1"/>
-          <w:sz w:val="28"/>
-          <w:szCs w:val="28"/>
-        </w:rPr>
-        <w:lastRenderedPageBreak/>
-        <w:drawing>
-          <wp:inline distT="0" distB="0" distL="0" distR="0" wp14:anchorId="00D08A93" wp14:editId="5E1B1408">
-            <wp:extent cx="6059170" cy="3761105"/>
-            <wp:effectExtent l="0" t="0" r="0" b="0"/>
-            <wp:docPr id="16" name="Рисунок 16"/>
+            <wp:docPr id="13" name="Рисунок 13"/>
             <wp:cNvGraphicFramePr>
               <a:graphicFrameLocks xmlns:a="http://schemas.openxmlformats.org/drawingml/2006/main" noChangeAspect="1"/>
             </wp:cNvGraphicFramePr>
@@ -4120,14 +2278,14 @@
                     <pic:cNvPicPr/>
                   </pic:nvPicPr>
                   <pic:blipFill rotWithShape="1">
-                    <a:blip r:embed="rId18"/>
-                    <a:srcRect l="1037"/>
+                    <a:blip r:embed="rId14"/>
+                    <a:srcRect l="34448" t="12956" r="35237"/>
                     <a:stretch/>
                   </pic:blipFill>
                   <pic:spPr bwMode="auto">
                     <a:xfrm>
                       <a:off x="0" y="0"/>
-                      <a:ext cx="6059170" cy="3761105"/>
+                      <a:ext cx="1857918" cy="3334145"/>
                     </a:xfrm>
                     <a:prstGeom prst="rect">
                       <a:avLst/>
@@ -4150,166 +2308,469 @@
     </w:p>
     <w:p>
       <w:pPr>
-        <w:spacing w:line="360" w:lineRule="auto"/>
+        <w:spacing w:after="0" w:line="360" w:lineRule="auto"/>
         <w:contextualSpacing/>
         <w:jc w:val="center"/>
         <w:rPr>
-          <w:color w:val="000000" w:themeColor="text1"/>
-          <w:sz w:val="28"/>
+          <w:rFonts w:ascii="Times New Roman" w:eastAsia="Times New Roman" w:hAnsi="Times New Roman" w:cs="Times New Roman"/>
+          <w:color w:val="000000" w:themeColor="text1"/>
+          <w:sz w:val="28"/>
+          <w:szCs w:val="28"/>
         </w:rPr>
       </w:pPr>
       <w:r>
         <w:rPr>
-          <w:color w:val="000000" w:themeColor="text1"/>
-          <w:sz w:val="28"/>
-        </w:rPr>
-        <w:t xml:space="preserve">Рисунок </w:t>
-      </w:r>
-      <w:r>
-        <w:rPr>
-          <w:color w:val="000000" w:themeColor="text1"/>
-          <w:sz w:val="28"/>
-        </w:rPr>
-        <w:t>6</w:t>
-      </w:r>
-      <w:r>
-        <w:rPr>
-          <w:color w:val="000000" w:themeColor="text1"/>
-          <w:sz w:val="28"/>
-        </w:rPr>
-        <w:t xml:space="preserve"> – </w:t>
-      </w:r>
-      <w:r>
-        <w:rPr>
-          <w:color w:val="000000" w:themeColor="text1"/>
-          <w:sz w:val="28"/>
-        </w:rPr>
-        <w:t>Создание нового</w:t>
-      </w:r>
-      <w:r>
-        <w:rPr>
-          <w:color w:val="000000" w:themeColor="text1"/>
-          <w:sz w:val="28"/>
-        </w:rPr>
-        <w:t xml:space="preserve"> занятия</w:t>
+          <w:rFonts w:ascii="Times New Roman" w:eastAsia="Times New Roman" w:hAnsi="Times New Roman" w:cs="Times New Roman"/>
+          <w:color w:val="000000" w:themeColor="text1"/>
+          <w:sz w:val="28"/>
+          <w:szCs w:val="28"/>
+        </w:rPr>
+        <w:t>Рисунок 2 – Дополнительные функции</w:t>
       </w:r>
     </w:p>
     <w:p>
       <w:pPr>
-        <w:spacing w:line="360" w:lineRule="auto"/>
+        <w:spacing w:after="0" w:line="360" w:lineRule="auto"/>
         <w:contextualSpacing/>
         <w:jc w:val="center"/>
         <w:rPr>
-          <w:color w:val="000000" w:themeColor="text1"/>
-          <w:sz w:val="28"/>
+          <w:rFonts w:ascii="Times New Roman" w:eastAsia="Times New Roman" w:hAnsi="Times New Roman" w:cs="Times New Roman"/>
+          <w:color w:val="000000" w:themeColor="text1"/>
+          <w:sz w:val="28"/>
+          <w:szCs w:val="28"/>
         </w:rPr>
       </w:pPr>
     </w:p>
     <w:p>
       <w:pPr>
-        <w:spacing w:line="360" w:lineRule="auto"/>
+        <w:spacing w:after="0" w:line="360" w:lineRule="auto"/>
         <w:contextualSpacing/>
         <w:jc w:val="both"/>
         <w:rPr>
-          <w:color w:val="000000" w:themeColor="text1"/>
-          <w:sz w:val="28"/>
+          <w:rFonts w:ascii="Times New Roman" w:eastAsia="Times New Roman" w:hAnsi="Times New Roman" w:cs="Times New Roman"/>
+          <w:color w:val="000000" w:themeColor="text1"/>
+          <w:sz w:val="28"/>
+          <w:szCs w:val="28"/>
         </w:rPr>
       </w:pPr>
       <w:r>
         <w:rPr>
-          <w:color w:val="000000" w:themeColor="text1"/>
-          <w:sz w:val="28"/>
-        </w:rPr>
-        <w:t xml:space="preserve">На рисунке </w:t>
-      </w:r>
-      <w:r>
-        <w:rPr>
-          <w:color w:val="000000" w:themeColor="text1"/>
-          <w:sz w:val="28"/>
-        </w:rPr>
-        <w:t>6</w:t>
-      </w:r>
-      <w:r>
-        <w:rPr>
-          <w:color w:val="000000" w:themeColor="text1"/>
-          <w:sz w:val="28"/>
-        </w:rPr>
-        <w:t xml:space="preserve"> представлен процесс создания нового занятия с использованием POST-запроса.</w:t>
+          <w:rFonts w:ascii="Times New Roman" w:eastAsia="Times New Roman" w:hAnsi="Times New Roman" w:cs="Times New Roman"/>
+          <w:color w:val="000000" w:themeColor="text1"/>
+          <w:sz w:val="28"/>
+          <w:szCs w:val="28"/>
+        </w:rPr>
+        <w:t>На рисунке показаны дополнительные элементы интерфейса, расширяющие возможности калькулятора. К ним относятся раскрываемое поле с информацией об авторе, кнопка смены темы и выпадающий список для выбора режима работы. Данные элементы делают приложение более удобным и функциональным для пользователя.</w:t>
       </w:r>
     </w:p>
     <w:p>
       <w:pPr>
-        <w:spacing w:line="360" w:lineRule="auto"/>
+        <w:spacing w:after="0" w:line="360" w:lineRule="auto"/>
         <w:contextualSpacing/>
-        <w:jc w:val="both"/>
-        <w:rPr>
-          <w:color w:val="000000" w:themeColor="text1"/>
-          <w:sz w:val="28"/>
+        <w:jc w:val="center"/>
+        <w:rPr>
+          <w:rFonts w:ascii="Times New Roman" w:eastAsia="Times New Roman" w:hAnsi="Times New Roman" w:cs="Times New Roman"/>
+          <w:color w:val="000000" w:themeColor="text1"/>
+          <w:sz w:val="28"/>
+          <w:szCs w:val="28"/>
+        </w:rPr>
+      </w:pPr>
+    </w:p>
+    <w:p>
+      <w:pPr>
+        <w:spacing w:after="0" w:line="360" w:lineRule="auto"/>
+        <w:contextualSpacing/>
+        <w:rPr>
+          <w:rFonts w:ascii="Times New Roman" w:eastAsia="Times New Roman" w:hAnsi="Times New Roman" w:cs="Times New Roman"/>
+          <w:sz w:val="28"/>
+          <w:szCs w:val="28"/>
         </w:rPr>
       </w:pPr>
       <w:r>
         <w:rPr>
-          <w:color w:val="000000" w:themeColor="text1"/>
-          <w:sz w:val="28"/>
-        </w:rPr>
-        <w:t>Сервер успешно обрабатывает данные и добавляет новую запись в систему.</w:t>
+          <w:rFonts w:ascii="Times New Roman" w:eastAsia="Times New Roman" w:hAnsi="Times New Roman" w:cs="Times New Roman"/>
+          <w:color w:val="000000" w:themeColor="text1"/>
+          <w:sz w:val="28"/>
+          <w:szCs w:val="28"/>
+        </w:rPr>
+        <w:br w:type="page" w:clear="all"/>
       </w:r>
     </w:p>
     <w:p>
       <w:pPr>
-        <w:spacing w:line="360" w:lineRule="auto"/>
+        <w:pStyle w:val="1"/>
+        <w:spacing w:before="0" w:line="360" w:lineRule="auto"/>
+        <w:ind w:firstLine="709"/>
         <w:contextualSpacing/>
-        <w:jc w:val="both"/>
-        <w:rPr>
-          <w:color w:val="000000" w:themeColor="text1"/>
-          <w:sz w:val="28"/>
-        </w:rPr>
-      </w:pPr>
+        <w:rPr>
+          <w:rFonts w:cs="Times New Roman"/>
+          <w:color w:val="000000" w:themeColor="text1"/>
+        </w:rPr>
+      </w:pPr>
+      <w:bookmarkStart w:id="3" w:name="_Toc196049959"/>
       <w:r>
         <w:rPr>
-          <w:color w:val="000000" w:themeColor="text1"/>
-          <w:sz w:val="28"/>
-        </w:rPr>
-        <w:t xml:space="preserve">После создания записи рассмотрим возможность её изменения (рисунок </w:t>
+          <w:rFonts w:cs="Times New Roman"/>
+          <w:color w:val="000000" w:themeColor="text1"/>
+        </w:rPr>
+        <w:lastRenderedPageBreak/>
+        <w:t xml:space="preserve">ЛАБОРАТОРНАЯ РАБОТА №2 (Калькулятор </w:t>
       </w:r>
       <w:r>
         <w:rPr>
-          <w:color w:val="000000" w:themeColor="text1"/>
-          <w:sz w:val="28"/>
-        </w:rPr>
-        <w:t>7</w:t>
+          <w:rFonts w:cs="Times New Roman"/>
+          <w:color w:val="000000" w:themeColor="text1"/>
+          <w:lang w:val="en-US"/>
+        </w:rPr>
+        <w:t>HTML</w:t>
       </w:r>
       <w:r>
         <w:rPr>
-          <w:color w:val="000000" w:themeColor="text1"/>
-          <w:sz w:val="28"/>
-        </w:rPr>
-        <w:t>).</w:t>
+          <w:rFonts w:cs="Times New Roman"/>
+          <w:color w:val="000000" w:themeColor="text1"/>
+        </w:rPr>
+        <w:t>/</w:t>
+      </w:r>
+      <w:r>
+        <w:rPr>
+          <w:rFonts w:cs="Times New Roman"/>
+          <w:color w:val="000000" w:themeColor="text1"/>
+          <w:lang w:val="en-US"/>
+        </w:rPr>
+        <w:t>CSS</w:t>
+      </w:r>
+      <w:r>
+        <w:rPr>
+          <w:rFonts w:cs="Times New Roman"/>
+          <w:color w:val="000000" w:themeColor="text1"/>
+        </w:rPr>
+        <w:t>/</w:t>
+      </w:r>
+      <w:r>
+        <w:rPr>
+          <w:rFonts w:cs="Times New Roman"/>
+          <w:color w:val="000000" w:themeColor="text1"/>
+          <w:lang w:val="en-US"/>
+        </w:rPr>
+        <w:t>JS</w:t>
+      </w:r>
+      <w:r>
+        <w:rPr>
+          <w:rFonts w:cs="Times New Roman"/>
+          <w:color w:val="000000" w:themeColor="text1"/>
+        </w:rPr>
+        <w:t>)</w:t>
+      </w:r>
+      <w:bookmarkEnd w:id="3"/>
+    </w:p>
+    <w:p>
+      <w:pPr>
+        <w:spacing w:line="360" w:lineRule="auto"/>
+        <w:ind w:left="567"/>
+        <w:rPr>
+          <w:rFonts w:ascii="Times New Roman" w:hAnsi="Times New Roman" w:cs="Times New Roman"/>
+          <w:sz w:val="28"/>
+          <w:szCs w:val="28"/>
+        </w:rPr>
+      </w:pPr>
+      <w:r>
+        <w:rPr>
+          <w:rFonts w:ascii="Times New Roman" w:hAnsi="Times New Roman" w:cs="Times New Roman"/>
+          <w:b/>
+          <w:bCs/>
+          <w:sz w:val="28"/>
+          <w:szCs w:val="28"/>
+        </w:rPr>
+        <w:t>Цель:</w:t>
+      </w:r>
+      <w:r>
+        <w:rPr>
+          <w:rFonts w:ascii="Times New Roman" w:hAnsi="Times New Roman" w:cs="Times New Roman"/>
+          <w:sz w:val="28"/>
+          <w:szCs w:val="28"/>
+        </w:rPr>
+        <w:t xml:space="preserve"> Освоение языка JavaScript для реализации интерактивных элементов веб-приложения.</w:t>
+      </w:r>
+      <w:r>
+        <w:rPr>
+          <w:rFonts w:ascii="Times New Roman" w:hAnsi="Times New Roman" w:cs="Times New Roman"/>
+          <w:sz w:val="28"/>
+          <w:szCs w:val="28"/>
+        </w:rPr>
+        <w:br/>
+      </w:r>
+      <w:r>
+        <w:rPr>
+          <w:rFonts w:ascii="Times New Roman" w:hAnsi="Times New Roman" w:cs="Times New Roman"/>
+          <w:sz w:val="28"/>
+          <w:szCs w:val="28"/>
+        </w:rPr>
+        <w:br/>
+      </w:r>
+      <w:r>
+        <w:rPr>
+          <w:rFonts w:ascii="Times New Roman" w:hAnsi="Times New Roman" w:cs="Times New Roman"/>
+          <w:b/>
+          <w:bCs/>
+          <w:sz w:val="28"/>
+          <w:szCs w:val="28"/>
+        </w:rPr>
+        <w:t>Задачи:</w:t>
+      </w:r>
+      <w:r>
+        <w:rPr>
+          <w:rFonts w:ascii="Times New Roman" w:hAnsi="Times New Roman" w:cs="Times New Roman"/>
+          <w:sz w:val="28"/>
+          <w:szCs w:val="28"/>
+        </w:rPr>
+        <w:br/>
+        <w:t>– реализовать математические операции;</w:t>
+      </w:r>
+      <w:r>
+        <w:rPr>
+          <w:rFonts w:ascii="Times New Roman" w:hAnsi="Times New Roman" w:cs="Times New Roman"/>
+          <w:sz w:val="28"/>
+          <w:szCs w:val="28"/>
+        </w:rPr>
+        <w:br/>
+        <w:t>– добавить обработку пользовательского ввода;</w:t>
+      </w:r>
+      <w:r>
+        <w:rPr>
+          <w:rFonts w:ascii="Times New Roman" w:hAnsi="Times New Roman" w:cs="Times New Roman"/>
+          <w:sz w:val="28"/>
+          <w:szCs w:val="28"/>
+        </w:rPr>
+        <w:br/>
+        <w:t>– реализовать смену темы;</w:t>
+      </w:r>
+      <w:r>
+        <w:rPr>
+          <w:rFonts w:ascii="Times New Roman" w:hAnsi="Times New Roman" w:cs="Times New Roman"/>
+          <w:sz w:val="28"/>
+          <w:szCs w:val="28"/>
+        </w:rPr>
+        <w:br/>
+        <w:t>– расширить функциональность калькулятора;</w:t>
+      </w:r>
+    </w:p>
+    <w:p/>
+    <w:p>
+      <w:pPr>
+        <w:pStyle w:val="af0"/>
+        <w:spacing w:after="0" w:line="360" w:lineRule="auto"/>
+        <w:ind w:left="709"/>
+        <w:jc w:val="both"/>
+        <w:rPr>
+          <w:rFonts w:ascii="Times New Roman" w:eastAsia="Times New Roman" w:hAnsi="Times New Roman" w:cs="Times New Roman"/>
+          <w:color w:val="000000" w:themeColor="text1"/>
+          <w:sz w:val="28"/>
+          <w:szCs w:val="24"/>
+          <w:lang w:eastAsia="ru-RU"/>
+        </w:rPr>
+      </w:pPr>
+      <w:r>
+        <w:rPr>
+          <w:rFonts w:ascii="Times New Roman" w:eastAsia="Times New Roman" w:hAnsi="Times New Roman" w:cs="Times New Roman"/>
+          <w:b/>
+          <w:bCs/>
+          <w:color w:val="000000" w:themeColor="text1"/>
+          <w:sz w:val="28"/>
+          <w:szCs w:val="24"/>
+          <w:lang w:eastAsia="ru-RU"/>
+        </w:rPr>
+        <w:t>Описание проекта</w:t>
       </w:r>
     </w:p>
     <w:p>
       <w:pPr>
-        <w:spacing w:line="360" w:lineRule="auto"/>
+        <w:spacing w:after="0" w:line="360" w:lineRule="auto"/>
+        <w:ind w:firstLine="709"/>
         <w:contextualSpacing/>
+        <w:jc w:val="both"/>
+        <w:rPr>
+          <w:rFonts w:ascii="Times New Roman" w:eastAsia="Times New Roman" w:hAnsi="Times New Roman" w:cs="Times New Roman"/>
+          <w:color w:val="000000" w:themeColor="text1"/>
+          <w:sz w:val="28"/>
+          <w:szCs w:val="24"/>
+          <w:lang w:eastAsia="ru-RU"/>
+        </w:rPr>
+      </w:pPr>
+      <w:r>
+        <w:rPr>
+          <w:rFonts w:ascii="Times New Roman" w:eastAsia="Times New Roman" w:hAnsi="Times New Roman" w:cs="Times New Roman"/>
+          <w:color w:val="000000" w:themeColor="text1"/>
+          <w:sz w:val="28"/>
+          <w:szCs w:val="24"/>
+          <w:lang w:eastAsia="ru-RU"/>
+        </w:rPr>
+        <w:t>Проект представляет собой веб-калькулятор, реализованный с использованием HTML, CSS и JavaScript. В нём предусмотрены стандартные арифметические операции, а также дополнительные функции: смена знака числа, вычисление процентов, очистка последнего введённого символа (</w:t>
+      </w:r>
+      <w:proofErr w:type="spellStart"/>
+      <w:r>
+        <w:rPr>
+          <w:rFonts w:ascii="Times New Roman" w:eastAsia="Times New Roman" w:hAnsi="Times New Roman" w:cs="Times New Roman"/>
+          <w:color w:val="000000" w:themeColor="text1"/>
+          <w:sz w:val="28"/>
+          <w:szCs w:val="24"/>
+          <w:lang w:eastAsia="ru-RU"/>
+        </w:rPr>
+        <w:t>backspace</w:t>
+      </w:r>
+      <w:proofErr w:type="spellEnd"/>
+      <w:r>
+        <w:rPr>
+          <w:rFonts w:ascii="Times New Roman" w:eastAsia="Times New Roman" w:hAnsi="Times New Roman" w:cs="Times New Roman"/>
+          <w:color w:val="000000" w:themeColor="text1"/>
+          <w:sz w:val="28"/>
+          <w:szCs w:val="24"/>
+          <w:lang w:eastAsia="ru-RU"/>
+        </w:rPr>
+        <w:t>), накапливаемое сложение и вычитание. Также реализована смена темы (изменение цвета фона) по кнопке, изменение цвета окна вывода результата и добавлен элемент интерфейса:</w:t>
+      </w:r>
+      <w:r>
+        <w:rPr>
+          <w:rFonts w:ascii="Times New Roman" w:eastAsia="Times New Roman" w:hAnsi="Times New Roman" w:cs="Times New Roman"/>
+          <w:color w:val="000000" w:themeColor="text1"/>
+          <w:sz w:val="28"/>
+          <w:szCs w:val="24"/>
+          <w:lang w:eastAsia="ru-RU"/>
+        </w:rPr>
+        <w:t xml:space="preserve"> </w:t>
+      </w:r>
+      <w:r>
+        <w:rPr>
+          <w:rFonts w:ascii="Times New Roman" w:eastAsia="Times New Roman" w:hAnsi="Times New Roman" w:cs="Times New Roman"/>
+          <w:color w:val="000000" w:themeColor="text1"/>
+          <w:sz w:val="28"/>
+          <w:szCs w:val="24"/>
+          <w:lang w:eastAsia="ru-RU"/>
+        </w:rPr>
+        <w:t>блок с раскрывающимися сведениями об авторе.</w:t>
+      </w:r>
+    </w:p>
+    <w:p>
+      <w:pPr>
+        <w:spacing w:after="0" w:line="360" w:lineRule="auto"/>
+        <w:ind w:firstLine="709"/>
+        <w:contextualSpacing/>
+        <w:jc w:val="both"/>
+        <w:rPr>
+          <w:rFonts w:ascii="Times New Roman" w:eastAsia="Times New Roman" w:hAnsi="Times New Roman" w:cs="Times New Roman"/>
+          <w:b/>
+          <w:bCs/>
+          <w:color w:val="000000" w:themeColor="text1"/>
+          <w:sz w:val="28"/>
+          <w:szCs w:val="28"/>
+        </w:rPr>
+      </w:pPr>
+      <w:r>
+        <w:rPr>
+          <w:rFonts w:ascii="Times New Roman" w:eastAsia="Times New Roman" w:hAnsi="Times New Roman" w:cs="Times New Roman"/>
+          <w:color w:val="000000" w:themeColor="text1"/>
+          <w:sz w:val="28"/>
+          <w:szCs w:val="28"/>
+        </w:rPr>
+        <w:t xml:space="preserve">Интерфейс оформлен по образцу </w:t>
+      </w:r>
+      <w:r>
+        <w:rPr>
+          <w:rFonts w:ascii="Times New Roman" w:eastAsia="Times New Roman" w:hAnsi="Times New Roman" w:cs="Times New Roman"/>
+          <w:color w:val="000000" w:themeColor="text1"/>
+          <w:sz w:val="28"/>
+          <w:szCs w:val="28"/>
+        </w:rPr>
+        <w:t>сайта МГТУ им.</w:t>
+      </w:r>
+      <w:r>
+        <w:rPr>
+          <w:rFonts w:ascii="Times New Roman" w:eastAsia="Times New Roman" w:hAnsi="Times New Roman" w:cs="Times New Roman"/>
+          <w:color w:val="000000" w:themeColor="text1"/>
+          <w:sz w:val="28"/>
+          <w:szCs w:val="28"/>
+        </w:rPr>
+        <w:t xml:space="preserve"> </w:t>
+      </w:r>
+      <w:r>
+        <w:rPr>
+          <w:rFonts w:ascii="Times New Roman" w:eastAsia="Times New Roman" w:hAnsi="Times New Roman" w:cs="Times New Roman"/>
+          <w:color w:val="000000" w:themeColor="text1"/>
+          <w:sz w:val="28"/>
+          <w:szCs w:val="28"/>
+        </w:rPr>
+        <w:t>Н.Э.</w:t>
+      </w:r>
+      <w:r>
+        <w:rPr>
+          <w:rFonts w:ascii="Times New Roman" w:eastAsia="Times New Roman" w:hAnsi="Times New Roman" w:cs="Times New Roman"/>
+          <w:color w:val="000000" w:themeColor="text1"/>
+          <w:sz w:val="28"/>
+          <w:szCs w:val="28"/>
+        </w:rPr>
+        <w:t xml:space="preserve"> </w:t>
+      </w:r>
+      <w:r>
+        <w:rPr>
+          <w:rFonts w:ascii="Times New Roman" w:eastAsia="Times New Roman" w:hAnsi="Times New Roman" w:cs="Times New Roman"/>
+          <w:color w:val="000000" w:themeColor="text1"/>
+          <w:sz w:val="28"/>
+          <w:szCs w:val="28"/>
+        </w:rPr>
+        <w:t>Баумана (Личный кабинет студента)</w:t>
+      </w:r>
+      <w:r>
+        <w:rPr>
+          <w:rFonts w:ascii="Times New Roman" w:eastAsia="Times New Roman" w:hAnsi="Times New Roman" w:cs="Times New Roman"/>
+          <w:color w:val="000000" w:themeColor="text1"/>
+          <w:sz w:val="28"/>
+          <w:szCs w:val="28"/>
+        </w:rPr>
+        <w:t xml:space="preserve"> (рис</w:t>
+      </w:r>
+      <w:r>
+        <w:rPr>
+          <w:rFonts w:ascii="Times New Roman" w:eastAsia="Times New Roman" w:hAnsi="Times New Roman" w:cs="Times New Roman"/>
+          <w:color w:val="000000" w:themeColor="text1"/>
+          <w:sz w:val="28"/>
+          <w:szCs w:val="28"/>
+        </w:rPr>
+        <w:t>унок</w:t>
+      </w:r>
+      <w:r>
+        <w:rPr>
+          <w:rFonts w:ascii="Times New Roman" w:eastAsia="Times New Roman" w:hAnsi="Times New Roman" w:cs="Times New Roman"/>
+          <w:color w:val="000000" w:themeColor="text1"/>
+          <w:sz w:val="28"/>
+          <w:szCs w:val="28"/>
+        </w:rPr>
+        <w:t xml:space="preserve"> 3).</w:t>
+      </w:r>
+    </w:p>
+    <w:p>
+      <w:pPr>
+        <w:spacing w:before="100" w:beforeAutospacing="1" w:after="100" w:afterAutospacing="1" w:line="240" w:lineRule="auto"/>
         <w:jc w:val="center"/>
         <w:rPr>
-          <w:color w:val="000000" w:themeColor="text1"/>
-          <w:sz w:val="28"/>
-          <w:szCs w:val="28"/>
+          <w:rFonts w:ascii="Times New Roman" w:eastAsia="Times New Roman" w:hAnsi="Times New Roman" w:cs="Times New Roman"/>
+          <w:sz w:val="24"/>
+          <w:szCs w:val="24"/>
+          <w:lang w:val="en-US" w:eastAsia="ru-RU"/>
         </w:rPr>
       </w:pPr>
       <w:r>
         <w:rPr>
-          <w:color w:val="000000" w:themeColor="text1"/>
-          <w:sz w:val="28"/>
-          <w:szCs w:val="28"/>
+          <w:rFonts w:ascii="Times New Roman" w:eastAsia="Times New Roman" w:hAnsi="Times New Roman" w:cs="Times New Roman"/>
+          <w:noProof/>
+          <w:sz w:val="24"/>
+          <w:szCs w:val="24"/>
+          <w:lang w:val="en-US" w:eastAsia="ru-RU"/>
         </w:rPr>
         <w:lastRenderedPageBreak/>
         <w:drawing>
-          <wp:inline distT="0" distB="0" distL="0" distR="0" wp14:anchorId="2A7BF63C" wp14:editId="07BD374E">
-            <wp:extent cx="6059170" cy="3751580"/>
-            <wp:effectExtent l="0" t="0" r="0" b="0"/>
-            <wp:docPr id="17" name="Рисунок 17"/>
+          <wp:inline distT="0" distB="0" distL="0" distR="0" wp14:anchorId="10225EFE" wp14:editId="0831A2FE">
+            <wp:extent cx="6122670" cy="3438092"/>
+            <wp:effectExtent l="0" t="0" r="0" b="3810"/>
+            <wp:docPr id="9" name="Рисунок 9"/>
             <wp:cNvGraphicFramePr>
               <a:graphicFrameLocks xmlns:a="http://schemas.openxmlformats.org/drawingml/2006/main" noChangeAspect="1"/>
             </wp:cNvGraphicFramePr>
@@ -4321,14 +2782,14 @@
                     <pic:cNvPicPr/>
                   </pic:nvPicPr>
                   <pic:blipFill rotWithShape="1">
-                    <a:blip r:embed="rId19"/>
-                    <a:srcRect l="1037"/>
+                    <a:blip r:embed="rId15"/>
+                    <a:srcRect t="10151"/>
                     <a:stretch/>
                   </pic:blipFill>
                   <pic:spPr bwMode="auto">
                     <a:xfrm>
                       <a:off x="0" y="0"/>
-                      <a:ext cx="6059170" cy="3751580"/>
+                      <a:ext cx="6122670" cy="3438092"/>
                     </a:xfrm>
                     <a:prstGeom prst="rect">
                       <a:avLst/>
@@ -4351,151 +2812,235 @@
     </w:p>
     <w:p>
       <w:pPr>
-        <w:spacing w:line="360" w:lineRule="auto"/>
-        <w:contextualSpacing/>
+        <w:spacing w:after="0" w:line="360" w:lineRule="auto"/>
         <w:jc w:val="center"/>
         <w:rPr>
-          <w:color w:val="000000" w:themeColor="text1"/>
-          <w:sz w:val="28"/>
+          <w:rFonts w:ascii="Times New Roman" w:eastAsia="Times New Roman" w:hAnsi="Times New Roman" w:cs="Times New Roman"/>
+          <w:color w:val="000000" w:themeColor="text1"/>
+          <w:sz w:val="28"/>
+          <w:szCs w:val="28"/>
         </w:rPr>
       </w:pPr>
       <w:r>
         <w:rPr>
-          <w:color w:val="000000" w:themeColor="text1"/>
-          <w:sz w:val="28"/>
-        </w:rPr>
-        <w:t xml:space="preserve">Рисунок </w:t>
-      </w:r>
-      <w:r>
-        <w:rPr>
-          <w:color w:val="000000" w:themeColor="text1"/>
-          <w:sz w:val="28"/>
-        </w:rPr>
-        <w:t>7</w:t>
-      </w:r>
-      <w:r>
-        <w:rPr>
-          <w:color w:val="000000" w:themeColor="text1"/>
-          <w:sz w:val="28"/>
-        </w:rPr>
-        <w:t xml:space="preserve"> – </w:t>
-      </w:r>
-      <w:r>
-        <w:rPr>
-          <w:color w:val="000000" w:themeColor="text1"/>
-          <w:sz w:val="28"/>
-        </w:rPr>
-        <w:t>Изменение занятия</w:t>
+          <w:rFonts w:ascii="Times New Roman" w:eastAsia="Times New Roman" w:hAnsi="Times New Roman" w:cs="Times New Roman"/>
+          <w:color w:val="000000" w:themeColor="text1"/>
+          <w:sz w:val="28"/>
+          <w:szCs w:val="28"/>
+        </w:rPr>
+        <w:t>Рисунок 3 – Вид сайта личного кабинета студента</w:t>
       </w:r>
     </w:p>
     <w:p>
       <w:pPr>
-        <w:spacing w:line="360" w:lineRule="auto"/>
-        <w:contextualSpacing/>
+        <w:spacing w:after="0" w:line="360" w:lineRule="auto"/>
         <w:jc w:val="center"/>
         <w:rPr>
-          <w:color w:val="000000" w:themeColor="text1"/>
-          <w:sz w:val="28"/>
+          <w:rFonts w:ascii="Times New Roman" w:eastAsia="Times New Roman" w:hAnsi="Times New Roman" w:cs="Times New Roman"/>
+          <w:color w:val="000000" w:themeColor="text1"/>
+          <w:sz w:val="28"/>
+          <w:szCs w:val="28"/>
         </w:rPr>
       </w:pPr>
     </w:p>
     <w:p>
       <w:pPr>
-        <w:spacing w:line="360" w:lineRule="auto"/>
-        <w:contextualSpacing/>
+        <w:spacing w:after="0" w:line="360" w:lineRule="auto"/>
         <w:jc w:val="both"/>
         <w:rPr>
-          <w:color w:val="000000" w:themeColor="text1"/>
-          <w:sz w:val="28"/>
+          <w:rFonts w:ascii="Times New Roman" w:eastAsia="Times New Roman" w:hAnsi="Times New Roman" w:cs="Times New Roman"/>
+          <w:color w:val="000000" w:themeColor="text1"/>
+          <w:sz w:val="28"/>
+          <w:szCs w:val="28"/>
         </w:rPr>
       </w:pPr>
       <w:r>
         <w:rPr>
-          <w:color w:val="000000" w:themeColor="text1"/>
-          <w:sz w:val="28"/>
-        </w:rPr>
-        <w:t>На рисунке 4 показано обновление существующего занятия с использованием PATCH-запроса.</w:t>
-      </w:r>
-      <w:r>
-        <w:rPr>
-          <w:color w:val="000000" w:themeColor="text1"/>
-          <w:sz w:val="28"/>
-        </w:rPr>
-        <w:t xml:space="preserve"> </w:t>
-      </w:r>
-      <w:r>
-        <w:rPr>
-          <w:color w:val="000000" w:themeColor="text1"/>
-          <w:sz w:val="28"/>
-        </w:rPr>
-        <w:t>Данные успешно изменяются и сохраняются.</w:t>
+          <w:rFonts w:ascii="Times New Roman" w:eastAsia="Times New Roman" w:hAnsi="Times New Roman" w:cs="Times New Roman"/>
+          <w:color w:val="000000" w:themeColor="text1"/>
+          <w:sz w:val="28"/>
+          <w:szCs w:val="28"/>
+        </w:rPr>
+        <w:t>На данном рисунке представлен внешний вид интерфейса сайта личного кабинета студента МГТУ им. Н.Э. Баумана, который был выбран в качестве образца для разработки пользовательского интерфейса калькулятора. Были проанализированы цветовая палитра, расположение элементов и общий стиль оформления.</w:t>
       </w:r>
     </w:p>
     <w:p>
       <w:pPr>
-        <w:spacing w:line="360" w:lineRule="auto"/>
-        <w:contextualSpacing/>
+        <w:spacing w:after="0" w:line="360" w:lineRule="auto"/>
         <w:jc w:val="both"/>
         <w:rPr>
-          <w:color w:val="000000" w:themeColor="text1"/>
-          <w:sz w:val="28"/>
+          <w:rFonts w:ascii="Times New Roman" w:eastAsia="Times New Roman" w:hAnsi="Times New Roman" w:cs="Times New Roman"/>
+          <w:color w:val="000000" w:themeColor="text1"/>
+          <w:sz w:val="28"/>
+          <w:szCs w:val="28"/>
         </w:rPr>
       </w:pPr>
       <w:r>
         <w:rPr>
-          <w:color w:val="000000" w:themeColor="text1"/>
-          <w:sz w:val="28"/>
-        </w:rPr>
-        <w:t xml:space="preserve">Далее рассмотрим удаление записи (рисунок </w:t>
-      </w:r>
-      <w:r>
-        <w:rPr>
-          <w:color w:val="000000" w:themeColor="text1"/>
-          <w:sz w:val="28"/>
-        </w:rPr>
-        <w:t>8</w:t>
-      </w:r>
-      <w:r>
-        <w:rPr>
-          <w:color w:val="000000" w:themeColor="text1"/>
-          <w:sz w:val="28"/>
-        </w:rPr>
-        <w:t>).</w:t>
+          <w:rFonts w:ascii="Times New Roman" w:eastAsia="Times New Roman" w:hAnsi="Times New Roman" w:cs="Times New Roman"/>
+          <w:color w:val="000000" w:themeColor="text1"/>
+          <w:sz w:val="28"/>
+          <w:szCs w:val="28"/>
+        </w:rPr>
+        <w:t>Реализация выбранных стилей в разработанном веб-приложении представлена на рисунке 4.</w:t>
       </w:r>
     </w:p>
     <w:p>
       <w:pPr>
-        <w:spacing w:line="360" w:lineRule="auto"/>
-        <w:contextualSpacing/>
-        <w:jc w:val="both"/>
-        <w:rPr>
-          <w:color w:val="000000" w:themeColor="text1"/>
-          <w:sz w:val="28"/>
-        </w:rPr>
-      </w:pPr>
+        <w:spacing w:after="0" w:line="360" w:lineRule="auto"/>
+        <w:jc w:val="center"/>
+      </w:pPr>
+      <w:r>
+        <w:lastRenderedPageBreak/>
+        <w:drawing>
+          <wp:inline distT="0" distB="0" distL="0" distR="0" wp14:anchorId="11C4DF83" wp14:editId="48BF5897">
+            <wp:extent cx="5334000" cy="8534400"/>
+            <wp:effectExtent l="0" t="0" r="0" b="0"/>
+            <wp:docPr id="3" name="Рисунок 3"/>
+            <wp:cNvGraphicFramePr>
+              <a:graphicFrameLocks xmlns:a="http://schemas.openxmlformats.org/drawingml/2006/main" noChangeAspect="1"/>
+            </wp:cNvGraphicFramePr>
+            <a:graphic xmlns:a="http://schemas.openxmlformats.org/drawingml/2006/main">
+              <a:graphicData uri="http://schemas.openxmlformats.org/drawingml/2006/picture">
+                <pic:pic xmlns:pic="http://schemas.openxmlformats.org/drawingml/2006/picture">
+                  <pic:nvPicPr>
+                    <pic:cNvPr id="1" name=""/>
+                    <pic:cNvPicPr/>
+                  </pic:nvPicPr>
+                  <pic:blipFill>
+                    <a:blip r:embed="rId16"/>
+                    <a:stretch>
+                      <a:fillRect/>
+                    </a:stretch>
+                  </pic:blipFill>
+                  <pic:spPr>
+                    <a:xfrm>
+                      <a:off x="0" y="0"/>
+                      <a:ext cx="5334000" cy="8534400"/>
+                    </a:xfrm>
+                    <a:prstGeom prst="rect">
+                      <a:avLst/>
+                    </a:prstGeom>
+                  </pic:spPr>
+                </pic:pic>
+              </a:graphicData>
+            </a:graphic>
+          </wp:inline>
+        </w:drawing>
+      </w:r>
     </w:p>
     <w:p>
       <w:pPr>
-        <w:spacing w:line="360" w:lineRule="auto"/>
+        <w:spacing w:after="0" w:line="360" w:lineRule="auto"/>
         <w:contextualSpacing/>
-        <w:rPr>
+        <w:jc w:val="center"/>
+        <w:rPr>
+          <w:rFonts w:ascii="Times New Roman" w:hAnsi="Times New Roman" w:cs="Times New Roman"/>
+          <w:color w:val="000000" w:themeColor="text1"/>
+          <w:sz w:val="28"/>
+        </w:rPr>
+      </w:pPr>
+      <w:r>
+        <w:rPr>
+          <w:rFonts w:ascii="Times New Roman" w:hAnsi="Times New Roman" w:cs="Times New Roman"/>
+          <w:color w:val="000000" w:themeColor="text1"/>
+          <w:sz w:val="28"/>
+        </w:rPr>
+        <w:t>Рисунок 4 – Реализация стилей</w:t>
+      </w:r>
+    </w:p>
+    <w:p>
+      <w:pPr>
+        <w:spacing w:after="0" w:line="360" w:lineRule="auto"/>
+        <w:contextualSpacing/>
+        <w:jc w:val="center"/>
+        <w:rPr>
+          <w:rFonts w:ascii="Times New Roman" w:hAnsi="Times New Roman" w:cs="Times New Roman"/>
+          <w:color w:val="000000" w:themeColor="text1"/>
+          <w:sz w:val="28"/>
+        </w:rPr>
+      </w:pPr>
+    </w:p>
+    <w:p>
+      <w:pPr>
+        <w:spacing w:after="0" w:line="360" w:lineRule="auto"/>
+        <w:contextualSpacing/>
+        <w:jc w:val="center"/>
+        <w:rPr>
+          <w:rFonts w:ascii="Times New Roman" w:hAnsi="Times New Roman" w:cs="Times New Roman"/>
+          <w:color w:val="000000" w:themeColor="text1"/>
+          <w:sz w:val="28"/>
+        </w:rPr>
+      </w:pPr>
+      <w:r>
+        <w:rPr>
+          <w:rFonts w:ascii="Times New Roman" w:hAnsi="Times New Roman" w:cs="Times New Roman"/>
+          <w:color w:val="000000" w:themeColor="text1"/>
+          <w:sz w:val="28"/>
+        </w:rPr>
+        <w:lastRenderedPageBreak/>
+        <w:t>На рисунке показано применение выбранной цветовой схемы и стилистики интерфейса. Были реализованы элементы оформления, включая кнопки, поле вывода результата и фон страницы, соответствующие выбранному прототипу.</w:t>
+      </w:r>
+    </w:p>
+    <w:p>
+      <w:pPr>
+        <w:spacing w:after="0" w:line="360" w:lineRule="auto"/>
+        <w:contextualSpacing/>
+        <w:jc w:val="center"/>
+        <w:rPr>
+          <w:rFonts w:ascii="Times New Roman" w:hAnsi="Times New Roman" w:cs="Times New Roman"/>
+          <w:color w:val="000000" w:themeColor="text1"/>
+          <w:sz w:val="28"/>
+        </w:rPr>
+      </w:pPr>
+      <w:r>
+        <w:rPr>
+          <w:rFonts w:ascii="Times New Roman" w:hAnsi="Times New Roman" w:cs="Times New Roman"/>
+          <w:color w:val="000000" w:themeColor="text1"/>
+          <w:sz w:val="28"/>
+        </w:rPr>
+        <w:t>Общий внешний вид разработанного калькулятора представлен на рисунке 5.</w:t>
+      </w:r>
+    </w:p>
+    <w:p>
+      <w:pPr>
+        <w:spacing w:after="0" w:line="360" w:lineRule="auto"/>
+        <w:contextualSpacing/>
+        <w:jc w:val="center"/>
+        <w:rPr>
+          <w:rFonts w:ascii="Times New Roman" w:hAnsi="Times New Roman" w:cs="Times New Roman"/>
+          <w:color w:val="000000" w:themeColor="text1"/>
+          <w:sz w:val="28"/>
+        </w:rPr>
+      </w:pPr>
+    </w:p>
+    <w:p>
+      <w:pPr>
+        <w:spacing w:after="0" w:line="360" w:lineRule="auto"/>
+        <w:contextualSpacing/>
+        <w:jc w:val="center"/>
+        <w:rPr>
+          <w:rFonts w:ascii="Times New Roman" w:eastAsia="Times New Roman" w:hAnsi="Times New Roman" w:cs="Times New Roman"/>
           <w:color w:val="000000" w:themeColor="text1"/>
           <w:sz w:val="28"/>
           <w:szCs w:val="28"/>
+          <w:lang w:eastAsia="ru-RU"/>
         </w:rPr>
       </w:pPr>
       <w:r>
         <w:rPr>
+          <w:rFonts w:ascii="Times New Roman" w:eastAsia="Times New Roman" w:hAnsi="Times New Roman" w:cs="Times New Roman"/>
+          <w:noProof/>
           <w:color w:val="000000" w:themeColor="text1"/>
           <w:sz w:val="28"/>
           <w:szCs w:val="28"/>
-        </w:rPr>
-        <w:lastRenderedPageBreak/>
+          <w:lang w:eastAsia="ru-RU"/>
+        </w:rPr>
         <w:drawing>
-          <wp:inline distT="0" distB="0" distL="0" distR="0" wp14:anchorId="7915076F" wp14:editId="0B0D14A3">
-            <wp:extent cx="6046470" cy="3592830"/>
-            <wp:effectExtent l="0" t="0" r="0" b="1270"/>
-            <wp:docPr id="18" name="Рисунок 18"/>
+          <wp:inline distT="0" distB="0" distL="0" distR="0" wp14:anchorId="6954044D" wp14:editId="04EF2A7C">
+            <wp:extent cx="1965960" cy="2937510"/>
+            <wp:effectExtent l="0" t="0" r="2540" b="0"/>
+            <wp:docPr id="4" name="Рисунок 4"/>
             <wp:cNvGraphicFramePr>
               <a:graphicFrameLocks xmlns:a="http://schemas.openxmlformats.org/drawingml/2006/main" noChangeAspect="1"/>
             </wp:cNvGraphicFramePr>
@@ -4507,14 +3052,14 @@
                     <pic:cNvPicPr/>
                   </pic:nvPicPr>
                   <pic:blipFill rotWithShape="1">
-                    <a:blip r:embed="rId20"/>
-                    <a:srcRect l="1244"/>
+                    <a:blip r:embed="rId17"/>
+                    <a:srcRect l="33790" t="9858" r="34100" b="13375"/>
                     <a:stretch/>
                   </pic:blipFill>
                   <pic:spPr bwMode="auto">
                     <a:xfrm>
                       <a:off x="0" y="0"/>
-                      <a:ext cx="6046470" cy="3592830"/>
+                      <a:ext cx="1965960" cy="2937510"/>
                     </a:xfrm>
                     <a:prstGeom prst="rect">
                       <a:avLst/>
@@ -4537,25 +3082,89 @@
     </w:p>
     <w:p>
       <w:pPr>
-        <w:spacing w:line="360" w:lineRule="auto"/>
+        <w:spacing w:after="0" w:line="360" w:lineRule="auto"/>
         <w:contextualSpacing/>
-        <w:rPr>
+        <w:jc w:val="center"/>
+        <w:rPr>
+          <w:rFonts w:ascii="Times New Roman" w:hAnsi="Times New Roman" w:cs="Times New Roman"/>
+          <w:color w:val="000000" w:themeColor="text1"/>
+          <w:sz w:val="28"/>
+        </w:rPr>
+      </w:pPr>
+      <w:r>
+        <w:rPr>
+          <w:rFonts w:ascii="Times New Roman" w:hAnsi="Times New Roman" w:cs="Times New Roman"/>
+          <w:color w:val="000000" w:themeColor="text1"/>
+          <w:sz w:val="28"/>
+        </w:rPr>
+        <w:t>Рисунок 5 – Общий вид</w:t>
+      </w:r>
+    </w:p>
+    <w:p>
+      <w:pPr>
+        <w:spacing w:after="0" w:line="360" w:lineRule="auto"/>
+        <w:contextualSpacing/>
+        <w:jc w:val="center"/>
+        <w:rPr>
+          <w:rFonts w:ascii="Times New Roman" w:hAnsi="Times New Roman" w:cs="Times New Roman"/>
+          <w:color w:val="000000" w:themeColor="text1"/>
+          <w:sz w:val="28"/>
+        </w:rPr>
+      </w:pPr>
+    </w:p>
+    <w:p>
+      <w:pPr>
+        <w:spacing w:after="0" w:line="360" w:lineRule="auto"/>
+        <w:contextualSpacing/>
+        <w:jc w:val="both"/>
+        <w:rPr>
+          <w:rFonts w:ascii="Times New Roman" w:hAnsi="Times New Roman" w:cs="Times New Roman"/>
+          <w:color w:val="000000" w:themeColor="text1"/>
+          <w:sz w:val="28"/>
+        </w:rPr>
+      </w:pPr>
+      <w:r>
+        <w:rPr>
+          <w:rFonts w:ascii="Times New Roman" w:hAnsi="Times New Roman" w:cs="Times New Roman"/>
+          <w:color w:val="000000" w:themeColor="text1"/>
+          <w:sz w:val="28"/>
+        </w:rPr>
+        <w:t>На данном рисунке представлен итоговый интерфейс калькулятора, включающий все основные элементы управления и отображения данных. Интерфейс реализован с учетом удобства пользователя и визуальной согласованности.</w:t>
+      </w:r>
+    </w:p>
+    <w:p>
+      <w:pPr>
+        <w:spacing w:after="0" w:line="360" w:lineRule="auto"/>
+        <w:contextualSpacing/>
+        <w:jc w:val="both"/>
+        <w:rPr>
+          <w:rFonts w:ascii="Times New Roman" w:hAnsi="Times New Roman" w:cs="Times New Roman"/>
+          <w:color w:val="000000" w:themeColor="text1"/>
+          <w:sz w:val="28"/>
+        </w:rPr>
+      </w:pPr>
+      <w:r>
+        <w:rPr>
+          <w:rFonts w:ascii="Times New Roman" w:eastAsia="Times New Roman" w:hAnsi="Times New Roman" w:cs="Times New Roman"/>
+          <w:noProof/>
           <w:color w:val="000000" w:themeColor="text1"/>
           <w:sz w:val="28"/>
           <w:szCs w:val="28"/>
-        </w:rPr>
-      </w:pPr>
-      <w:r>
-        <w:rPr>
-          <w:color w:val="000000" w:themeColor="text1"/>
-          <w:sz w:val="28"/>
-          <w:szCs w:val="28"/>
+          <w:lang w:eastAsia="ru-RU"/>
         </w:rPr>
         <w:drawing>
-          <wp:inline distT="0" distB="0" distL="0" distR="0" wp14:anchorId="3AB7568F" wp14:editId="73848C2D">
-            <wp:extent cx="6122670" cy="694055"/>
-            <wp:effectExtent l="0" t="0" r="0" b="4445"/>
-            <wp:docPr id="19" name="Рисунок 19"/>
+          <wp:anchor distT="0" distB="0" distL="114300" distR="114300" simplePos="0" relativeHeight="251660288" behindDoc="0" locked="0" layoutInCell="1" allowOverlap="1" wp14:anchorId="3E896806" wp14:editId="5C89E7F7">
+            <wp:simplePos x="0" y="0"/>
+            <wp:positionH relativeFrom="column">
+              <wp:posOffset>-6985</wp:posOffset>
+            </wp:positionH>
+            <wp:positionV relativeFrom="paragraph">
+              <wp:posOffset>840740</wp:posOffset>
+            </wp:positionV>
+            <wp:extent cx="6122670" cy="837565"/>
+            <wp:effectExtent l="0" t="0" r="0" b="635"/>
+            <wp:wrapSquare wrapText="bothSides"/>
+            <wp:docPr id="15" name="Рисунок 15"/>
             <wp:cNvGraphicFramePr>
               <a:graphicFrameLocks xmlns:a="http://schemas.openxmlformats.org/drawingml/2006/main" noChangeAspect="1"/>
             </wp:cNvGraphicFramePr>
@@ -4567,7 +3176,13 @@
                     <pic:cNvPicPr/>
                   </pic:nvPicPr>
                   <pic:blipFill>
-                    <a:blip r:embed="rId21"/>
+                    <a:blip r:embed="rId18">
+                      <a:extLst>
+                        <a:ext uri="{28A0092B-C50C-407E-A947-70E740481C1C}">
+                          <a14:useLocalDpi xmlns:a14="http://schemas.microsoft.com/office/drawing/2010/main" val="0"/>
+                        </a:ext>
+                      </a:extLst>
+                    </a:blip>
                     <a:stretch>
                       <a:fillRect/>
                     </a:stretch>
@@ -4575,7 +3190,210 @@
                   <pic:spPr>
                     <a:xfrm>
                       <a:off x="0" y="0"/>
-                      <a:ext cx="6122670" cy="694055"/>
+                      <a:ext cx="6122670" cy="837565"/>
+                    </a:xfrm>
+                    <a:prstGeom prst="rect">
+                      <a:avLst/>
+                    </a:prstGeom>
+                  </pic:spPr>
+                </pic:pic>
+              </a:graphicData>
+            </a:graphic>
+            <wp14:sizeRelH relativeFrom="page">
+              <wp14:pctWidth>0</wp14:pctWidth>
+            </wp14:sizeRelH>
+            <wp14:sizeRelV relativeFrom="page">
+              <wp14:pctHeight>0</wp14:pctHeight>
+            </wp14:sizeRelV>
+          </wp:anchor>
+        </w:drawing>
+      </w:r>
+      <w:r>
+        <w:rPr>
+          <w:rFonts w:ascii="Times New Roman" w:hAnsi="Times New Roman" w:cs="Times New Roman"/>
+          <w:color w:val="000000" w:themeColor="text1"/>
+          <w:sz w:val="28"/>
+        </w:rPr>
+        <w:t>Дополнительные элементы интерфейса, расширяющие функциональность приложения, представлены на рисунке 6.</w:t>
+      </w:r>
+    </w:p>
+    <w:p>
+      <w:pPr>
+        <w:spacing w:after="0" w:line="360" w:lineRule="auto"/>
+        <w:contextualSpacing/>
+        <w:rPr>
+          <w:rFonts w:ascii="Times New Roman" w:eastAsia="Times New Roman" w:hAnsi="Times New Roman" w:cs="Times New Roman"/>
+          <w:color w:val="000000" w:themeColor="text1"/>
+          <w:sz w:val="28"/>
+          <w:szCs w:val="28"/>
+          <w:lang w:eastAsia="ru-RU"/>
+        </w:rPr>
+      </w:pPr>
+    </w:p>
+    <w:p>
+      <w:pPr>
+        <w:spacing w:after="0" w:line="360" w:lineRule="auto"/>
+        <w:contextualSpacing/>
+        <w:jc w:val="center"/>
+        <w:rPr>
+          <w:rFonts w:ascii="Times New Roman" w:eastAsia="Times New Roman" w:hAnsi="Times New Roman" w:cs="Times New Roman"/>
+          <w:color w:val="000000" w:themeColor="text1"/>
+          <w:sz w:val="28"/>
+          <w:szCs w:val="28"/>
+          <w:lang w:eastAsia="ru-RU"/>
+        </w:rPr>
+      </w:pPr>
+      <w:r>
+        <w:rPr>
+          <w:rFonts w:ascii="Times New Roman" w:eastAsia="Times New Roman" w:hAnsi="Times New Roman" w:cs="Times New Roman"/>
+          <w:color w:val="000000" w:themeColor="text1"/>
+          <w:sz w:val="28"/>
+          <w:szCs w:val="28"/>
+          <w:lang w:eastAsia="ru-RU"/>
+        </w:rPr>
+        <w:t>Рисунок 6 – Реализация дополнительных элементов</w:t>
+      </w:r>
+    </w:p>
+    <w:p>
+      <w:pPr>
+        <w:spacing w:after="0" w:line="360" w:lineRule="auto"/>
+        <w:contextualSpacing/>
+        <w:jc w:val="center"/>
+        <w:rPr>
+          <w:rFonts w:ascii="Times New Roman" w:eastAsia="Times New Roman" w:hAnsi="Times New Roman" w:cs="Times New Roman"/>
+          <w:color w:val="000000" w:themeColor="text1"/>
+          <w:sz w:val="28"/>
+          <w:szCs w:val="28"/>
+          <w:lang w:eastAsia="ru-RU"/>
+        </w:rPr>
+      </w:pPr>
+    </w:p>
+    <w:p>
+      <w:pPr>
+        <w:spacing w:after="0" w:line="360" w:lineRule="auto"/>
+        <w:contextualSpacing/>
+        <w:jc w:val="both"/>
+        <w:rPr>
+          <w:rFonts w:ascii="Times New Roman" w:eastAsia="Times New Roman" w:hAnsi="Times New Roman" w:cs="Times New Roman"/>
+          <w:color w:val="000000" w:themeColor="text1"/>
+          <w:sz w:val="28"/>
+          <w:szCs w:val="28"/>
+          <w:lang w:eastAsia="ru-RU"/>
+        </w:rPr>
+      </w:pPr>
+      <w:r>
+        <w:rPr>
+          <w:rFonts w:ascii="Times New Roman" w:eastAsia="Times New Roman" w:hAnsi="Times New Roman" w:cs="Times New Roman"/>
+          <w:color w:val="000000" w:themeColor="text1"/>
+          <w:sz w:val="28"/>
+          <w:szCs w:val="28"/>
+          <w:lang w:eastAsia="ru-RU"/>
+        </w:rPr>
+        <w:t xml:space="preserve">На рисунке показаны дополнительные элементы интерфейса, такие как раскрывающийся блок с информацией об авторе и дополнительные настройки. </w:t>
+      </w:r>
+      <w:r>
+        <w:rPr>
+          <w:rFonts w:ascii="Times New Roman" w:eastAsia="Times New Roman" w:hAnsi="Times New Roman" w:cs="Times New Roman"/>
+          <w:color w:val="000000" w:themeColor="text1"/>
+          <w:sz w:val="28"/>
+          <w:szCs w:val="28"/>
+          <w:lang w:eastAsia="ru-RU"/>
+        </w:rPr>
+        <w:lastRenderedPageBreak/>
+        <w:t>Эти элементы позволяют расширить функциональность и улучшить взаимодействие пользователя с приложением.</w:t>
+      </w:r>
+    </w:p>
+    <w:p>
+      <w:pPr>
+        <w:spacing w:after="0" w:line="360" w:lineRule="auto"/>
+        <w:contextualSpacing/>
+        <w:jc w:val="both"/>
+        <w:rPr>
+          <w:rFonts w:ascii="Times New Roman" w:eastAsia="Times New Roman" w:hAnsi="Times New Roman" w:cs="Times New Roman"/>
+          <w:color w:val="000000" w:themeColor="text1"/>
+          <w:sz w:val="28"/>
+          <w:szCs w:val="28"/>
+          <w:lang w:eastAsia="ru-RU"/>
+        </w:rPr>
+      </w:pPr>
+      <w:r>
+        <w:rPr>
+          <w:rFonts w:ascii="Times New Roman" w:eastAsia="Times New Roman" w:hAnsi="Times New Roman" w:cs="Times New Roman"/>
+          <w:color w:val="000000" w:themeColor="text1"/>
+          <w:sz w:val="28"/>
+          <w:szCs w:val="28"/>
+          <w:lang w:eastAsia="ru-RU"/>
+        </w:rPr>
+        <w:t xml:space="preserve">Реализация функции смены темы представлена на рисунке </w:t>
+      </w:r>
+      <w:r>
+        <w:rPr>
+          <w:rFonts w:ascii="Times New Roman" w:eastAsia="Times New Roman" w:hAnsi="Times New Roman" w:cs="Times New Roman"/>
+          <w:color w:val="000000" w:themeColor="text1"/>
+          <w:sz w:val="28"/>
+          <w:szCs w:val="28"/>
+          <w:lang w:eastAsia="ru-RU"/>
+        </w:rPr>
+        <w:t>7</w:t>
+      </w:r>
+      <w:r>
+        <w:rPr>
+          <w:rFonts w:ascii="Times New Roman" w:eastAsia="Times New Roman" w:hAnsi="Times New Roman" w:cs="Times New Roman"/>
+          <w:color w:val="000000" w:themeColor="text1"/>
+          <w:sz w:val="28"/>
+          <w:szCs w:val="28"/>
+          <w:lang w:eastAsia="ru-RU"/>
+        </w:rPr>
+        <w:t>.</w:t>
+      </w:r>
+    </w:p>
+    <w:p>
+      <w:pPr>
+        <w:spacing w:after="0" w:line="360" w:lineRule="auto"/>
+        <w:contextualSpacing/>
+        <w:jc w:val="center"/>
+        <w:rPr>
+          <w:rFonts w:ascii="Times New Roman" w:eastAsia="Times New Roman" w:hAnsi="Times New Roman" w:cs="Times New Roman"/>
+          <w:color w:val="000000" w:themeColor="text1"/>
+          <w:sz w:val="28"/>
+          <w:szCs w:val="28"/>
+          <w:lang w:eastAsia="ru-RU"/>
+        </w:rPr>
+      </w:pPr>
+      <w:r>
+        <w:rPr>
+          <w:rFonts w:ascii="Times New Roman" w:eastAsia="Times New Roman" w:hAnsi="Times New Roman" w:cs="Times New Roman"/>
+          <w:noProof/>
+          <w:color w:val="000000" w:themeColor="text1"/>
+          <w:sz w:val="28"/>
+          <w:szCs w:val="28"/>
+          <w:lang w:eastAsia="ru-RU"/>
+        </w:rPr>
+        <w:drawing>
+          <wp:inline distT="0" distB="0" distL="0" distR="0" wp14:anchorId="0212DBAB" wp14:editId="77228454">
+            <wp:extent cx="6122670" cy="751205"/>
+            <wp:effectExtent l="0" t="0" r="0" b="0"/>
+            <wp:docPr id="14" name="Рисунок 14"/>
+            <wp:cNvGraphicFramePr>
+              <a:graphicFrameLocks xmlns:a="http://schemas.openxmlformats.org/drawingml/2006/main" noChangeAspect="1"/>
+            </wp:cNvGraphicFramePr>
+            <a:graphic xmlns:a="http://schemas.openxmlformats.org/drawingml/2006/main">
+              <a:graphicData uri="http://schemas.openxmlformats.org/drawingml/2006/picture">
+                <pic:pic xmlns:pic="http://schemas.openxmlformats.org/drawingml/2006/picture">
+                  <pic:nvPicPr>
+                    <pic:cNvPr id="1" name=""/>
+                    <pic:cNvPicPr/>
+                  </pic:nvPicPr>
+                  <pic:blipFill>
+                    <a:blip r:embed="rId19"/>
+                    <a:stretch>
+                      <a:fillRect/>
+                    </a:stretch>
+                  </pic:blipFill>
+                  <pic:spPr>
+                    <a:xfrm>
+                      <a:off x="0" y="0"/>
+                      <a:ext cx="6122670" cy="751205"/>
                     </a:xfrm>
                     <a:prstGeom prst="rect">
                       <a:avLst/>
@@ -4590,507 +3408,96 @@
     </w:p>
     <w:p>
       <w:pPr>
-        <w:spacing w:line="360" w:lineRule="auto"/>
+        <w:spacing w:after="0" w:line="360" w:lineRule="auto"/>
         <w:contextualSpacing/>
         <w:jc w:val="center"/>
         <w:rPr>
+          <w:rFonts w:ascii="Times New Roman" w:eastAsia="Times New Roman" w:hAnsi="Times New Roman" w:cs="Times New Roman"/>
           <w:color w:val="000000" w:themeColor="text1"/>
           <w:sz w:val="28"/>
           <w:szCs w:val="28"/>
+          <w:lang w:eastAsia="ru-RU"/>
         </w:rPr>
       </w:pPr>
       <w:r>
         <w:rPr>
+          <w:rFonts w:ascii="Times New Roman" w:eastAsia="Times New Roman" w:hAnsi="Times New Roman" w:cs="Times New Roman"/>
           <w:color w:val="000000" w:themeColor="text1"/>
           <w:sz w:val="28"/>
           <w:szCs w:val="28"/>
+          <w:lang w:eastAsia="ru-RU"/>
         </w:rPr>
         <w:t xml:space="preserve">Рисунок </w:t>
       </w:r>
       <w:r>
         <w:rPr>
+          <w:rFonts w:ascii="Times New Roman" w:eastAsia="Times New Roman" w:hAnsi="Times New Roman" w:cs="Times New Roman"/>
           <w:color w:val="000000" w:themeColor="text1"/>
           <w:sz w:val="28"/>
           <w:szCs w:val="28"/>
-        </w:rPr>
-        <w:t>8</w:t>
+          <w:lang w:eastAsia="ru-RU"/>
+        </w:rPr>
+        <w:t>7</w:t>
       </w:r>
       <w:r>
         <w:rPr>
+          <w:rFonts w:ascii="Times New Roman" w:eastAsia="Times New Roman" w:hAnsi="Times New Roman" w:cs="Times New Roman"/>
           <w:color w:val="000000" w:themeColor="text1"/>
           <w:sz w:val="28"/>
           <w:szCs w:val="28"/>
-        </w:rPr>
-        <w:t xml:space="preserve"> –</w:t>
-      </w:r>
-      <w:r>
-        <w:rPr>
-          <w:color w:val="000000" w:themeColor="text1"/>
-          <w:sz w:val="28"/>
-          <w:szCs w:val="28"/>
-        </w:rPr>
-        <w:t xml:space="preserve"> Удаление занятия</w:t>
+          <w:lang w:eastAsia="ru-RU"/>
+        </w:rPr>
+        <w:t xml:space="preserve"> – Реализация смены темы</w:t>
       </w:r>
     </w:p>
     <w:p>
       <w:pPr>
-        <w:spacing w:line="360" w:lineRule="auto"/>
+        <w:spacing w:after="0" w:line="360" w:lineRule="auto"/>
         <w:contextualSpacing/>
         <w:jc w:val="center"/>
         <w:rPr>
+          <w:rFonts w:ascii="Times New Roman" w:eastAsia="Times New Roman" w:hAnsi="Times New Roman" w:cs="Times New Roman"/>
           <w:color w:val="000000" w:themeColor="text1"/>
           <w:sz w:val="28"/>
           <w:szCs w:val="28"/>
+          <w:lang w:eastAsia="ru-RU"/>
         </w:rPr>
       </w:pPr>
     </w:p>
     <w:p>
       <w:pPr>
-        <w:spacing w:line="360" w:lineRule="auto"/>
+        <w:spacing w:after="0" w:line="360" w:lineRule="auto"/>
         <w:contextualSpacing/>
         <w:jc w:val="both"/>
         <w:rPr>
+          <w:rFonts w:ascii="Times New Roman" w:eastAsia="Times New Roman" w:hAnsi="Times New Roman" w:cs="Times New Roman"/>
           <w:color w:val="000000" w:themeColor="text1"/>
           <w:sz w:val="28"/>
           <w:szCs w:val="28"/>
+          <w:lang w:eastAsia="ru-RU"/>
         </w:rPr>
       </w:pPr>
       <w:r>
         <w:rPr>
+          <w:rFonts w:ascii="Times New Roman" w:eastAsia="Times New Roman" w:hAnsi="Times New Roman" w:cs="Times New Roman"/>
           <w:color w:val="000000" w:themeColor="text1"/>
           <w:sz w:val="28"/>
           <w:szCs w:val="28"/>
-        </w:rPr>
-        <w:t xml:space="preserve">На рисунке </w:t>
-      </w:r>
-      <w:r>
-        <w:rPr>
-          <w:color w:val="000000" w:themeColor="text1"/>
-          <w:sz w:val="28"/>
-          <w:szCs w:val="28"/>
-        </w:rPr>
-        <w:t>8</w:t>
-      </w:r>
-      <w:r>
-        <w:rPr>
-          <w:color w:val="000000" w:themeColor="text1"/>
-          <w:sz w:val="28"/>
-          <w:szCs w:val="28"/>
-        </w:rPr>
-        <w:t xml:space="preserve"> показан процесс удаления занятия с использованием DELETE-запроса.</w:t>
-      </w:r>
-      <w:r>
-        <w:rPr>
-          <w:color w:val="000000" w:themeColor="text1"/>
-          <w:sz w:val="28"/>
-          <w:szCs w:val="28"/>
-        </w:rPr>
-        <w:t xml:space="preserve"> </w:t>
-      </w:r>
-      <w:r>
-        <w:rPr>
-          <w:color w:val="000000" w:themeColor="text1"/>
-          <w:sz w:val="28"/>
-          <w:szCs w:val="28"/>
-        </w:rPr>
-        <w:t>После удаления запись больше не отображается в списке.</w:t>
+          <w:lang w:eastAsia="ru-RU"/>
+        </w:rPr>
+        <w:t>На данном рисунке демонстрируется изменение цветовой темы интерфейса по нажатию кнопки. Реализация данной функции выполнена с использованием JavaScript и позволяет динамически изменять внешний вид приложения.</w:t>
       </w:r>
     </w:p>
     <w:p>
       <w:pPr>
-        <w:spacing w:line="360" w:lineRule="auto"/>
+        <w:spacing w:after="0" w:line="360" w:lineRule="auto"/>
         <w:contextualSpacing/>
-        <w:jc w:val="both"/>
-        <w:rPr>
+        <w:rPr>
+          <w:rFonts w:ascii="Times New Roman" w:eastAsia="Times New Roman" w:hAnsi="Times New Roman" w:cs="Times New Roman"/>
           <w:color w:val="000000" w:themeColor="text1"/>
           <w:sz w:val="28"/>
           <w:szCs w:val="28"/>
-        </w:rPr>
-      </w:pPr>
-      <w:r>
-        <w:rPr>
-          <w:color w:val="000000" w:themeColor="text1"/>
-          <w:sz w:val="28"/>
-          <w:szCs w:val="28"/>
-        </w:rPr>
-        <w:t xml:space="preserve">Теперь рассмотрим проверку ограничения (рисунок </w:t>
-      </w:r>
-      <w:r>
-        <w:rPr>
-          <w:color w:val="000000" w:themeColor="text1"/>
-          <w:sz w:val="28"/>
-          <w:szCs w:val="28"/>
-        </w:rPr>
-        <w:t>9</w:t>
-      </w:r>
-      <w:r>
-        <w:rPr>
-          <w:color w:val="000000" w:themeColor="text1"/>
-          <w:sz w:val="28"/>
-          <w:szCs w:val="28"/>
-        </w:rPr>
-        <w:t>).</w:t>
-      </w:r>
-    </w:p>
-    <w:p>
-      <w:pPr>
-        <w:spacing w:line="360" w:lineRule="auto"/>
-        <w:contextualSpacing/>
-        <w:jc w:val="both"/>
-        <w:rPr>
-          <w:color w:val="000000" w:themeColor="text1"/>
-          <w:sz w:val="28"/>
-          <w:szCs w:val="28"/>
-        </w:rPr>
-      </w:pPr>
-    </w:p>
-    <w:p>
-      <w:pPr>
-        <w:spacing w:line="360" w:lineRule="auto"/>
-        <w:contextualSpacing/>
-        <w:jc w:val="both"/>
-        <w:rPr>
-          <w:color w:val="000000" w:themeColor="text1"/>
-          <w:sz w:val="28"/>
-          <w:szCs w:val="28"/>
-          <w:lang w:val="en-US"/>
-        </w:rPr>
-      </w:pPr>
-      <w:r>
-        <w:rPr>
-          <w:color w:val="000000" w:themeColor="text1"/>
-          <w:sz w:val="28"/>
-          <w:szCs w:val="28"/>
-          <w:lang w:val="en-US"/>
-        </w:rPr>
-        <w:lastRenderedPageBreak/>
-        <w:drawing>
-          <wp:inline distT="0" distB="0" distL="0" distR="0" wp14:anchorId="28779536" wp14:editId="1B5C9778">
-            <wp:extent cx="6059170" cy="2957830"/>
-            <wp:effectExtent l="0" t="0" r="0" b="1270"/>
-            <wp:docPr id="20" name="Рисунок 20"/>
-            <wp:cNvGraphicFramePr>
-              <a:graphicFrameLocks xmlns:a="http://schemas.openxmlformats.org/drawingml/2006/main" noChangeAspect="1"/>
-            </wp:cNvGraphicFramePr>
-            <a:graphic xmlns:a="http://schemas.openxmlformats.org/drawingml/2006/main">
-              <a:graphicData uri="http://schemas.openxmlformats.org/drawingml/2006/picture">
-                <pic:pic xmlns:pic="http://schemas.openxmlformats.org/drawingml/2006/picture">
-                  <pic:nvPicPr>
-                    <pic:cNvPr id="1" name=""/>
-                    <pic:cNvPicPr/>
-                  </pic:nvPicPr>
-                  <pic:blipFill rotWithShape="1">
-                    <a:blip r:embed="rId22"/>
-                    <a:srcRect l="1037"/>
-                    <a:stretch/>
-                  </pic:blipFill>
-                  <pic:spPr bwMode="auto">
-                    <a:xfrm>
-                      <a:off x="0" y="0"/>
-                      <a:ext cx="6059170" cy="2957830"/>
-                    </a:xfrm>
-                    <a:prstGeom prst="rect">
-                      <a:avLst/>
-                    </a:prstGeom>
-                    <a:ln>
-                      <a:noFill/>
-                    </a:ln>
-                    <a:extLst>
-                      <a:ext uri="{53640926-AAD7-44D8-BBD7-CCE9431645EC}">
-                        <a14:shadowObscured xmlns:a14="http://schemas.microsoft.com/office/drawing/2010/main"/>
-                      </a:ext>
-                    </a:extLst>
-                  </pic:spPr>
-                </pic:pic>
-              </a:graphicData>
-            </a:graphic>
-          </wp:inline>
-        </w:drawing>
-      </w:r>
-    </w:p>
-    <w:p>
-      <w:pPr>
-        <w:spacing w:line="360" w:lineRule="auto"/>
-        <w:contextualSpacing/>
-        <w:jc w:val="center"/>
-        <w:rPr>
-          <w:color w:val="000000" w:themeColor="text1"/>
-          <w:sz w:val="28"/>
-          <w:szCs w:val="28"/>
-        </w:rPr>
-      </w:pPr>
-      <w:r>
-        <w:rPr>
-          <w:color w:val="000000" w:themeColor="text1"/>
-          <w:sz w:val="28"/>
-          <w:szCs w:val="28"/>
-        </w:rPr>
-        <w:t xml:space="preserve">Рисунок </w:t>
-      </w:r>
-      <w:r>
-        <w:rPr>
-          <w:color w:val="000000" w:themeColor="text1"/>
-          <w:sz w:val="28"/>
-          <w:szCs w:val="28"/>
-          <w:lang w:val="en-US"/>
-        </w:rPr>
-        <w:t>9</w:t>
-      </w:r>
-      <w:r>
-        <w:rPr>
-          <w:color w:val="000000" w:themeColor="text1"/>
-          <w:sz w:val="28"/>
-          <w:szCs w:val="28"/>
-        </w:rPr>
-        <w:t xml:space="preserve"> –</w:t>
-      </w:r>
-      <w:r>
-        <w:rPr>
-          <w:color w:val="000000" w:themeColor="text1"/>
-          <w:sz w:val="28"/>
-          <w:szCs w:val="28"/>
-          <w:lang w:val="en-US"/>
-        </w:rPr>
-        <w:t xml:space="preserve"> </w:t>
-      </w:r>
-      <w:r>
-        <w:rPr>
-          <w:color w:val="000000" w:themeColor="text1"/>
-          <w:sz w:val="28"/>
-          <w:szCs w:val="28"/>
-        </w:rPr>
-        <w:t>Ограничения</w:t>
-      </w:r>
-    </w:p>
-    <w:p>
-      <w:pPr>
-        <w:spacing w:line="360" w:lineRule="auto"/>
-        <w:contextualSpacing/>
-        <w:jc w:val="center"/>
-        <w:rPr>
-          <w:color w:val="000000" w:themeColor="text1"/>
-          <w:sz w:val="28"/>
-          <w:szCs w:val="28"/>
-        </w:rPr>
-      </w:pPr>
-    </w:p>
-    <w:p>
-      <w:pPr>
-        <w:spacing w:line="360" w:lineRule="auto"/>
-        <w:contextualSpacing/>
-        <w:jc w:val="both"/>
-        <w:rPr>
-          <w:color w:val="000000" w:themeColor="text1"/>
-          <w:sz w:val="28"/>
-          <w:szCs w:val="28"/>
-        </w:rPr>
-      </w:pPr>
-      <w:r>
-        <w:rPr>
-          <w:color w:val="000000" w:themeColor="text1"/>
-          <w:sz w:val="28"/>
-          <w:szCs w:val="28"/>
-        </w:rPr>
-        <w:t xml:space="preserve">На рисунке </w:t>
-      </w:r>
-      <w:r>
-        <w:rPr>
-          <w:color w:val="000000" w:themeColor="text1"/>
-          <w:sz w:val="28"/>
-          <w:szCs w:val="28"/>
-        </w:rPr>
-        <w:t>9</w:t>
-      </w:r>
-      <w:r>
-        <w:rPr>
-          <w:color w:val="000000" w:themeColor="text1"/>
-          <w:sz w:val="28"/>
-          <w:szCs w:val="28"/>
-        </w:rPr>
-        <w:t xml:space="preserve"> представлена проверка бизнес-ограничения.</w:t>
-      </w:r>
-    </w:p>
-    <w:p>
-      <w:pPr>
-        <w:spacing w:line="360" w:lineRule="auto"/>
-        <w:contextualSpacing/>
-        <w:jc w:val="both"/>
-        <w:rPr>
-          <w:color w:val="000000" w:themeColor="text1"/>
-          <w:sz w:val="28"/>
-          <w:szCs w:val="28"/>
-        </w:rPr>
-      </w:pPr>
-      <w:r>
-        <w:rPr>
-          <w:color w:val="000000" w:themeColor="text1"/>
-          <w:sz w:val="28"/>
-          <w:szCs w:val="28"/>
-        </w:rPr>
-        <w:t>При попытке добавить занятие с тем же преподавателем, днём и временем сервер возвращает сообщение об ошибке.</w:t>
-      </w:r>
-    </w:p>
-    <w:p>
-      <w:pPr>
-        <w:spacing w:line="360" w:lineRule="auto"/>
-        <w:contextualSpacing/>
-        <w:jc w:val="both"/>
-        <w:rPr>
-          <w:color w:val="000000" w:themeColor="text1"/>
-          <w:sz w:val="28"/>
-          <w:szCs w:val="28"/>
-        </w:rPr>
-      </w:pPr>
-      <w:r>
-        <w:rPr>
-          <w:color w:val="000000" w:themeColor="text1"/>
-          <w:sz w:val="28"/>
-          <w:szCs w:val="28"/>
-        </w:rPr>
-        <w:t>Это подтверждает корректную реализацию логики приложения.</w:t>
-      </w:r>
-    </w:p>
-    <w:p>
-      <w:pPr>
-        <w:spacing w:line="360" w:lineRule="auto"/>
-        <w:contextualSpacing/>
-        <w:jc w:val="both"/>
-        <w:rPr>
-          <w:color w:val="000000" w:themeColor="text1"/>
-          <w:sz w:val="28"/>
-          <w:szCs w:val="28"/>
-        </w:rPr>
-      </w:pPr>
-    </w:p>
-    <w:p>
-      <w:pPr>
-        <w:spacing w:line="360" w:lineRule="auto"/>
-        <w:contextualSpacing/>
-        <w:jc w:val="both"/>
-        <w:rPr>
-          <w:color w:val="000000" w:themeColor="text1"/>
-          <w:sz w:val="28"/>
-          <w:szCs w:val="28"/>
-        </w:rPr>
-      </w:pPr>
-    </w:p>
-    <w:p>
-      <w:pPr>
-        <w:spacing w:line="360" w:lineRule="auto"/>
-        <w:contextualSpacing/>
-        <w:jc w:val="both"/>
-        <w:rPr>
-          <w:color w:val="000000" w:themeColor="text1"/>
-          <w:sz w:val="28"/>
-          <w:szCs w:val="28"/>
-        </w:rPr>
-      </w:pPr>
-    </w:p>
-    <w:p>
-      <w:pPr>
-        <w:spacing w:line="360" w:lineRule="auto"/>
-        <w:contextualSpacing/>
-        <w:jc w:val="both"/>
-        <w:rPr>
-          <w:color w:val="000000" w:themeColor="text1"/>
-          <w:sz w:val="28"/>
-          <w:szCs w:val="28"/>
-        </w:rPr>
-      </w:pPr>
-    </w:p>
-    <w:p>
-      <w:pPr>
-        <w:spacing w:line="360" w:lineRule="auto"/>
-        <w:contextualSpacing/>
-        <w:jc w:val="both"/>
-        <w:rPr>
-          <w:color w:val="000000" w:themeColor="text1"/>
-          <w:sz w:val="28"/>
-          <w:szCs w:val="28"/>
-        </w:rPr>
-      </w:pPr>
-    </w:p>
-    <w:p>
-      <w:pPr>
-        <w:spacing w:line="360" w:lineRule="auto"/>
-        <w:contextualSpacing/>
-        <w:jc w:val="both"/>
-        <w:rPr>
-          <w:color w:val="000000" w:themeColor="text1"/>
-          <w:sz w:val="28"/>
-          <w:szCs w:val="28"/>
-        </w:rPr>
-      </w:pPr>
-    </w:p>
-    <w:p>
-      <w:pPr>
-        <w:spacing w:line="360" w:lineRule="auto"/>
-        <w:contextualSpacing/>
-        <w:jc w:val="both"/>
-        <w:rPr>
-          <w:color w:val="000000" w:themeColor="text1"/>
-          <w:sz w:val="28"/>
-          <w:szCs w:val="28"/>
-        </w:rPr>
-      </w:pPr>
-    </w:p>
-    <w:p>
-      <w:pPr>
-        <w:spacing w:line="360" w:lineRule="auto"/>
-        <w:contextualSpacing/>
-        <w:jc w:val="both"/>
-        <w:rPr>
-          <w:color w:val="000000" w:themeColor="text1"/>
-          <w:sz w:val="28"/>
-          <w:szCs w:val="28"/>
-        </w:rPr>
-      </w:pPr>
-    </w:p>
-    <w:p>
-      <w:pPr>
-        <w:spacing w:line="360" w:lineRule="auto"/>
-        <w:contextualSpacing/>
-        <w:jc w:val="both"/>
-        <w:rPr>
-          <w:color w:val="000000" w:themeColor="text1"/>
-          <w:sz w:val="28"/>
-          <w:szCs w:val="28"/>
-        </w:rPr>
-      </w:pPr>
-    </w:p>
-    <w:p>
-      <w:pPr>
-        <w:spacing w:line="360" w:lineRule="auto"/>
-        <w:contextualSpacing/>
-        <w:jc w:val="both"/>
-        <w:rPr>
-          <w:color w:val="000000" w:themeColor="text1"/>
-          <w:sz w:val="28"/>
-          <w:szCs w:val="28"/>
-        </w:rPr>
-      </w:pPr>
-    </w:p>
-    <w:p>
-      <w:pPr>
-        <w:spacing w:line="360" w:lineRule="auto"/>
-        <w:contextualSpacing/>
-        <w:jc w:val="both"/>
-        <w:rPr>
-          <w:color w:val="000000" w:themeColor="text1"/>
-          <w:sz w:val="28"/>
-          <w:szCs w:val="28"/>
-        </w:rPr>
-      </w:pPr>
-    </w:p>
-    <w:p>
-      <w:pPr>
-        <w:spacing w:line="360" w:lineRule="auto"/>
-        <w:contextualSpacing/>
-        <w:jc w:val="both"/>
-        <w:rPr>
-          <w:color w:val="000000" w:themeColor="text1"/>
-          <w:sz w:val="28"/>
-          <w:szCs w:val="28"/>
+          <w:lang w:val="en-US" w:eastAsia="ru-RU"/>
         </w:rPr>
       </w:pPr>
     </w:p>
@@ -5113,7 +3520,6 @@
           <w:color w:val="000000" w:themeColor="text1"/>
           <w:lang w:eastAsia="ru-RU"/>
         </w:rPr>
-        <w:lastRenderedPageBreak/>
         <w:t>ЗАКЛЮЧЕНИЕ</w:t>
       </w:r>
     </w:p>
@@ -5135,55 +3541,7 @@
           <w:color w:val="000000" w:themeColor="text1"/>
           <w:sz w:val="28"/>
         </w:rPr>
-        <w:t>В ходе выполнения лабораторных работ было разработано веб-приложение для составления расписания преподавателей.</w:t>
-      </w:r>
-    </w:p>
-    <w:p>
-      <w:pPr>
-        <w:pStyle w:val="af0"/>
-        <w:numPr>
-          <w:ilvl w:val="0"/>
-          <w:numId w:val="41"/>
-        </w:numPr>
-        <w:spacing w:line="360" w:lineRule="auto"/>
-        <w:jc w:val="both"/>
-        <w:rPr>
-          <w:rFonts w:ascii="Times New Roman" w:hAnsi="Times New Roman" w:cs="Times New Roman"/>
-          <w:color w:val="000000" w:themeColor="text1"/>
-          <w:sz w:val="28"/>
-        </w:rPr>
-      </w:pPr>
-      <w:r>
-        <w:rPr>
-          <w:rFonts w:ascii="Times New Roman" w:hAnsi="Times New Roman" w:cs="Times New Roman"/>
-          <w:color w:val="000000" w:themeColor="text1"/>
-          <w:sz w:val="28"/>
-        </w:rPr>
-        <w:t>В первой лабораторной работе был реализован пользовательский интерфейс с использованием HTML и CSS. Были созданы карточки, отображающие данные, и выполнена стилизация элементов.</w:t>
-      </w:r>
-    </w:p>
-    <w:p>
-      <w:pPr>
-        <w:pStyle w:val="af0"/>
-        <w:numPr>
-          <w:ilvl w:val="0"/>
-          <w:numId w:val="41"/>
-        </w:numPr>
-        <w:spacing w:line="360" w:lineRule="auto"/>
-        <w:jc w:val="both"/>
-        <w:rPr>
-          <w:rFonts w:ascii="Times New Roman" w:hAnsi="Times New Roman" w:cs="Times New Roman"/>
-          <w:color w:val="000000" w:themeColor="text1"/>
-          <w:sz w:val="28"/>
-        </w:rPr>
-      </w:pPr>
-      <w:r>
-        <w:rPr>
-          <w:rFonts w:ascii="Times New Roman" w:hAnsi="Times New Roman" w:cs="Times New Roman"/>
-          <w:color w:val="000000" w:themeColor="text1"/>
-          <w:sz w:val="28"/>
-        </w:rPr>
-        <w:t>Во второй лабораторной работе была разработана серверная часть приложения с использованием Express.js. Реализован REST API, обеспечивающий выполнение операций получения, добавления, изменения и удаления данных.</w:t>
+        <w:t>В ходе выполнения лабораторных работ был разработан веб-калькулятор с использованием HTML, CSS и JavaScript.</w:t>
       </w:r>
     </w:p>
     <w:p>
@@ -5204,7 +3562,7 @@
           <w:color w:val="000000" w:themeColor="text1"/>
           <w:sz w:val="28"/>
         </w:rPr>
-        <w:t>Также была реализована функция проверки ограничения, предотвращающая назначение нескольких занятий одному преподавателю в одно и то же время.</w:t>
+        <w:t>В первой лабораторной работе был реализован статический интерфейс, включающий кнопки ввода, поле отображения результата и элементы управления.</w:t>
       </w:r>
     </w:p>
     <w:p>
@@ -5225,7 +3583,79 @@
           <w:color w:val="000000" w:themeColor="text1"/>
           <w:sz w:val="28"/>
         </w:rPr>
-        <w:t xml:space="preserve">Для тестирования приложения использовался </w:t>
+        <w:t>Во второй лабораторной работе была добавлена функциональность:</w:t>
+      </w:r>
+    </w:p>
+    <w:p>
+      <w:pPr>
+        <w:pStyle w:val="af0"/>
+        <w:numPr>
+          <w:ilvl w:val="0"/>
+          <w:numId w:val="37"/>
+        </w:numPr>
+        <w:spacing w:line="360" w:lineRule="auto"/>
+        <w:jc w:val="both"/>
+        <w:rPr>
+          <w:rFonts w:ascii="Times New Roman" w:hAnsi="Times New Roman" w:cs="Times New Roman"/>
+          <w:color w:val="000000" w:themeColor="text1"/>
+          <w:sz w:val="28"/>
+        </w:rPr>
+      </w:pPr>
+      <w:r>
+        <w:rPr>
+          <w:rFonts w:ascii="Times New Roman" w:hAnsi="Times New Roman" w:cs="Times New Roman"/>
+          <w:color w:val="000000" w:themeColor="text1"/>
+          <w:sz w:val="28"/>
+        </w:rPr>
+        <w:t>выполнение арифметических операций;</w:t>
+      </w:r>
+    </w:p>
+    <w:p>
+      <w:pPr>
+        <w:pStyle w:val="af0"/>
+        <w:numPr>
+          <w:ilvl w:val="0"/>
+          <w:numId w:val="37"/>
+        </w:numPr>
+        <w:spacing w:line="360" w:lineRule="auto"/>
+        <w:jc w:val="both"/>
+        <w:rPr>
+          <w:rFonts w:ascii="Times New Roman" w:hAnsi="Times New Roman" w:cs="Times New Roman"/>
+          <w:color w:val="000000" w:themeColor="text1"/>
+          <w:sz w:val="28"/>
+        </w:rPr>
+      </w:pPr>
+      <w:r>
+        <w:rPr>
+          <w:rFonts w:ascii="Times New Roman" w:hAnsi="Times New Roman" w:cs="Times New Roman"/>
+          <w:color w:val="000000" w:themeColor="text1"/>
+          <w:sz w:val="28"/>
+        </w:rPr>
+        <w:t>обработка пользовательского ввода;</w:t>
+      </w:r>
+    </w:p>
+    <w:p>
+      <w:pPr>
+        <w:pStyle w:val="af0"/>
+        <w:numPr>
+          <w:ilvl w:val="0"/>
+          <w:numId w:val="37"/>
+        </w:numPr>
+        <w:spacing w:line="360" w:lineRule="auto"/>
+        <w:jc w:val="both"/>
+        <w:rPr>
+          <w:rFonts w:ascii="Times New Roman" w:hAnsi="Times New Roman" w:cs="Times New Roman"/>
+          <w:color w:val="000000" w:themeColor="text1"/>
+          <w:sz w:val="28"/>
+        </w:rPr>
+      </w:pPr>
+      <w:r>
+        <w:rPr>
+          <w:rFonts w:ascii="Times New Roman" w:hAnsi="Times New Roman" w:cs="Times New Roman"/>
+          <w:color w:val="000000" w:themeColor="text1"/>
+          <w:sz w:val="28"/>
+        </w:rPr>
+        <w:t xml:space="preserve">реализация дополнительных функций (проценты, смена знака, </w:t>
       </w:r>
       <w:proofErr w:type="spellStart"/>
       <w:r>
@@ -5234,7 +3664,7 @@
           <w:color w:val="000000" w:themeColor="text1"/>
           <w:sz w:val="28"/>
         </w:rPr>
-        <w:t>Postman</w:t>
+        <w:t>backspace</w:t>
       </w:r>
       <w:proofErr w:type="spellEnd"/>
       <w:r>
@@ -5243,7 +3673,31 @@
           <w:color w:val="000000" w:themeColor="text1"/>
           <w:sz w:val="28"/>
         </w:rPr>
-        <w:t>, с помощью которого была проверена корректность работы всех методов API.</w:t>
+        <w:t>);</w:t>
+      </w:r>
+    </w:p>
+    <w:p>
+      <w:pPr>
+        <w:pStyle w:val="af0"/>
+        <w:numPr>
+          <w:ilvl w:val="0"/>
+          <w:numId w:val="37"/>
+        </w:numPr>
+        <w:spacing w:line="360" w:lineRule="auto"/>
+        <w:jc w:val="both"/>
+        <w:rPr>
+          <w:rFonts w:ascii="Times New Roman" w:hAnsi="Times New Roman" w:cs="Times New Roman"/>
+          <w:color w:val="000000" w:themeColor="text1"/>
+          <w:sz w:val="28"/>
+        </w:rPr>
+      </w:pPr>
+      <w:r>
+        <w:rPr>
+          <w:rFonts w:ascii="Times New Roman" w:hAnsi="Times New Roman" w:cs="Times New Roman"/>
+          <w:color w:val="000000" w:themeColor="text1"/>
+          <w:sz w:val="28"/>
+        </w:rPr>
+        <w:t>реализована смена темы интерфейса.</w:t>
       </w:r>
     </w:p>
     <w:p>
@@ -5264,7 +3718,7 @@
           <w:color w:val="000000" w:themeColor="text1"/>
           <w:sz w:val="28"/>
         </w:rPr>
-        <w:t>Таким образом, разработано полноценное веб-приложение, включающее клиентскую и серверную части, обеспечивающее управление расписанием преподавателей.</w:t>
+        <w:t>Таким образом, поставленные задачи были выполнены: реализован интерфейс калькулятора, разработана логика вычислений и добавлены интерактивные элементы. В результате был создан полнофункциональный веб-калькулятор.</w:t>
       </w:r>
     </w:p>
     <w:p>
@@ -5285,7 +3739,15 @@
           <w:color w:val="000000" w:themeColor="text1"/>
           <w:sz w:val="28"/>
         </w:rPr>
-        <w:t>Исходный код проекта размещён в репозитории:</w:t>
+        <w:t>Исходный код проекта размещён в репозитории</w:t>
+      </w:r>
+      <w:r>
+        <w:rPr>
+          <w:rFonts w:ascii="Times New Roman" w:hAnsi="Times New Roman" w:cs="Times New Roman"/>
+          <w:color w:val="000000" w:themeColor="text1"/>
+          <w:sz w:val="28"/>
+        </w:rPr>
+        <w:t>:</w:t>
       </w:r>
     </w:p>
     <w:p>
@@ -5296,139 +3758,28 @@
         <w:jc w:val="both"/>
         <w:rPr>
           <w:rFonts w:ascii="Times New Roman" w:hAnsi="Times New Roman" w:cs="Times New Roman"/>
-          <w:sz w:val="28"/>
-          <w:szCs w:val="28"/>
-        </w:rPr>
-      </w:pPr>
-      <w:hyperlink r:id="rId23" w:history="1">
+          <w:color w:val="000000" w:themeColor="text1"/>
+          <w:sz w:val="28"/>
+        </w:rPr>
+      </w:pPr>
+      <w:hyperlink r:id="rId20" w:history="1">
         <w:r>
           <w:rPr>
             <w:rStyle w:val="af7"/>
             <w:rFonts w:ascii="Times New Roman" w:hAnsi="Times New Roman" w:cs="Times New Roman"/>
             <w:sz w:val="28"/>
-            <w:szCs w:val="28"/>
           </w:rPr>
           <w:t>https://github.com/Rayana06/PSP.git</w:t>
         </w:r>
       </w:hyperlink>
-    </w:p>
-    <w:p>
-      <w:pPr>
-        <w:pStyle w:val="af0"/>
-        <w:spacing w:line="360" w:lineRule="auto"/>
-        <w:ind w:left="426"/>
-        <w:jc w:val="both"/>
+      <w:r>
         <w:rPr>
           <w:rFonts w:ascii="Times New Roman" w:hAnsi="Times New Roman" w:cs="Times New Roman"/>
           <w:color w:val="000000" w:themeColor="text1"/>
           <w:sz w:val="28"/>
-          <w:szCs w:val="28"/>
-        </w:rPr>
-      </w:pPr>
-    </w:p>
-    <w:p>
-      <w:pPr>
-        <w:pStyle w:val="af0"/>
-        <w:spacing w:line="360" w:lineRule="auto"/>
-        <w:ind w:left="426"/>
-        <w:jc w:val="both"/>
-        <w:rPr>
-          <w:rFonts w:ascii="Times New Roman" w:hAnsi="Times New Roman" w:cs="Times New Roman"/>
-          <w:color w:val="000000" w:themeColor="text1"/>
-          <w:sz w:val="28"/>
-        </w:rPr>
-      </w:pPr>
-    </w:p>
-    <w:p>
-      <w:pPr>
-        <w:pStyle w:val="af0"/>
-        <w:spacing w:line="360" w:lineRule="auto"/>
-        <w:ind w:left="426"/>
-        <w:jc w:val="both"/>
-        <w:rPr>
-          <w:rFonts w:ascii="Times New Roman" w:hAnsi="Times New Roman" w:cs="Times New Roman"/>
-          <w:color w:val="000000" w:themeColor="text1"/>
-          <w:sz w:val="28"/>
-        </w:rPr>
-      </w:pPr>
-    </w:p>
-    <w:p>
-      <w:pPr>
-        <w:pStyle w:val="af0"/>
-        <w:spacing w:line="360" w:lineRule="auto"/>
-        <w:ind w:left="426"/>
-        <w:jc w:val="both"/>
-        <w:rPr>
-          <w:rFonts w:ascii="Times New Roman" w:hAnsi="Times New Roman" w:cs="Times New Roman"/>
-          <w:color w:val="000000" w:themeColor="text1"/>
-          <w:sz w:val="28"/>
-        </w:rPr>
-      </w:pPr>
-    </w:p>
-    <w:p>
-      <w:pPr>
-        <w:pStyle w:val="af0"/>
-        <w:spacing w:line="360" w:lineRule="auto"/>
-        <w:ind w:left="426"/>
-        <w:jc w:val="both"/>
-        <w:rPr>
-          <w:rFonts w:ascii="Times New Roman" w:hAnsi="Times New Roman" w:cs="Times New Roman"/>
-          <w:color w:val="000000" w:themeColor="text1"/>
-          <w:sz w:val="28"/>
-        </w:rPr>
-      </w:pPr>
-    </w:p>
-    <w:p>
-      <w:pPr>
-        <w:pStyle w:val="af0"/>
-        <w:spacing w:line="360" w:lineRule="auto"/>
-        <w:ind w:left="426"/>
-        <w:jc w:val="both"/>
-        <w:rPr>
-          <w:rFonts w:ascii="Times New Roman" w:hAnsi="Times New Roman" w:cs="Times New Roman"/>
-          <w:color w:val="000000" w:themeColor="text1"/>
-          <w:sz w:val="28"/>
-        </w:rPr>
-      </w:pPr>
-    </w:p>
-    <w:p>
-      <w:pPr>
-        <w:pStyle w:val="af0"/>
-        <w:spacing w:line="360" w:lineRule="auto"/>
-        <w:ind w:left="426"/>
-        <w:jc w:val="both"/>
-        <w:rPr>
-          <w:rFonts w:ascii="Times New Roman" w:hAnsi="Times New Roman" w:cs="Times New Roman"/>
-          <w:color w:val="000000" w:themeColor="text1"/>
-          <w:sz w:val="28"/>
-        </w:rPr>
-      </w:pPr>
-    </w:p>
-    <w:p>
-      <w:pPr>
-        <w:pStyle w:val="af0"/>
-        <w:spacing w:line="360" w:lineRule="auto"/>
-        <w:ind w:left="426"/>
-        <w:jc w:val="both"/>
-        <w:rPr>
-          <w:rFonts w:ascii="Times New Roman" w:hAnsi="Times New Roman" w:cs="Times New Roman"/>
-          <w:color w:val="000000" w:themeColor="text1"/>
-          <w:sz w:val="28"/>
-        </w:rPr>
-      </w:pPr>
-    </w:p>
-    <w:p>
-      <w:pPr>
-        <w:pStyle w:val="af0"/>
-        <w:spacing w:line="360" w:lineRule="auto"/>
-        <w:ind w:left="426"/>
-        <w:jc w:val="both"/>
-        <w:rPr>
-          <w:rFonts w:ascii="Times New Roman" w:hAnsi="Times New Roman" w:cs="Times New Roman"/>
-          <w:color w:val="000000" w:themeColor="text1"/>
-          <w:sz w:val="28"/>
-        </w:rPr>
-      </w:pPr>
+        </w:rPr>
+        <w:t xml:space="preserve"> </w:t>
+      </w:r>
     </w:p>
     <w:p>
       <w:pPr>
@@ -5525,7 +3876,7 @@
         </w:rPr>
         <w:t xml:space="preserve">Лекции по курсу XML-технологии и методические указания по выполнению лабораторных работ [Электронный ресурс]. – URL: </w:t>
       </w:r>
-      <w:hyperlink r:id="rId24" w:tooltip="https://github.com/iu5git/JavaScript/blob/main%20" w:history="1">
+      <w:hyperlink r:id="rId21" w:tooltip="https://github.com/iu5git/JavaScript/blob/main%20" w:history="1">
         <w:r>
           <w:rPr>
             <w:rStyle w:val="af7"/>
@@ -5555,7 +3906,7 @@
       </w:r>
     </w:p>
     <w:sectPr>
-      <w:footerReference w:type="default" r:id="rId25"/>
+      <w:footerReference w:type="default" r:id="rId22"/>
       <w:pgSz w:w="11910" w:h="16840"/>
       <w:pgMar w:top="1134" w:right="567" w:bottom="1134" w:left="1701" w:header="709" w:footer="709" w:gutter="0"/>
       <w:pgNumType w:start="1"/>
@@ -5571,6 +3922,9 @@
 <w:endnotes xmlns:wpc="http://schemas.microsoft.com/office/word/2010/wordprocessingCanvas" xmlns:cx="http://schemas.microsoft.com/office/drawing/2014/chartex" xmlns:cx1="http://schemas.microsoft.com/office/drawing/2015/9/8/chartex" xmlns:cx2="http://schemas.microsoft.com/office/drawing/2015/10/21/chartex" xmlns:cx3="http://schemas.microsoft.com/office/drawing/2016/5/9/chartex" xmlns:cx4="http://schemas.microsoft.com/office/drawing/2016/5/10/chartex" xmlns:cx5="http://schemas.microsoft.com/office/drawing/2016/5/11/chartex" xmlns:cx6="http://schemas.microsoft.com/office/drawing/2016/5/12/chartex" xmlns:cx7="http://schemas.microsoft.com/office/drawing/2016/5/13/chartex" xmlns:cx8="http://schemas.microsoft.com/office/drawing/2016/5/14/chartex" xmlns:mc="http://schemas.openxmlformats.org/markup-compatibility/2006" xmlns:aink="http://schemas.microsoft.com/office/drawing/2016/ink" xmlns:am3d="http://schemas.microsoft.com/office/drawing/2017/model3d" xmlns:o="urn:schemas-microsoft-com:office:office" xmlns:oel="http://schemas.microsoft.com/office/2019/extlst" xmlns:r="http://schemas.openxmlformats.org/officeDocument/2006/relationships" xmlns:m="http://schemas.openxmlformats.org/officeDocument/2006/math" xmlns:v="urn:schemas-microsoft-com:vml" xmlns:wp14="http://schemas.microsoft.com/office/word/2010/wordprocessingDrawing" xmlns:wp="http://schemas.openxmlformats.org/drawingml/2006/wordprocessingDrawing" xmlns:w10="urn:schemas-microsoft-com:office:word" xmlns:w="http://schemas.openxmlformats.org/wordprocessingml/2006/main" xmlns:w14="http://schemas.microsoft.com/office/word/2010/wordml" xmlns:w15="http://schemas.microsoft.com/office/word/2012/wordml" xmlns:w16cex="http://schemas.microsoft.com/office/word/2018/wordml/cex" xmlns:w16cid="http://schemas.microsoft.com/office/word/2016/wordml/cid" xmlns:w16="http://schemas.microsoft.com/office/word/2018/wordml" xmlns:w16sdtdh="http://schemas.microsoft.com/office/word/2020/wordml/sdtdatahash" xmlns:w16se="http://schemas.microsoft.com/office/word/2015/wordml/symex" xmlns:wpg="http://schemas.microsoft.com/office/word/2010/wordprocessingGroup" xmlns:wpi="http://schemas.microsoft.com/office/word/2010/wordprocessingInk" xmlns:wne="http://schemas.microsoft.com/office/word/2006/wordml" xmlns:wps="http://schemas.microsoft.com/office/word/2010/wordprocessingShape" mc:Ignorable="w14 w15 w16se w16cid w16 w16cex w16sdtdh wp14">
   <w:endnote w:type="separator" w:id="-1">
     <w:p>
+      <w:pPr>
+        <w:spacing w:after="0" w:line="240" w:lineRule="auto"/>
+      </w:pPr>
       <w:r>
         <w:separator/>
       </w:r>
@@ -5578,6 +3932,9 @@
   </w:endnote>
   <w:endnote w:type="continuationSeparator" w:id="0">
     <w:p>
+      <w:pPr>
+        <w:spacing w:after="0" w:line="240" w:lineRule="auto"/>
+      </w:pPr>
       <w:r>
         <w:continuationSeparator/>
       </w:r>
@@ -5601,8 +3958,10 @@
         <w:tab w:val="center" w:pos="4677"/>
         <w:tab w:val="right" w:pos="9355"/>
       </w:tabs>
+      <w:spacing w:after="0" w:line="240" w:lineRule="auto"/>
       <w:jc w:val="center"/>
       <w:rPr>
+        <w:rFonts w:ascii="Times New Roman" w:eastAsia="Times New Roman" w:hAnsi="Times New Roman" w:cs="Times New Roman"/>
         <w:color w:val="000000"/>
         <w:sz w:val="28"/>
         <w:szCs w:val="28"/>
@@ -5610,6 +3969,7 @@
     </w:pPr>
     <w:r>
       <w:rPr>
+        <w:rFonts w:ascii="Times New Roman" w:eastAsia="Times New Roman" w:hAnsi="Times New Roman" w:cs="Times New Roman"/>
         <w:color w:val="000000"/>
         <w:sz w:val="28"/>
         <w:szCs w:val="28"/>
@@ -5618,6 +3978,7 @@
     </w:r>
     <w:r>
       <w:rPr>
+        <w:rFonts w:ascii="Times New Roman" w:eastAsia="Times New Roman" w:hAnsi="Times New Roman" w:cs="Times New Roman"/>
         <w:color w:val="000000"/>
         <w:sz w:val="28"/>
         <w:szCs w:val="28"/>
@@ -5626,6 +3987,7 @@
     </w:r>
     <w:r>
       <w:rPr>
+        <w:rFonts w:ascii="Times New Roman" w:eastAsia="Times New Roman" w:hAnsi="Times New Roman" w:cs="Times New Roman"/>
         <w:color w:val="000000"/>
         <w:sz w:val="28"/>
         <w:szCs w:val="28"/>
@@ -5634,6 +3996,7 @@
     </w:r>
     <w:r>
       <w:rPr>
+        <w:rFonts w:ascii="Times New Roman" w:eastAsia="Times New Roman" w:hAnsi="Times New Roman" w:cs="Times New Roman"/>
         <w:color w:val="000000"/>
         <w:sz w:val="28"/>
         <w:szCs w:val="28"/>
@@ -5642,6 +4005,7 @@
     </w:r>
     <w:r>
       <w:rPr>
+        <w:rFonts w:ascii="Times New Roman" w:eastAsia="Times New Roman" w:hAnsi="Times New Roman" w:cs="Times New Roman"/>
         <w:color w:val="000000"/>
         <w:sz w:val="28"/>
         <w:szCs w:val="28"/>
@@ -5656,6 +4020,9 @@
 <w:footnotes xmlns:wpc="http://schemas.microsoft.com/office/word/2010/wordprocessingCanvas" xmlns:cx="http://schemas.microsoft.com/office/drawing/2014/chartex" xmlns:cx1="http://schemas.microsoft.com/office/drawing/2015/9/8/chartex" xmlns:cx2="http://schemas.microsoft.com/office/drawing/2015/10/21/chartex" xmlns:cx3="http://schemas.microsoft.com/office/drawing/2016/5/9/chartex" xmlns:cx4="http://schemas.microsoft.com/office/drawing/2016/5/10/chartex" xmlns:cx5="http://schemas.microsoft.com/office/drawing/2016/5/11/chartex" xmlns:cx6="http://schemas.microsoft.com/office/drawing/2016/5/12/chartex" xmlns:cx7="http://schemas.microsoft.com/office/drawing/2016/5/13/chartex" xmlns:cx8="http://schemas.microsoft.com/office/drawing/2016/5/14/chartex" xmlns:mc="http://schemas.openxmlformats.org/markup-compatibility/2006" xmlns:aink="http://schemas.microsoft.com/office/drawing/2016/ink" xmlns:am3d="http://schemas.microsoft.com/office/drawing/2017/model3d" xmlns:o="urn:schemas-microsoft-com:office:office" xmlns:oel="http://schemas.microsoft.com/office/2019/extlst" xmlns:r="http://schemas.openxmlformats.org/officeDocument/2006/relationships" xmlns:m="http://schemas.openxmlformats.org/officeDocument/2006/math" xmlns:v="urn:schemas-microsoft-com:vml" xmlns:wp14="http://schemas.microsoft.com/office/word/2010/wordprocessingDrawing" xmlns:wp="http://schemas.openxmlformats.org/drawingml/2006/wordprocessingDrawing" xmlns:w10="urn:schemas-microsoft-com:office:word" xmlns:w="http://schemas.openxmlformats.org/wordprocessingml/2006/main" xmlns:w14="http://schemas.microsoft.com/office/word/2010/wordml" xmlns:w15="http://schemas.microsoft.com/office/word/2012/wordml" xmlns:w16cex="http://schemas.microsoft.com/office/word/2018/wordml/cex" xmlns:w16cid="http://schemas.microsoft.com/office/word/2016/wordml/cid" xmlns:w16="http://schemas.microsoft.com/office/word/2018/wordml" xmlns:w16sdtdh="http://schemas.microsoft.com/office/word/2020/wordml/sdtdatahash" xmlns:w16se="http://schemas.microsoft.com/office/word/2015/wordml/symex" xmlns:wpg="http://schemas.microsoft.com/office/word/2010/wordprocessingGroup" xmlns:wpi="http://schemas.microsoft.com/office/word/2010/wordprocessingInk" xmlns:wne="http://schemas.microsoft.com/office/word/2006/wordml" xmlns:wps="http://schemas.microsoft.com/office/word/2010/wordprocessingShape" mc:Ignorable="w14 w15 w16se w16cid w16 w16cex w16sdtdh wp14">
   <w:footnote w:type="separator" w:id="-1">
     <w:p>
+      <w:pPr>
+        <w:spacing w:after="0" w:line="240" w:lineRule="auto"/>
+      </w:pPr>
       <w:r>
         <w:separator/>
       </w:r>
@@ -5663,6 +4030,9 @@
   </w:footnote>
   <w:footnote w:type="continuationSeparator" w:id="0">
     <w:p>
+      <w:pPr>
+        <w:spacing w:after="0" w:line="240" w:lineRule="auto"/>
+      </w:pPr>
       <w:r>
         <w:continuationSeparator/>
       </w:r>
@@ -7284,119 +5654,6 @@
     </w:lvl>
   </w:abstractNum>
   <w:abstractNum w:abstractNumId="14" w15:restartNumberingAfterBreak="0">
-    <w:nsid w:val="33D07881"/>
-    <w:multiLevelType w:val="hybridMultilevel"/>
-    <w:tmpl w:val="D2EA0D8E"/>
-    <w:lvl w:ilvl="0" w:tplc="09BCB3E4">
-      <w:start w:val="1"/>
-      <w:numFmt w:val="bullet"/>
-      <w:lvlText w:val="-"/>
-      <w:lvlJc w:val="left"/>
-      <w:pPr>
-        <w:ind w:left="1440" w:hanging="360"/>
-      </w:pPr>
-      <w:rPr>
-        <w:rFonts w:ascii="Times New Roman" w:hAnsi="Times New Roman" w:cs="Times New Roman" w:hint="default"/>
-      </w:rPr>
-    </w:lvl>
-    <w:lvl w:ilvl="1" w:tplc="04190003" w:tentative="1">
-      <w:start w:val="1"/>
-      <w:numFmt w:val="bullet"/>
-      <w:lvlText w:val="o"/>
-      <w:lvlJc w:val="left"/>
-      <w:pPr>
-        <w:ind w:left="2160" w:hanging="360"/>
-      </w:pPr>
-      <w:rPr>
-        <w:rFonts w:ascii="Courier New" w:hAnsi="Courier New" w:cs="Courier New" w:hint="default"/>
-      </w:rPr>
-    </w:lvl>
-    <w:lvl w:ilvl="2" w:tplc="04190005" w:tentative="1">
-      <w:start w:val="1"/>
-      <w:numFmt w:val="bullet"/>
-      <w:lvlText w:val=""/>
-      <w:lvlJc w:val="left"/>
-      <w:pPr>
-        <w:ind w:left="2880" w:hanging="360"/>
-      </w:pPr>
-      <w:rPr>
-        <w:rFonts w:ascii="Wingdings" w:hAnsi="Wingdings" w:hint="default"/>
-      </w:rPr>
-    </w:lvl>
-    <w:lvl w:ilvl="3" w:tplc="04190001" w:tentative="1">
-      <w:start w:val="1"/>
-      <w:numFmt w:val="bullet"/>
-      <w:lvlText w:val=""/>
-      <w:lvlJc w:val="left"/>
-      <w:pPr>
-        <w:ind w:left="3600" w:hanging="360"/>
-      </w:pPr>
-      <w:rPr>
-        <w:rFonts w:ascii="Symbol" w:hAnsi="Symbol" w:hint="default"/>
-      </w:rPr>
-    </w:lvl>
-    <w:lvl w:ilvl="4" w:tplc="04190003" w:tentative="1">
-      <w:start w:val="1"/>
-      <w:numFmt w:val="bullet"/>
-      <w:lvlText w:val="o"/>
-      <w:lvlJc w:val="left"/>
-      <w:pPr>
-        <w:ind w:left="4320" w:hanging="360"/>
-      </w:pPr>
-      <w:rPr>
-        <w:rFonts w:ascii="Courier New" w:hAnsi="Courier New" w:cs="Courier New" w:hint="default"/>
-      </w:rPr>
-    </w:lvl>
-    <w:lvl w:ilvl="5" w:tplc="04190005" w:tentative="1">
-      <w:start w:val="1"/>
-      <w:numFmt w:val="bullet"/>
-      <w:lvlText w:val=""/>
-      <w:lvlJc w:val="left"/>
-      <w:pPr>
-        <w:ind w:left="5040" w:hanging="360"/>
-      </w:pPr>
-      <w:rPr>
-        <w:rFonts w:ascii="Wingdings" w:hAnsi="Wingdings" w:hint="default"/>
-      </w:rPr>
-    </w:lvl>
-    <w:lvl w:ilvl="6" w:tplc="04190001" w:tentative="1">
-      <w:start w:val="1"/>
-      <w:numFmt w:val="bullet"/>
-      <w:lvlText w:val=""/>
-      <w:lvlJc w:val="left"/>
-      <w:pPr>
-        <w:ind w:left="5760" w:hanging="360"/>
-      </w:pPr>
-      <w:rPr>
-        <w:rFonts w:ascii="Symbol" w:hAnsi="Symbol" w:hint="default"/>
-      </w:rPr>
-    </w:lvl>
-    <w:lvl w:ilvl="7" w:tplc="04190003" w:tentative="1">
-      <w:start w:val="1"/>
-      <w:numFmt w:val="bullet"/>
-      <w:lvlText w:val="o"/>
-      <w:lvlJc w:val="left"/>
-      <w:pPr>
-        <w:ind w:left="6480" w:hanging="360"/>
-      </w:pPr>
-      <w:rPr>
-        <w:rFonts w:ascii="Courier New" w:hAnsi="Courier New" w:cs="Courier New" w:hint="default"/>
-      </w:rPr>
-    </w:lvl>
-    <w:lvl w:ilvl="8" w:tplc="04190005" w:tentative="1">
-      <w:start w:val="1"/>
-      <w:numFmt w:val="bullet"/>
-      <w:lvlText w:val=""/>
-      <w:lvlJc w:val="left"/>
-      <w:pPr>
-        <w:ind w:left="7200" w:hanging="360"/>
-      </w:pPr>
-      <w:rPr>
-        <w:rFonts w:ascii="Wingdings" w:hAnsi="Wingdings" w:hint="default"/>
-      </w:rPr>
-    </w:lvl>
-  </w:abstractNum>
-  <w:abstractNum w:abstractNumId="15" w15:restartNumberingAfterBreak="0">
     <w:nsid w:val="370877C7"/>
     <w:multiLevelType w:val="hybridMultilevel"/>
     <w:tmpl w:val="E18663D2"/>
@@ -7482,7 +5739,7 @@
       </w:pPr>
     </w:lvl>
   </w:abstractNum>
-  <w:abstractNum w:abstractNumId="16" w15:restartNumberingAfterBreak="0">
+  <w:abstractNum w:abstractNumId="15" w15:restartNumberingAfterBreak="0">
     <w:nsid w:val="37283637"/>
     <w:multiLevelType w:val="hybridMultilevel"/>
     <w:tmpl w:val="50F8CBBA"/>
@@ -7571,7 +5828,7 @@
       </w:pPr>
     </w:lvl>
   </w:abstractNum>
-  <w:abstractNum w:abstractNumId="17" w15:restartNumberingAfterBreak="0">
+  <w:abstractNum w:abstractNumId="16" w15:restartNumberingAfterBreak="0">
     <w:nsid w:val="37602412"/>
     <w:multiLevelType w:val="hybridMultilevel"/>
     <w:tmpl w:val="FD14A9C2"/>
@@ -7720,7 +5977,7 @@
       </w:rPr>
     </w:lvl>
   </w:abstractNum>
-  <w:abstractNum w:abstractNumId="18" w15:restartNumberingAfterBreak="0">
+  <w:abstractNum w:abstractNumId="17" w15:restartNumberingAfterBreak="0">
     <w:nsid w:val="3D02485F"/>
     <w:multiLevelType w:val="hybridMultilevel"/>
     <w:tmpl w:val="5D00430C"/>
@@ -7869,7 +6126,7 @@
       </w:rPr>
     </w:lvl>
   </w:abstractNum>
-  <w:abstractNum w:abstractNumId="19" w15:restartNumberingAfterBreak="0">
+  <w:abstractNum w:abstractNumId="18" w15:restartNumberingAfterBreak="0">
     <w:nsid w:val="3FC06FAD"/>
     <w:multiLevelType w:val="hybridMultilevel"/>
     <w:tmpl w:val="BA144B14"/>
@@ -7955,7 +6212,7 @@
       </w:pPr>
     </w:lvl>
   </w:abstractNum>
-  <w:abstractNum w:abstractNumId="20" w15:restartNumberingAfterBreak="0">
+  <w:abstractNum w:abstractNumId="19" w15:restartNumberingAfterBreak="0">
     <w:nsid w:val="45104683"/>
     <w:multiLevelType w:val="multilevel"/>
     <w:tmpl w:val="9752C73C"/>
@@ -8041,7 +6298,7 @@
       </w:pPr>
     </w:lvl>
   </w:abstractNum>
-  <w:abstractNum w:abstractNumId="21" w15:restartNumberingAfterBreak="0">
+  <w:abstractNum w:abstractNumId="20" w15:restartNumberingAfterBreak="0">
     <w:nsid w:val="4B0E1A4C"/>
     <w:multiLevelType w:val="hybridMultilevel"/>
     <w:tmpl w:val="F6A0FA0A"/>
@@ -8127,7 +6384,7 @@
       </w:pPr>
     </w:lvl>
   </w:abstractNum>
-  <w:abstractNum w:abstractNumId="22" w15:restartNumberingAfterBreak="0">
+  <w:abstractNum w:abstractNumId="21" w15:restartNumberingAfterBreak="0">
     <w:nsid w:val="4B303BBB"/>
     <w:multiLevelType w:val="hybridMultilevel"/>
     <w:tmpl w:val="49780DEE"/>
@@ -8240,7 +6497,7 @@
       </w:rPr>
     </w:lvl>
   </w:abstractNum>
-  <w:abstractNum w:abstractNumId="23" w15:restartNumberingAfterBreak="0">
+  <w:abstractNum w:abstractNumId="22" w15:restartNumberingAfterBreak="0">
     <w:nsid w:val="4DF8598F"/>
     <w:multiLevelType w:val="hybridMultilevel"/>
     <w:tmpl w:val="03FA0D74"/>
@@ -8389,7 +6646,7 @@
       </w:rPr>
     </w:lvl>
   </w:abstractNum>
-  <w:abstractNum w:abstractNumId="24" w15:restartNumberingAfterBreak="0">
+  <w:abstractNum w:abstractNumId="23" w15:restartNumberingAfterBreak="0">
     <w:nsid w:val="54F45CDD"/>
     <w:multiLevelType w:val="hybridMultilevel"/>
     <w:tmpl w:val="761E02E2"/>
@@ -8502,7 +6759,7 @@
       </w:rPr>
     </w:lvl>
   </w:abstractNum>
-  <w:abstractNum w:abstractNumId="25" w15:restartNumberingAfterBreak="0">
+  <w:abstractNum w:abstractNumId="24" w15:restartNumberingAfterBreak="0">
     <w:nsid w:val="551016DA"/>
     <w:multiLevelType w:val="hybridMultilevel"/>
     <w:tmpl w:val="B2B41F70"/>
@@ -8588,7 +6845,7 @@
       </w:pPr>
     </w:lvl>
   </w:abstractNum>
-  <w:abstractNum w:abstractNumId="26" w15:restartNumberingAfterBreak="0">
+  <w:abstractNum w:abstractNumId="25" w15:restartNumberingAfterBreak="0">
     <w:nsid w:val="56CD3E3A"/>
     <w:multiLevelType w:val="hybridMultilevel"/>
     <w:tmpl w:val="003067DA"/>
@@ -8737,120 +6994,7 @@
       </w:rPr>
     </w:lvl>
   </w:abstractNum>
-  <w:abstractNum w:abstractNumId="27" w15:restartNumberingAfterBreak="0">
-    <w:nsid w:val="58200F6C"/>
-    <w:multiLevelType w:val="hybridMultilevel"/>
-    <w:tmpl w:val="C8DE7B6C"/>
-    <w:lvl w:ilvl="0" w:tplc="04190001">
-      <w:start w:val="1"/>
-      <w:numFmt w:val="bullet"/>
-      <w:lvlText w:val=""/>
-      <w:lvlJc w:val="left"/>
-      <w:pPr>
-        <w:ind w:left="1440" w:hanging="360"/>
-      </w:pPr>
-      <w:rPr>
-        <w:rFonts w:ascii="Symbol" w:hAnsi="Symbol" w:hint="default"/>
-      </w:rPr>
-    </w:lvl>
-    <w:lvl w:ilvl="1" w:tplc="04190003" w:tentative="1">
-      <w:start w:val="1"/>
-      <w:numFmt w:val="bullet"/>
-      <w:lvlText w:val="o"/>
-      <w:lvlJc w:val="left"/>
-      <w:pPr>
-        <w:ind w:left="2160" w:hanging="360"/>
-      </w:pPr>
-      <w:rPr>
-        <w:rFonts w:ascii="Courier New" w:hAnsi="Courier New" w:cs="Courier New" w:hint="default"/>
-      </w:rPr>
-    </w:lvl>
-    <w:lvl w:ilvl="2" w:tplc="04190005" w:tentative="1">
-      <w:start w:val="1"/>
-      <w:numFmt w:val="bullet"/>
-      <w:lvlText w:val=""/>
-      <w:lvlJc w:val="left"/>
-      <w:pPr>
-        <w:ind w:left="2880" w:hanging="360"/>
-      </w:pPr>
-      <w:rPr>
-        <w:rFonts w:ascii="Wingdings" w:hAnsi="Wingdings" w:hint="default"/>
-      </w:rPr>
-    </w:lvl>
-    <w:lvl w:ilvl="3" w:tplc="04190001" w:tentative="1">
-      <w:start w:val="1"/>
-      <w:numFmt w:val="bullet"/>
-      <w:lvlText w:val=""/>
-      <w:lvlJc w:val="left"/>
-      <w:pPr>
-        <w:ind w:left="3600" w:hanging="360"/>
-      </w:pPr>
-      <w:rPr>
-        <w:rFonts w:ascii="Symbol" w:hAnsi="Symbol" w:hint="default"/>
-      </w:rPr>
-    </w:lvl>
-    <w:lvl w:ilvl="4" w:tplc="04190003" w:tentative="1">
-      <w:start w:val="1"/>
-      <w:numFmt w:val="bullet"/>
-      <w:lvlText w:val="o"/>
-      <w:lvlJc w:val="left"/>
-      <w:pPr>
-        <w:ind w:left="4320" w:hanging="360"/>
-      </w:pPr>
-      <w:rPr>
-        <w:rFonts w:ascii="Courier New" w:hAnsi="Courier New" w:cs="Courier New" w:hint="default"/>
-      </w:rPr>
-    </w:lvl>
-    <w:lvl w:ilvl="5" w:tplc="04190005" w:tentative="1">
-      <w:start w:val="1"/>
-      <w:numFmt w:val="bullet"/>
-      <w:lvlText w:val=""/>
-      <w:lvlJc w:val="left"/>
-      <w:pPr>
-        <w:ind w:left="5040" w:hanging="360"/>
-      </w:pPr>
-      <w:rPr>
-        <w:rFonts w:ascii="Wingdings" w:hAnsi="Wingdings" w:hint="default"/>
-      </w:rPr>
-    </w:lvl>
-    <w:lvl w:ilvl="6" w:tplc="04190001" w:tentative="1">
-      <w:start w:val="1"/>
-      <w:numFmt w:val="bullet"/>
-      <w:lvlText w:val=""/>
-      <w:lvlJc w:val="left"/>
-      <w:pPr>
-        <w:ind w:left="5760" w:hanging="360"/>
-      </w:pPr>
-      <w:rPr>
-        <w:rFonts w:ascii="Symbol" w:hAnsi="Symbol" w:hint="default"/>
-      </w:rPr>
-    </w:lvl>
-    <w:lvl w:ilvl="7" w:tplc="04190003" w:tentative="1">
-      <w:start w:val="1"/>
-      <w:numFmt w:val="bullet"/>
-      <w:lvlText w:val="o"/>
-      <w:lvlJc w:val="left"/>
-      <w:pPr>
-        <w:ind w:left="6480" w:hanging="360"/>
-      </w:pPr>
-      <w:rPr>
-        <w:rFonts w:ascii="Courier New" w:hAnsi="Courier New" w:cs="Courier New" w:hint="default"/>
-      </w:rPr>
-    </w:lvl>
-    <w:lvl w:ilvl="8" w:tplc="04190005" w:tentative="1">
-      <w:start w:val="1"/>
-      <w:numFmt w:val="bullet"/>
-      <w:lvlText w:val=""/>
-      <w:lvlJc w:val="left"/>
-      <w:pPr>
-        <w:ind w:left="7200" w:hanging="360"/>
-      </w:pPr>
-      <w:rPr>
-        <w:rFonts w:ascii="Wingdings" w:hAnsi="Wingdings" w:hint="default"/>
-      </w:rPr>
-    </w:lvl>
-  </w:abstractNum>
-  <w:abstractNum w:abstractNumId="28" w15:restartNumberingAfterBreak="0">
+  <w:abstractNum w:abstractNumId="26" w15:restartNumberingAfterBreak="0">
     <w:nsid w:val="58CC4EFC"/>
     <w:multiLevelType w:val="hybridMultilevel"/>
     <w:tmpl w:val="DA96523A"/>
@@ -8999,7 +7143,7 @@
       </w:rPr>
     </w:lvl>
   </w:abstractNum>
-  <w:abstractNum w:abstractNumId="29" w15:restartNumberingAfterBreak="0">
+  <w:abstractNum w:abstractNumId="27" w15:restartNumberingAfterBreak="0">
     <w:nsid w:val="6145637E"/>
     <w:multiLevelType w:val="hybridMultilevel"/>
     <w:tmpl w:val="6698609E"/>
@@ -9112,7 +7256,7 @@
       </w:rPr>
     </w:lvl>
   </w:abstractNum>
-  <w:abstractNum w:abstractNumId="30" w15:restartNumberingAfterBreak="0">
+  <w:abstractNum w:abstractNumId="28" w15:restartNumberingAfterBreak="0">
     <w:nsid w:val="64991A84"/>
     <w:multiLevelType w:val="hybridMultilevel"/>
     <w:tmpl w:val="01E06158"/>
@@ -9225,7 +7369,7 @@
       </w:rPr>
     </w:lvl>
   </w:abstractNum>
-  <w:abstractNum w:abstractNumId="31" w15:restartNumberingAfterBreak="0">
+  <w:abstractNum w:abstractNumId="29" w15:restartNumberingAfterBreak="0">
     <w:nsid w:val="66F3583A"/>
     <w:multiLevelType w:val="hybridMultilevel"/>
     <w:tmpl w:val="FF340A20"/>
@@ -9338,7 +7482,7 @@
       </w:rPr>
     </w:lvl>
   </w:abstractNum>
-  <w:abstractNum w:abstractNumId="32" w15:restartNumberingAfterBreak="0">
+  <w:abstractNum w:abstractNumId="30" w15:restartNumberingAfterBreak="0">
     <w:nsid w:val="695949E2"/>
     <w:multiLevelType w:val="hybridMultilevel"/>
     <w:tmpl w:val="37BCA0CE"/>
@@ -9484,7 +7628,7 @@
       </w:rPr>
     </w:lvl>
   </w:abstractNum>
-  <w:abstractNum w:abstractNumId="33" w15:restartNumberingAfterBreak="0">
+  <w:abstractNum w:abstractNumId="31" w15:restartNumberingAfterBreak="0">
     <w:nsid w:val="69B17887"/>
     <w:multiLevelType w:val="hybridMultilevel"/>
     <w:tmpl w:val="40D0FCE6"/>
@@ -9633,7 +7777,7 @@
       </w:rPr>
     </w:lvl>
   </w:abstractNum>
-  <w:abstractNum w:abstractNumId="34" w15:restartNumberingAfterBreak="0">
+  <w:abstractNum w:abstractNumId="32" w15:restartNumberingAfterBreak="0">
     <w:nsid w:val="6DAA5A21"/>
     <w:multiLevelType w:val="hybridMultilevel"/>
     <w:tmpl w:val="C4F20DF8"/>
@@ -9779,7 +7923,7 @@
       </w:rPr>
     </w:lvl>
   </w:abstractNum>
-  <w:abstractNum w:abstractNumId="35" w15:restartNumberingAfterBreak="0">
+  <w:abstractNum w:abstractNumId="33" w15:restartNumberingAfterBreak="0">
     <w:nsid w:val="6E422A86"/>
     <w:multiLevelType w:val="hybridMultilevel"/>
     <w:tmpl w:val="3886BB40"/>
@@ -9892,7 +8036,7 @@
       </w:rPr>
     </w:lvl>
   </w:abstractNum>
-  <w:abstractNum w:abstractNumId="36" w15:restartNumberingAfterBreak="0">
+  <w:abstractNum w:abstractNumId="34" w15:restartNumberingAfterBreak="0">
     <w:nsid w:val="76F154C7"/>
     <w:multiLevelType w:val="hybridMultilevel"/>
     <w:tmpl w:val="34784DCA"/>
@@ -10005,7 +8149,7 @@
       </w:rPr>
     </w:lvl>
   </w:abstractNum>
-  <w:abstractNum w:abstractNumId="37" w15:restartNumberingAfterBreak="0">
+  <w:abstractNum w:abstractNumId="35" w15:restartNumberingAfterBreak="0">
     <w:nsid w:val="770F4953"/>
     <w:multiLevelType w:val="hybridMultilevel"/>
     <w:tmpl w:val="905EDABE"/>
@@ -10151,7 +8295,7 @@
       </w:rPr>
     </w:lvl>
   </w:abstractNum>
-  <w:abstractNum w:abstractNumId="38" w15:restartNumberingAfterBreak="0">
+  <w:abstractNum w:abstractNumId="36" w15:restartNumberingAfterBreak="0">
     <w:nsid w:val="7C1F0CF3"/>
     <w:multiLevelType w:val="hybridMultilevel"/>
     <w:tmpl w:val="D6785904"/>
@@ -10300,120 +8444,7 @@
       </w:rPr>
     </w:lvl>
   </w:abstractNum>
-  <w:abstractNum w:abstractNumId="39" w15:restartNumberingAfterBreak="0">
-    <w:nsid w:val="7EF30DB3"/>
-    <w:multiLevelType w:val="hybridMultilevel"/>
-    <w:tmpl w:val="DB10A6B8"/>
-    <w:lvl w:ilvl="0" w:tplc="09BCB3E4">
-      <w:start w:val="1"/>
-      <w:numFmt w:val="bullet"/>
-      <w:lvlText w:val="-"/>
-      <w:lvlJc w:val="left"/>
-      <w:pPr>
-        <w:ind w:left="1146" w:hanging="360"/>
-      </w:pPr>
-      <w:rPr>
-        <w:rFonts w:ascii="Times New Roman" w:hAnsi="Times New Roman" w:cs="Times New Roman" w:hint="default"/>
-      </w:rPr>
-    </w:lvl>
-    <w:lvl w:ilvl="1" w:tplc="04190003" w:tentative="1">
-      <w:start w:val="1"/>
-      <w:numFmt w:val="bullet"/>
-      <w:lvlText w:val="o"/>
-      <w:lvlJc w:val="left"/>
-      <w:pPr>
-        <w:ind w:left="1866" w:hanging="360"/>
-      </w:pPr>
-      <w:rPr>
-        <w:rFonts w:ascii="Courier New" w:hAnsi="Courier New" w:cs="Courier New" w:hint="default"/>
-      </w:rPr>
-    </w:lvl>
-    <w:lvl w:ilvl="2" w:tplc="04190005" w:tentative="1">
-      <w:start w:val="1"/>
-      <w:numFmt w:val="bullet"/>
-      <w:lvlText w:val=""/>
-      <w:lvlJc w:val="left"/>
-      <w:pPr>
-        <w:ind w:left="2586" w:hanging="360"/>
-      </w:pPr>
-      <w:rPr>
-        <w:rFonts w:ascii="Wingdings" w:hAnsi="Wingdings" w:hint="default"/>
-      </w:rPr>
-    </w:lvl>
-    <w:lvl w:ilvl="3" w:tplc="04190001" w:tentative="1">
-      <w:start w:val="1"/>
-      <w:numFmt w:val="bullet"/>
-      <w:lvlText w:val=""/>
-      <w:lvlJc w:val="left"/>
-      <w:pPr>
-        <w:ind w:left="3306" w:hanging="360"/>
-      </w:pPr>
-      <w:rPr>
-        <w:rFonts w:ascii="Symbol" w:hAnsi="Symbol" w:hint="default"/>
-      </w:rPr>
-    </w:lvl>
-    <w:lvl w:ilvl="4" w:tplc="04190003" w:tentative="1">
-      <w:start w:val="1"/>
-      <w:numFmt w:val="bullet"/>
-      <w:lvlText w:val="o"/>
-      <w:lvlJc w:val="left"/>
-      <w:pPr>
-        <w:ind w:left="4026" w:hanging="360"/>
-      </w:pPr>
-      <w:rPr>
-        <w:rFonts w:ascii="Courier New" w:hAnsi="Courier New" w:cs="Courier New" w:hint="default"/>
-      </w:rPr>
-    </w:lvl>
-    <w:lvl w:ilvl="5" w:tplc="04190005" w:tentative="1">
-      <w:start w:val="1"/>
-      <w:numFmt w:val="bullet"/>
-      <w:lvlText w:val=""/>
-      <w:lvlJc w:val="left"/>
-      <w:pPr>
-        <w:ind w:left="4746" w:hanging="360"/>
-      </w:pPr>
-      <w:rPr>
-        <w:rFonts w:ascii="Wingdings" w:hAnsi="Wingdings" w:hint="default"/>
-      </w:rPr>
-    </w:lvl>
-    <w:lvl w:ilvl="6" w:tplc="04190001" w:tentative="1">
-      <w:start w:val="1"/>
-      <w:numFmt w:val="bullet"/>
-      <w:lvlText w:val=""/>
-      <w:lvlJc w:val="left"/>
-      <w:pPr>
-        <w:ind w:left="5466" w:hanging="360"/>
-      </w:pPr>
-      <w:rPr>
-        <w:rFonts w:ascii="Symbol" w:hAnsi="Symbol" w:hint="default"/>
-      </w:rPr>
-    </w:lvl>
-    <w:lvl w:ilvl="7" w:tplc="04190003" w:tentative="1">
-      <w:start w:val="1"/>
-      <w:numFmt w:val="bullet"/>
-      <w:lvlText w:val="o"/>
-      <w:lvlJc w:val="left"/>
-      <w:pPr>
-        <w:ind w:left="6186" w:hanging="360"/>
-      </w:pPr>
-      <w:rPr>
-        <w:rFonts w:ascii="Courier New" w:hAnsi="Courier New" w:cs="Courier New" w:hint="default"/>
-      </w:rPr>
-    </w:lvl>
-    <w:lvl w:ilvl="8" w:tplc="04190005" w:tentative="1">
-      <w:start w:val="1"/>
-      <w:numFmt w:val="bullet"/>
-      <w:lvlText w:val=""/>
-      <w:lvlJc w:val="left"/>
-      <w:pPr>
-        <w:ind w:left="6906" w:hanging="360"/>
-      </w:pPr>
-      <w:rPr>
-        <w:rFonts w:ascii="Wingdings" w:hAnsi="Wingdings" w:hint="default"/>
-      </w:rPr>
-    </w:lvl>
-  </w:abstractNum>
-  <w:abstractNum w:abstractNumId="40" w15:restartNumberingAfterBreak="0">
+  <w:abstractNum w:abstractNumId="37" w15:restartNumberingAfterBreak="0">
     <w:nsid w:val="7F3D2393"/>
     <w:multiLevelType w:val="hybridMultilevel"/>
     <w:tmpl w:val="F61081E8"/>
@@ -10533,67 +8564,67 @@
     <w:abstractNumId w:val="9"/>
   </w:num>
   <w:num w:numId="3" w16cid:durableId="1624648380">
-    <w:abstractNumId w:val="20"/>
+    <w:abstractNumId w:val="19"/>
   </w:num>
   <w:num w:numId="4" w16cid:durableId="1705593991">
-    <w:abstractNumId w:val="22"/>
+    <w:abstractNumId w:val="21"/>
   </w:num>
   <w:num w:numId="5" w16cid:durableId="1343583176">
-    <w:abstractNumId w:val="40"/>
+    <w:abstractNumId w:val="37"/>
   </w:num>
   <w:num w:numId="6" w16cid:durableId="547230370">
     <w:abstractNumId w:val="13"/>
   </w:num>
   <w:num w:numId="7" w16cid:durableId="1628973369">
-    <w:abstractNumId w:val="35"/>
+    <w:abstractNumId w:val="33"/>
   </w:num>
   <w:num w:numId="8" w16cid:durableId="1743986703">
-    <w:abstractNumId w:val="29"/>
+    <w:abstractNumId w:val="27"/>
   </w:num>
   <w:num w:numId="9" w16cid:durableId="1535850015">
-    <w:abstractNumId w:val="23"/>
+    <w:abstractNumId w:val="22"/>
   </w:num>
   <w:num w:numId="10" w16cid:durableId="1899633118">
-    <w:abstractNumId w:val="38"/>
+    <w:abstractNumId w:val="36"/>
   </w:num>
   <w:num w:numId="11" w16cid:durableId="1939167601">
-    <w:abstractNumId w:val="16"/>
+    <w:abstractNumId w:val="15"/>
   </w:num>
   <w:num w:numId="12" w16cid:durableId="1691180773">
-    <w:abstractNumId w:val="26"/>
+    <w:abstractNumId w:val="25"/>
   </w:num>
   <w:num w:numId="13" w16cid:durableId="1202402806">
     <w:abstractNumId w:val="7"/>
   </w:num>
   <w:num w:numId="14" w16cid:durableId="1438526043">
-    <w:abstractNumId w:val="21"/>
+    <w:abstractNumId w:val="20"/>
   </w:num>
   <w:num w:numId="15" w16cid:durableId="1496338448">
     <w:abstractNumId w:val="5"/>
   </w:num>
   <w:num w:numId="16" w16cid:durableId="2115979712">
-    <w:abstractNumId w:val="28"/>
+    <w:abstractNumId w:val="26"/>
   </w:num>
   <w:num w:numId="17" w16cid:durableId="1970934199">
-    <w:abstractNumId w:val="25"/>
+    <w:abstractNumId w:val="24"/>
   </w:num>
   <w:num w:numId="18" w16cid:durableId="480656897">
-    <w:abstractNumId w:val="33"/>
+    <w:abstractNumId w:val="31"/>
   </w:num>
   <w:num w:numId="19" w16cid:durableId="900209231">
     <w:abstractNumId w:val="8"/>
   </w:num>
   <w:num w:numId="20" w16cid:durableId="1394809835">
-    <w:abstractNumId w:val="17"/>
+    <w:abstractNumId w:val="16"/>
   </w:num>
   <w:num w:numId="21" w16cid:durableId="660892431">
-    <w:abstractNumId w:val="18"/>
+    <w:abstractNumId w:val="17"/>
   </w:num>
   <w:num w:numId="22" w16cid:durableId="2088964534">
     <w:abstractNumId w:val="4"/>
   </w:num>
   <w:num w:numId="23" w16cid:durableId="1138182603">
-    <w:abstractNumId w:val="32"/>
+    <w:abstractNumId w:val="30"/>
   </w:num>
   <w:num w:numId="24" w16cid:durableId="294799267">
     <w:abstractNumId w:val="0"/>
@@ -10602,10 +8633,10 @@
     <w:abstractNumId w:val="12"/>
   </w:num>
   <w:num w:numId="26" w16cid:durableId="899562747">
-    <w:abstractNumId w:val="36"/>
+    <w:abstractNumId w:val="34"/>
   </w:num>
   <w:num w:numId="27" w16cid:durableId="1646544390">
-    <w:abstractNumId w:val="31"/>
+    <w:abstractNumId w:val="29"/>
   </w:num>
   <w:num w:numId="28" w16cid:durableId="1268200080">
     <w:abstractNumId w:val="11"/>
@@ -10614,16 +8645,16 @@
     <w:abstractNumId w:val="10"/>
   </w:num>
   <w:num w:numId="30" w16cid:durableId="332877168">
-    <w:abstractNumId w:val="30"/>
+    <w:abstractNumId w:val="28"/>
   </w:num>
   <w:num w:numId="31" w16cid:durableId="112410946">
-    <w:abstractNumId w:val="15"/>
+    <w:abstractNumId w:val="14"/>
   </w:num>
   <w:num w:numId="32" w16cid:durableId="1773166785">
-    <w:abstractNumId w:val="34"/>
+    <w:abstractNumId w:val="32"/>
   </w:num>
   <w:num w:numId="33" w16cid:durableId="1121000848">
-    <w:abstractNumId w:val="37"/>
+    <w:abstractNumId w:val="35"/>
   </w:num>
   <w:num w:numId="34" w16cid:durableId="2057776059">
     <w:abstractNumId w:val="1"/>
@@ -10632,22 +8663,13 @@
     <w:abstractNumId w:val="3"/>
   </w:num>
   <w:num w:numId="36" w16cid:durableId="405030447">
-    <w:abstractNumId w:val="19"/>
+    <w:abstractNumId w:val="18"/>
   </w:num>
   <w:num w:numId="37" w16cid:durableId="1084035986">
     <w:abstractNumId w:val="2"/>
   </w:num>
   <w:num w:numId="38" w16cid:durableId="1508713947">
-    <w:abstractNumId w:val="24"/>
-  </w:num>
-  <w:num w:numId="39" w16cid:durableId="945886911">
-    <w:abstractNumId w:val="27"/>
-  </w:num>
-  <w:num w:numId="40" w16cid:durableId="1646427852">
-    <w:abstractNumId w:val="14"/>
-  </w:num>
-  <w:num w:numId="41" w16cid:durableId="622805049">
-    <w:abstractNumId w:val="39"/>
+    <w:abstractNumId w:val="23"/>
   </w:num>
 </w:numbering>
 </file>
@@ -11050,16 +9072,7 @@
   <w:style w:type="paragraph" w:default="1" w:styleId="a">
     <w:name w:val="Normal"/>
     <w:qFormat/>
-    <w:rsid w:val="00854C53"/>
-    <w:pPr>
-      <w:spacing w:after="0" w:line="240" w:lineRule="auto"/>
-    </w:pPr>
-    <w:rPr>
-      <w:rFonts w:ascii="Times New Roman" w:eastAsia="Times New Roman" w:hAnsi="Times New Roman" w:cs="Times New Roman"/>
-      <w:sz w:val="24"/>
-      <w:szCs w:val="24"/>
-      <w:lang w:eastAsia="ru-RU"/>
-    </w:rPr>
+    <w:rsid w:val="00FD32B8"/>
   </w:style>
   <w:style w:type="paragraph" w:styleId="1">
     <w:name w:val="heading 1"/>
@@ -11071,17 +9084,16 @@
     <w:pPr>
       <w:keepNext/>
       <w:keepLines/>
-      <w:spacing w:before="480" w:line="276" w:lineRule="auto"/>
+      <w:spacing w:before="480" w:after="0"/>
       <w:jc w:val="both"/>
       <w:outlineLvl w:val="0"/>
     </w:pPr>
     <w:rPr>
-      <w:rFonts w:eastAsiaTheme="majorEastAsia" w:cstheme="majorBidi"/>
+      <w:rFonts w:ascii="Times New Roman" w:eastAsiaTheme="majorEastAsia" w:hAnsi="Times New Roman" w:cstheme="majorBidi"/>
       <w:b/>
       <w:bCs/>
       <w:sz w:val="28"/>
       <w:szCs w:val="28"/>
-      <w:lang w:eastAsia="zh-CN"/>
     </w:rPr>
   </w:style>
   <w:style w:type="paragraph" w:styleId="2">
@@ -11096,16 +9108,15 @@
     <w:pPr>
       <w:keepNext/>
       <w:keepLines/>
-      <w:spacing w:before="200" w:line="276" w:lineRule="auto"/>
+      <w:spacing w:before="200" w:after="0"/>
       <w:outlineLvl w:val="1"/>
     </w:pPr>
     <w:rPr>
-      <w:rFonts w:eastAsiaTheme="majorEastAsia" w:cstheme="majorBidi"/>
+      <w:rFonts w:ascii="Times New Roman" w:eastAsiaTheme="majorEastAsia" w:hAnsi="Times New Roman" w:cstheme="majorBidi"/>
       <w:b/>
       <w:bCs/>
       <w:sz w:val="28"/>
       <w:szCs w:val="26"/>
-      <w:lang w:eastAsia="zh-CN"/>
     </w:rPr>
   </w:style>
   <w:style w:type="paragraph" w:styleId="3">
@@ -11120,17 +9131,15 @@
     <w:pPr>
       <w:keepNext/>
       <w:keepLines/>
-      <w:spacing w:before="200" w:line="276" w:lineRule="auto"/>
+      <w:spacing w:before="200" w:after="0"/>
       <w:jc w:val="both"/>
       <w:outlineLvl w:val="2"/>
     </w:pPr>
     <w:rPr>
-      <w:rFonts w:eastAsiaTheme="majorEastAsia" w:cstheme="majorBidi"/>
+      <w:rFonts w:ascii="Times New Roman" w:eastAsiaTheme="majorEastAsia" w:hAnsi="Times New Roman" w:cstheme="majorBidi"/>
       <w:b/>
       <w:bCs/>
       <w:sz w:val="28"/>
-      <w:szCs w:val="22"/>
-      <w:lang w:eastAsia="zh-CN"/>
     </w:rPr>
   </w:style>
   <w:style w:type="paragraph" w:styleId="4">
@@ -11145,7 +9154,7 @@
     <w:pPr>
       <w:keepNext/>
       <w:keepLines/>
-      <w:spacing w:before="200" w:line="276" w:lineRule="auto"/>
+      <w:spacing w:before="200" w:after="0"/>
       <w:outlineLvl w:val="3"/>
     </w:pPr>
     <w:rPr>
@@ -11155,9 +9164,6 @@
       <w:i/>
       <w:iCs/>
       <w:color w:val="4F81BD" w:themeColor="accent1"/>
-      <w:sz w:val="22"/>
-      <w:szCs w:val="22"/>
-      <w:lang w:eastAsia="zh-CN"/>
     </w:rPr>
   </w:style>
   <w:style w:type="paragraph" w:styleId="5">
@@ -11172,15 +9178,11 @@
     <w:pPr>
       <w:keepNext/>
       <w:keepLines/>
-      <w:spacing w:before="220" w:after="40" w:line="276" w:lineRule="auto"/>
+      <w:spacing w:before="220" w:after="40"/>
       <w:outlineLvl w:val="4"/>
     </w:pPr>
     <w:rPr>
-      <w:rFonts w:ascii="Calibri" w:eastAsia="Calibri" w:hAnsi="Calibri" w:cs="Calibri"/>
       <w:b/>
-      <w:sz w:val="22"/>
-      <w:szCs w:val="22"/>
-      <w:lang w:eastAsia="zh-CN"/>
     </w:rPr>
   </w:style>
   <w:style w:type="paragraph" w:styleId="6">
@@ -11195,15 +9197,13 @@
     <w:pPr>
       <w:keepNext/>
       <w:keepLines/>
-      <w:spacing w:before="200" w:after="40" w:line="276" w:lineRule="auto"/>
+      <w:spacing w:before="200" w:after="40"/>
       <w:outlineLvl w:val="5"/>
     </w:pPr>
     <w:rPr>
-      <w:rFonts w:ascii="Calibri" w:eastAsia="Calibri" w:hAnsi="Calibri" w:cs="Calibri"/>
       <w:b/>
       <w:sz w:val="20"/>
       <w:szCs w:val="20"/>
-      <w:lang w:eastAsia="zh-CN"/>
     </w:rPr>
   </w:style>
   <w:style w:type="paragraph" w:styleId="7">
@@ -11217,7 +9217,7 @@
     <w:pPr>
       <w:keepNext/>
       <w:keepLines/>
-      <w:spacing w:before="320" w:after="200" w:line="276" w:lineRule="auto"/>
+      <w:spacing w:before="320"/>
       <w:outlineLvl w:val="6"/>
     </w:pPr>
     <w:rPr>
@@ -11226,9 +9226,6 @@
       <w:bCs/>
       <w:i/>
       <w:iCs/>
-      <w:sz w:val="22"/>
-      <w:szCs w:val="22"/>
-      <w:lang w:eastAsia="zh-CN"/>
     </w:rPr>
   </w:style>
   <w:style w:type="paragraph" w:styleId="8">
@@ -11242,16 +9239,13 @@
     <w:pPr>
       <w:keepNext/>
       <w:keepLines/>
-      <w:spacing w:before="320" w:after="200" w:line="276" w:lineRule="auto"/>
+      <w:spacing w:before="320"/>
       <w:outlineLvl w:val="7"/>
     </w:pPr>
     <w:rPr>
       <w:rFonts w:ascii="Arial" w:eastAsia="Arial" w:hAnsi="Arial" w:cs="Arial"/>
       <w:i/>
       <w:iCs/>
-      <w:sz w:val="22"/>
-      <w:szCs w:val="22"/>
-      <w:lang w:eastAsia="zh-CN"/>
     </w:rPr>
   </w:style>
   <w:style w:type="paragraph" w:styleId="9">
@@ -11265,7 +9259,7 @@
     <w:pPr>
       <w:keepNext/>
       <w:keepLines/>
-      <w:spacing w:before="320" w:after="200" w:line="276" w:lineRule="auto"/>
+      <w:spacing w:before="320"/>
       <w:outlineLvl w:val="8"/>
     </w:pPr>
     <w:rPr>
@@ -11274,7 +9268,6 @@
       <w:iCs/>
       <w:sz w:val="21"/>
       <w:szCs w:val="21"/>
-      <w:lang w:eastAsia="zh-CN"/>
     </w:rPr>
   </w:style>
   <w:style w:type="character" w:default="1" w:styleId="a0">
@@ -11439,15 +9432,10 @@
     <w:uiPriority w:val="29"/>
     <w:qFormat/>
     <w:pPr>
-      <w:spacing w:after="200" w:line="276" w:lineRule="auto"/>
       <w:ind w:left="720" w:right="720"/>
     </w:pPr>
     <w:rPr>
-      <w:rFonts w:ascii="Calibri" w:eastAsia="Calibri" w:hAnsi="Calibri" w:cs="Calibri"/>
       <w:i/>
-      <w:sz w:val="22"/>
-      <w:szCs w:val="22"/>
-      <w:lang w:eastAsia="zh-CN"/>
     </w:rPr>
   </w:style>
   <w:style w:type="character" w:customStyle="1" w:styleId="22">
@@ -11473,15 +9461,10 @@
         <w:right w:val="single" w:sz="4" w:space="10" w:color="FFFFFF"/>
       </w:pBdr>
       <w:shd w:val="clear" w:color="auto" w:fill="F2F2F2"/>
-      <w:spacing w:after="200" w:line="276" w:lineRule="auto"/>
       <w:ind w:left="720" w:right="720"/>
     </w:pPr>
     <w:rPr>
-      <w:rFonts w:ascii="Calibri" w:eastAsia="Calibri" w:hAnsi="Calibri" w:cs="Calibri"/>
       <w:i/>
-      <w:sz w:val="22"/>
-      <w:szCs w:val="22"/>
-      <w:lang w:eastAsia="zh-CN"/>
     </w:rPr>
   </w:style>
   <w:style w:type="character" w:customStyle="1" w:styleId="a8">
@@ -22379,13 +20362,10 @@
     <w:semiHidden/>
     <w:unhideWhenUsed/>
     <w:pPr>
-      <w:spacing w:after="40"/>
+      <w:spacing w:after="40" w:line="240" w:lineRule="auto"/>
     </w:pPr>
     <w:rPr>
-      <w:rFonts w:ascii="Calibri" w:eastAsia="Calibri" w:hAnsi="Calibri" w:cs="Calibri"/>
       <w:sz w:val="18"/>
-      <w:szCs w:val="22"/>
-      <w:lang w:eastAsia="zh-CN"/>
     </w:rPr>
   </w:style>
   <w:style w:type="character" w:customStyle="1" w:styleId="aa">
@@ -22412,11 +20392,11 @@
     <w:uiPriority w:val="99"/>
     <w:semiHidden/>
     <w:unhideWhenUsed/>
+    <w:pPr>
+      <w:spacing w:after="0" w:line="240" w:lineRule="auto"/>
+    </w:pPr>
     <w:rPr>
-      <w:rFonts w:ascii="Calibri" w:eastAsia="Calibri" w:hAnsi="Calibri" w:cs="Calibri"/>
       <w:sz w:val="20"/>
-      <w:szCs w:val="22"/>
-      <w:lang w:eastAsia="zh-CN"/>
     </w:rPr>
   </w:style>
   <w:style w:type="character" w:customStyle="1" w:styleId="ad">
@@ -22444,14 +20424,8 @@
     <w:uiPriority w:val="99"/>
     <w:unhideWhenUsed/>
     <w:pPr>
-      <w:spacing w:line="276" w:lineRule="auto"/>
+      <w:spacing w:after="0"/>
     </w:pPr>
-    <w:rPr>
-      <w:rFonts w:ascii="Calibri" w:eastAsia="Calibri" w:hAnsi="Calibri" w:cs="Calibri"/>
-      <w:sz w:val="22"/>
-      <w:szCs w:val="22"/>
-      <w:lang w:eastAsia="zh-CN"/>
-    </w:rPr>
   </w:style>
   <w:style w:type="table" w:customStyle="1" w:styleId="TableNormal">
     <w:name w:val="Table Normal"/>
@@ -22474,14 +20448,12 @@
     <w:pPr>
       <w:keepNext/>
       <w:keepLines/>
-      <w:spacing w:before="480" w:after="120" w:line="276" w:lineRule="auto"/>
+      <w:spacing w:before="480" w:after="120"/>
     </w:pPr>
     <w:rPr>
-      <w:rFonts w:ascii="Calibri" w:eastAsia="Calibri" w:hAnsi="Calibri" w:cs="Calibri"/>
       <w:b/>
       <w:sz w:val="72"/>
       <w:szCs w:val="72"/>
-      <w:lang w:eastAsia="zh-CN"/>
     </w:rPr>
   </w:style>
   <w:style w:type="paragraph" w:styleId="af0">
@@ -22491,16 +20463,9 @@
     <w:uiPriority w:val="34"/>
     <w:qFormat/>
     <w:pPr>
-      <w:spacing w:after="200" w:line="276" w:lineRule="auto"/>
       <w:ind w:left="720"/>
       <w:contextualSpacing/>
     </w:pPr>
-    <w:rPr>
-      <w:rFonts w:ascii="Calibri" w:eastAsia="Calibri" w:hAnsi="Calibri" w:cs="Calibri"/>
-      <w:sz w:val="22"/>
-      <w:szCs w:val="22"/>
-      <w:lang w:eastAsia="zh-CN"/>
-    </w:rPr>
   </w:style>
   <w:style w:type="table" w:styleId="af2">
     <w:name w:val="Table Grid"/>
@@ -22536,11 +20501,13 @@
     <w:uiPriority w:val="99"/>
     <w:semiHidden/>
     <w:unhideWhenUsed/>
+    <w:pPr>
+      <w:spacing w:after="0" w:line="240" w:lineRule="auto"/>
+    </w:pPr>
     <w:rPr>
-      <w:rFonts w:ascii="Tahoma" w:eastAsia="Calibri" w:hAnsi="Tahoma" w:cs="Tahoma"/>
+      <w:rFonts w:ascii="Tahoma" w:hAnsi="Tahoma" w:cs="Tahoma"/>
       <w:sz w:val="16"/>
       <w:szCs w:val="16"/>
-      <w:lang w:eastAsia="zh-CN"/>
     </w:rPr>
   </w:style>
   <w:style w:type="character" w:customStyle="1" w:styleId="af5">
@@ -22561,8 +20528,14 @@
     <w:uiPriority w:val="99"/>
     <w:unhideWhenUsed/>
     <w:pPr>
-      <w:spacing w:before="100" w:beforeAutospacing="1" w:after="100" w:afterAutospacing="1"/>
+      <w:spacing w:before="100" w:beforeAutospacing="1" w:after="100" w:afterAutospacing="1" w:line="240" w:lineRule="auto"/>
     </w:pPr>
+    <w:rPr>
+      <w:rFonts w:ascii="Times New Roman" w:eastAsia="Times New Roman" w:hAnsi="Times New Roman" w:cs="Times New Roman"/>
+      <w:sz w:val="24"/>
+      <w:szCs w:val="24"/>
+      <w:lang w:eastAsia="ru-RU"/>
+    </w:rPr>
   </w:style>
   <w:style w:type="character" w:styleId="af7">
     <w:name w:val="Hyperlink"/>
@@ -22589,13 +20562,8 @@
         <w:tab w:val="center" w:pos="4677"/>
         <w:tab w:val="right" w:pos="9355"/>
       </w:tabs>
+      <w:spacing w:after="0" w:line="240" w:lineRule="auto"/>
     </w:pPr>
-    <w:rPr>
-      <w:rFonts w:ascii="Calibri" w:eastAsia="Calibri" w:hAnsi="Calibri" w:cs="Calibri"/>
-      <w:sz w:val="22"/>
-      <w:szCs w:val="22"/>
-      <w:lang w:eastAsia="zh-CN"/>
-    </w:rPr>
   </w:style>
   <w:style w:type="character" w:customStyle="1" w:styleId="af9">
     <w:name w:val="Верхний колонтитул Знак"/>
@@ -22614,13 +20582,8 @@
         <w:tab w:val="center" w:pos="4677"/>
         <w:tab w:val="right" w:pos="9355"/>
       </w:tabs>
+      <w:spacing w:after="0" w:line="240" w:lineRule="auto"/>
     </w:pPr>
-    <w:rPr>
-      <w:rFonts w:ascii="Calibri" w:eastAsia="Calibri" w:hAnsi="Calibri" w:cs="Calibri"/>
-      <w:sz w:val="22"/>
-      <w:szCs w:val="22"/>
-      <w:lang w:eastAsia="zh-CN"/>
-    </w:rPr>
   </w:style>
   <w:style w:type="character" w:customStyle="1" w:styleId="afb">
     <w:name w:val="Нижний колонтитул Знак"/>
@@ -22690,14 +20653,15 @@
     <w:uiPriority w:val="39"/>
     <w:unhideWhenUsed/>
     <w:pPr>
-      <w:spacing w:before="360" w:line="276" w:lineRule="auto"/>
+      <w:spacing w:before="360" w:after="0"/>
     </w:pPr>
     <w:rPr>
-      <w:rFonts w:asciiTheme="majorHAnsi" w:eastAsia="Calibri" w:hAnsiTheme="majorHAnsi" w:cs="Calibri"/>
+      <w:rFonts w:asciiTheme="majorHAnsi" w:hAnsiTheme="majorHAnsi"/>
       <w:b/>
       <w:bCs/>
       <w:caps/>
-      <w:lang w:eastAsia="zh-CN"/>
+      <w:sz w:val="24"/>
+      <w:szCs w:val="24"/>
     </w:rPr>
   </w:style>
   <w:style w:type="paragraph" w:styleId="24">
@@ -22707,15 +20671,14 @@
     <w:uiPriority w:val="39"/>
     <w:unhideWhenUsed/>
     <w:pPr>
-      <w:spacing w:before="240" w:line="276" w:lineRule="auto"/>
+      <w:spacing w:before="240" w:after="0"/>
     </w:pPr>
     <w:rPr>
-      <w:rFonts w:asciiTheme="minorHAnsi" w:eastAsia="Calibri" w:hAnsiTheme="minorHAnsi" w:cstheme="minorHAnsi"/>
+      <w:rFonts w:asciiTheme="minorHAnsi" w:hAnsiTheme="minorHAnsi" w:cstheme="minorHAnsi"/>
       <w:b/>
       <w:bCs/>
       <w:sz w:val="20"/>
       <w:szCs w:val="20"/>
-      <w:lang w:eastAsia="zh-CN"/>
     </w:rPr>
   </w:style>
   <w:style w:type="paragraph" w:styleId="32">
@@ -22725,14 +20688,13 @@
     <w:uiPriority w:val="39"/>
     <w:unhideWhenUsed/>
     <w:pPr>
-      <w:spacing w:line="276" w:lineRule="auto"/>
+      <w:spacing w:after="0"/>
       <w:ind w:left="220"/>
     </w:pPr>
     <w:rPr>
-      <w:rFonts w:asciiTheme="minorHAnsi" w:eastAsia="Calibri" w:hAnsiTheme="minorHAnsi" w:cstheme="minorHAnsi"/>
+      <w:rFonts w:asciiTheme="minorHAnsi" w:hAnsiTheme="minorHAnsi" w:cstheme="minorHAnsi"/>
       <w:sz w:val="20"/>
       <w:szCs w:val="20"/>
-      <w:lang w:eastAsia="zh-CN"/>
     </w:rPr>
   </w:style>
   <w:style w:type="paragraph" w:styleId="afd">
@@ -22746,12 +20708,15 @@
         <w:bottom w:val="none" w:sz="96" w:space="31" w:color="FFFFFF"/>
         <w:right w:val="none" w:sz="96" w:space="31" w:color="FFFFFF"/>
       </w:pBdr>
+      <w:spacing w:after="0" w:line="240" w:lineRule="auto"/>
       <w:ind w:firstLine="709"/>
     </w:pPr>
     <w:rPr>
+      <w:rFonts w:ascii="Times New Roman" w:eastAsia="Times New Roman" w:hAnsi="Times New Roman" w:cs="Times New Roman"/>
       <w:color w:val="000000"/>
       <w:sz w:val="28"/>
       <w:szCs w:val="28"/>
+      <w:lang w:eastAsia="ru-RU"/>
     </w:rPr>
   </w:style>
   <w:style w:type="character" w:customStyle="1" w:styleId="afe">
@@ -22797,16 +20762,14 @@
     <w:unhideWhenUsed/>
     <w:qFormat/>
     <w:pPr>
-      <w:spacing w:after="200"/>
+      <w:spacing w:line="240" w:lineRule="auto"/>
     </w:pPr>
     <w:rPr>
-      <w:rFonts w:ascii="Calibri" w:eastAsia="Calibri" w:hAnsi="Calibri" w:cs="Calibri"/>
       <w:b/>
       <w:bCs/>
       <w:color w:val="4F81BD" w:themeColor="accent1"/>
       <w:sz w:val="18"/>
       <w:szCs w:val="18"/>
-      <w:lang w:eastAsia="zh-CN"/>
     </w:rPr>
   </w:style>
   <w:style w:type="table" w:customStyle="1" w:styleId="13">
@@ -22843,12 +20806,6 @@
     <w:pPr>
       <w:spacing w:after="120" w:line="480" w:lineRule="auto"/>
     </w:pPr>
-    <w:rPr>
-      <w:rFonts w:ascii="Calibri" w:eastAsia="Calibri" w:hAnsi="Calibri" w:cs="Calibri"/>
-      <w:sz w:val="22"/>
-      <w:szCs w:val="22"/>
-      <w:lang w:eastAsia="zh-CN"/>
-    </w:rPr>
   </w:style>
   <w:style w:type="character" w:customStyle="1" w:styleId="26">
     <w:name w:val="Основной текст 2 Знак"/>
@@ -22865,13 +20822,11 @@
     <w:semiHidden/>
     <w:unhideWhenUsed/>
     <w:pPr>
-      <w:spacing w:after="120" w:line="276" w:lineRule="auto"/>
+      <w:spacing w:after="120"/>
     </w:pPr>
     <w:rPr>
-      <w:rFonts w:ascii="Calibri" w:eastAsia="Calibri" w:hAnsi="Calibri" w:cs="Calibri"/>
       <w:sz w:val="16"/>
       <w:szCs w:val="16"/>
-      <w:lang w:eastAsia="zh-CN"/>
     </w:rPr>
   </w:style>
   <w:style w:type="character" w:customStyle="1" w:styleId="34">
@@ -23022,10 +20977,15 @@
     <w:link w:val="15"/>
     <w:qFormat/>
     <w:pPr>
+      <w:spacing w:after="0" w:line="240" w:lineRule="auto"/>
       <w:jc w:val="center"/>
     </w:pPr>
     <w:rPr>
+      <w:rFonts w:ascii="Times New Roman" w:eastAsia="Times New Roman" w:hAnsi="Times New Roman" w:cs="Times New Roman"/>
       <w:b/>
+      <w:sz w:val="24"/>
+      <w:szCs w:val="24"/>
+      <w:lang w:eastAsia="ru-RU"/>
     </w:rPr>
   </w:style>
   <w:style w:type="paragraph" w:customStyle="1" w:styleId="29">
@@ -23038,7 +20998,14 @@
         <w:tab w:val="left" w:pos="2410"/>
         <w:tab w:val="left" w:pos="9498"/>
       </w:tabs>
+      <w:spacing w:after="0" w:line="240" w:lineRule="auto"/>
     </w:pPr>
+    <w:rPr>
+      <w:rFonts w:ascii="Times New Roman" w:eastAsia="Times New Roman" w:hAnsi="Times New Roman" w:cs="Times New Roman"/>
+      <w:sz w:val="24"/>
+      <w:szCs w:val="24"/>
+      <w:lang w:eastAsia="ru-RU"/>
+    </w:rPr>
   </w:style>
   <w:style w:type="character" w:customStyle="1" w:styleId="15">
     <w:name w:val="ТитЛ1 Знак"/>
@@ -23062,10 +21029,14 @@
         <w:tab w:val="left" w:pos="2410"/>
         <w:tab w:val="left" w:pos="9498"/>
       </w:tabs>
+      <w:spacing w:after="0" w:line="240" w:lineRule="auto"/>
     </w:pPr>
     <w:rPr>
+      <w:rFonts w:ascii="Times New Roman" w:eastAsia="Times New Roman" w:hAnsi="Times New Roman" w:cs="Times New Roman"/>
       <w:sz w:val="28"/>
+      <w:szCs w:val="24"/>
       <w:u w:val="single"/>
+      <w:lang w:eastAsia="ru-RU"/>
     </w:rPr>
   </w:style>
   <w:style w:type="character" w:customStyle="1" w:styleId="2a">
@@ -23085,12 +21056,15 @@
     <w:link w:val="43"/>
     <w:qFormat/>
     <w:pPr>
+      <w:spacing w:after="0" w:line="240" w:lineRule="auto"/>
       <w:jc w:val="center"/>
     </w:pPr>
     <w:rPr>
+      <w:rFonts w:ascii="Times New Roman" w:eastAsia="Times New Roman" w:hAnsi="Times New Roman" w:cs="Times New Roman"/>
       <w:b/>
       <w:sz w:val="32"/>
       <w:szCs w:val="32"/>
+      <w:lang w:eastAsia="ru-RU"/>
     </w:rPr>
   </w:style>
   <w:style w:type="character" w:customStyle="1" w:styleId="38">
@@ -23111,13 +21085,16 @@
     <w:link w:val="53"/>
     <w:qFormat/>
     <w:pPr>
+      <w:spacing w:after="0" w:line="240" w:lineRule="auto"/>
       <w:jc w:val="center"/>
     </w:pPr>
     <w:rPr>
+      <w:rFonts w:ascii="Times New Roman" w:eastAsia="Times New Roman" w:hAnsi="Times New Roman" w:cs="Times New Roman"/>
       <w:b/>
       <w:i/>
       <w:sz w:val="32"/>
       <w:szCs w:val="32"/>
+      <w:lang w:eastAsia="ru-RU"/>
     </w:rPr>
   </w:style>
   <w:style w:type="character" w:customStyle="1" w:styleId="43">
@@ -23138,12 +21115,15 @@
     <w:link w:val="62"/>
     <w:qFormat/>
     <w:pPr>
+      <w:spacing w:after="0" w:line="240" w:lineRule="auto"/>
       <w:jc w:val="center"/>
     </w:pPr>
     <w:rPr>
+      <w:rFonts w:ascii="Times New Roman" w:eastAsia="Times New Roman" w:hAnsi="Times New Roman" w:cs="Times New Roman"/>
       <w:b/>
       <w:sz w:val="32"/>
       <w:szCs w:val="32"/>
+      <w:lang w:eastAsia="ru-RU"/>
     </w:rPr>
   </w:style>
   <w:style w:type="character" w:customStyle="1" w:styleId="53">
@@ -23174,12 +21154,15 @@
         <w:tab w:val="left" w:pos="6237"/>
         <w:tab w:val="left" w:pos="9356"/>
       </w:tabs>
+      <w:spacing w:after="0" w:line="240" w:lineRule="auto"/>
     </w:pPr>
     <w:rPr>
+      <w:rFonts w:ascii="Times New Roman" w:eastAsia="Times New Roman" w:hAnsi="Times New Roman" w:cs="Times New Roman"/>
       <w:bCs/>
       <w:sz w:val="28"/>
       <w:szCs w:val="28"/>
       <w:u w:val="single"/>
+      <w:lang w:eastAsia="ru-RU"/>
     </w:rPr>
   </w:style>
   <w:style w:type="character" w:customStyle="1" w:styleId="62">
@@ -23205,8 +21188,15 @@
         <w:tab w:val="left" w:pos="3544"/>
         <w:tab w:val="left" w:pos="6521"/>
       </w:tabs>
+      <w:spacing w:after="0" w:line="240" w:lineRule="auto"/>
       <w:ind w:right="565"/>
     </w:pPr>
+    <w:rPr>
+      <w:rFonts w:ascii="Times New Roman" w:eastAsia="Times New Roman" w:hAnsi="Times New Roman" w:cs="Times New Roman"/>
+      <w:sz w:val="24"/>
+      <w:szCs w:val="24"/>
+      <w:lang w:eastAsia="ru-RU"/>
+    </w:rPr>
   </w:style>
   <w:style w:type="character" w:customStyle="1" w:styleId="72">
     <w:name w:val="ТитЛ7 Знак"/>
@@ -23227,12 +21217,15 @@
     <w:link w:val="1141"/>
     <w:qFormat/>
     <w:pPr>
-      <w:spacing w:line="360" w:lineRule="auto"/>
+      <w:spacing w:after="0" w:line="360" w:lineRule="auto"/>
       <w:ind w:firstLine="709"/>
       <w:jc w:val="both"/>
     </w:pPr>
     <w:rPr>
+      <w:rFonts w:ascii="Times New Roman" w:eastAsia="Times New Roman" w:hAnsi="Times New Roman" w:cs="Times New Roman"/>
       <w:sz w:val="28"/>
+      <w:szCs w:val="24"/>
+      <w:lang w:eastAsia="ru-RU"/>
     </w:rPr>
   </w:style>
   <w:style w:type="character" w:customStyle="1" w:styleId="82">
@@ -23305,7 +21298,7 @@
     <w:pPr>
       <w:keepNext/>
       <w:keepLines/>
-      <w:spacing w:before="360" w:after="80" w:line="276" w:lineRule="auto"/>
+      <w:spacing w:before="360" w:after="80"/>
     </w:pPr>
     <w:rPr>
       <w:rFonts w:ascii="Georgia" w:eastAsia="Georgia" w:hAnsi="Georgia" w:cs="Georgia"/>
@@ -23313,7 +21306,6 @@
       <w:color w:val="666666"/>
       <w:sz w:val="48"/>
       <w:szCs w:val="48"/>
-      <w:lang w:eastAsia="zh-CN"/>
     </w:rPr>
   </w:style>
   <w:style w:type="table" w:customStyle="1" w:styleId="83">
@@ -23460,11 +21452,13 @@
         <w:tab w:val="left" w:pos="13740"/>
         <w:tab w:val="left" w:pos="14656"/>
       </w:tabs>
+      <w:spacing w:after="0" w:line="240" w:lineRule="auto"/>
     </w:pPr>
     <w:rPr>
-      <w:rFonts w:ascii="Courier New" w:hAnsi="Courier New" w:cs="Courier New"/>
+      <w:rFonts w:ascii="Courier New" w:eastAsia="Times New Roman" w:hAnsi="Courier New" w:cs="Courier New"/>
       <w:sz w:val="20"/>
       <w:szCs w:val="20"/>
+      <w:lang w:eastAsia="ru-RU"/>
     </w:rPr>
   </w:style>
   <w:style w:type="character" w:customStyle="1" w:styleId="HTML1">
@@ -23498,14 +21492,13 @@
     <w:uiPriority w:val="39"/>
     <w:unhideWhenUsed/>
     <w:pPr>
-      <w:spacing w:line="276" w:lineRule="auto"/>
+      <w:spacing w:after="0"/>
       <w:ind w:left="440"/>
     </w:pPr>
     <w:rPr>
-      <w:rFonts w:asciiTheme="minorHAnsi" w:eastAsia="Calibri" w:hAnsiTheme="minorHAnsi" w:cstheme="minorHAnsi"/>
+      <w:rFonts w:asciiTheme="minorHAnsi" w:hAnsiTheme="minorHAnsi" w:cstheme="minorHAnsi"/>
       <w:sz w:val="20"/>
       <w:szCs w:val="20"/>
-      <w:lang w:eastAsia="zh-CN"/>
     </w:rPr>
   </w:style>
   <w:style w:type="paragraph" w:styleId="55">
@@ -23515,14 +21508,13 @@
     <w:uiPriority w:val="39"/>
     <w:unhideWhenUsed/>
     <w:pPr>
-      <w:spacing w:line="276" w:lineRule="auto"/>
+      <w:spacing w:after="0"/>
       <w:ind w:left="660"/>
     </w:pPr>
     <w:rPr>
-      <w:rFonts w:asciiTheme="minorHAnsi" w:eastAsia="Calibri" w:hAnsiTheme="minorHAnsi" w:cstheme="minorHAnsi"/>
+      <w:rFonts w:asciiTheme="minorHAnsi" w:hAnsiTheme="minorHAnsi" w:cstheme="minorHAnsi"/>
       <w:sz w:val="20"/>
       <w:szCs w:val="20"/>
-      <w:lang w:eastAsia="zh-CN"/>
     </w:rPr>
   </w:style>
   <w:style w:type="paragraph" w:styleId="64">
@@ -23532,14 +21524,13 @@
     <w:uiPriority w:val="39"/>
     <w:unhideWhenUsed/>
     <w:pPr>
-      <w:spacing w:line="276" w:lineRule="auto"/>
+      <w:spacing w:after="0"/>
       <w:ind w:left="880"/>
     </w:pPr>
     <w:rPr>
-      <w:rFonts w:asciiTheme="minorHAnsi" w:eastAsia="Calibri" w:hAnsiTheme="minorHAnsi" w:cstheme="minorHAnsi"/>
+      <w:rFonts w:asciiTheme="minorHAnsi" w:hAnsiTheme="minorHAnsi" w:cstheme="minorHAnsi"/>
       <w:sz w:val="20"/>
       <w:szCs w:val="20"/>
-      <w:lang w:eastAsia="zh-CN"/>
     </w:rPr>
   </w:style>
   <w:style w:type="paragraph" w:styleId="74">
@@ -23549,14 +21540,13 @@
     <w:uiPriority w:val="39"/>
     <w:unhideWhenUsed/>
     <w:pPr>
-      <w:spacing w:line="276" w:lineRule="auto"/>
+      <w:spacing w:after="0"/>
       <w:ind w:left="1100"/>
     </w:pPr>
     <w:rPr>
-      <w:rFonts w:asciiTheme="minorHAnsi" w:eastAsia="Calibri" w:hAnsiTheme="minorHAnsi" w:cstheme="minorHAnsi"/>
+      <w:rFonts w:asciiTheme="minorHAnsi" w:hAnsiTheme="minorHAnsi" w:cstheme="minorHAnsi"/>
       <w:sz w:val="20"/>
       <w:szCs w:val="20"/>
-      <w:lang w:eastAsia="zh-CN"/>
     </w:rPr>
   </w:style>
   <w:style w:type="paragraph" w:styleId="84">
@@ -23566,14 +21556,13 @@
     <w:uiPriority w:val="39"/>
     <w:unhideWhenUsed/>
     <w:pPr>
-      <w:spacing w:line="276" w:lineRule="auto"/>
+      <w:spacing w:after="0"/>
       <w:ind w:left="1320"/>
     </w:pPr>
     <w:rPr>
-      <w:rFonts w:asciiTheme="minorHAnsi" w:eastAsia="Calibri" w:hAnsiTheme="minorHAnsi" w:cstheme="minorHAnsi"/>
+      <w:rFonts w:asciiTheme="minorHAnsi" w:hAnsiTheme="minorHAnsi" w:cstheme="minorHAnsi"/>
       <w:sz w:val="20"/>
       <w:szCs w:val="20"/>
-      <w:lang w:eastAsia="zh-CN"/>
     </w:rPr>
   </w:style>
   <w:style w:type="paragraph" w:styleId="91">
@@ -23583,14 +21572,13 @@
     <w:uiPriority w:val="39"/>
     <w:unhideWhenUsed/>
     <w:pPr>
-      <w:spacing w:line="276" w:lineRule="auto"/>
+      <w:spacing w:after="0"/>
       <w:ind w:left="1540"/>
     </w:pPr>
     <w:rPr>
-      <w:rFonts w:asciiTheme="minorHAnsi" w:eastAsia="Calibri" w:hAnsiTheme="minorHAnsi" w:cstheme="minorHAnsi"/>
+      <w:rFonts w:asciiTheme="minorHAnsi" w:hAnsiTheme="minorHAnsi" w:cstheme="minorHAnsi"/>
       <w:sz w:val="20"/>
       <w:szCs w:val="20"/>
-      <w:lang w:eastAsia="zh-CN"/>
     </w:rPr>
   </w:style>
   <w:style w:type="character" w:styleId="aff5">
@@ -23819,28 +21807,28 @@
 </file>
 
 <file path=customXml/item1.xml><?xml version="1.0" encoding="utf-8"?>
-<b:Sources xmlns:b="http://schemas.openxmlformats.org/officeDocument/2006/bibliography" xmlns="http://schemas.openxmlformats.org/officeDocument/2006/bibliography" SelectedStyle="\APASixthEditionOfficeOnline.xsl" StyleName="APA" Version="6"/>
-</file>
-
-<file path=customXml/item2.xml><?xml version="1.0" encoding="utf-8"?>
 <go:gDocsCustomXmlDataStorage xmlns:go="http://customooxmlschemas.google.com/" xmlns:r="http://schemas.openxmlformats.org/officeDocument/2006/relationships" uri="GoogleDocsCustomDataVersion2">
   <go:docsCustomData xmlns:go="http://customooxmlschemas.google.com/" roundtripDataSignature="AMtx7mj4Og815L+XGOLaf+BccU0+FCMdXg==">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</go:docsCustomData>
 </go:gDocsCustomXmlDataStorage>
 </file>
 
-<file path=customXml/itemProps1.xml><?xml version="1.0" encoding="utf-8"?>
-<ds:datastoreItem xmlns:ds="http://schemas.openxmlformats.org/officeDocument/2006/customXml" ds:itemID="{5C298AD7-AC10-4D30-8EEF-B946C6D182BF}">
-  <ds:schemaRefs>
-    <ds:schemaRef ds:uri="http://schemas.openxmlformats.org/officeDocument/2006/bibliography"/>
-  </ds:schemaRefs>
-</ds:datastoreItem>
+<file path=customXml/item2.xml><?xml version="1.0" encoding="utf-8"?>
+<b:Sources xmlns:b="http://schemas.openxmlformats.org/officeDocument/2006/bibliography" xmlns="http://schemas.openxmlformats.org/officeDocument/2006/bibliography" SelectedStyle="\APASixthEditionOfficeOnline.xsl" StyleName="APA" Version="6"/>
 </file>
 
-<file path=customXml/itemProps2.xml><?xml version="1.0" encoding="utf-8"?>
+<file path=customXml/itemProps1.xml><?xml version="1.0" encoding="utf-8"?>
 <ds:datastoreItem xmlns:ds="http://schemas.openxmlformats.org/officeDocument/2006/customXml" ds:itemID="{11111111-1234-1234-1234-123412341234}">
   <ds:schemaRefs>
     <ds:schemaRef ds:uri="http://customooxmlschemas.google.com/"/>
     <ds:schemaRef ds:uri="http://schemas.openxmlformats.org/officeDocument/2006/relationships"/>
   </ds:schemaRefs>
 </ds:datastoreItem>
+</file>
+
+<file path=customXml/itemProps2.xml><?xml version="1.0" encoding="utf-8"?>
+<ds:datastoreItem xmlns:ds="http://schemas.openxmlformats.org/officeDocument/2006/customXml" ds:itemID="{5C298AD7-AC10-4D30-8EEF-B946C6D182BF}">
+  <ds:schemaRefs>
+    <ds:schemaRef ds:uri="http://schemas.openxmlformats.org/officeDocument/2006/bibliography"/>
+  </ds:schemaRefs>
+</ds:datastoreItem>
 </file>
--- a/РПЗ Хашиева РТ5-41Б.docx
+++ b/РПЗ Хашиева РТ5-41Б.docx
@@ -12,10 +12,10 @@
           <w:right w:val="none" w:sz="4" w:space="0" w:color="000000"/>
           <w:between w:val="none" w:sz="4" w:space="0" w:color="000000"/>
         </w:pBdr>
-        <w:spacing w:after="0" w:line="360" w:lineRule="auto"/>
+        <w:spacing w:line="360" w:lineRule="auto"/>
         <w:ind w:firstLine="709"/>
         <w:rPr>
-          <w:rFonts w:ascii="Times New Roman" w:eastAsia="Arial" w:hAnsi="Times New Roman" w:cs="Times New Roman"/>
+          <w:rFonts w:eastAsia="Arial"/>
           <w:color w:val="000000" w:themeColor="text1"/>
           <w:lang w:val="en-US"/>
         </w:rPr>
@@ -42,25 +42,18 @@
           <w:bookmarkEnd w:id="0"/>
           <w:p>
             <w:pPr>
-              <w:spacing w:after="0" w:line="360" w:lineRule="auto"/>
+              <w:spacing w:line="360" w:lineRule="auto"/>
               <w:ind w:firstLine="709"/>
               <w:rPr>
-                <w:rFonts w:ascii="Times New Roman" w:eastAsia="Times New Roman" w:hAnsi="Times New Roman" w:cs="Times New Roman"/>
                 <w:b/>
                 <w:color w:val="000000" w:themeColor="text1"/>
-                <w:sz w:val="24"/>
-                <w:szCs w:val="24"/>
               </w:rPr>
             </w:pPr>
             <w:r>
               <w:rPr>
-                <w:rFonts w:ascii="Times New Roman" w:eastAsia="Times New Roman" w:hAnsi="Times New Roman" w:cs="Times New Roman"/>
                 <w:b/>
                 <w:noProof/>
                 <w:color w:val="000000" w:themeColor="text1"/>
-                <w:sz w:val="24"/>
-                <w:szCs w:val="24"/>
-                <w:lang w:eastAsia="ru-RU"/>
               </w:rPr>
               <mc:AlternateContent>
                 <mc:Choice Requires="wpg">
@@ -154,24 +147,17 @@
                 <w:right w:val="none" w:sz="4" w:space="0" w:color="000000"/>
                 <w:between w:val="none" w:sz="4" w:space="0" w:color="000000"/>
               </w:pBdr>
-              <w:spacing w:after="0" w:line="240" w:lineRule="auto"/>
               <w:ind w:left="-99"/>
               <w:jc w:val="center"/>
               <w:rPr>
-                <w:rFonts w:ascii="Times New Roman" w:eastAsia="Times New Roman" w:hAnsi="Times New Roman" w:cs="Times New Roman"/>
                 <w:b/>
                 <w:color w:val="000000" w:themeColor="text1"/>
-                <w:sz w:val="24"/>
-                <w:szCs w:val="24"/>
               </w:rPr>
             </w:pPr>
             <w:r>
               <w:rPr>
-                <w:rFonts w:ascii="Times New Roman" w:eastAsia="Times New Roman" w:hAnsi="Times New Roman" w:cs="Times New Roman"/>
                 <w:b/>
                 <w:color w:val="000000" w:themeColor="text1"/>
-                <w:sz w:val="24"/>
-                <w:szCs w:val="24"/>
               </w:rPr>
               <w:t>Министерство науки и высшего образования Российской Федерации</w:t>
             </w:r>
@@ -185,24 +171,17 @@
                 <w:right w:val="none" w:sz="4" w:space="0" w:color="000000"/>
                 <w:between w:val="none" w:sz="4" w:space="0" w:color="000000"/>
               </w:pBdr>
-              <w:spacing w:after="0" w:line="240" w:lineRule="auto"/>
               <w:ind w:left="-99"/>
               <w:jc w:val="center"/>
               <w:rPr>
-                <w:rFonts w:ascii="Times New Roman" w:eastAsia="Times New Roman" w:hAnsi="Times New Roman" w:cs="Times New Roman"/>
                 <w:b/>
                 <w:color w:val="000000" w:themeColor="text1"/>
-                <w:sz w:val="24"/>
-                <w:szCs w:val="24"/>
               </w:rPr>
             </w:pPr>
             <w:r>
               <w:rPr>
-                <w:rFonts w:ascii="Times New Roman" w:eastAsia="Times New Roman" w:hAnsi="Times New Roman" w:cs="Times New Roman"/>
                 <w:b/>
                 <w:color w:val="000000" w:themeColor="text1"/>
-                <w:sz w:val="24"/>
-                <w:szCs w:val="24"/>
               </w:rPr>
               <w:t>Федеральное государственное автономное образовательное учреждение</w:t>
             </w:r>
@@ -216,24 +195,17 @@
                 <w:right w:val="none" w:sz="4" w:space="0" w:color="000000"/>
                 <w:between w:val="none" w:sz="4" w:space="0" w:color="000000"/>
               </w:pBdr>
-              <w:spacing w:after="0" w:line="240" w:lineRule="auto"/>
               <w:ind w:left="-99"/>
               <w:jc w:val="center"/>
               <w:rPr>
-                <w:rFonts w:ascii="Times New Roman" w:eastAsia="Times New Roman" w:hAnsi="Times New Roman" w:cs="Times New Roman"/>
                 <w:b/>
                 <w:color w:val="000000" w:themeColor="text1"/>
-                <w:sz w:val="24"/>
-                <w:szCs w:val="24"/>
               </w:rPr>
             </w:pPr>
             <w:r>
               <w:rPr>
-                <w:rFonts w:ascii="Times New Roman" w:eastAsia="Times New Roman" w:hAnsi="Times New Roman" w:cs="Times New Roman"/>
                 <w:b/>
                 <w:color w:val="000000" w:themeColor="text1"/>
-                <w:sz w:val="24"/>
-                <w:szCs w:val="24"/>
               </w:rPr>
               <w:t>высшего образования</w:t>
             </w:r>
@@ -247,24 +219,17 @@
                 <w:right w:val="none" w:sz="4" w:space="0" w:color="000000"/>
                 <w:between w:val="none" w:sz="4" w:space="0" w:color="000000"/>
               </w:pBdr>
-              <w:spacing w:after="0" w:line="240" w:lineRule="auto"/>
               <w:ind w:left="-99"/>
               <w:jc w:val="center"/>
               <w:rPr>
-                <w:rFonts w:ascii="Times New Roman" w:eastAsia="Times New Roman" w:hAnsi="Times New Roman" w:cs="Times New Roman"/>
                 <w:b/>
                 <w:color w:val="000000" w:themeColor="text1"/>
-                <w:sz w:val="24"/>
-                <w:szCs w:val="24"/>
               </w:rPr>
             </w:pPr>
             <w:r>
               <w:rPr>
-                <w:rFonts w:ascii="Times New Roman" w:eastAsia="Times New Roman" w:hAnsi="Times New Roman" w:cs="Times New Roman"/>
                 <w:b/>
                 <w:color w:val="000000" w:themeColor="text1"/>
-                <w:sz w:val="24"/>
-                <w:szCs w:val="24"/>
               </w:rPr>
               <w:t>«Московский государственный технический университет</w:t>
             </w:r>
@@ -278,24 +243,17 @@
                 <w:right w:val="none" w:sz="4" w:space="0" w:color="000000"/>
                 <w:between w:val="none" w:sz="4" w:space="0" w:color="000000"/>
               </w:pBdr>
-              <w:spacing w:after="0" w:line="240" w:lineRule="auto"/>
               <w:ind w:left="-99"/>
               <w:jc w:val="center"/>
               <w:rPr>
-                <w:rFonts w:ascii="Times New Roman" w:eastAsia="Times New Roman" w:hAnsi="Times New Roman" w:cs="Times New Roman"/>
                 <w:b/>
                 <w:color w:val="000000" w:themeColor="text1"/>
-                <w:sz w:val="24"/>
-                <w:szCs w:val="24"/>
               </w:rPr>
             </w:pPr>
             <w:r>
               <w:rPr>
-                <w:rFonts w:ascii="Times New Roman" w:eastAsia="Times New Roman" w:hAnsi="Times New Roman" w:cs="Times New Roman"/>
                 <w:b/>
                 <w:color w:val="000000" w:themeColor="text1"/>
-                <w:sz w:val="24"/>
-                <w:szCs w:val="24"/>
               </w:rPr>
               <w:t>имени Н.Э. Баумана</w:t>
             </w:r>
@@ -309,24 +267,17 @@
                 <w:right w:val="none" w:sz="4" w:space="0" w:color="000000"/>
                 <w:between w:val="none" w:sz="4" w:space="0" w:color="000000"/>
               </w:pBdr>
-              <w:spacing w:after="0" w:line="240" w:lineRule="auto"/>
               <w:ind w:left="-99"/>
               <w:jc w:val="center"/>
               <w:rPr>
-                <w:rFonts w:ascii="Times New Roman" w:eastAsia="Times New Roman" w:hAnsi="Times New Roman" w:cs="Times New Roman"/>
                 <w:b/>
                 <w:color w:val="000000" w:themeColor="text1"/>
-                <w:sz w:val="24"/>
-                <w:szCs w:val="24"/>
               </w:rPr>
             </w:pPr>
             <w:r>
               <w:rPr>
-                <w:rFonts w:ascii="Times New Roman" w:eastAsia="Times New Roman" w:hAnsi="Times New Roman" w:cs="Times New Roman"/>
                 <w:b/>
                 <w:color w:val="000000" w:themeColor="text1"/>
-                <w:sz w:val="24"/>
-                <w:szCs w:val="24"/>
               </w:rPr>
               <w:t>(национальный исследовательский университет)»</w:t>
             </w:r>
@@ -340,24 +291,17 @@
                 <w:right w:val="none" w:sz="4" w:space="0" w:color="000000"/>
                 <w:between w:val="none" w:sz="4" w:space="0" w:color="000000"/>
               </w:pBdr>
-              <w:spacing w:after="0" w:line="240" w:lineRule="auto"/>
               <w:ind w:left="-99"/>
               <w:jc w:val="center"/>
               <w:rPr>
-                <w:rFonts w:ascii="Times New Roman" w:eastAsia="Times New Roman" w:hAnsi="Times New Roman" w:cs="Times New Roman"/>
                 <w:b/>
                 <w:color w:val="000000" w:themeColor="text1"/>
-                <w:sz w:val="24"/>
-                <w:szCs w:val="24"/>
               </w:rPr>
             </w:pPr>
             <w:r>
               <w:rPr>
-                <w:rFonts w:ascii="Times New Roman" w:eastAsia="Times New Roman" w:hAnsi="Times New Roman" w:cs="Times New Roman"/>
                 <w:b/>
                 <w:color w:val="000000" w:themeColor="text1"/>
-                <w:sz w:val="24"/>
-                <w:szCs w:val="24"/>
               </w:rPr>
               <w:t>(МГТУ им. Н.Э. Баумана)</w:t>
             </w:r>
@@ -370,11 +314,10 @@
         <w:pBdr>
           <w:bottom w:val="single" w:sz="24" w:space="1" w:color="000000"/>
         </w:pBdr>
-        <w:spacing w:after="0" w:line="360" w:lineRule="auto"/>
+        <w:spacing w:line="360" w:lineRule="auto"/>
         <w:ind w:firstLine="709"/>
         <w:jc w:val="center"/>
         <w:rPr>
-          <w:rFonts w:ascii="Times New Roman" w:eastAsia="Times New Roman" w:hAnsi="Times New Roman" w:cs="Times New Roman"/>
           <w:b/>
           <w:color w:val="000000" w:themeColor="text1"/>
           <w:sz w:val="6"/>
@@ -384,15 +327,12 @@
     </w:p>
     <w:p>
       <w:pPr>
-        <w:spacing w:after="0" w:line="360" w:lineRule="auto"/>
+        <w:spacing w:line="360" w:lineRule="auto"/>
         <w:ind w:firstLine="709"/>
         <w:jc w:val="center"/>
         <w:rPr>
-          <w:rFonts w:ascii="Times New Roman" w:eastAsia="Times New Roman" w:hAnsi="Times New Roman" w:cs="Times New Roman"/>
           <w:b/>
           <w:color w:val="000000" w:themeColor="text1"/>
-          <w:sz w:val="24"/>
-          <w:szCs w:val="24"/>
         </w:rPr>
       </w:pPr>
     </w:p>
@@ -402,37 +342,27 @@
           <w:tab w:val="left" w:pos="2410"/>
           <w:tab w:val="left" w:pos="9498"/>
         </w:tabs>
-        <w:spacing w:after="0" w:line="360" w:lineRule="auto"/>
-        <w:rPr>
-          <w:rFonts w:ascii="Times New Roman" w:eastAsia="Times New Roman" w:hAnsi="Times New Roman" w:cs="Times New Roman"/>
-          <w:color w:val="000000" w:themeColor="text1"/>
-          <w:sz w:val="24"/>
-          <w:szCs w:val="24"/>
+        <w:spacing w:line="360" w:lineRule="auto"/>
+        <w:rPr>
+          <w:color w:val="000000" w:themeColor="text1"/>
           <w:u w:val="single"/>
         </w:rPr>
       </w:pPr>
       <w:r>
         <w:rPr>
-          <w:rFonts w:ascii="Times New Roman" w:eastAsia="Times New Roman" w:hAnsi="Times New Roman" w:cs="Times New Roman"/>
-          <w:color w:val="000000" w:themeColor="text1"/>
-          <w:sz w:val="24"/>
-          <w:szCs w:val="24"/>
+          <w:color w:val="000000" w:themeColor="text1"/>
         </w:rPr>
         <w:t xml:space="preserve">ФАКУЛЬТЕТ </w:t>
       </w:r>
       <w:r>
         <w:rPr>
-          <w:rFonts w:ascii="Times New Roman" w:eastAsia="Times New Roman" w:hAnsi="Times New Roman" w:cs="Times New Roman"/>
-          <w:color w:val="000000" w:themeColor="text1"/>
-          <w:sz w:val="24"/>
-          <w:szCs w:val="24"/>
+          <w:color w:val="000000" w:themeColor="text1"/>
           <w:u w:val="single"/>
         </w:rPr>
         <w:tab/>
       </w:r>
       <w:r>
         <w:rPr>
-          <w:rFonts w:ascii="Times New Roman" w:eastAsia="Times New Roman" w:hAnsi="Times New Roman" w:cs="Times New Roman"/>
           <w:color w:val="000000" w:themeColor="text1"/>
           <w:sz w:val="28"/>
           <w:szCs w:val="28"/>
@@ -442,7 +372,6 @@
       </w:r>
       <w:r>
         <w:rPr>
-          <w:rFonts w:ascii="Times New Roman" w:eastAsia="Times New Roman" w:hAnsi="Times New Roman" w:cs="Times New Roman"/>
           <w:color w:val="000000" w:themeColor="text1"/>
           <w:sz w:val="28"/>
           <w:szCs w:val="28"/>
@@ -453,13 +382,10 @@
     </w:p>
     <w:p>
       <w:pPr>
-        <w:spacing w:after="0" w:line="360" w:lineRule="auto"/>
+        <w:spacing w:line="360" w:lineRule="auto"/>
         <w:ind w:firstLine="709"/>
         <w:rPr>
-          <w:rFonts w:ascii="Times New Roman" w:eastAsia="Times New Roman" w:hAnsi="Times New Roman" w:cs="Times New Roman"/>
-          <w:color w:val="000000" w:themeColor="text1"/>
-          <w:sz w:val="24"/>
-          <w:szCs w:val="24"/>
+          <w:color w:val="000000" w:themeColor="text1"/>
         </w:rPr>
       </w:pPr>
     </w:p>
@@ -476,9 +402,8 @@
           <w:tab w:val="left" w:pos="2410"/>
           <w:tab w:val="left" w:pos="9498"/>
         </w:tabs>
-        <w:spacing w:after="0" w:line="360" w:lineRule="auto"/>
-        <w:rPr>
-          <w:rFonts w:ascii="Times New Roman" w:eastAsia="Times New Roman" w:hAnsi="Times New Roman" w:cs="Times New Roman"/>
+        <w:spacing w:line="360" w:lineRule="auto"/>
+        <w:rPr>
           <w:color w:val="000000" w:themeColor="text1"/>
           <w:sz w:val="28"/>
           <w:szCs w:val="28"/>
@@ -487,26 +412,19 @@
       </w:pPr>
       <w:r>
         <w:rPr>
-          <w:rFonts w:ascii="Times New Roman" w:eastAsia="Times New Roman" w:hAnsi="Times New Roman" w:cs="Times New Roman"/>
-          <w:color w:val="000000" w:themeColor="text1"/>
-          <w:sz w:val="24"/>
-          <w:szCs w:val="24"/>
+          <w:color w:val="000000" w:themeColor="text1"/>
         </w:rPr>
         <w:t xml:space="preserve">КАФЕДРА    </w:t>
       </w:r>
       <w:r>
         <w:rPr>
-          <w:rFonts w:ascii="Times New Roman" w:eastAsia="Times New Roman" w:hAnsi="Times New Roman" w:cs="Times New Roman"/>
-          <w:color w:val="000000" w:themeColor="text1"/>
-          <w:sz w:val="24"/>
-          <w:szCs w:val="24"/>
+          <w:color w:val="000000" w:themeColor="text1"/>
           <w:u w:val="single"/>
         </w:rPr>
         <w:tab/>
       </w:r>
       <w:r>
         <w:rPr>
-          <w:rFonts w:ascii="Times New Roman" w:eastAsia="Times New Roman" w:hAnsi="Times New Roman" w:cs="Times New Roman"/>
           <w:color w:val="000000" w:themeColor="text1"/>
           <w:sz w:val="28"/>
           <w:szCs w:val="28"/>
@@ -516,7 +434,6 @@
       </w:r>
       <w:r>
         <w:rPr>
-          <w:rFonts w:ascii="Times New Roman" w:eastAsia="Times New Roman" w:hAnsi="Times New Roman" w:cs="Times New Roman"/>
           <w:color w:val="000000" w:themeColor="text1"/>
           <w:sz w:val="28"/>
           <w:szCs w:val="28"/>
@@ -530,7 +447,6 @@
         <w:spacing w:line="360" w:lineRule="auto"/>
         <w:ind w:firstLine="709"/>
         <w:rPr>
-          <w:rFonts w:ascii="Times New Roman" w:eastAsia="Times New Roman" w:hAnsi="Times New Roman" w:cs="Times New Roman"/>
           <w:color w:val="000000" w:themeColor="text1"/>
           <w:sz w:val="28"/>
           <w:szCs w:val="28"/>
@@ -546,11 +462,10 @@
           <w:right w:val="none" w:sz="4" w:space="0" w:color="000000"/>
           <w:between w:val="none" w:sz="4" w:space="0" w:color="000000"/>
         </w:pBdr>
-        <w:spacing w:after="0" w:line="360" w:lineRule="auto"/>
+        <w:spacing w:line="360" w:lineRule="auto"/>
         <w:ind w:firstLine="709"/>
         <w:jc w:val="center"/>
         <w:rPr>
-          <w:rFonts w:ascii="Times New Roman" w:eastAsia="Times New Roman" w:hAnsi="Times New Roman" w:cs="Times New Roman"/>
           <w:b/>
           <w:color w:val="000000" w:themeColor="text1"/>
           <w:sz w:val="32"/>
@@ -559,7 +474,6 @@
       </w:pPr>
       <w:r>
         <w:rPr>
-          <w:rFonts w:ascii="Times New Roman" w:eastAsia="Times New Roman" w:hAnsi="Times New Roman" w:cs="Times New Roman"/>
           <w:b/>
           <w:color w:val="000000" w:themeColor="text1"/>
           <w:sz w:val="32"/>
@@ -577,11 +491,10 @@
           <w:right w:val="none" w:sz="4" w:space="0" w:color="000000"/>
           <w:between w:val="none" w:sz="4" w:space="0" w:color="000000"/>
         </w:pBdr>
-        <w:spacing w:after="0" w:line="360" w:lineRule="auto"/>
+        <w:spacing w:line="360" w:lineRule="auto"/>
         <w:ind w:firstLine="709"/>
         <w:jc w:val="center"/>
         <w:rPr>
-          <w:rFonts w:ascii="Times New Roman" w:eastAsia="Times New Roman" w:hAnsi="Times New Roman" w:cs="Times New Roman"/>
           <w:b/>
           <w:i/>
           <w:color w:val="000000" w:themeColor="text1"/>
@@ -591,7 +504,6 @@
       </w:pPr>
       <w:r>
         <w:rPr>
-          <w:rFonts w:ascii="Times New Roman" w:eastAsia="Times New Roman" w:hAnsi="Times New Roman" w:cs="Times New Roman"/>
           <w:b/>
           <w:i/>
           <w:color w:val="000000" w:themeColor="text1"/>
@@ -610,11 +522,10 @@
           <w:right w:val="none" w:sz="4" w:space="0" w:color="000000"/>
           <w:between w:val="none" w:sz="4" w:space="0" w:color="000000"/>
         </w:pBdr>
-        <w:spacing w:after="0" w:line="360" w:lineRule="auto"/>
+        <w:spacing w:line="360" w:lineRule="auto"/>
         <w:ind w:firstLine="709"/>
         <w:jc w:val="center"/>
         <w:rPr>
-          <w:rFonts w:ascii="Times New Roman" w:eastAsia="Times New Roman" w:hAnsi="Times New Roman" w:cs="Times New Roman"/>
           <w:b/>
           <w:color w:val="000000" w:themeColor="text1"/>
           <w:sz w:val="32"/>
@@ -623,7 +534,6 @@
       </w:pPr>
       <w:r>
         <w:rPr>
-          <w:rFonts w:ascii="Times New Roman" w:eastAsia="Times New Roman" w:hAnsi="Times New Roman" w:cs="Times New Roman"/>
           <w:b/>
           <w:color w:val="000000" w:themeColor="text1"/>
           <w:sz w:val="32"/>
@@ -634,7 +544,6 @@
       </w:r>
       <w:r>
         <w:rPr>
-          <w:rFonts w:ascii="Times New Roman" w:eastAsia="Times New Roman" w:hAnsi="Times New Roman" w:cs="Times New Roman"/>
           <w:b/>
           <w:color w:val="000000" w:themeColor="text1"/>
           <w:sz w:val="32"/>
@@ -652,11 +561,10 @@
           <w:right w:val="none" w:sz="4" w:space="0" w:color="000000"/>
           <w:between w:val="none" w:sz="4" w:space="0" w:color="000000"/>
         </w:pBdr>
-        <w:spacing w:after="0" w:line="360" w:lineRule="auto"/>
+        <w:spacing w:line="360" w:lineRule="auto"/>
         <w:ind w:firstLine="709"/>
         <w:jc w:val="center"/>
         <w:rPr>
-          <w:rFonts w:ascii="Times New Roman" w:eastAsia="Times New Roman" w:hAnsi="Times New Roman" w:cs="Times New Roman"/>
           <w:b/>
           <w:color w:val="000000" w:themeColor="text1"/>
           <w:sz w:val="32"/>
@@ -665,7 +573,6 @@
       </w:pPr>
       <w:r>
         <w:rPr>
-          <w:rFonts w:ascii="Times New Roman" w:eastAsia="Times New Roman" w:hAnsi="Times New Roman" w:cs="Times New Roman"/>
           <w:b/>
           <w:i/>
           <w:color w:val="000000" w:themeColor="text1"/>
@@ -676,7 +583,6 @@
       </w:r>
       <w:r>
         <w:rPr>
-          <w:rFonts w:ascii="Times New Roman" w:eastAsia="Times New Roman" w:hAnsi="Times New Roman" w:cs="Times New Roman"/>
           <w:b/>
           <w:color w:val="000000" w:themeColor="text1"/>
           <w:sz w:val="32"/>
@@ -686,7 +592,6 @@
       </w:r>
       <w:r>
         <w:rPr>
-          <w:rFonts w:ascii="Times New Roman" w:eastAsia="Times New Roman" w:hAnsi="Times New Roman" w:cs="Times New Roman"/>
           <w:b/>
           <w:color w:val="000000" w:themeColor="text1"/>
           <w:sz w:val="32"/>
@@ -700,7 +605,6 @@
         <w:spacing w:line="360" w:lineRule="auto"/>
         <w:jc w:val="both"/>
         <w:rPr>
-          <w:rFonts w:ascii="Times New Roman" w:eastAsia="Times New Roman" w:hAnsi="Times New Roman" w:cs="Times New Roman"/>
           <w:color w:val="000000" w:themeColor="text1"/>
           <w:sz w:val="28"/>
           <w:szCs w:val="28"/>
@@ -725,9 +629,8 @@
           <w:tab w:val="left" w:pos="6237"/>
           <w:tab w:val="left" w:pos="9356"/>
         </w:tabs>
-        <w:spacing w:after="0" w:line="360" w:lineRule="auto"/>
-        <w:rPr>
-          <w:rFonts w:ascii="Times New Roman" w:eastAsia="Times New Roman" w:hAnsi="Times New Roman" w:cs="Times New Roman"/>
+        <w:spacing w:line="360" w:lineRule="auto"/>
+        <w:rPr>
           <w:b/>
           <w:color w:val="000000" w:themeColor="text1"/>
           <w:sz w:val="28"/>
@@ -737,7 +640,6 @@
       </w:pPr>
       <w:r>
         <w:rPr>
-          <w:rFonts w:ascii="Times New Roman" w:eastAsia="Times New Roman" w:hAnsi="Times New Roman" w:cs="Times New Roman"/>
           <w:color w:val="000000" w:themeColor="text1"/>
           <w:sz w:val="28"/>
           <w:szCs w:val="28"/>
@@ -746,7 +648,6 @@
       </w:r>
       <w:r>
         <w:rPr>
-          <w:rFonts w:ascii="Times New Roman" w:eastAsia="Times New Roman" w:hAnsi="Times New Roman" w:cs="Times New Roman"/>
           <w:color w:val="000000" w:themeColor="text1"/>
           <w:sz w:val="28"/>
           <w:szCs w:val="28"/>
@@ -756,7 +657,6 @@
       </w:r>
       <w:r>
         <w:rPr>
-          <w:rFonts w:ascii="Times New Roman" w:eastAsia="Times New Roman" w:hAnsi="Times New Roman" w:cs="Times New Roman"/>
           <w:color w:val="000000" w:themeColor="text1"/>
           <w:sz w:val="28"/>
           <w:szCs w:val="28"/>
@@ -766,7 +666,6 @@
       </w:r>
       <w:r>
         <w:rPr>
-          <w:rFonts w:ascii="Times New Roman" w:eastAsia="Times New Roman" w:hAnsi="Times New Roman" w:cs="Times New Roman"/>
           <w:color w:val="000000" w:themeColor="text1"/>
           <w:sz w:val="28"/>
           <w:szCs w:val="28"/>
@@ -776,7 +675,6 @@
       </w:r>
       <w:r>
         <w:rPr>
-          <w:rFonts w:ascii="Times New Roman" w:eastAsia="Times New Roman" w:hAnsi="Times New Roman" w:cs="Times New Roman"/>
           <w:color w:val="000000" w:themeColor="text1"/>
           <w:sz w:val="28"/>
           <w:szCs w:val="28"/>
@@ -785,7 +683,6 @@
       </w:r>
       <w:r>
         <w:rPr>
-          <w:rFonts w:ascii="Times New Roman" w:eastAsia="Times New Roman" w:hAnsi="Times New Roman" w:cs="Times New Roman"/>
           <w:color w:val="000000" w:themeColor="text1"/>
           <w:sz w:val="28"/>
           <w:szCs w:val="28"/>
@@ -796,7 +693,6 @@
       <w:proofErr w:type="spellStart"/>
       <w:r>
         <w:rPr>
-          <w:rFonts w:ascii="Times New Roman" w:eastAsia="Times New Roman" w:hAnsi="Times New Roman" w:cs="Times New Roman"/>
           <w:color w:val="000000" w:themeColor="text1"/>
           <w:sz w:val="28"/>
           <w:szCs w:val="28"/>
@@ -806,7 +702,6 @@
       </w:r>
       <w:r>
         <w:rPr>
-          <w:rFonts w:ascii="Times New Roman" w:eastAsia="Times New Roman" w:hAnsi="Times New Roman" w:cs="Times New Roman"/>
           <w:color w:val="000000" w:themeColor="text1"/>
           <w:sz w:val="28"/>
           <w:szCs w:val="28"/>
@@ -816,7 +711,6 @@
       </w:r>
       <w:r>
         <w:rPr>
-          <w:rFonts w:ascii="Times New Roman" w:eastAsia="Times New Roman" w:hAnsi="Times New Roman" w:cs="Times New Roman"/>
           <w:color w:val="000000" w:themeColor="text1"/>
           <w:sz w:val="28"/>
           <w:szCs w:val="28"/>
@@ -826,7 +720,6 @@
       </w:r>
       <w:r>
         <w:rPr>
-          <w:rFonts w:ascii="Times New Roman" w:eastAsia="Times New Roman" w:hAnsi="Times New Roman" w:cs="Times New Roman"/>
           <w:color w:val="000000" w:themeColor="text1"/>
           <w:sz w:val="28"/>
           <w:szCs w:val="28"/>
@@ -836,7 +729,6 @@
       </w:r>
       <w:r>
         <w:rPr>
-          <w:rFonts w:ascii="Times New Roman" w:eastAsia="Times New Roman" w:hAnsi="Times New Roman" w:cs="Times New Roman"/>
           <w:color w:val="000000" w:themeColor="text1"/>
           <w:sz w:val="28"/>
           <w:szCs w:val="28"/>
@@ -847,7 +739,6 @@
       <w:proofErr w:type="spellEnd"/>
       <w:r>
         <w:rPr>
-          <w:rFonts w:ascii="Times New Roman" w:eastAsia="Times New Roman" w:hAnsi="Times New Roman" w:cs="Times New Roman"/>
           <w:color w:val="000000" w:themeColor="text1"/>
           <w:sz w:val="28"/>
           <w:szCs w:val="28"/>
@@ -870,40 +761,28 @@
           <w:tab w:val="left" w:pos="3544"/>
           <w:tab w:val="left" w:pos="6521"/>
         </w:tabs>
-        <w:spacing w:after="0" w:line="360" w:lineRule="auto"/>
+        <w:spacing w:line="360" w:lineRule="auto"/>
         <w:ind w:right="565"/>
         <w:rPr>
-          <w:rFonts w:ascii="Times New Roman" w:eastAsia="Times New Roman" w:hAnsi="Times New Roman" w:cs="Times New Roman"/>
-          <w:color w:val="000000" w:themeColor="text1"/>
-          <w:sz w:val="24"/>
-          <w:szCs w:val="24"/>
-        </w:rPr>
-      </w:pPr>
-      <w:r>
-        <w:rPr>
-          <w:rFonts w:ascii="Times New Roman" w:eastAsia="Times New Roman" w:hAnsi="Times New Roman" w:cs="Times New Roman"/>
-          <w:color w:val="000000" w:themeColor="text1"/>
-          <w:sz w:val="24"/>
-          <w:szCs w:val="24"/>
+          <w:color w:val="000000" w:themeColor="text1"/>
+        </w:rPr>
+      </w:pPr>
+      <w:r>
+        <w:rPr>
+          <w:color w:val="000000" w:themeColor="text1"/>
         </w:rPr>
         <w:tab/>
       </w:r>
       <w:r>
         <w:rPr>
-          <w:rFonts w:ascii="Times New Roman" w:eastAsia="Times New Roman" w:hAnsi="Times New Roman" w:cs="Times New Roman"/>
-          <w:color w:val="000000" w:themeColor="text1"/>
-          <w:sz w:val="24"/>
-          <w:szCs w:val="24"/>
+          <w:color w:val="000000" w:themeColor="text1"/>
         </w:rPr>
         <w:tab/>
         <w:t>(Группа, подпись, дата)</w:t>
       </w:r>
       <w:r>
         <w:rPr>
-          <w:rFonts w:ascii="Times New Roman" w:eastAsia="Times New Roman" w:hAnsi="Times New Roman" w:cs="Times New Roman"/>
-          <w:color w:val="000000" w:themeColor="text1"/>
-          <w:sz w:val="24"/>
-          <w:szCs w:val="24"/>
+          <w:color w:val="000000" w:themeColor="text1"/>
         </w:rPr>
         <w:tab/>
         <w:t>(</w:t>
@@ -911,41 +790,29 @@
       <w:proofErr w:type="spellStart"/>
       <w:r>
         <w:rPr>
-          <w:rFonts w:ascii="Times New Roman" w:eastAsia="Times New Roman" w:hAnsi="Times New Roman" w:cs="Times New Roman"/>
-          <w:color w:val="000000" w:themeColor="text1"/>
-          <w:sz w:val="24"/>
-          <w:szCs w:val="24"/>
+          <w:color w:val="000000" w:themeColor="text1"/>
         </w:rPr>
         <w:t>И.О.Фамилия</w:t>
       </w:r>
       <w:proofErr w:type="spellEnd"/>
       <w:r>
         <w:rPr>
-          <w:rFonts w:ascii="Times New Roman" w:eastAsia="Times New Roman" w:hAnsi="Times New Roman" w:cs="Times New Roman"/>
-          <w:color w:val="000000" w:themeColor="text1"/>
-          <w:sz w:val="24"/>
-          <w:szCs w:val="24"/>
+          <w:color w:val="000000" w:themeColor="text1"/>
         </w:rPr>
         <w:t>)</w:t>
       </w:r>
     </w:p>
     <w:p>
       <w:pPr>
-        <w:spacing w:after="0" w:line="360" w:lineRule="auto"/>
+        <w:spacing w:line="360" w:lineRule="auto"/>
         <w:ind w:right="565" w:firstLine="709"/>
         <w:rPr>
-          <w:rFonts w:ascii="Times New Roman" w:eastAsia="Times New Roman" w:hAnsi="Times New Roman" w:cs="Times New Roman"/>
-          <w:color w:val="000000" w:themeColor="text1"/>
-          <w:sz w:val="24"/>
-          <w:szCs w:val="24"/>
-        </w:rPr>
-      </w:pPr>
-      <w:r>
-        <w:rPr>
-          <w:rFonts w:ascii="Times New Roman" w:eastAsia="Times New Roman" w:hAnsi="Times New Roman" w:cs="Times New Roman"/>
-          <w:color w:val="000000" w:themeColor="text1"/>
-          <w:sz w:val="24"/>
-          <w:szCs w:val="24"/>
+          <w:color w:val="000000" w:themeColor="text1"/>
+        </w:rPr>
+      </w:pPr>
+      <w:r>
+        <w:rPr>
+          <w:color w:val="000000" w:themeColor="text1"/>
         </w:rPr>
         <w:t xml:space="preserve"> </w:t>
       </w:r>
@@ -968,9 +835,8 @@
           <w:tab w:val="left" w:pos="6237"/>
           <w:tab w:val="left" w:pos="9356"/>
         </w:tabs>
-        <w:spacing w:after="0" w:line="360" w:lineRule="auto"/>
-        <w:rPr>
-          <w:rFonts w:ascii="Times New Roman" w:eastAsia="Times New Roman" w:hAnsi="Times New Roman" w:cs="Times New Roman"/>
+        <w:spacing w:line="360" w:lineRule="auto"/>
+        <w:rPr>
           <w:b/>
           <w:color w:val="000000" w:themeColor="text1"/>
           <w:sz w:val="28"/>
@@ -980,7 +846,6 @@
       </w:pPr>
       <w:r>
         <w:rPr>
-          <w:rFonts w:ascii="Times New Roman" w:eastAsia="Times New Roman" w:hAnsi="Times New Roman" w:cs="Times New Roman"/>
           <w:color w:val="000000" w:themeColor="text1"/>
           <w:sz w:val="28"/>
           <w:szCs w:val="28"/>
@@ -989,7 +854,6 @@
       </w:r>
       <w:r>
         <w:rPr>
-          <w:rFonts w:ascii="Times New Roman" w:eastAsia="Times New Roman" w:hAnsi="Times New Roman" w:cs="Times New Roman"/>
           <w:color w:val="000000" w:themeColor="text1"/>
           <w:sz w:val="28"/>
           <w:szCs w:val="28"/>
@@ -998,7 +862,6 @@
       </w:r>
       <w:r>
         <w:rPr>
-          <w:rFonts w:ascii="Times New Roman" w:eastAsia="Times New Roman" w:hAnsi="Times New Roman" w:cs="Times New Roman"/>
           <w:color w:val="000000" w:themeColor="text1"/>
           <w:sz w:val="28"/>
           <w:szCs w:val="28"/>
@@ -1007,7 +870,6 @@
       </w:r>
       <w:r>
         <w:rPr>
-          <w:rFonts w:ascii="Times New Roman" w:eastAsia="Times New Roman" w:hAnsi="Times New Roman" w:cs="Times New Roman"/>
           <w:color w:val="000000" w:themeColor="text1"/>
           <w:sz w:val="28"/>
           <w:szCs w:val="28"/>
@@ -1018,7 +880,6 @@
       </w:r>
       <w:r>
         <w:rPr>
-          <w:rFonts w:ascii="Times New Roman" w:eastAsia="Times New Roman" w:hAnsi="Times New Roman" w:cs="Times New Roman"/>
           <w:color w:val="000000" w:themeColor="text1"/>
           <w:sz w:val="28"/>
           <w:szCs w:val="28"/>
@@ -1029,7 +890,6 @@
       </w:r>
       <w:r>
         <w:rPr>
-          <w:rFonts w:ascii="Times New Roman" w:eastAsia="Times New Roman" w:hAnsi="Times New Roman" w:cs="Times New Roman"/>
           <w:color w:val="000000" w:themeColor="text1"/>
           <w:sz w:val="28"/>
           <w:szCs w:val="28"/>
@@ -1038,7 +898,6 @@
       </w:r>
       <w:r>
         <w:rPr>
-          <w:rFonts w:ascii="Times New Roman" w:eastAsia="Times New Roman" w:hAnsi="Times New Roman" w:cs="Times New Roman"/>
           <w:color w:val="000000" w:themeColor="text1"/>
           <w:sz w:val="28"/>
           <w:szCs w:val="28"/>
@@ -1048,7 +907,6 @@
       </w:r>
       <w:r>
         <w:rPr>
-          <w:rFonts w:ascii="Times New Roman" w:eastAsia="Times New Roman" w:hAnsi="Times New Roman" w:cs="Times New Roman"/>
           <w:b/>
           <w:color w:val="000000" w:themeColor="text1"/>
           <w:sz w:val="28"/>
@@ -1072,18 +930,14 @@
           <w:tab w:val="left" w:pos="3544"/>
           <w:tab w:val="left" w:pos="6521"/>
         </w:tabs>
-        <w:spacing w:after="0" w:line="360" w:lineRule="auto"/>
+        <w:spacing w:line="360" w:lineRule="auto"/>
         <w:ind w:right="565" w:firstLine="709"/>
         <w:rPr>
-          <w:rFonts w:ascii="Times New Roman" w:eastAsia="Times New Roman" w:hAnsi="Times New Roman" w:cs="Times New Roman"/>
-          <w:color w:val="000000" w:themeColor="text1"/>
-          <w:sz w:val="24"/>
-          <w:szCs w:val="24"/>
-        </w:rPr>
-      </w:pPr>
-      <w:r>
-        <w:rPr>
-          <w:rFonts w:ascii="Times New Roman" w:eastAsia="Times New Roman" w:hAnsi="Times New Roman" w:cs="Times New Roman"/>
+          <w:color w:val="000000" w:themeColor="text1"/>
+        </w:rPr>
+      </w:pPr>
+      <w:r>
+        <w:rPr>
           <w:color w:val="000000" w:themeColor="text1"/>
           <w:sz w:val="28"/>
           <w:szCs w:val="28"/>
@@ -1092,20 +946,14 @@
       </w:r>
       <w:r>
         <w:rPr>
-          <w:rFonts w:ascii="Times New Roman" w:eastAsia="Times New Roman" w:hAnsi="Times New Roman" w:cs="Times New Roman"/>
-          <w:color w:val="000000" w:themeColor="text1"/>
-          <w:sz w:val="24"/>
-          <w:szCs w:val="24"/>
+          <w:color w:val="000000" w:themeColor="text1"/>
         </w:rPr>
         <w:tab/>
         <w:t>(Подпись, дата)</w:t>
       </w:r>
       <w:r>
         <w:rPr>
-          <w:rFonts w:ascii="Times New Roman" w:eastAsia="Times New Roman" w:hAnsi="Times New Roman" w:cs="Times New Roman"/>
-          <w:color w:val="000000" w:themeColor="text1"/>
-          <w:sz w:val="24"/>
-          <w:szCs w:val="24"/>
+          <w:color w:val="000000" w:themeColor="text1"/>
         </w:rPr>
         <w:tab/>
         <w:t>(</w:t>
@@ -1113,31 +961,24 @@
       <w:proofErr w:type="spellStart"/>
       <w:r>
         <w:rPr>
-          <w:rFonts w:ascii="Times New Roman" w:eastAsia="Times New Roman" w:hAnsi="Times New Roman" w:cs="Times New Roman"/>
-          <w:color w:val="000000" w:themeColor="text1"/>
-          <w:sz w:val="24"/>
-          <w:szCs w:val="24"/>
+          <w:color w:val="000000" w:themeColor="text1"/>
         </w:rPr>
         <w:t>И.О.Фамилия</w:t>
       </w:r>
       <w:proofErr w:type="spellEnd"/>
       <w:r>
         <w:rPr>
-          <w:rFonts w:ascii="Times New Roman" w:eastAsia="Times New Roman" w:hAnsi="Times New Roman" w:cs="Times New Roman"/>
-          <w:color w:val="000000" w:themeColor="text1"/>
-          <w:sz w:val="24"/>
-          <w:szCs w:val="24"/>
+          <w:color w:val="000000" w:themeColor="text1"/>
         </w:rPr>
         <w:t>)</w:t>
       </w:r>
     </w:p>
     <w:p>
       <w:pPr>
-        <w:spacing w:after="0" w:line="360" w:lineRule="auto"/>
+        <w:spacing w:line="360" w:lineRule="auto"/>
         <w:ind w:firstLine="709"/>
         <w:jc w:val="center"/>
         <w:rPr>
-          <w:rFonts w:ascii="Times New Roman" w:eastAsia="Times New Roman" w:hAnsi="Times New Roman" w:cs="Times New Roman"/>
           <w:color w:val="000000" w:themeColor="text1"/>
           <w:sz w:val="28"/>
           <w:szCs w:val="28"/>
@@ -1146,10 +987,9 @@
     </w:p>
     <w:p>
       <w:pPr>
-        <w:spacing w:after="0" w:line="360" w:lineRule="auto"/>
+        <w:spacing w:line="360" w:lineRule="auto"/>
         <w:jc w:val="center"/>
         <w:rPr>
-          <w:rFonts w:ascii="Times New Roman" w:eastAsia="Times New Roman" w:hAnsi="Times New Roman" w:cs="Times New Roman"/>
           <w:color w:val="000000" w:themeColor="text1"/>
           <w:sz w:val="28"/>
           <w:szCs w:val="28"/>
@@ -1158,11 +998,10 @@
     </w:p>
     <w:p>
       <w:pPr>
-        <w:spacing w:after="0" w:line="360" w:lineRule="auto"/>
+        <w:spacing w:line="360" w:lineRule="auto"/>
         <w:ind w:firstLine="709"/>
         <w:jc w:val="center"/>
         <w:rPr>
-          <w:rFonts w:ascii="Times New Roman" w:eastAsia="Times New Roman" w:hAnsi="Times New Roman" w:cs="Times New Roman"/>
           <w:color w:val="000000" w:themeColor="text1"/>
           <w:sz w:val="28"/>
           <w:szCs w:val="28"/>
@@ -1171,11 +1010,10 @@
     </w:p>
     <w:p>
       <w:pPr>
-        <w:spacing w:after="0" w:line="360" w:lineRule="auto"/>
+        <w:spacing w:line="360" w:lineRule="auto"/>
         <w:ind w:firstLine="709"/>
         <w:jc w:val="center"/>
         <w:rPr>
-          <w:rFonts w:ascii="Times New Roman" w:eastAsia="Times New Roman" w:hAnsi="Times New Roman" w:cs="Times New Roman"/>
           <w:color w:val="000000" w:themeColor="text1"/>
           <w:sz w:val="28"/>
           <w:szCs w:val="28"/>
@@ -1184,11 +1022,10 @@
     </w:p>
     <w:p>
       <w:pPr>
-        <w:spacing w:after="0" w:line="360" w:lineRule="auto"/>
+        <w:spacing w:line="360" w:lineRule="auto"/>
         <w:ind w:firstLine="709"/>
         <w:jc w:val="center"/>
         <w:rPr>
-          <w:rFonts w:ascii="Times New Roman" w:eastAsia="Times New Roman" w:hAnsi="Times New Roman" w:cs="Times New Roman"/>
           <w:color w:val="000000" w:themeColor="text1"/>
           <w:sz w:val="28"/>
           <w:szCs w:val="28"/>
@@ -1197,11 +1034,10 @@
     </w:p>
     <w:p>
       <w:pPr>
-        <w:spacing w:after="0" w:line="360" w:lineRule="auto"/>
+        <w:spacing w:line="360" w:lineRule="auto"/>
         <w:ind w:firstLine="709"/>
         <w:jc w:val="center"/>
         <w:rPr>
-          <w:rFonts w:ascii="Times New Roman" w:eastAsia="Times New Roman" w:hAnsi="Times New Roman" w:cs="Times New Roman"/>
           <w:color w:val="000000" w:themeColor="text1"/>
           <w:sz w:val="28"/>
           <w:szCs w:val="28"/>
@@ -1210,18 +1046,16 @@
     </w:p>
     <w:p>
       <w:pPr>
-        <w:spacing w:after="0" w:line="360" w:lineRule="auto"/>
+        <w:spacing w:line="360" w:lineRule="auto"/>
         <w:jc w:val="center"/>
         <w:rPr>
-          <w:rFonts w:ascii="Times New Roman" w:eastAsia="Times New Roman" w:hAnsi="Times New Roman" w:cs="Times New Roman"/>
-          <w:color w:val="000000" w:themeColor="text1"/>
-          <w:sz w:val="28"/>
-          <w:szCs w:val="28"/>
-        </w:rPr>
-      </w:pPr>
-      <w:r>
-        <w:rPr>
-          <w:rFonts w:ascii="Times New Roman" w:eastAsia="Times New Roman" w:hAnsi="Times New Roman" w:cs="Times New Roman"/>
+          <w:color w:val="000000" w:themeColor="text1"/>
+          <w:sz w:val="28"/>
+          <w:szCs w:val="28"/>
+        </w:rPr>
+      </w:pPr>
+      <w:r>
+        <w:rPr>
           <w:color w:val="000000" w:themeColor="text1"/>
           <w:sz w:val="28"/>
           <w:szCs w:val="28"/>
@@ -1230,7 +1064,6 @@
       </w:r>
       <w:r>
         <w:rPr>
-          <w:rFonts w:ascii="Times New Roman" w:eastAsia="Times New Roman" w:hAnsi="Times New Roman" w:cs="Times New Roman"/>
           <w:color w:val="000000" w:themeColor="text1"/>
           <w:sz w:val="28"/>
           <w:szCs w:val="28"/>
@@ -1239,7 +1072,6 @@
       </w:r>
       <w:r>
         <w:rPr>
-          <w:rFonts w:ascii="Times New Roman" w:eastAsia="Times New Roman" w:hAnsi="Times New Roman" w:cs="Times New Roman"/>
           <w:color w:val="000000" w:themeColor="text1"/>
           <w:sz w:val="28"/>
           <w:szCs w:val="28"/>
@@ -1274,38 +1106,20 @@
         <w:tabs>
           <w:tab w:val="center" w:pos="4821"/>
         </w:tabs>
-        <w:spacing w:after="0" w:line="300" w:lineRule="auto"/>
+        <w:spacing w:line="360" w:lineRule="auto"/>
         <w:ind w:left="11" w:firstLine="697"/>
         <w:contextualSpacing/>
         <w:rPr>
-          <w:rFonts w:ascii="Times New Roman" w:hAnsi="Times New Roman" w:cs="Times New Roman"/>
-          <w:color w:val="000000" w:themeColor="text1"/>
-          <w:sz w:val="28"/>
-        </w:rPr>
-      </w:pPr>
-      <w:r>
-        <w:rPr>
-          <w:rFonts w:ascii="Times New Roman" w:hAnsi="Times New Roman" w:cs="Times New Roman"/>
-          <w:color w:val="000000" w:themeColor="text1"/>
-          <w:sz w:val="28"/>
-        </w:rPr>
-        <w:t>Целью выполнения лабораторных работ является освоение технологий веб-разработки с использованием HTML, CSS и JavaScript, а также разработка пользовательских</w:t>
-      </w:r>
-      <w:r>
-        <w:rPr>
-          <w:rFonts w:ascii="Times New Roman" w:hAnsi="Times New Roman" w:cs="Times New Roman"/>
-          <w:color w:val="000000" w:themeColor="text1"/>
-          <w:sz w:val="28"/>
-        </w:rPr>
-        <w:t xml:space="preserve"> </w:t>
-      </w:r>
-      <w:r>
-        <w:rPr>
-          <w:rFonts w:ascii="Times New Roman" w:hAnsi="Times New Roman" w:cs="Times New Roman"/>
-          <w:color w:val="000000" w:themeColor="text1"/>
-          <w:sz w:val="28"/>
-        </w:rPr>
-        <w:t>интерфейсов.</w:t>
+          <w:color w:val="000000" w:themeColor="text1"/>
+          <w:sz w:val="28"/>
+        </w:rPr>
+      </w:pPr>
+      <w:r>
+        <w:rPr>
+          <w:color w:val="000000" w:themeColor="text1"/>
+          <w:sz w:val="28"/>
+        </w:rPr>
+        <w:t>В ходе выполнения лабораторных работ была поставлена задача разработки веб-приложения, включающего клиентскую и серверную части.</w:t>
       </w:r>
     </w:p>
     <w:p>
@@ -1313,18 +1127,16 @@
         <w:tabs>
           <w:tab w:val="center" w:pos="4821"/>
         </w:tabs>
-        <w:spacing w:after="0" w:line="300" w:lineRule="auto"/>
+        <w:spacing w:line="360" w:lineRule="auto"/>
         <w:ind w:left="11" w:firstLine="697"/>
         <w:contextualSpacing/>
         <w:rPr>
-          <w:rFonts w:ascii="Times New Roman" w:hAnsi="Times New Roman" w:cs="Times New Roman"/>
-          <w:color w:val="000000" w:themeColor="text1"/>
-          <w:sz w:val="28"/>
-        </w:rPr>
-      </w:pPr>
-      <w:r>
-        <w:rPr>
-          <w:rFonts w:ascii="Times New Roman" w:hAnsi="Times New Roman" w:cs="Times New Roman"/>
+          <w:color w:val="000000" w:themeColor="text1"/>
+          <w:sz w:val="28"/>
+        </w:rPr>
+      </w:pPr>
+      <w:r>
+        <w:rPr>
           <w:color w:val="000000" w:themeColor="text1"/>
           <w:sz w:val="28"/>
         </w:rPr>
@@ -1336,18 +1148,16 @@
         <w:tabs>
           <w:tab w:val="center" w:pos="4821"/>
         </w:tabs>
-        <w:spacing w:after="0" w:line="300" w:lineRule="auto"/>
+        <w:spacing w:line="360" w:lineRule="auto"/>
         <w:ind w:left="11" w:firstLine="697"/>
         <w:contextualSpacing/>
         <w:rPr>
-          <w:rFonts w:ascii="Times New Roman" w:hAnsi="Times New Roman" w:cs="Times New Roman"/>
-          <w:color w:val="000000" w:themeColor="text1"/>
-          <w:sz w:val="28"/>
-        </w:rPr>
-      </w:pPr>
-      <w:r>
-        <w:rPr>
-          <w:rFonts w:ascii="Times New Roman" w:hAnsi="Times New Roman" w:cs="Times New Roman"/>
+          <w:color w:val="000000" w:themeColor="text1"/>
+          <w:sz w:val="28"/>
+        </w:rPr>
+      </w:pPr>
+      <w:r>
+        <w:rPr>
           <w:color w:val="000000" w:themeColor="text1"/>
           <w:sz w:val="28"/>
         </w:rPr>
@@ -1364,7 +1174,7 @@
         <w:tabs>
           <w:tab w:val="center" w:pos="4821"/>
         </w:tabs>
-        <w:spacing w:after="0" w:line="300" w:lineRule="auto"/>
+        <w:spacing w:after="0" w:line="360" w:lineRule="auto"/>
         <w:rPr>
           <w:rFonts w:ascii="Times New Roman" w:hAnsi="Times New Roman" w:cs="Times New Roman"/>
           <w:color w:val="000000" w:themeColor="text1"/>
@@ -1407,7 +1217,7 @@
         <w:tabs>
           <w:tab w:val="center" w:pos="4821"/>
         </w:tabs>
-        <w:spacing w:after="0" w:line="300" w:lineRule="auto"/>
+        <w:spacing w:after="0" w:line="360" w:lineRule="auto"/>
         <w:rPr>
           <w:rFonts w:ascii="Times New Roman" w:hAnsi="Times New Roman" w:cs="Times New Roman"/>
           <w:color w:val="000000" w:themeColor="text1"/>
@@ -1420,23 +1230,7 @@
           <w:color w:val="000000" w:themeColor="text1"/>
           <w:sz w:val="28"/>
         </w:rPr>
-        <w:t xml:space="preserve">заявки </w:t>
-      </w:r>
-      <w:r>
-        <w:rPr>
-          <w:rFonts w:ascii="Times New Roman" w:hAnsi="Times New Roman" w:cs="Times New Roman"/>
-          <w:color w:val="000000" w:themeColor="text1"/>
-          <w:sz w:val="28"/>
-        </w:rPr>
-        <w:t>-</w:t>
-      </w:r>
-      <w:r>
-        <w:rPr>
-          <w:rFonts w:ascii="Times New Roman" w:hAnsi="Times New Roman" w:cs="Times New Roman"/>
-          <w:color w:val="000000" w:themeColor="text1"/>
-          <w:sz w:val="28"/>
-        </w:rPr>
-        <w:t xml:space="preserve"> занятия, включающие день недели, время и аудиторию.</w:t>
+        <w:t>заявки - занятия, включающие день недели, время и аудиторию.</w:t>
       </w:r>
     </w:p>
     <w:p>
@@ -1444,18 +1238,16 @@
         <w:tabs>
           <w:tab w:val="center" w:pos="4821"/>
         </w:tabs>
-        <w:spacing w:after="0" w:line="300" w:lineRule="auto"/>
+        <w:spacing w:line="360" w:lineRule="auto"/>
         <w:ind w:left="11" w:firstLine="697"/>
         <w:contextualSpacing/>
         <w:rPr>
-          <w:rFonts w:ascii="Times New Roman" w:hAnsi="Times New Roman" w:cs="Times New Roman"/>
-          <w:color w:val="000000" w:themeColor="text1"/>
-          <w:sz w:val="28"/>
-        </w:rPr>
-      </w:pPr>
-      <w:r>
-        <w:rPr>
-          <w:rFonts w:ascii="Times New Roman" w:hAnsi="Times New Roman" w:cs="Times New Roman"/>
+          <w:color w:val="000000" w:themeColor="text1"/>
+          <w:sz w:val="28"/>
+        </w:rPr>
+      </w:pPr>
+      <w:r>
+        <w:rPr>
           <w:color w:val="000000" w:themeColor="text1"/>
           <w:sz w:val="28"/>
         </w:rPr>
@@ -1467,23 +1259,205 @@
         <w:tabs>
           <w:tab w:val="center" w:pos="4821"/>
         </w:tabs>
-        <w:spacing w:after="0" w:line="360" w:lineRule="auto"/>
+        <w:spacing w:line="360" w:lineRule="auto"/>
         <w:ind w:firstLine="709"/>
         <w:contextualSpacing/>
         <w:jc w:val="both"/>
         <w:rPr>
-          <w:rFonts w:ascii="Times New Roman" w:hAnsi="Times New Roman" w:cs="Times New Roman"/>
-          <w:color w:val="000000" w:themeColor="text1"/>
-          <w:sz w:val="28"/>
-        </w:rPr>
-      </w:pPr>
-      <w:r>
-        <w:rPr>
-          <w:rFonts w:ascii="Times New Roman" w:hAnsi="Times New Roman" w:cs="Times New Roman"/>
+          <w:color w:val="000000" w:themeColor="text1"/>
+          <w:sz w:val="28"/>
+        </w:rPr>
+      </w:pPr>
+      <w:r>
+        <w:rPr>
           <w:color w:val="000000" w:themeColor="text1"/>
           <w:sz w:val="28"/>
         </w:rPr>
         <w:t>В рамках выполнения работы были поставлены следующие задачи:</w:t>
+      </w:r>
+    </w:p>
+    <w:p>
+      <w:pPr>
+        <w:pStyle w:val="af0"/>
+        <w:numPr>
+          <w:ilvl w:val="0"/>
+          <w:numId w:val="38"/>
+        </w:numPr>
+        <w:spacing w:before="100" w:beforeAutospacing="1" w:after="100" w:afterAutospacing="1" w:line="360" w:lineRule="auto"/>
+        <w:rPr>
+          <w:rFonts w:ascii="Times New Roman" w:eastAsia="Times New Roman" w:hAnsi="Times New Roman" w:cs="Times New Roman"/>
+          <w:color w:val="000000"/>
+          <w:sz w:val="28"/>
+          <w:szCs w:val="28"/>
+          <w:lang w:eastAsia="ru-RU"/>
+        </w:rPr>
+      </w:pPr>
+      <w:r>
+        <w:rPr>
+          <w:rFonts w:ascii="Times New Roman" w:eastAsia="Times New Roman" w:hAnsi="Times New Roman" w:cs="Times New Roman"/>
+          <w:color w:val="000000"/>
+          <w:sz w:val="28"/>
+          <w:szCs w:val="28"/>
+          <w:lang w:eastAsia="ru-RU"/>
+        </w:rPr>
+        <w:t>разработка пользовательского интерфейса веб-приложения с использованием HTML и CSS;</w:t>
+      </w:r>
+    </w:p>
+    <w:p>
+      <w:pPr>
+        <w:pStyle w:val="af0"/>
+        <w:numPr>
+          <w:ilvl w:val="0"/>
+          <w:numId w:val="38"/>
+        </w:numPr>
+        <w:spacing w:before="100" w:beforeAutospacing="1" w:after="100" w:afterAutospacing="1" w:line="360" w:lineRule="auto"/>
+        <w:rPr>
+          <w:rFonts w:ascii="Times New Roman" w:eastAsia="Times New Roman" w:hAnsi="Times New Roman" w:cs="Times New Roman"/>
+          <w:color w:val="000000"/>
+          <w:sz w:val="28"/>
+          <w:szCs w:val="28"/>
+          <w:lang w:eastAsia="ru-RU"/>
+        </w:rPr>
+      </w:pPr>
+      <w:r>
+        <w:rPr>
+          <w:rFonts w:ascii="Times New Roman" w:eastAsia="Times New Roman" w:hAnsi="Times New Roman" w:cs="Times New Roman"/>
+          <w:color w:val="000000"/>
+          <w:sz w:val="28"/>
+          <w:szCs w:val="28"/>
+          <w:lang w:eastAsia="ru-RU"/>
+        </w:rPr>
+        <w:t>реализация карточек с данными;</w:t>
+      </w:r>
+    </w:p>
+    <w:p>
+      <w:pPr>
+        <w:pStyle w:val="af0"/>
+        <w:numPr>
+          <w:ilvl w:val="0"/>
+          <w:numId w:val="38"/>
+        </w:numPr>
+        <w:spacing w:before="100" w:beforeAutospacing="1" w:after="100" w:afterAutospacing="1" w:line="360" w:lineRule="auto"/>
+        <w:rPr>
+          <w:rFonts w:ascii="Times New Roman" w:eastAsia="Times New Roman" w:hAnsi="Times New Roman" w:cs="Times New Roman"/>
+          <w:color w:val="000000"/>
+          <w:sz w:val="28"/>
+          <w:szCs w:val="28"/>
+          <w:lang w:eastAsia="ru-RU"/>
+        </w:rPr>
+      </w:pPr>
+      <w:r>
+        <w:rPr>
+          <w:rFonts w:ascii="Times New Roman" w:eastAsia="Times New Roman" w:hAnsi="Times New Roman" w:cs="Times New Roman"/>
+          <w:color w:val="000000"/>
+          <w:sz w:val="28"/>
+          <w:szCs w:val="28"/>
+          <w:lang w:eastAsia="ru-RU"/>
+        </w:rPr>
+        <w:t>разработка серверного приложения с использованием Express.js;</w:t>
+      </w:r>
+    </w:p>
+    <w:p>
+      <w:pPr>
+        <w:pStyle w:val="af0"/>
+        <w:numPr>
+          <w:ilvl w:val="0"/>
+          <w:numId w:val="38"/>
+        </w:numPr>
+        <w:spacing w:before="100" w:beforeAutospacing="1" w:after="100" w:afterAutospacing="1" w:line="360" w:lineRule="auto"/>
+        <w:rPr>
+          <w:rFonts w:ascii="Times New Roman" w:eastAsia="Times New Roman" w:hAnsi="Times New Roman" w:cs="Times New Roman"/>
+          <w:color w:val="000000"/>
+          <w:sz w:val="28"/>
+          <w:szCs w:val="28"/>
+          <w:lang w:eastAsia="ru-RU"/>
+        </w:rPr>
+      </w:pPr>
+      <w:r>
+        <w:rPr>
+          <w:rFonts w:ascii="Times New Roman" w:eastAsia="Times New Roman" w:hAnsi="Times New Roman" w:cs="Times New Roman"/>
+          <w:color w:val="000000"/>
+          <w:sz w:val="28"/>
+          <w:szCs w:val="28"/>
+          <w:lang w:eastAsia="ru-RU"/>
+        </w:rPr>
+        <w:t>реализация REST API для работы с расписанием;</w:t>
+      </w:r>
+    </w:p>
+    <w:p>
+      <w:pPr>
+        <w:pStyle w:val="af0"/>
+        <w:numPr>
+          <w:ilvl w:val="0"/>
+          <w:numId w:val="38"/>
+        </w:numPr>
+        <w:spacing w:before="100" w:beforeAutospacing="1" w:after="100" w:afterAutospacing="1" w:line="360" w:lineRule="auto"/>
+        <w:rPr>
+          <w:rFonts w:ascii="Times New Roman" w:eastAsia="Times New Roman" w:hAnsi="Times New Roman" w:cs="Times New Roman"/>
+          <w:color w:val="000000"/>
+          <w:sz w:val="28"/>
+          <w:szCs w:val="28"/>
+          <w:lang w:eastAsia="ru-RU"/>
+        </w:rPr>
+      </w:pPr>
+      <w:r>
+        <w:rPr>
+          <w:rFonts w:ascii="Times New Roman" w:eastAsia="Times New Roman" w:hAnsi="Times New Roman" w:cs="Times New Roman"/>
+          <w:color w:val="000000"/>
+          <w:sz w:val="28"/>
+          <w:szCs w:val="28"/>
+          <w:lang w:eastAsia="ru-RU"/>
+        </w:rPr>
+        <w:t xml:space="preserve">тестирование API с использованием </w:t>
+      </w:r>
+      <w:proofErr w:type="spellStart"/>
+      <w:r>
+        <w:rPr>
+          <w:rFonts w:ascii="Times New Roman" w:eastAsia="Times New Roman" w:hAnsi="Times New Roman" w:cs="Times New Roman"/>
+          <w:color w:val="000000"/>
+          <w:sz w:val="28"/>
+          <w:szCs w:val="28"/>
+          <w:lang w:eastAsia="ru-RU"/>
+        </w:rPr>
+        <w:t>Postman</w:t>
+      </w:r>
+      <w:proofErr w:type="spellEnd"/>
+      <w:r>
+        <w:rPr>
+          <w:rFonts w:ascii="Times New Roman" w:eastAsia="Times New Roman" w:hAnsi="Times New Roman" w:cs="Times New Roman"/>
+          <w:color w:val="000000"/>
+          <w:sz w:val="28"/>
+          <w:szCs w:val="28"/>
+          <w:lang w:eastAsia="ru-RU"/>
+        </w:rPr>
+        <w:t>;</w:t>
+      </w:r>
+    </w:p>
+    <w:p>
+      <w:pPr>
+        <w:pStyle w:val="af0"/>
+        <w:numPr>
+          <w:ilvl w:val="0"/>
+          <w:numId w:val="38"/>
+        </w:numPr>
+        <w:spacing w:before="100" w:beforeAutospacing="1" w:after="100" w:afterAutospacing="1" w:line="360" w:lineRule="auto"/>
+        <w:rPr>
+          <w:rFonts w:ascii="Times New Roman" w:eastAsia="Times New Roman" w:hAnsi="Times New Roman" w:cs="Times New Roman"/>
+          <w:color w:val="000000"/>
+          <w:sz w:val="28"/>
+          <w:szCs w:val="28"/>
+          <w:lang w:eastAsia="ru-RU"/>
+        </w:rPr>
+      </w:pPr>
+      <w:r>
+        <w:rPr>
+          <w:rFonts w:ascii="Times New Roman" w:eastAsia="Times New Roman" w:hAnsi="Times New Roman" w:cs="Times New Roman"/>
+          <w:color w:val="000000"/>
+          <w:sz w:val="28"/>
+          <w:szCs w:val="28"/>
+          <w:lang w:eastAsia="ru-RU"/>
+        </w:rPr>
+        <w:t>учет ограничений при составлении расписания.</w:t>
       </w:r>
     </w:p>
     <w:p>
@@ -1508,132 +1482,16 @@
         <w:rPr>
           <w:rFonts w:ascii="Times New Roman" w:hAnsi="Times New Roman" w:cs="Times New Roman"/>
           <w:color w:val="000000" w:themeColor="text1"/>
-          <w:sz w:val="28"/>
-        </w:rPr>
-        <w:t>разработка структуры данных для описания преподавателей и занятий;</w:t>
+        </w:rPr>
+        <w:br w:type="page" w:clear="all"/>
       </w:r>
     </w:p>
     <w:p>
       <w:pPr>
-        <w:pStyle w:val="af0"/>
-        <w:numPr>
-          <w:ilvl w:val="0"/>
-          <w:numId w:val="38"/>
-        </w:numPr>
-        <w:tabs>
-          <w:tab w:val="center" w:pos="4821"/>
-        </w:tabs>
-        <w:spacing w:after="0" w:line="360" w:lineRule="auto"/>
-        <w:jc w:val="both"/>
-        <w:rPr>
-          <w:rFonts w:ascii="Times New Roman" w:hAnsi="Times New Roman" w:cs="Times New Roman"/>
-          <w:color w:val="000000" w:themeColor="text1"/>
-          <w:sz w:val="28"/>
-        </w:rPr>
-      </w:pPr>
-      <w:r>
-        <w:rPr>
-          <w:rFonts w:ascii="Times New Roman" w:hAnsi="Times New Roman" w:cs="Times New Roman"/>
-          <w:color w:val="000000" w:themeColor="text1"/>
-          <w:sz w:val="28"/>
-        </w:rPr>
-        <w:t>реализация пользовательского интерфейса веб-приложения;</w:t>
-      </w:r>
-    </w:p>
-    <w:p>
-      <w:pPr>
-        <w:pStyle w:val="af0"/>
-        <w:numPr>
-          <w:ilvl w:val="0"/>
-          <w:numId w:val="38"/>
-        </w:numPr>
-        <w:tabs>
-          <w:tab w:val="center" w:pos="4821"/>
-        </w:tabs>
-        <w:spacing w:after="0" w:line="360" w:lineRule="auto"/>
-        <w:jc w:val="both"/>
-        <w:rPr>
-          <w:rFonts w:ascii="Times New Roman" w:hAnsi="Times New Roman" w:cs="Times New Roman"/>
-          <w:color w:val="000000" w:themeColor="text1"/>
-          <w:sz w:val="28"/>
-        </w:rPr>
-      </w:pPr>
-      <w:r>
-        <w:rPr>
-          <w:rFonts w:ascii="Times New Roman" w:hAnsi="Times New Roman" w:cs="Times New Roman"/>
-          <w:color w:val="000000" w:themeColor="text1"/>
-          <w:sz w:val="28"/>
-        </w:rPr>
-        <w:t>разработка калькулятора с использованием HTML и CSS;</w:t>
-      </w:r>
-    </w:p>
-    <w:p>
-      <w:pPr>
-        <w:pStyle w:val="af0"/>
-        <w:numPr>
-          <w:ilvl w:val="0"/>
-          <w:numId w:val="38"/>
-        </w:numPr>
-        <w:tabs>
-          <w:tab w:val="center" w:pos="4821"/>
-        </w:tabs>
-        <w:spacing w:after="0" w:line="360" w:lineRule="auto"/>
-        <w:jc w:val="both"/>
-        <w:rPr>
-          <w:rFonts w:ascii="Times New Roman" w:hAnsi="Times New Roman" w:cs="Times New Roman"/>
-          <w:color w:val="000000" w:themeColor="text1"/>
-          <w:sz w:val="28"/>
-        </w:rPr>
-      </w:pPr>
-      <w:r>
-        <w:rPr>
-          <w:rFonts w:ascii="Times New Roman" w:hAnsi="Times New Roman" w:cs="Times New Roman"/>
-          <w:color w:val="000000" w:themeColor="text1"/>
-          <w:sz w:val="28"/>
-        </w:rPr>
-        <w:t>реализация логики работы приложения на JavaScript;</w:t>
-      </w:r>
-    </w:p>
-    <w:p>
-      <w:pPr>
-        <w:pStyle w:val="af0"/>
-        <w:numPr>
-          <w:ilvl w:val="0"/>
-          <w:numId w:val="38"/>
-        </w:numPr>
-        <w:tabs>
-          <w:tab w:val="center" w:pos="4821"/>
-        </w:tabs>
-        <w:spacing w:after="0" w:line="360" w:lineRule="auto"/>
-        <w:jc w:val="both"/>
-        <w:rPr>
-          <w:rFonts w:ascii="Times New Roman" w:hAnsi="Times New Roman" w:cs="Times New Roman"/>
-          <w:color w:val="000000" w:themeColor="text1"/>
-          <w:sz w:val="28"/>
-        </w:rPr>
-      </w:pPr>
-      <w:r>
-        <w:rPr>
-          <w:rFonts w:ascii="Times New Roman" w:hAnsi="Times New Roman" w:cs="Times New Roman"/>
-          <w:color w:val="000000" w:themeColor="text1"/>
-          <w:sz w:val="28"/>
-        </w:rPr>
-        <w:t>учет ограничений при составлении расписания.</w:t>
-      </w:r>
-      <w:r>
-        <w:rPr>
-          <w:rFonts w:ascii="Times New Roman" w:hAnsi="Times New Roman" w:cs="Times New Roman"/>
-          <w:color w:val="000000" w:themeColor="text1"/>
-        </w:rPr>
-        <w:br w:type="page" w:clear="all"/>
-      </w:r>
-    </w:p>
-    <w:p>
-      <w:pPr>
         <w:pStyle w:val="1"/>
-        <w:spacing w:before="0" w:line="360" w:lineRule="auto"/>
-        <w:ind w:firstLine="709"/>
+        <w:spacing w:line="360" w:lineRule="auto"/>
         <w:contextualSpacing/>
+        <w:jc w:val="center"/>
         <w:rPr>
           <w:rFonts w:cs="Times New Roman"/>
           <w:color w:val="000000" w:themeColor="text1"/>
@@ -1646,30 +1504,28 @@
           <w:color w:val="000000" w:themeColor="text1"/>
         </w:rPr>
         <w:lastRenderedPageBreak/>
-        <w:t xml:space="preserve">ЛАБОРАТОРНАЯ РАБОТА №1 (Калькулятор </w:t>
+        <w:t>ЛАБОРАТОРНАЯ РАБОТА №</w:t>
       </w:r>
       <w:r>
         <w:rPr>
           <w:rFonts w:cs="Times New Roman"/>
           <w:color w:val="000000" w:themeColor="text1"/>
-          <w:lang w:val="en-US"/>
-        </w:rPr>
-        <w:t>HTML</w:t>
+        </w:rPr>
+        <w:t>3</w:t>
       </w:r>
       <w:r>
         <w:rPr>
           <w:rFonts w:cs="Times New Roman"/>
           <w:color w:val="000000" w:themeColor="text1"/>
         </w:rPr>
-        <w:t>/</w:t>
+        <w:t xml:space="preserve"> (</w:t>
       </w:r>
       <w:r>
         <w:rPr>
           <w:rFonts w:cs="Times New Roman"/>
           <w:color w:val="000000" w:themeColor="text1"/>
-          <w:lang w:val="en-US"/>
-        </w:rPr>
-        <w:t>CSS</w:t>
+        </w:rPr>
+        <w:t>Карточки HTML/CSS</w:t>
       </w:r>
       <w:r>
         <w:rPr>
@@ -1684,15 +1540,6 @@
       <w:pPr>
         <w:pStyle w:val="af0"/>
         <w:spacing w:after="0" w:line="360" w:lineRule="auto"/>
-        <w:rPr>
-          <w:rFonts w:ascii="Times New Roman" w:eastAsia="Times New Roman" w:hAnsi="Times New Roman" w:cs="Times New Roman"/>
-          <w:color w:val="000000"/>
-          <w:sz w:val="28"/>
-          <w:szCs w:val="28"/>
-          <w:lang w:eastAsia="ru-RU"/>
-        </w:rPr>
-      </w:pPr>
-      <w:r>
         <w:rPr>
           <w:rFonts w:ascii="Times New Roman" w:eastAsia="Times New Roman" w:hAnsi="Times New Roman" w:cs="Times New Roman"/>
           <w:b/>
@@ -1702,38 +1549,7 @@
           <w:szCs w:val="28"/>
           <w:lang w:eastAsia="ru-RU"/>
         </w:rPr>
-        <w:t>Цель:</w:t>
-      </w:r>
-      <w:r>
-        <w:rPr>
-          <w:rFonts w:ascii="Times New Roman" w:eastAsia="Times New Roman" w:hAnsi="Times New Roman" w:cs="Times New Roman"/>
-          <w:color w:val="000000"/>
-          <w:sz w:val="28"/>
-          <w:szCs w:val="28"/>
-          <w:lang w:eastAsia="ru-RU"/>
-        </w:rPr>
-        <w:t xml:space="preserve"> Освоение основ верстки веб-интерфейсов с использованием HTML и CSS.</w:t>
-      </w:r>
-      <w:r>
-        <w:rPr>
-          <w:rFonts w:ascii="Times New Roman" w:eastAsia="Times New Roman" w:hAnsi="Times New Roman" w:cs="Times New Roman"/>
-          <w:color w:val="000000"/>
-          <w:sz w:val="28"/>
-          <w:szCs w:val="28"/>
-          <w:lang w:eastAsia="ru-RU"/>
-        </w:rPr>
-        <w:br/>
-      </w:r>
-      <w:r>
-        <w:rPr>
-          <w:rFonts w:ascii="Times New Roman" w:eastAsia="Times New Roman" w:hAnsi="Times New Roman" w:cs="Times New Roman"/>
-          <w:color w:val="000000"/>
-          <w:sz w:val="28"/>
-          <w:szCs w:val="28"/>
-          <w:lang w:eastAsia="ru-RU"/>
-        </w:rPr>
-        <w:br/>
-      </w:r>
+      </w:pPr>
       <w:r>
         <w:rPr>
           <w:rFonts w:ascii="Times New Roman" w:eastAsia="Times New Roman" w:hAnsi="Times New Roman" w:cs="Times New Roman"/>
@@ -1744,7 +1560,37 @@
           <w:szCs w:val="28"/>
           <w:lang w:eastAsia="ru-RU"/>
         </w:rPr>
-        <w:t>Задачи:</w:t>
+        <w:t>Цель:</w:t>
+      </w:r>
+      <w:r>
+        <w:rPr>
+          <w:rFonts w:ascii="Times New Roman" w:eastAsia="Times New Roman" w:hAnsi="Times New Roman" w:cs="Times New Roman"/>
+          <w:color w:val="000000"/>
+          <w:sz w:val="28"/>
+          <w:szCs w:val="28"/>
+          <w:lang w:eastAsia="ru-RU"/>
+        </w:rPr>
+        <w:t xml:space="preserve"> </w:t>
+      </w:r>
+      <w:r>
+        <w:rPr>
+          <w:rFonts w:ascii="Times New Roman" w:eastAsia="Times New Roman" w:hAnsi="Times New Roman" w:cs="Times New Roman"/>
+          <w:color w:val="000000"/>
+          <w:sz w:val="28"/>
+          <w:szCs w:val="28"/>
+          <w:lang w:eastAsia="ru-RU"/>
+        </w:rPr>
+        <w:t>Освоение основ верстки веб-интерфейсов с использованием HTML и CSS.</w:t>
+      </w:r>
+      <w:r>
+        <w:rPr>
+          <w:rFonts w:ascii="Times New Roman" w:eastAsia="Times New Roman" w:hAnsi="Times New Roman" w:cs="Times New Roman"/>
+          <w:color w:val="000000"/>
+          <w:sz w:val="28"/>
+          <w:szCs w:val="28"/>
+          <w:lang w:eastAsia="ru-RU"/>
+        </w:rPr>
+        <w:br/>
       </w:r>
       <w:r>
         <w:rPr>
@@ -1756,9 +1602,17 @@
           <w:szCs w:val="28"/>
           <w:lang w:eastAsia="ru-RU"/>
         </w:rPr>
-        <w:br/>
-      </w:r>
-      <w:r>
+        <w:t>Задачи:</w:t>
+      </w:r>
+    </w:p>
+    <w:p>
+      <w:pPr>
+        <w:pStyle w:val="af0"/>
+        <w:numPr>
+          <w:ilvl w:val="0"/>
+          <w:numId w:val="40"/>
+        </w:numPr>
+        <w:spacing w:after="0" w:line="360" w:lineRule="auto"/>
         <w:rPr>
           <w:rFonts w:ascii="Times New Roman" w:eastAsia="Times New Roman" w:hAnsi="Times New Roman" w:cs="Times New Roman"/>
           <w:color w:val="000000"/>
@@ -1766,8 +1620,7 @@
           <w:szCs w:val="28"/>
           <w:lang w:eastAsia="ru-RU"/>
         </w:rPr>
-        <w:t>– разработать структуру страницы;</w:t>
-      </w:r>
+      </w:pPr>
       <w:r>
         <w:rPr>
           <w:rFonts w:ascii="Times New Roman" w:eastAsia="Times New Roman" w:hAnsi="Times New Roman" w:cs="Times New Roman"/>
@@ -1776,10 +1629,17 @@
           <w:szCs w:val="28"/>
           <w:lang w:eastAsia="ru-RU"/>
         </w:rPr>
-        <w:br/>
-        <w:t>– реализовать интерфейс калькулятора;</w:t>
-      </w:r>
-      <w:r>
+        <w:t>разработать структуру HTML-страницы;</w:t>
+      </w:r>
+    </w:p>
+    <w:p>
+      <w:pPr>
+        <w:pStyle w:val="af0"/>
+        <w:numPr>
+          <w:ilvl w:val="0"/>
+          <w:numId w:val="40"/>
+        </w:numPr>
+        <w:spacing w:after="0" w:line="360" w:lineRule="auto"/>
         <w:rPr>
           <w:rFonts w:ascii="Times New Roman" w:eastAsia="Times New Roman" w:hAnsi="Times New Roman" w:cs="Times New Roman"/>
           <w:color w:val="000000"/>
@@ -1787,341 +1647,421 @@
           <w:szCs w:val="28"/>
           <w:lang w:eastAsia="ru-RU"/>
         </w:rPr>
-        <w:br/>
-        <w:t>– оформить стили элементов;</w:t>
+      </w:pPr>
+      <w:r>
+        <w:rPr>
+          <w:rFonts w:ascii="Times New Roman" w:eastAsia="Times New Roman" w:hAnsi="Times New Roman" w:cs="Times New Roman"/>
+          <w:color w:val="000000"/>
+          <w:sz w:val="28"/>
+          <w:szCs w:val="28"/>
+          <w:lang w:eastAsia="ru-RU"/>
+        </w:rPr>
+        <w:t>реализовать карточки с данными;</w:t>
       </w:r>
     </w:p>
     <w:p>
       <w:pPr>
         <w:pStyle w:val="af0"/>
-        <w:spacing w:after="0" w:line="240" w:lineRule="auto"/>
+        <w:numPr>
+          <w:ilvl w:val="0"/>
+          <w:numId w:val="40"/>
+        </w:numPr>
+        <w:spacing w:after="0" w:line="360" w:lineRule="auto"/>
         <w:rPr>
           <w:rFonts w:ascii="Times New Roman" w:eastAsia="Times New Roman" w:hAnsi="Times New Roman" w:cs="Times New Roman"/>
+          <w:color w:val="000000"/>
           <w:sz w:val="28"/>
           <w:szCs w:val="28"/>
           <w:lang w:eastAsia="ru-RU"/>
         </w:rPr>
       </w:pPr>
+      <w:r>
+        <w:rPr>
+          <w:rFonts w:ascii="Times New Roman" w:eastAsia="Times New Roman" w:hAnsi="Times New Roman" w:cs="Times New Roman"/>
+          <w:color w:val="000000"/>
+          <w:sz w:val="28"/>
+          <w:szCs w:val="28"/>
+          <w:lang w:eastAsia="ru-RU"/>
+        </w:rPr>
+        <w:t>применить стилизацию с использованием CSS;</w:t>
+      </w:r>
     </w:p>
     <w:p>
       <w:pPr>
         <w:pStyle w:val="af0"/>
+        <w:numPr>
+          <w:ilvl w:val="0"/>
+          <w:numId w:val="40"/>
+        </w:numPr>
         <w:spacing w:after="0" w:line="360" w:lineRule="auto"/>
+        <w:rPr>
+          <w:rFonts w:ascii="Times New Roman" w:eastAsia="Times New Roman" w:hAnsi="Times New Roman" w:cs="Times New Roman"/>
+          <w:color w:val="000000"/>
+          <w:sz w:val="28"/>
+          <w:szCs w:val="28"/>
+          <w:lang w:eastAsia="ru-RU"/>
+        </w:rPr>
+      </w:pPr>
+      <w:r>
+        <w:rPr>
+          <w:rFonts w:ascii="Times New Roman" w:eastAsia="Times New Roman" w:hAnsi="Times New Roman" w:cs="Times New Roman"/>
+          <w:color w:val="000000"/>
+          <w:sz w:val="28"/>
+          <w:szCs w:val="28"/>
+          <w:lang w:eastAsia="ru-RU"/>
+        </w:rPr>
+        <w:t>реализовать цветовую схему интерфейса;</w:t>
+      </w:r>
+    </w:p>
+    <w:p>
+      <w:pPr>
+        <w:pStyle w:val="af0"/>
+        <w:numPr>
+          <w:ilvl w:val="0"/>
+          <w:numId w:val="40"/>
+        </w:numPr>
+        <w:spacing w:after="0" w:line="360" w:lineRule="auto"/>
+        <w:rPr>
+          <w:rFonts w:ascii="Times New Roman" w:eastAsia="Times New Roman" w:hAnsi="Times New Roman" w:cs="Times New Roman"/>
+          <w:sz w:val="28"/>
+          <w:szCs w:val="28"/>
+          <w:lang w:eastAsia="ru-RU"/>
+        </w:rPr>
+      </w:pPr>
+      <w:r>
+        <w:rPr>
+          <w:rFonts w:ascii="Times New Roman" w:eastAsia="Times New Roman" w:hAnsi="Times New Roman" w:cs="Times New Roman"/>
+          <w:color w:val="000000"/>
+          <w:sz w:val="28"/>
+          <w:szCs w:val="28"/>
+          <w:lang w:eastAsia="ru-RU"/>
+        </w:rPr>
+        <w:t>обеспечить удобство отображения элементов;</w:t>
+      </w:r>
+    </w:p>
+    <w:p>
+      <w:pPr>
+        <w:spacing w:line="360" w:lineRule="auto"/>
+        <w:ind w:left="709"/>
+        <w:rPr>
+          <w:b/>
+          <w:bCs/>
+          <w:sz w:val="28"/>
+          <w:szCs w:val="28"/>
+        </w:rPr>
+      </w:pPr>
+      <w:r>
+        <w:rPr>
+          <w:b/>
+          <w:bCs/>
+          <w:sz w:val="28"/>
+          <w:szCs w:val="28"/>
+        </w:rPr>
+        <w:t>Описание проекта</w:t>
+      </w:r>
+      <w:r>
+        <w:rPr>
+          <w:b/>
+          <w:bCs/>
+          <w:sz w:val="28"/>
+          <w:szCs w:val="28"/>
+        </w:rPr>
+        <w:t>:</w:t>
+      </w:r>
+    </w:p>
+    <w:p>
+      <w:pPr>
+        <w:pStyle w:val="af0"/>
+        <w:spacing w:after="0" w:line="360" w:lineRule="auto"/>
+        <w:rPr>
+          <w:rFonts w:ascii="Times New Roman" w:eastAsia="Times New Roman" w:hAnsi="Times New Roman" w:cs="Times New Roman"/>
+          <w:sz w:val="28"/>
+          <w:szCs w:val="28"/>
+          <w:lang w:eastAsia="ru-RU"/>
+        </w:rPr>
+      </w:pPr>
+      <w:r>
+        <w:rPr>
+          <w:rFonts w:ascii="Times New Roman" w:eastAsia="Times New Roman" w:hAnsi="Times New Roman" w:cs="Times New Roman"/>
+          <w:sz w:val="28"/>
+          <w:szCs w:val="28"/>
+          <w:lang w:eastAsia="ru-RU"/>
+        </w:rPr>
+        <w:t>Проект представляет собой веб-страницу с карточками, реализованную с использованием HTML и CSS.</w:t>
+      </w:r>
+    </w:p>
+    <w:p>
+      <w:pPr>
+        <w:pStyle w:val="af0"/>
+        <w:spacing w:after="0" w:line="360" w:lineRule="auto"/>
+        <w:rPr>
+          <w:rFonts w:ascii="Times New Roman" w:eastAsia="Times New Roman" w:hAnsi="Times New Roman" w:cs="Times New Roman"/>
+          <w:sz w:val="28"/>
+          <w:szCs w:val="28"/>
+          <w:lang w:eastAsia="ru-RU"/>
+        </w:rPr>
+      </w:pPr>
+      <w:r>
+        <w:rPr>
+          <w:rFonts w:ascii="Times New Roman" w:eastAsia="Times New Roman" w:hAnsi="Times New Roman" w:cs="Times New Roman"/>
+          <w:sz w:val="28"/>
+          <w:szCs w:val="28"/>
+          <w:lang w:eastAsia="ru-RU"/>
+        </w:rPr>
+        <w:t>Каждая карточка содержит:</w:t>
+      </w:r>
+    </w:p>
+    <w:p>
+      <w:pPr>
+        <w:pStyle w:val="af0"/>
+        <w:spacing w:after="0" w:line="360" w:lineRule="auto"/>
+        <w:rPr>
+          <w:rFonts w:ascii="Times New Roman" w:eastAsia="Times New Roman" w:hAnsi="Times New Roman" w:cs="Times New Roman"/>
+          <w:sz w:val="28"/>
+          <w:szCs w:val="28"/>
+          <w:lang w:eastAsia="ru-RU"/>
+        </w:rPr>
+      </w:pPr>
+      <w:r>
+        <w:rPr>
+          <w:rFonts w:ascii="Times New Roman" w:eastAsia="Times New Roman" w:hAnsi="Times New Roman" w:cs="Times New Roman"/>
+          <w:sz w:val="28"/>
+          <w:szCs w:val="28"/>
+          <w:lang w:eastAsia="ru-RU"/>
+        </w:rPr>
+        <w:t>– изображение;</w:t>
+      </w:r>
+    </w:p>
+    <w:p>
+      <w:pPr>
+        <w:pStyle w:val="af0"/>
+        <w:spacing w:after="0" w:line="360" w:lineRule="auto"/>
+        <w:rPr>
+          <w:rFonts w:ascii="Times New Roman" w:eastAsia="Times New Roman" w:hAnsi="Times New Roman" w:cs="Times New Roman"/>
+          <w:sz w:val="28"/>
+          <w:szCs w:val="28"/>
+          <w:lang w:eastAsia="ru-RU"/>
+        </w:rPr>
+      </w:pPr>
+      <w:r>
+        <w:rPr>
+          <w:rFonts w:ascii="Times New Roman" w:eastAsia="Times New Roman" w:hAnsi="Times New Roman" w:cs="Times New Roman"/>
+          <w:sz w:val="28"/>
+          <w:szCs w:val="28"/>
+          <w:lang w:eastAsia="ru-RU"/>
+        </w:rPr>
+        <w:t>– заголовок;</w:t>
+      </w:r>
+    </w:p>
+    <w:p>
+      <w:pPr>
+        <w:pStyle w:val="af0"/>
+        <w:spacing w:after="0" w:line="360" w:lineRule="auto"/>
+        <w:rPr>
+          <w:rFonts w:ascii="Times New Roman" w:eastAsia="Times New Roman" w:hAnsi="Times New Roman" w:cs="Times New Roman"/>
+          <w:sz w:val="28"/>
+          <w:szCs w:val="28"/>
+          <w:lang w:eastAsia="ru-RU"/>
+        </w:rPr>
+      </w:pPr>
+      <w:r>
+        <w:rPr>
+          <w:rFonts w:ascii="Times New Roman" w:eastAsia="Times New Roman" w:hAnsi="Times New Roman" w:cs="Times New Roman"/>
+          <w:sz w:val="28"/>
+          <w:szCs w:val="28"/>
+          <w:lang w:eastAsia="ru-RU"/>
+        </w:rPr>
+        <w:t>– описание;</w:t>
+      </w:r>
+    </w:p>
+    <w:p>
+      <w:pPr>
+        <w:pStyle w:val="af0"/>
+        <w:spacing w:after="0" w:line="360" w:lineRule="auto"/>
+        <w:rPr>
+          <w:rFonts w:ascii="Times New Roman" w:eastAsia="Times New Roman" w:hAnsi="Times New Roman" w:cs="Times New Roman"/>
+          <w:sz w:val="28"/>
+          <w:szCs w:val="28"/>
+          <w:lang w:eastAsia="ru-RU"/>
+        </w:rPr>
+      </w:pPr>
+      <w:r>
+        <w:rPr>
+          <w:rFonts w:ascii="Times New Roman" w:eastAsia="Times New Roman" w:hAnsi="Times New Roman" w:cs="Times New Roman"/>
+          <w:sz w:val="28"/>
+          <w:szCs w:val="28"/>
+          <w:lang w:eastAsia="ru-RU"/>
+        </w:rPr>
+        <w:t>– кнопки взаимодействия.</w:t>
+      </w:r>
+    </w:p>
+    <w:p>
+      <w:pPr>
+        <w:pStyle w:val="af0"/>
+        <w:spacing w:after="0" w:line="360" w:lineRule="auto"/>
+        <w:rPr>
+          <w:rFonts w:ascii="Times New Roman" w:eastAsia="Times New Roman" w:hAnsi="Times New Roman" w:cs="Times New Roman"/>
+          <w:sz w:val="28"/>
+          <w:szCs w:val="28"/>
+          <w:lang w:eastAsia="ru-RU"/>
+        </w:rPr>
+      </w:pPr>
+      <w:r>
+        <w:rPr>
+          <w:rFonts w:ascii="Times New Roman" w:eastAsia="Times New Roman" w:hAnsi="Times New Roman" w:cs="Times New Roman"/>
+          <w:sz w:val="28"/>
+          <w:szCs w:val="28"/>
+          <w:lang w:eastAsia="ru-RU"/>
+        </w:rPr>
+        <w:t>При разработке был выбран единый цветовой стиль, включающий основные и дополнительные цвета интерфейса. Особое внимание уделялось расположению элементов, читаемости текста и визуальной привлекательности.</w:t>
+      </w:r>
+    </w:p>
+    <w:p>
+      <w:pPr>
+        <w:pStyle w:val="af0"/>
+        <w:spacing w:after="0" w:line="360" w:lineRule="auto"/>
+        <w:ind w:left="709"/>
+        <w:jc w:val="both"/>
+        <w:rPr>
+          <w:rFonts w:ascii="Times New Roman" w:eastAsia="Times New Roman" w:hAnsi="Times New Roman" w:cs="Times New Roman"/>
+          <w:b/>
+          <w:color w:val="000000" w:themeColor="text1"/>
+          <w:sz w:val="28"/>
+          <w:szCs w:val="28"/>
+        </w:rPr>
+      </w:pPr>
+      <w:r>
+        <w:rPr>
+          <w:rFonts w:ascii="Times New Roman" w:eastAsia="Times New Roman" w:hAnsi="Times New Roman" w:cs="Times New Roman"/>
+          <w:b/>
+          <w:color w:val="000000" w:themeColor="text1"/>
+          <w:sz w:val="28"/>
+          <w:szCs w:val="28"/>
+        </w:rPr>
+        <w:t>Используемые технологии</w:t>
+      </w:r>
+    </w:p>
+    <w:p>
+      <w:pPr>
+        <w:spacing w:line="360" w:lineRule="auto"/>
+        <w:ind w:firstLine="709"/>
+        <w:contextualSpacing/>
+        <w:jc w:val="both"/>
+        <w:rPr>
+          <w:color w:val="000000" w:themeColor="text1"/>
+          <w:sz w:val="28"/>
+          <w:szCs w:val="28"/>
+        </w:rPr>
+      </w:pPr>
+      <w:r>
+        <w:rPr>
+          <w:color w:val="000000" w:themeColor="text1"/>
+          <w:sz w:val="28"/>
+          <w:szCs w:val="28"/>
+        </w:rPr>
+        <w:t xml:space="preserve">- </w:t>
+      </w:r>
+      <w:r>
+        <w:rPr>
+          <w:color w:val="000000" w:themeColor="text1"/>
+          <w:sz w:val="28"/>
+          <w:szCs w:val="28"/>
+          <w:lang w:val="en-US"/>
+        </w:rPr>
+        <w:t>HTML</w:t>
+      </w:r>
+      <w:r>
+        <w:rPr>
+          <w:color w:val="000000" w:themeColor="text1"/>
+          <w:sz w:val="28"/>
+          <w:szCs w:val="28"/>
+        </w:rPr>
+        <w:t xml:space="preserve"> – для создания структуры страницы.</w:t>
+      </w:r>
+    </w:p>
+    <w:p>
+      <w:pPr>
+        <w:spacing w:line="360" w:lineRule="auto"/>
+        <w:ind w:firstLine="709"/>
+        <w:contextualSpacing/>
+        <w:jc w:val="both"/>
+        <w:rPr>
+          <w:color w:val="000000" w:themeColor="text1"/>
+          <w:sz w:val="28"/>
+          <w:szCs w:val="28"/>
+        </w:rPr>
+      </w:pPr>
+      <w:r>
+        <w:rPr>
+          <w:color w:val="000000" w:themeColor="text1"/>
+          <w:sz w:val="28"/>
+          <w:szCs w:val="28"/>
+        </w:rPr>
+        <w:t xml:space="preserve">- </w:t>
+      </w:r>
+      <w:r>
+        <w:rPr>
+          <w:color w:val="000000" w:themeColor="text1"/>
+          <w:sz w:val="28"/>
+          <w:szCs w:val="28"/>
+          <w:lang w:val="en-US"/>
+        </w:rPr>
+        <w:t>CSS</w:t>
+      </w:r>
+      <w:r>
+        <w:rPr>
+          <w:color w:val="000000" w:themeColor="text1"/>
+          <w:sz w:val="28"/>
+          <w:szCs w:val="28"/>
+        </w:rPr>
+        <w:t xml:space="preserve"> – для стилизации элементов.</w:t>
+      </w:r>
+    </w:p>
+    <w:p>
+      <w:pPr>
+        <w:pStyle w:val="af0"/>
+        <w:spacing w:after="0" w:line="360" w:lineRule="auto"/>
+        <w:ind w:left="709"/>
+        <w:jc w:val="both"/>
         <w:rPr>
           <w:rFonts w:ascii="Times New Roman" w:eastAsia="Times New Roman" w:hAnsi="Times New Roman" w:cs="Times New Roman"/>
           <w:b/>
           <w:bCs/>
-          <w:sz w:val="28"/>
-          <w:szCs w:val="28"/>
-          <w:lang w:eastAsia="ru-RU"/>
+          <w:color w:val="000000" w:themeColor="text1"/>
+          <w:sz w:val="28"/>
+          <w:szCs w:val="28"/>
         </w:rPr>
       </w:pPr>
       <w:r>
         <w:rPr>
           <w:rFonts w:ascii="Times New Roman" w:eastAsia="Times New Roman" w:hAnsi="Times New Roman" w:cs="Times New Roman"/>
           <w:b/>
-          <w:bCs/>
-          <w:sz w:val="28"/>
-          <w:szCs w:val="28"/>
-          <w:lang w:eastAsia="ru-RU"/>
-        </w:rPr>
-        <w:t>Описание проекта</w:t>
+          <w:color w:val="000000" w:themeColor="text1"/>
+          <w:sz w:val="28"/>
+          <w:szCs w:val="28"/>
+        </w:rPr>
+        <w:t>Выполненные задания</w:t>
       </w:r>
     </w:p>
     <w:p>
       <w:pPr>
-        <w:pStyle w:val="af0"/>
-        <w:spacing w:after="0" w:line="360" w:lineRule="auto"/>
-        <w:rPr>
-          <w:rFonts w:ascii="Times New Roman" w:eastAsia="Times New Roman" w:hAnsi="Times New Roman" w:cs="Times New Roman"/>
-          <w:sz w:val="28"/>
-          <w:szCs w:val="28"/>
-          <w:lang w:eastAsia="ru-RU"/>
-        </w:rPr>
-      </w:pPr>
-      <w:r>
-        <w:rPr>
-          <w:rFonts w:ascii="Times New Roman" w:eastAsia="Times New Roman" w:hAnsi="Times New Roman" w:cs="Times New Roman"/>
-          <w:sz w:val="28"/>
-          <w:szCs w:val="28"/>
-          <w:lang w:eastAsia="ru-RU"/>
-        </w:rPr>
-        <w:t>Проект представляет собой веб-калькулятор, реализованный с использованием HTML и CSS. В рамках работы был разработан пользовательский интерфейс, включающий элементы ввода чисел и выполнения арифметических операций.</w:t>
-      </w:r>
-    </w:p>
-    <w:p>
-      <w:pPr>
-        <w:pStyle w:val="af0"/>
-        <w:spacing w:after="0" w:line="360" w:lineRule="auto"/>
-        <w:rPr>
-          <w:rFonts w:ascii="Times New Roman" w:eastAsia="Times New Roman" w:hAnsi="Times New Roman" w:cs="Times New Roman"/>
-          <w:sz w:val="28"/>
-          <w:szCs w:val="28"/>
-          <w:lang w:eastAsia="ru-RU"/>
-        </w:rPr>
-      </w:pPr>
-    </w:p>
-    <w:p>
-      <w:pPr>
-        <w:pStyle w:val="af0"/>
-        <w:numPr>
-          <w:ilvl w:val="0"/>
-          <w:numId w:val="24"/>
-        </w:numPr>
-        <w:spacing w:after="0" w:line="360" w:lineRule="auto"/>
-        <w:ind w:left="0" w:firstLine="709"/>
-        <w:jc w:val="both"/>
-        <w:rPr>
-          <w:rFonts w:ascii="Times New Roman" w:eastAsia="Times New Roman" w:hAnsi="Times New Roman" w:cs="Times New Roman"/>
-          <w:b/>
-          <w:color w:val="000000" w:themeColor="text1"/>
-          <w:sz w:val="28"/>
-          <w:szCs w:val="28"/>
-        </w:rPr>
-      </w:pPr>
-      <w:r>
-        <w:rPr>
-          <w:rFonts w:ascii="Times New Roman" w:eastAsia="Times New Roman" w:hAnsi="Times New Roman" w:cs="Times New Roman"/>
-          <w:b/>
-          <w:color w:val="000000" w:themeColor="text1"/>
-          <w:sz w:val="28"/>
-          <w:szCs w:val="28"/>
-        </w:rPr>
-        <w:t>Используемые технологии</w:t>
-      </w:r>
-    </w:p>
-    <w:p>
-      <w:pPr>
-        <w:spacing w:after="0" w:line="360" w:lineRule="auto"/>
-        <w:ind w:firstLine="709"/>
-        <w:contextualSpacing/>
-        <w:jc w:val="both"/>
-        <w:rPr>
-          <w:rFonts w:ascii="Times New Roman" w:eastAsia="Times New Roman" w:hAnsi="Times New Roman" w:cs="Times New Roman"/>
-          <w:color w:val="000000" w:themeColor="text1"/>
-          <w:sz w:val="28"/>
-          <w:szCs w:val="28"/>
-        </w:rPr>
-      </w:pPr>
-      <w:r>
-        <w:rPr>
-          <w:rFonts w:ascii="Times New Roman" w:eastAsia="Times New Roman" w:hAnsi="Times New Roman" w:cs="Times New Roman"/>
-          <w:color w:val="000000" w:themeColor="text1"/>
-          <w:sz w:val="28"/>
-          <w:szCs w:val="28"/>
-        </w:rPr>
-        <w:t xml:space="preserve">- </w:t>
-      </w:r>
-      <w:r>
-        <w:rPr>
-          <w:rFonts w:ascii="Times New Roman" w:eastAsia="Times New Roman" w:hAnsi="Times New Roman" w:cs="Times New Roman"/>
-          <w:color w:val="000000" w:themeColor="text1"/>
-          <w:sz w:val="28"/>
-          <w:szCs w:val="28"/>
+        <w:spacing w:before="100" w:beforeAutospacing="1" w:after="100" w:afterAutospacing="1"/>
+        <w:jc w:val="center"/>
+        <w:rPr>
           <w:lang w:val="en-US"/>
         </w:rPr>
-        <w:t>HTML</w:t>
-      </w:r>
-      <w:r>
-        <w:rPr>
-          <w:rFonts w:ascii="Times New Roman" w:eastAsia="Times New Roman" w:hAnsi="Times New Roman" w:cs="Times New Roman"/>
-          <w:color w:val="000000" w:themeColor="text1"/>
-          <w:sz w:val="28"/>
-          <w:szCs w:val="28"/>
-        </w:rPr>
-        <w:t xml:space="preserve"> – для создания структуры страницы.</w:t>
-      </w:r>
-    </w:p>
-    <w:p>
-      <w:pPr>
-        <w:spacing w:after="0" w:line="360" w:lineRule="auto"/>
-        <w:ind w:firstLine="709"/>
-        <w:contextualSpacing/>
-        <w:jc w:val="both"/>
-        <w:rPr>
-          <w:rFonts w:ascii="Times New Roman" w:eastAsia="Times New Roman" w:hAnsi="Times New Roman" w:cs="Times New Roman"/>
-          <w:color w:val="000000" w:themeColor="text1"/>
-          <w:sz w:val="28"/>
-          <w:szCs w:val="28"/>
-        </w:rPr>
-      </w:pPr>
-      <w:r>
-        <w:rPr>
-          <w:rFonts w:ascii="Times New Roman" w:eastAsia="Times New Roman" w:hAnsi="Times New Roman" w:cs="Times New Roman"/>
-          <w:color w:val="000000" w:themeColor="text1"/>
-          <w:sz w:val="28"/>
-          <w:szCs w:val="28"/>
-        </w:rPr>
-        <w:t xml:space="preserve">- </w:t>
-      </w:r>
-      <w:r>
-        <w:rPr>
-          <w:rFonts w:ascii="Times New Roman" w:eastAsia="Times New Roman" w:hAnsi="Times New Roman" w:cs="Times New Roman"/>
-          <w:color w:val="000000" w:themeColor="text1"/>
-          <w:sz w:val="28"/>
-          <w:szCs w:val="28"/>
+      </w:pPr>
+      <w:r>
+        <w:rPr>
+          <w:noProof/>
           <w:lang w:val="en-US"/>
         </w:rPr>
-        <w:t>CSS</w:t>
-      </w:r>
-      <w:r>
-        <w:rPr>
-          <w:rFonts w:ascii="Times New Roman" w:eastAsia="Times New Roman" w:hAnsi="Times New Roman" w:cs="Times New Roman"/>
-          <w:color w:val="000000" w:themeColor="text1"/>
-          <w:sz w:val="28"/>
-          <w:szCs w:val="28"/>
-        </w:rPr>
-        <w:t xml:space="preserve"> – для стилизации элементов.</w:t>
-      </w:r>
-    </w:p>
-    <w:p>
-      <w:pPr>
-        <w:spacing w:after="0" w:line="360" w:lineRule="auto"/>
-        <w:ind w:firstLine="709"/>
-        <w:contextualSpacing/>
-        <w:jc w:val="both"/>
-        <w:rPr>
-          <w:rFonts w:ascii="Times New Roman" w:eastAsia="Times New Roman" w:hAnsi="Times New Roman" w:cs="Times New Roman"/>
-          <w:color w:val="000000" w:themeColor="text1"/>
-          <w:sz w:val="28"/>
-          <w:szCs w:val="28"/>
-        </w:rPr>
-      </w:pPr>
-      <w:r>
-        <w:rPr>
-          <w:rFonts w:ascii="Times New Roman" w:eastAsia="Times New Roman" w:hAnsi="Times New Roman" w:cs="Times New Roman"/>
-          <w:color w:val="000000" w:themeColor="text1"/>
-          <w:sz w:val="28"/>
-          <w:szCs w:val="28"/>
-        </w:rPr>
-        <w:t xml:space="preserve">- </w:t>
-      </w:r>
-      <w:r>
-        <w:rPr>
-          <w:rFonts w:ascii="Times New Roman" w:eastAsia="Times New Roman" w:hAnsi="Times New Roman" w:cs="Times New Roman"/>
-          <w:color w:val="000000" w:themeColor="text1"/>
-          <w:sz w:val="28"/>
-          <w:szCs w:val="28"/>
-          <w:lang w:val="en-US"/>
-        </w:rPr>
-        <w:t>JavaScript</w:t>
-      </w:r>
-      <w:r>
-        <w:rPr>
-          <w:rFonts w:ascii="Times New Roman" w:eastAsia="Times New Roman" w:hAnsi="Times New Roman" w:cs="Times New Roman"/>
-          <w:color w:val="000000" w:themeColor="text1"/>
-          <w:sz w:val="28"/>
-          <w:szCs w:val="28"/>
-        </w:rPr>
-        <w:t xml:space="preserve"> – </w:t>
-      </w:r>
-      <w:r>
-        <w:rPr>
-          <w:rFonts w:ascii="Times New Roman" w:eastAsia="Times New Roman" w:hAnsi="Times New Roman" w:cs="Times New Roman"/>
-          <w:color w:val="000000" w:themeColor="text1"/>
-          <w:sz w:val="28"/>
-          <w:szCs w:val="28"/>
-        </w:rPr>
-        <w:t>для создания логики смены темы</w:t>
-      </w:r>
-    </w:p>
-    <w:p>
-      <w:pPr>
-        <w:pStyle w:val="af0"/>
-        <w:numPr>
-          <w:ilvl w:val="0"/>
-          <w:numId w:val="24"/>
-        </w:numPr>
-        <w:spacing w:after="0" w:line="360" w:lineRule="auto"/>
-        <w:ind w:left="0" w:firstLine="709"/>
-        <w:jc w:val="both"/>
-        <w:rPr>
-          <w:rFonts w:ascii="Times New Roman" w:eastAsia="Times New Roman" w:hAnsi="Times New Roman" w:cs="Times New Roman"/>
-          <w:b/>
-          <w:bCs/>
-          <w:color w:val="000000" w:themeColor="text1"/>
-          <w:sz w:val="28"/>
-          <w:szCs w:val="28"/>
-        </w:rPr>
-      </w:pPr>
-      <w:r>
-        <w:rPr>
-          <w:rFonts w:ascii="Times New Roman" w:eastAsia="Times New Roman" w:hAnsi="Times New Roman" w:cs="Times New Roman"/>
-          <w:b/>
-          <w:color w:val="000000" w:themeColor="text1"/>
-          <w:sz w:val="28"/>
-          <w:szCs w:val="28"/>
-        </w:rPr>
-        <w:t xml:space="preserve"> Выполненные задания</w:t>
-      </w:r>
-    </w:p>
-    <w:p>
-      <w:pPr>
-        <w:keepNext/>
-        <w:spacing w:after="0" w:line="360" w:lineRule="auto"/>
-        <w:ind w:firstLine="709"/>
-        <w:contextualSpacing/>
-        <w:jc w:val="both"/>
-        <w:rPr>
-          <w:rFonts w:ascii="Times New Roman" w:eastAsia="Times New Roman" w:hAnsi="Times New Roman" w:cs="Times New Roman"/>
-          <w:sz w:val="28"/>
-          <w:szCs w:val="28"/>
-        </w:rPr>
-      </w:pPr>
-      <w:r>
-        <w:rPr>
-          <w:rFonts w:ascii="Times New Roman" w:eastAsia="Times New Roman" w:hAnsi="Times New Roman" w:cs="Times New Roman"/>
-          <w:color w:val="000000" w:themeColor="text1"/>
-          <w:sz w:val="28"/>
-          <w:szCs w:val="28"/>
-        </w:rPr>
         <w:lastRenderedPageBreak/>
-        <w:t>В процессе работы был разработан графический интерфейс калькулятора (рис</w:t>
-      </w:r>
-      <w:r>
-        <w:rPr>
-          <w:rFonts w:ascii="Times New Roman" w:eastAsia="Times New Roman" w:hAnsi="Times New Roman" w:cs="Times New Roman"/>
-          <w:color w:val="000000" w:themeColor="text1"/>
-          <w:sz w:val="28"/>
-          <w:szCs w:val="28"/>
-        </w:rPr>
-        <w:t>унок</w:t>
-      </w:r>
-      <w:r>
-        <w:rPr>
-          <w:rFonts w:ascii="Times New Roman" w:eastAsia="Times New Roman" w:hAnsi="Times New Roman" w:cs="Times New Roman"/>
-          <w:color w:val="000000" w:themeColor="text1"/>
-          <w:sz w:val="28"/>
-          <w:szCs w:val="28"/>
-        </w:rPr>
-        <w:t xml:space="preserve"> 1).</w:t>
-      </w:r>
-    </w:p>
-    <w:p>
-      <w:pPr>
-        <w:spacing w:after="0" w:line="360" w:lineRule="auto"/>
-        <w:contextualSpacing/>
-        <w:jc w:val="center"/>
-        <w:rPr>
-          <w:rFonts w:ascii="Times New Roman" w:eastAsia="Times New Roman" w:hAnsi="Times New Roman" w:cs="Times New Roman"/>
-          <w:color w:val="000000" w:themeColor="text1"/>
-          <w:sz w:val="28"/>
-          <w:szCs w:val="28"/>
-        </w:rPr>
-      </w:pPr>
-      <w:r>
-        <w:rPr>
-          <w:rFonts w:ascii="Times New Roman" w:eastAsia="Times New Roman" w:hAnsi="Times New Roman" w:cs="Times New Roman"/>
-          <w:noProof/>
-          <w:color w:val="000000" w:themeColor="text1"/>
-          <w:sz w:val="28"/>
-          <w:szCs w:val="28"/>
-        </w:rPr>
         <w:drawing>
-          <wp:inline distT="0" distB="0" distL="0" distR="0" wp14:anchorId="099D0D04" wp14:editId="5CD5A80B">
-            <wp:extent cx="1896894" cy="3319001"/>
-            <wp:effectExtent l="0" t="0" r="0" b="0"/>
-            <wp:docPr id="11" name="Рисунок 11"/>
+          <wp:inline distT="0" distB="0" distL="0" distR="0" wp14:anchorId="793B670B" wp14:editId="730C2442">
+            <wp:extent cx="4750435" cy="3069452"/>
+            <wp:effectExtent l="0" t="0" r="0" b="4445"/>
+            <wp:docPr id="6" name="Рисунок 6"/>
             <wp:cNvGraphicFramePr>
               <a:graphicFrameLocks xmlns:a="http://schemas.openxmlformats.org/drawingml/2006/main" noChangeAspect="1"/>
             </wp:cNvGraphicFramePr>
@@ -2134,13 +2074,13 @@
                   </pic:nvPicPr>
                   <pic:blipFill rotWithShape="1">
                     <a:blip r:embed="rId13"/>
-                    <a:srcRect l="34477" t="13221" r="34526"/>
+                    <a:srcRect l="22405" t="19777"/>
                     <a:stretch/>
                   </pic:blipFill>
                   <pic:spPr bwMode="auto">
                     <a:xfrm>
                       <a:off x="0" y="0"/>
-                      <a:ext cx="1897815" cy="3320613"/>
+                      <a:ext cx="4750928" cy="3069770"/>
                     </a:xfrm>
                     <a:prstGeom prst="rect">
                       <a:avLst/>
@@ -2163,33 +2103,44 @@
     </w:p>
     <w:p>
       <w:pPr>
-        <w:spacing w:after="0" w:line="360" w:lineRule="auto"/>
-        <w:contextualSpacing/>
+        <w:spacing w:line="360" w:lineRule="auto"/>
         <w:jc w:val="center"/>
         <w:rPr>
-          <w:rFonts w:ascii="Times New Roman" w:eastAsia="Times New Roman" w:hAnsi="Times New Roman" w:cs="Times New Roman"/>
-          <w:color w:val="000000" w:themeColor="text1"/>
-          <w:sz w:val="28"/>
-          <w:szCs w:val="28"/>
-        </w:rPr>
-      </w:pPr>
-      <w:r>
-        <w:rPr>
-          <w:rFonts w:ascii="Times New Roman" w:eastAsia="Times New Roman" w:hAnsi="Times New Roman" w:cs="Times New Roman"/>
-          <w:color w:val="000000" w:themeColor="text1"/>
-          <w:sz w:val="28"/>
-          <w:szCs w:val="28"/>
-        </w:rPr>
-        <w:t>Рисунок 1 – Конечный вид страницы</w:t>
+          <w:color w:val="000000" w:themeColor="text1"/>
+          <w:sz w:val="28"/>
+          <w:szCs w:val="28"/>
+        </w:rPr>
+      </w:pPr>
+      <w:r>
+        <w:rPr>
+          <w:color w:val="000000" w:themeColor="text1"/>
+          <w:sz w:val="28"/>
+          <w:szCs w:val="28"/>
+        </w:rPr>
+        <w:t xml:space="preserve">Рисунок </w:t>
+      </w:r>
+      <w:r>
+        <w:rPr>
+          <w:color w:val="000000" w:themeColor="text1"/>
+          <w:sz w:val="28"/>
+          <w:szCs w:val="28"/>
+        </w:rPr>
+        <w:t>1</w:t>
+      </w:r>
+      <w:r>
+        <w:rPr>
+          <w:color w:val="000000" w:themeColor="text1"/>
+          <w:sz w:val="28"/>
+          <w:szCs w:val="28"/>
+        </w:rPr>
+        <w:t xml:space="preserve"> – Вид сайта личного кабинета студента</w:t>
       </w:r>
     </w:p>
     <w:p>
       <w:pPr>
-        <w:spacing w:after="0" w:line="360" w:lineRule="auto"/>
-        <w:contextualSpacing/>
+        <w:spacing w:line="360" w:lineRule="auto"/>
         <w:jc w:val="center"/>
         <w:rPr>
-          <w:rFonts w:ascii="Times New Roman" w:eastAsia="Times New Roman" w:hAnsi="Times New Roman" w:cs="Times New Roman"/>
           <w:color w:val="000000" w:themeColor="text1"/>
           <w:sz w:val="28"/>
           <w:szCs w:val="28"/>
@@ -2198,75 +2149,96 @@
     </w:p>
     <w:p>
       <w:pPr>
-        <w:spacing w:after="0" w:line="360" w:lineRule="auto"/>
-        <w:ind w:firstLine="1"/>
-        <w:contextualSpacing/>
+        <w:spacing w:line="360" w:lineRule="auto"/>
         <w:jc w:val="both"/>
         <w:rPr>
-          <w:rFonts w:ascii="Times New Roman" w:eastAsia="Times New Roman" w:hAnsi="Times New Roman" w:cs="Times New Roman"/>
-          <w:color w:val="000000" w:themeColor="text1"/>
-          <w:sz w:val="28"/>
-          <w:szCs w:val="28"/>
-        </w:rPr>
-      </w:pPr>
-      <w:r>
-        <w:rPr>
-          <w:rFonts w:ascii="Times New Roman" w:eastAsia="Times New Roman" w:hAnsi="Times New Roman" w:cs="Times New Roman"/>
-          <w:color w:val="000000" w:themeColor="text1"/>
-          <w:sz w:val="28"/>
-          <w:szCs w:val="28"/>
-        </w:rPr>
-        <w:t>На данном рисунке представлен итоговый интерфейс разработанного калькулятора. В ходе выполнения лабораторной работы была создана структура веб-страницы, включающая поле вывода результата, кнопки для ввода чисел и выполнения арифметических операций. При разработке особое внимание уделялось удобству расположения элементов и наглядности интерфейса.</w:t>
+          <w:color w:val="000000" w:themeColor="text1"/>
+          <w:sz w:val="28"/>
+          <w:szCs w:val="28"/>
+        </w:rPr>
+      </w:pPr>
+      <w:r>
+        <w:rPr>
+          <w:color w:val="000000" w:themeColor="text1"/>
+          <w:sz w:val="28"/>
+          <w:szCs w:val="28"/>
+        </w:rPr>
+        <w:t>На данном рисунке представлен внешний вид интерфейса сайта личного кабинета студента МГТУ им. Н.Э. Баумана, который был выбран в качестве образца для разработки пользовательского интерфейса к</w:t>
+      </w:r>
+      <w:r>
+        <w:rPr>
+          <w:color w:val="000000" w:themeColor="text1"/>
+          <w:sz w:val="28"/>
+          <w:szCs w:val="28"/>
+        </w:rPr>
+        <w:t>арточек</w:t>
+      </w:r>
+      <w:r>
+        <w:rPr>
+          <w:color w:val="000000" w:themeColor="text1"/>
+          <w:sz w:val="28"/>
+          <w:szCs w:val="28"/>
+        </w:rPr>
+        <w:t>. Были проанализированы цветовая палитра, расположение элементов и общий стиль оформления.</w:t>
       </w:r>
     </w:p>
     <w:p>
       <w:pPr>
-        <w:spacing w:after="0" w:line="360" w:lineRule="auto"/>
-        <w:contextualSpacing/>
+        <w:spacing w:line="360" w:lineRule="auto"/>
         <w:jc w:val="both"/>
         <w:rPr>
-          <w:rFonts w:ascii="Times New Roman" w:eastAsia="Times New Roman" w:hAnsi="Times New Roman" w:cs="Times New Roman"/>
-          <w:color w:val="000000" w:themeColor="text1"/>
-          <w:sz w:val="28"/>
-          <w:szCs w:val="28"/>
-        </w:rPr>
-      </w:pPr>
-      <w:r>
-        <w:rPr>
-          <w:rFonts w:ascii="Times New Roman" w:eastAsia="Times New Roman" w:hAnsi="Times New Roman" w:cs="Times New Roman"/>
-          <w:color w:val="000000" w:themeColor="text1"/>
-          <w:sz w:val="28"/>
-          <w:szCs w:val="28"/>
-        </w:rPr>
-        <w:t>Дополнительные функции, реализованные в интерфейсе калькулятора, представлены на рисунке 2.</w:t>
+          <w:color w:val="000000" w:themeColor="text1"/>
+          <w:sz w:val="28"/>
+          <w:szCs w:val="28"/>
+        </w:rPr>
+      </w:pPr>
+      <w:r>
+        <w:rPr>
+          <w:color w:val="000000" w:themeColor="text1"/>
+          <w:sz w:val="28"/>
+          <w:szCs w:val="28"/>
+        </w:rPr>
+        <w:t xml:space="preserve">Реализация выбранных стилей в разработанном веб-приложении представлена на рисунке </w:t>
+      </w:r>
+      <w:r>
+        <w:rPr>
+          <w:color w:val="000000" w:themeColor="text1"/>
+          <w:sz w:val="28"/>
+          <w:szCs w:val="28"/>
+        </w:rPr>
+        <w:t>2</w:t>
+      </w:r>
+      <w:r>
+        <w:rPr>
+          <w:color w:val="000000" w:themeColor="text1"/>
+          <w:sz w:val="28"/>
+          <w:szCs w:val="28"/>
+        </w:rPr>
+        <w:t>.</w:t>
       </w:r>
     </w:p>
     <w:p>
       <w:pPr>
-        <w:spacing w:after="0" w:line="360" w:lineRule="auto"/>
+        <w:spacing w:line="360" w:lineRule="auto"/>
         <w:contextualSpacing/>
-        <w:jc w:val="center"/>
-        <w:rPr>
-          <w:rFonts w:ascii="Times New Roman" w:eastAsia="Times New Roman" w:hAnsi="Times New Roman" w:cs="Times New Roman"/>
-          <w:color w:val="000000" w:themeColor="text1"/>
-          <w:sz w:val="28"/>
-          <w:szCs w:val="28"/>
-        </w:rPr>
-      </w:pPr>
-      <w:r>
-        <w:rPr>
-          <w:rFonts w:ascii="Times New Roman" w:eastAsia="Times New Roman" w:hAnsi="Times New Roman" w:cs="Times New Roman"/>
-          <w:noProof/>
+        <w:rPr>
+          <w:color w:val="000000" w:themeColor="text1"/>
+          <w:sz w:val="28"/>
+          <w:szCs w:val="28"/>
+        </w:rPr>
+      </w:pPr>
+      <w:r>
+        <w:rPr>
           <w:color w:val="000000" w:themeColor="text1"/>
           <w:sz w:val="28"/>
           <w:szCs w:val="28"/>
         </w:rPr>
         <w:lastRenderedPageBreak/>
         <w:drawing>
-          <wp:inline distT="0" distB="0" distL="0" distR="0" wp14:anchorId="2E45ADAA" wp14:editId="11B0D1EC">
-            <wp:extent cx="1857375" cy="3333171"/>
+          <wp:inline distT="0" distB="0" distL="0" distR="0" wp14:anchorId="186B7F8F" wp14:editId="337C38A9">
+            <wp:extent cx="6122670" cy="3456940"/>
             <wp:effectExtent l="0" t="0" r="0" b="0"/>
-            <wp:docPr id="13" name="Рисунок 13"/>
+            <wp:docPr id="22" name="Рисунок 22"/>
             <wp:cNvGraphicFramePr>
               <a:graphicFrameLocks xmlns:a="http://schemas.openxmlformats.org/drawingml/2006/main" noChangeAspect="1"/>
             </wp:cNvGraphicFramePr>
@@ -2277,27 +2249,20 @@
                     <pic:cNvPr id="1" name=""/>
                     <pic:cNvPicPr/>
                   </pic:nvPicPr>
-                  <pic:blipFill rotWithShape="1">
+                  <pic:blipFill>
                     <a:blip r:embed="rId14"/>
-                    <a:srcRect l="34448" t="12956" r="35237"/>
-                    <a:stretch/>
+                    <a:stretch>
+                      <a:fillRect/>
+                    </a:stretch>
                   </pic:blipFill>
-                  <pic:spPr bwMode="auto">
+                  <pic:spPr>
                     <a:xfrm>
                       <a:off x="0" y="0"/>
-                      <a:ext cx="1857918" cy="3334145"/>
+                      <a:ext cx="6122670" cy="3456940"/>
                     </a:xfrm>
                     <a:prstGeom prst="rect">
                       <a:avLst/>
                     </a:prstGeom>
-                    <a:ln>
-                      <a:noFill/>
-                    </a:ln>
-                    <a:extLst>
-                      <a:ext uri="{53640926-AAD7-44D8-BBD7-CCE9431645EC}">
-                        <a14:shadowObscured xmlns:a14="http://schemas.microsoft.com/office/drawing/2010/main"/>
-                      </a:ext>
-                    </a:extLst>
                   </pic:spPr>
                 </pic:pic>
               </a:graphicData>
@@ -2308,33 +2273,53 @@
     </w:p>
     <w:p>
       <w:pPr>
-        <w:spacing w:after="0" w:line="360" w:lineRule="auto"/>
+        <w:spacing w:line="360" w:lineRule="auto"/>
         <w:contextualSpacing/>
         <w:jc w:val="center"/>
         <w:rPr>
-          <w:rFonts w:ascii="Times New Roman" w:eastAsia="Times New Roman" w:hAnsi="Times New Roman" w:cs="Times New Roman"/>
-          <w:color w:val="000000" w:themeColor="text1"/>
-          <w:sz w:val="28"/>
-          <w:szCs w:val="28"/>
-        </w:rPr>
-      </w:pPr>
-      <w:r>
-        <w:rPr>
-          <w:rFonts w:ascii="Times New Roman" w:eastAsia="Times New Roman" w:hAnsi="Times New Roman" w:cs="Times New Roman"/>
-          <w:color w:val="000000" w:themeColor="text1"/>
-          <w:sz w:val="28"/>
-          <w:szCs w:val="28"/>
-        </w:rPr>
-        <w:t>Рисунок 2 – Дополнительные функции</w:t>
+          <w:color w:val="000000" w:themeColor="text1"/>
+          <w:sz w:val="28"/>
+          <w:szCs w:val="28"/>
+        </w:rPr>
+      </w:pPr>
+      <w:r>
+        <w:rPr>
+          <w:color w:val="000000" w:themeColor="text1"/>
+          <w:sz w:val="28"/>
+          <w:szCs w:val="28"/>
+        </w:rPr>
+        <w:t xml:space="preserve">Рисунок </w:t>
+      </w:r>
+      <w:r>
+        <w:rPr>
+          <w:color w:val="000000" w:themeColor="text1"/>
+          <w:sz w:val="28"/>
+          <w:szCs w:val="28"/>
+        </w:rPr>
+        <w:t>2</w:t>
+      </w:r>
+      <w:r>
+        <w:rPr>
+          <w:color w:val="000000" w:themeColor="text1"/>
+          <w:sz w:val="28"/>
+          <w:szCs w:val="28"/>
+        </w:rPr>
+        <w:t xml:space="preserve"> – </w:t>
+      </w:r>
+      <w:r>
+        <w:rPr>
+          <w:color w:val="000000" w:themeColor="text1"/>
+          <w:sz w:val="28"/>
+          <w:szCs w:val="28"/>
+        </w:rPr>
+        <w:t>Интерфейс страницы с карточками</w:t>
       </w:r>
     </w:p>
     <w:p>
       <w:pPr>
-        <w:spacing w:after="0" w:line="360" w:lineRule="auto"/>
+        <w:spacing w:line="360" w:lineRule="auto"/>
         <w:contextualSpacing/>
-        <w:jc w:val="center"/>
-        <w:rPr>
-          <w:rFonts w:ascii="Times New Roman" w:eastAsia="Times New Roman" w:hAnsi="Times New Roman" w:cs="Times New Roman"/>
+        <w:rPr>
           <w:color w:val="000000" w:themeColor="text1"/>
           <w:sz w:val="28"/>
           <w:szCs w:val="28"/>
@@ -2343,434 +2328,131 @@
     </w:p>
     <w:p>
       <w:pPr>
-        <w:spacing w:after="0" w:line="360" w:lineRule="auto"/>
+        <w:spacing w:line="360" w:lineRule="auto"/>
         <w:contextualSpacing/>
         <w:jc w:val="both"/>
         <w:rPr>
-          <w:rFonts w:ascii="Times New Roman" w:eastAsia="Times New Roman" w:hAnsi="Times New Roman" w:cs="Times New Roman"/>
-          <w:color w:val="000000" w:themeColor="text1"/>
-          <w:sz w:val="28"/>
-          <w:szCs w:val="28"/>
-        </w:rPr>
-      </w:pPr>
-      <w:r>
-        <w:rPr>
-          <w:rFonts w:ascii="Times New Roman" w:eastAsia="Times New Roman" w:hAnsi="Times New Roman" w:cs="Times New Roman"/>
-          <w:color w:val="000000" w:themeColor="text1"/>
-          <w:sz w:val="28"/>
-          <w:szCs w:val="28"/>
-        </w:rPr>
-        <w:t>На рисунке показаны дополнительные элементы интерфейса, расширяющие возможности калькулятора. К ним относятся раскрываемое поле с информацией об авторе, кнопка смены темы и выпадающий список для выбора режима работы. Данные элементы делают приложение более удобным и функциональным для пользователя.</w:t>
+          <w:color w:val="000000" w:themeColor="text1"/>
+          <w:sz w:val="28"/>
+          <w:szCs w:val="28"/>
+        </w:rPr>
+      </w:pPr>
+      <w:r>
+        <w:rPr>
+          <w:color w:val="000000" w:themeColor="text1"/>
+          <w:sz w:val="28"/>
+          <w:szCs w:val="28"/>
+        </w:rPr>
+        <w:t xml:space="preserve">На рисунке </w:t>
+      </w:r>
+      <w:r>
+        <w:rPr>
+          <w:color w:val="000000" w:themeColor="text1"/>
+          <w:sz w:val="28"/>
+          <w:szCs w:val="28"/>
+        </w:rPr>
+        <w:t>2</w:t>
+      </w:r>
+      <w:r>
+        <w:rPr>
+          <w:color w:val="000000" w:themeColor="text1"/>
+          <w:sz w:val="28"/>
+          <w:szCs w:val="28"/>
+        </w:rPr>
+        <w:t xml:space="preserve"> представлен интерфейс веб-страницы с карточками. Каждая карточка содержит изображение, заголовок и описание.</w:t>
       </w:r>
     </w:p>
     <w:p>
       <w:pPr>
-        <w:spacing w:after="0" w:line="360" w:lineRule="auto"/>
+        <w:spacing w:line="360" w:lineRule="auto"/>
         <w:contextualSpacing/>
-        <w:jc w:val="center"/>
-        <w:rPr>
-          <w:rFonts w:ascii="Times New Roman" w:eastAsia="Times New Roman" w:hAnsi="Times New Roman" w:cs="Times New Roman"/>
-          <w:color w:val="000000" w:themeColor="text1"/>
-          <w:sz w:val="28"/>
-          <w:szCs w:val="28"/>
-        </w:rPr>
-      </w:pPr>
+        <w:jc w:val="both"/>
+        <w:rPr>
+          <w:color w:val="000000" w:themeColor="text1"/>
+          <w:sz w:val="28"/>
+          <w:szCs w:val="28"/>
+        </w:rPr>
+      </w:pPr>
+      <w:r>
+        <w:rPr>
+          <w:color w:val="000000" w:themeColor="text1"/>
+          <w:sz w:val="28"/>
+          <w:szCs w:val="28"/>
+        </w:rPr>
+        <w:t>Данный интерфейс разработан с использованием HTML и CSS, что позволило создать удобную структуру и визуальное оформление страницы.</w:t>
+      </w:r>
     </w:p>
     <w:p>
       <w:pPr>
-        <w:spacing w:after="0" w:line="360" w:lineRule="auto"/>
+        <w:spacing w:line="360" w:lineRule="auto"/>
         <w:contextualSpacing/>
-        <w:rPr>
-          <w:rFonts w:ascii="Times New Roman" w:eastAsia="Times New Roman" w:hAnsi="Times New Roman" w:cs="Times New Roman"/>
-          <w:sz w:val="28"/>
-          <w:szCs w:val="28"/>
-        </w:rPr>
-      </w:pPr>
-      <w:r>
-        <w:rPr>
-          <w:rFonts w:ascii="Times New Roman" w:eastAsia="Times New Roman" w:hAnsi="Times New Roman" w:cs="Times New Roman"/>
-          <w:color w:val="000000" w:themeColor="text1"/>
-          <w:sz w:val="28"/>
-          <w:szCs w:val="28"/>
-        </w:rPr>
-        <w:br w:type="page" w:clear="all"/>
+        <w:jc w:val="both"/>
+        <w:rPr>
+          <w:color w:val="000000" w:themeColor="text1"/>
+          <w:sz w:val="28"/>
+          <w:szCs w:val="28"/>
+        </w:rPr>
+      </w:pPr>
+      <w:r>
+        <w:rPr>
+          <w:color w:val="000000" w:themeColor="text1"/>
+          <w:sz w:val="28"/>
+          <w:szCs w:val="28"/>
+        </w:rPr>
+        <w:t xml:space="preserve">Далее рассмотрим реализацию взаимодействия с данными на серверной стороне (рисунок </w:t>
+      </w:r>
+      <w:r>
+        <w:rPr>
+          <w:color w:val="000000" w:themeColor="text1"/>
+          <w:sz w:val="28"/>
+          <w:szCs w:val="28"/>
+        </w:rPr>
+        <w:t>3</w:t>
+      </w:r>
+      <w:r>
+        <w:rPr>
+          <w:color w:val="000000" w:themeColor="text1"/>
+          <w:sz w:val="28"/>
+          <w:szCs w:val="28"/>
+        </w:rPr>
+        <w:t>).</w:t>
       </w:r>
     </w:p>
     <w:p>
       <w:pPr>
-        <w:pStyle w:val="1"/>
-        <w:spacing w:before="0" w:line="360" w:lineRule="auto"/>
-        <w:ind w:firstLine="709"/>
+        <w:spacing w:line="360" w:lineRule="auto"/>
         <w:contextualSpacing/>
-        <w:rPr>
-          <w:rFonts w:cs="Times New Roman"/>
-          <w:color w:val="000000" w:themeColor="text1"/>
-        </w:rPr>
-      </w:pPr>
-      <w:bookmarkStart w:id="3" w:name="_Toc196049959"/>
-      <w:r>
-        <w:rPr>
-          <w:rFonts w:cs="Times New Roman"/>
-          <w:color w:val="000000" w:themeColor="text1"/>
-        </w:rPr>
-        <w:lastRenderedPageBreak/>
-        <w:t xml:space="preserve">ЛАБОРАТОРНАЯ РАБОТА №2 (Калькулятор </w:t>
-      </w:r>
-      <w:r>
-        <w:rPr>
-          <w:rFonts w:cs="Times New Roman"/>
-          <w:color w:val="000000" w:themeColor="text1"/>
-          <w:lang w:val="en-US"/>
-        </w:rPr>
-        <w:t>HTML</w:t>
-      </w:r>
-      <w:r>
-        <w:rPr>
-          <w:rFonts w:cs="Times New Roman"/>
-          <w:color w:val="000000" w:themeColor="text1"/>
-        </w:rPr>
-        <w:t>/</w:t>
-      </w:r>
-      <w:r>
-        <w:rPr>
-          <w:rFonts w:cs="Times New Roman"/>
-          <w:color w:val="000000" w:themeColor="text1"/>
-          <w:lang w:val="en-US"/>
-        </w:rPr>
-        <w:t>CSS</w:t>
-      </w:r>
-      <w:r>
-        <w:rPr>
-          <w:rFonts w:cs="Times New Roman"/>
-          <w:color w:val="000000" w:themeColor="text1"/>
-        </w:rPr>
-        <w:t>/</w:t>
-      </w:r>
-      <w:r>
-        <w:rPr>
-          <w:rFonts w:cs="Times New Roman"/>
-          <w:color w:val="000000" w:themeColor="text1"/>
-          <w:lang w:val="en-US"/>
-        </w:rPr>
-        <w:t>JS</w:t>
-      </w:r>
-      <w:r>
-        <w:rPr>
-          <w:rFonts w:cs="Times New Roman"/>
-          <w:color w:val="000000" w:themeColor="text1"/>
-        </w:rPr>
-        <w:t>)</w:t>
-      </w:r>
-      <w:bookmarkEnd w:id="3"/>
+        <w:jc w:val="both"/>
+        <w:rPr>
+          <w:color w:val="000000" w:themeColor="text1"/>
+          <w:sz w:val="28"/>
+          <w:szCs w:val="28"/>
+        </w:rPr>
+      </w:pPr>
     </w:p>
     <w:p>
       <w:pPr>
         <w:spacing w:line="360" w:lineRule="auto"/>
-        <w:ind w:left="567"/>
-        <w:rPr>
-          <w:rFonts w:ascii="Times New Roman" w:hAnsi="Times New Roman" w:cs="Times New Roman"/>
-          <w:sz w:val="28"/>
-          <w:szCs w:val="28"/>
-        </w:rPr>
-      </w:pPr>
-      <w:r>
-        <w:rPr>
-          <w:rFonts w:ascii="Times New Roman" w:hAnsi="Times New Roman" w:cs="Times New Roman"/>
-          <w:b/>
-          <w:bCs/>
-          <w:sz w:val="28"/>
-          <w:szCs w:val="28"/>
-        </w:rPr>
-        <w:t>Цель:</w:t>
-      </w:r>
-      <w:r>
-        <w:rPr>
-          <w:rFonts w:ascii="Times New Roman" w:hAnsi="Times New Roman" w:cs="Times New Roman"/>
-          <w:sz w:val="28"/>
-          <w:szCs w:val="28"/>
-        </w:rPr>
-        <w:t xml:space="preserve"> Освоение языка JavaScript для реализации интерактивных элементов веб-приложения.</w:t>
-      </w:r>
-      <w:r>
-        <w:rPr>
-          <w:rFonts w:ascii="Times New Roman" w:hAnsi="Times New Roman" w:cs="Times New Roman"/>
-          <w:sz w:val="28"/>
-          <w:szCs w:val="28"/>
-        </w:rPr>
-        <w:br/>
-      </w:r>
-      <w:r>
-        <w:rPr>
-          <w:rFonts w:ascii="Times New Roman" w:hAnsi="Times New Roman" w:cs="Times New Roman"/>
-          <w:sz w:val="28"/>
-          <w:szCs w:val="28"/>
-        </w:rPr>
-        <w:br/>
-      </w:r>
-      <w:r>
-        <w:rPr>
-          <w:rFonts w:ascii="Times New Roman" w:hAnsi="Times New Roman" w:cs="Times New Roman"/>
-          <w:b/>
-          <w:bCs/>
-          <w:sz w:val="28"/>
-          <w:szCs w:val="28"/>
-        </w:rPr>
-        <w:t>Задачи:</w:t>
-      </w:r>
-      <w:r>
-        <w:rPr>
-          <w:rFonts w:ascii="Times New Roman" w:hAnsi="Times New Roman" w:cs="Times New Roman"/>
-          <w:sz w:val="28"/>
-          <w:szCs w:val="28"/>
-        </w:rPr>
-        <w:br/>
-        <w:t>– реализовать математические операции;</w:t>
-      </w:r>
-      <w:r>
-        <w:rPr>
-          <w:rFonts w:ascii="Times New Roman" w:hAnsi="Times New Roman" w:cs="Times New Roman"/>
-          <w:sz w:val="28"/>
-          <w:szCs w:val="28"/>
-        </w:rPr>
-        <w:br/>
-        <w:t>– добавить обработку пользовательского ввода;</w:t>
-      </w:r>
-      <w:r>
-        <w:rPr>
-          <w:rFonts w:ascii="Times New Roman" w:hAnsi="Times New Roman" w:cs="Times New Roman"/>
-          <w:sz w:val="28"/>
-          <w:szCs w:val="28"/>
-        </w:rPr>
-        <w:br/>
-        <w:t>– реализовать смену темы;</w:t>
-      </w:r>
-      <w:r>
-        <w:rPr>
-          <w:rFonts w:ascii="Times New Roman" w:hAnsi="Times New Roman" w:cs="Times New Roman"/>
-          <w:sz w:val="28"/>
-          <w:szCs w:val="28"/>
-        </w:rPr>
-        <w:br/>
-        <w:t>– расширить функциональность калькулятора;</w:t>
-      </w:r>
-    </w:p>
-    <w:p/>
-    <w:p>
-      <w:pPr>
-        <w:pStyle w:val="af0"/>
-        <w:spacing w:after="0" w:line="360" w:lineRule="auto"/>
-        <w:ind w:left="709"/>
-        <w:jc w:val="both"/>
-        <w:rPr>
-          <w:rFonts w:ascii="Times New Roman" w:eastAsia="Times New Roman" w:hAnsi="Times New Roman" w:cs="Times New Roman"/>
-          <w:color w:val="000000" w:themeColor="text1"/>
-          <w:sz w:val="28"/>
-          <w:szCs w:val="24"/>
-          <w:lang w:eastAsia="ru-RU"/>
-        </w:rPr>
-      </w:pPr>
-      <w:r>
-        <w:rPr>
-          <w:rFonts w:ascii="Times New Roman" w:eastAsia="Times New Roman" w:hAnsi="Times New Roman" w:cs="Times New Roman"/>
-          <w:b/>
-          <w:bCs/>
-          <w:color w:val="000000" w:themeColor="text1"/>
-          <w:sz w:val="28"/>
-          <w:szCs w:val="24"/>
-          <w:lang w:eastAsia="ru-RU"/>
-        </w:rPr>
-        <w:t>Описание проекта</w:t>
-      </w:r>
-    </w:p>
-    <w:p>
-      <w:pPr>
-        <w:spacing w:after="0" w:line="360" w:lineRule="auto"/>
-        <w:ind w:firstLine="709"/>
         <w:contextualSpacing/>
         <w:jc w:val="both"/>
         <w:rPr>
-          <w:rFonts w:ascii="Times New Roman" w:eastAsia="Times New Roman" w:hAnsi="Times New Roman" w:cs="Times New Roman"/>
-          <w:color w:val="000000" w:themeColor="text1"/>
-          <w:sz w:val="28"/>
-          <w:szCs w:val="24"/>
-          <w:lang w:eastAsia="ru-RU"/>
-        </w:rPr>
-      </w:pPr>
-      <w:r>
-        <w:rPr>
-          <w:rFonts w:ascii="Times New Roman" w:eastAsia="Times New Roman" w:hAnsi="Times New Roman" w:cs="Times New Roman"/>
-          <w:color w:val="000000" w:themeColor="text1"/>
-          <w:sz w:val="28"/>
-          <w:szCs w:val="24"/>
-          <w:lang w:eastAsia="ru-RU"/>
-        </w:rPr>
-        <w:t>Проект представляет собой веб-калькулятор, реализованный с использованием HTML, CSS и JavaScript. В нём предусмотрены стандартные арифметические операции, а также дополнительные функции: смена знака числа, вычисление процентов, очистка последнего введённого символа (</w:t>
-      </w:r>
-      <w:proofErr w:type="spellStart"/>
-      <w:r>
-        <w:rPr>
-          <w:rFonts w:ascii="Times New Roman" w:eastAsia="Times New Roman" w:hAnsi="Times New Roman" w:cs="Times New Roman"/>
-          <w:color w:val="000000" w:themeColor="text1"/>
-          <w:sz w:val="28"/>
-          <w:szCs w:val="24"/>
-          <w:lang w:eastAsia="ru-RU"/>
-        </w:rPr>
-        <w:t>backspace</w:t>
-      </w:r>
-      <w:proofErr w:type="spellEnd"/>
-      <w:r>
-        <w:rPr>
-          <w:rFonts w:ascii="Times New Roman" w:eastAsia="Times New Roman" w:hAnsi="Times New Roman" w:cs="Times New Roman"/>
-          <w:color w:val="000000" w:themeColor="text1"/>
-          <w:sz w:val="28"/>
-          <w:szCs w:val="24"/>
-          <w:lang w:eastAsia="ru-RU"/>
-        </w:rPr>
-        <w:t>), накапливаемое сложение и вычитание. Также реализована смена темы (изменение цвета фона) по кнопке, изменение цвета окна вывода результата и добавлен элемент интерфейса:</w:t>
-      </w:r>
-      <w:r>
-        <w:rPr>
-          <w:rFonts w:ascii="Times New Roman" w:eastAsia="Times New Roman" w:hAnsi="Times New Roman" w:cs="Times New Roman"/>
-          <w:color w:val="000000" w:themeColor="text1"/>
-          <w:sz w:val="28"/>
-          <w:szCs w:val="24"/>
-          <w:lang w:eastAsia="ru-RU"/>
-        </w:rPr>
-        <w:t xml:space="preserve"> </w:t>
-      </w:r>
-      <w:r>
-        <w:rPr>
-          <w:rFonts w:ascii="Times New Roman" w:eastAsia="Times New Roman" w:hAnsi="Times New Roman" w:cs="Times New Roman"/>
-          <w:color w:val="000000" w:themeColor="text1"/>
-          <w:sz w:val="28"/>
-          <w:szCs w:val="24"/>
-          <w:lang w:eastAsia="ru-RU"/>
-        </w:rPr>
-        <w:t>блок с раскрывающимися сведениями об авторе.</w:t>
-      </w:r>
-    </w:p>
-    <w:p>
-      <w:pPr>
-        <w:spacing w:after="0" w:line="360" w:lineRule="auto"/>
-        <w:ind w:firstLine="709"/>
-        <w:contextualSpacing/>
-        <w:jc w:val="both"/>
-        <w:rPr>
-          <w:rFonts w:ascii="Times New Roman" w:eastAsia="Times New Roman" w:hAnsi="Times New Roman" w:cs="Times New Roman"/>
-          <w:b/>
-          <w:bCs/>
-          <w:color w:val="000000" w:themeColor="text1"/>
-          <w:sz w:val="28"/>
-          <w:szCs w:val="28"/>
-        </w:rPr>
-      </w:pPr>
-      <w:r>
-        <w:rPr>
-          <w:rFonts w:ascii="Times New Roman" w:eastAsia="Times New Roman" w:hAnsi="Times New Roman" w:cs="Times New Roman"/>
-          <w:color w:val="000000" w:themeColor="text1"/>
-          <w:sz w:val="28"/>
-          <w:szCs w:val="28"/>
-        </w:rPr>
-        <w:t xml:space="preserve">Интерфейс оформлен по образцу </w:t>
-      </w:r>
-      <w:r>
-        <w:rPr>
-          <w:rFonts w:ascii="Times New Roman" w:eastAsia="Times New Roman" w:hAnsi="Times New Roman" w:cs="Times New Roman"/>
-          <w:color w:val="000000" w:themeColor="text1"/>
-          <w:sz w:val="28"/>
-          <w:szCs w:val="28"/>
-        </w:rPr>
-        <w:t>сайта МГТУ им.</w:t>
-      </w:r>
-      <w:r>
-        <w:rPr>
-          <w:rFonts w:ascii="Times New Roman" w:eastAsia="Times New Roman" w:hAnsi="Times New Roman" w:cs="Times New Roman"/>
-          <w:color w:val="000000" w:themeColor="text1"/>
-          <w:sz w:val="28"/>
-          <w:szCs w:val="28"/>
-        </w:rPr>
-        <w:t xml:space="preserve"> </w:t>
-      </w:r>
-      <w:r>
-        <w:rPr>
-          <w:rFonts w:ascii="Times New Roman" w:eastAsia="Times New Roman" w:hAnsi="Times New Roman" w:cs="Times New Roman"/>
-          <w:color w:val="000000" w:themeColor="text1"/>
-          <w:sz w:val="28"/>
-          <w:szCs w:val="28"/>
-        </w:rPr>
-        <w:t>Н.Э.</w:t>
-      </w:r>
-      <w:r>
-        <w:rPr>
-          <w:rFonts w:ascii="Times New Roman" w:eastAsia="Times New Roman" w:hAnsi="Times New Roman" w:cs="Times New Roman"/>
-          <w:color w:val="000000" w:themeColor="text1"/>
-          <w:sz w:val="28"/>
-          <w:szCs w:val="28"/>
-        </w:rPr>
-        <w:t xml:space="preserve"> </w:t>
-      </w:r>
-      <w:r>
-        <w:rPr>
-          <w:rFonts w:ascii="Times New Roman" w:eastAsia="Times New Roman" w:hAnsi="Times New Roman" w:cs="Times New Roman"/>
-          <w:color w:val="000000" w:themeColor="text1"/>
-          <w:sz w:val="28"/>
-          <w:szCs w:val="28"/>
-        </w:rPr>
-        <w:t>Баумана (Личный кабинет студента)</w:t>
-      </w:r>
-      <w:r>
-        <w:rPr>
-          <w:rFonts w:ascii="Times New Roman" w:eastAsia="Times New Roman" w:hAnsi="Times New Roman" w:cs="Times New Roman"/>
-          <w:color w:val="000000" w:themeColor="text1"/>
-          <w:sz w:val="28"/>
-          <w:szCs w:val="28"/>
-        </w:rPr>
-        <w:t xml:space="preserve"> (рис</w:t>
-      </w:r>
-      <w:r>
-        <w:rPr>
-          <w:rFonts w:ascii="Times New Roman" w:eastAsia="Times New Roman" w:hAnsi="Times New Roman" w:cs="Times New Roman"/>
-          <w:color w:val="000000" w:themeColor="text1"/>
-          <w:sz w:val="28"/>
-          <w:szCs w:val="28"/>
-        </w:rPr>
-        <w:t>унок</w:t>
-      </w:r>
-      <w:r>
-        <w:rPr>
-          <w:rFonts w:ascii="Times New Roman" w:eastAsia="Times New Roman" w:hAnsi="Times New Roman" w:cs="Times New Roman"/>
-          <w:color w:val="000000" w:themeColor="text1"/>
-          <w:sz w:val="28"/>
-          <w:szCs w:val="28"/>
-        </w:rPr>
-        <w:t xml:space="preserve"> 3).</w:t>
-      </w:r>
-    </w:p>
-    <w:p>
-      <w:pPr>
-        <w:spacing w:before="100" w:beforeAutospacing="1" w:after="100" w:afterAutospacing="1" w:line="240" w:lineRule="auto"/>
-        <w:jc w:val="center"/>
-        <w:rPr>
-          <w:rFonts w:ascii="Times New Roman" w:eastAsia="Times New Roman" w:hAnsi="Times New Roman" w:cs="Times New Roman"/>
-          <w:sz w:val="24"/>
-          <w:szCs w:val="24"/>
-          <w:lang w:val="en-US" w:eastAsia="ru-RU"/>
-        </w:rPr>
-      </w:pPr>
-      <w:r>
-        <w:rPr>
-          <w:rFonts w:ascii="Times New Roman" w:eastAsia="Times New Roman" w:hAnsi="Times New Roman" w:cs="Times New Roman"/>
-          <w:noProof/>
-          <w:sz w:val="24"/>
-          <w:szCs w:val="24"/>
-          <w:lang w:val="en-US" w:eastAsia="ru-RU"/>
+          <w:color w:val="000000" w:themeColor="text1"/>
+          <w:sz w:val="28"/>
+          <w:szCs w:val="28"/>
+        </w:rPr>
+      </w:pPr>
+      <w:r>
+        <w:rPr>
+          <w:color w:val="000000" w:themeColor="text1"/>
+          <w:sz w:val="28"/>
+          <w:szCs w:val="28"/>
         </w:rPr>
         <w:lastRenderedPageBreak/>
         <w:drawing>
-          <wp:inline distT="0" distB="0" distL="0" distR="0" wp14:anchorId="10225EFE" wp14:editId="0831A2FE">
-            <wp:extent cx="6122670" cy="3438092"/>
+          <wp:inline distT="0" distB="0" distL="0" distR="0" wp14:anchorId="24E16AF4" wp14:editId="3C1D3578">
+            <wp:extent cx="6122670" cy="3298190"/>
             <wp:effectExtent l="0" t="0" r="0" b="3810"/>
-            <wp:docPr id="9" name="Рисунок 9"/>
+            <wp:docPr id="7" name="Рисунок 7"/>
             <wp:cNvGraphicFramePr>
               <a:graphicFrameLocks xmlns:a="http://schemas.openxmlformats.org/drawingml/2006/main" noChangeAspect="1"/>
             </wp:cNvGraphicFramePr>
@@ -2781,27 +2463,20 @@
                     <pic:cNvPr id="1" name=""/>
                     <pic:cNvPicPr/>
                   </pic:nvPicPr>
-                  <pic:blipFill rotWithShape="1">
+                  <pic:blipFill>
                     <a:blip r:embed="rId15"/>
-                    <a:srcRect t="10151"/>
-                    <a:stretch/>
+                    <a:stretch>
+                      <a:fillRect/>
+                    </a:stretch>
                   </pic:blipFill>
-                  <pic:spPr bwMode="auto">
+                  <pic:spPr>
                     <a:xfrm>
                       <a:off x="0" y="0"/>
-                      <a:ext cx="6122670" cy="3438092"/>
+                      <a:ext cx="6122670" cy="3298190"/>
                     </a:xfrm>
                     <a:prstGeom prst="rect">
                       <a:avLst/>
                     </a:prstGeom>
-                    <a:ln>
-                      <a:noFill/>
-                    </a:ln>
-                    <a:extLst>
-                      <a:ext uri="{53640926-AAD7-44D8-BBD7-CCE9431645EC}">
-                        <a14:shadowObscured xmlns:a14="http://schemas.microsoft.com/office/drawing/2010/main"/>
-                      </a:ext>
-                    </a:extLst>
                   </pic:spPr>
                 </pic:pic>
               </a:graphicData>
@@ -2812,31 +2487,54 @@
     </w:p>
     <w:p>
       <w:pPr>
-        <w:spacing w:after="0" w:line="360" w:lineRule="auto"/>
+        <w:spacing w:line="360" w:lineRule="auto"/>
+        <w:contextualSpacing/>
         <w:jc w:val="center"/>
         <w:rPr>
-          <w:rFonts w:ascii="Times New Roman" w:eastAsia="Times New Roman" w:hAnsi="Times New Roman" w:cs="Times New Roman"/>
-          <w:color w:val="000000" w:themeColor="text1"/>
-          <w:sz w:val="28"/>
-          <w:szCs w:val="28"/>
-        </w:rPr>
-      </w:pPr>
-      <w:r>
-        <w:rPr>
-          <w:rFonts w:ascii="Times New Roman" w:eastAsia="Times New Roman" w:hAnsi="Times New Roman" w:cs="Times New Roman"/>
-          <w:color w:val="000000" w:themeColor="text1"/>
-          <w:sz w:val="28"/>
-          <w:szCs w:val="28"/>
-        </w:rPr>
-        <w:t>Рисунок 3 – Вид сайта личного кабинета студента</w:t>
+          <w:color w:val="000000" w:themeColor="text1"/>
+          <w:sz w:val="28"/>
+          <w:szCs w:val="28"/>
+        </w:rPr>
+      </w:pPr>
+      <w:r>
+        <w:rPr>
+          <w:color w:val="000000" w:themeColor="text1"/>
+          <w:sz w:val="28"/>
+          <w:szCs w:val="28"/>
+        </w:rPr>
+        <w:t xml:space="preserve">Рисунок </w:t>
+      </w:r>
+      <w:r>
+        <w:rPr>
+          <w:color w:val="000000" w:themeColor="text1"/>
+          <w:sz w:val="28"/>
+          <w:szCs w:val="28"/>
+        </w:rPr>
+        <w:t>3</w:t>
+      </w:r>
+      <w:r>
+        <w:rPr>
+          <w:color w:val="000000" w:themeColor="text1"/>
+          <w:sz w:val="28"/>
+          <w:szCs w:val="28"/>
+        </w:rPr>
+        <w:t xml:space="preserve"> </w:t>
+      </w:r>
+      <w:r>
+        <w:rPr>
+          <w:color w:val="000000" w:themeColor="text1"/>
+          <w:sz w:val="28"/>
+          <w:szCs w:val="28"/>
+        </w:rPr>
+        <w:t>– Реализация карточек</w:t>
       </w:r>
     </w:p>
     <w:p>
       <w:pPr>
-        <w:spacing w:after="0" w:line="360" w:lineRule="auto"/>
+        <w:spacing w:line="360" w:lineRule="auto"/>
+        <w:contextualSpacing/>
         <w:jc w:val="center"/>
         <w:rPr>
-          <w:rFonts w:ascii="Times New Roman" w:eastAsia="Times New Roman" w:hAnsi="Times New Roman" w:cs="Times New Roman"/>
           <w:color w:val="000000" w:themeColor="text1"/>
           <w:sz w:val="28"/>
           <w:szCs w:val="28"/>
@@ -2845,58 +2543,205 @@
     </w:p>
     <w:p>
       <w:pPr>
-        <w:spacing w:after="0" w:line="360" w:lineRule="auto"/>
+        <w:spacing w:line="360" w:lineRule="auto"/>
+        <w:contextualSpacing/>
         <w:jc w:val="both"/>
         <w:rPr>
-          <w:rFonts w:ascii="Times New Roman" w:eastAsia="Times New Roman" w:hAnsi="Times New Roman" w:cs="Times New Roman"/>
-          <w:color w:val="000000" w:themeColor="text1"/>
-          <w:sz w:val="28"/>
-          <w:szCs w:val="28"/>
-        </w:rPr>
-      </w:pPr>
-      <w:r>
-        <w:rPr>
-          <w:rFonts w:ascii="Times New Roman" w:eastAsia="Times New Roman" w:hAnsi="Times New Roman" w:cs="Times New Roman"/>
-          <w:color w:val="000000" w:themeColor="text1"/>
-          <w:sz w:val="28"/>
-          <w:szCs w:val="28"/>
-        </w:rPr>
-        <w:t>На данном рисунке представлен внешний вид интерфейса сайта личного кабинета студента МГТУ им. Н.Э. Баумана, который был выбран в качестве образца для разработки пользовательского интерфейса калькулятора. Были проанализированы цветовая палитра, расположение элементов и общий стиль оформления.</w:t>
+          <w:color w:val="000000" w:themeColor="text1"/>
+          <w:sz w:val="28"/>
+          <w:szCs w:val="28"/>
+        </w:rPr>
+      </w:pPr>
+      <w:r>
+        <w:rPr>
+          <w:color w:val="000000" w:themeColor="text1"/>
+          <w:sz w:val="28"/>
+          <w:szCs w:val="28"/>
+        </w:rPr>
+        <w:t xml:space="preserve">На рисунке </w:t>
+      </w:r>
+      <w:r>
+        <w:rPr>
+          <w:color w:val="000000" w:themeColor="text1"/>
+          <w:sz w:val="28"/>
+          <w:szCs w:val="28"/>
+        </w:rPr>
+        <w:t>3</w:t>
+      </w:r>
+      <w:r>
+        <w:rPr>
+          <w:color w:val="000000" w:themeColor="text1"/>
+          <w:sz w:val="28"/>
+          <w:szCs w:val="28"/>
+        </w:rPr>
+        <w:t xml:space="preserve"> представлена структура карточек. Каждая карточка содержит</w:t>
+      </w:r>
+      <w:r>
+        <w:rPr>
+          <w:color w:val="000000" w:themeColor="text1"/>
+          <w:sz w:val="28"/>
+          <w:szCs w:val="28"/>
+        </w:rPr>
+        <w:t xml:space="preserve"> </w:t>
+      </w:r>
+      <w:r>
+        <w:rPr>
+          <w:color w:val="000000" w:themeColor="text1"/>
+          <w:sz w:val="28"/>
+          <w:szCs w:val="28"/>
+        </w:rPr>
+        <w:t>заголовок и текстовое описание.</w:t>
       </w:r>
     </w:p>
     <w:p>
       <w:pPr>
-        <w:spacing w:after="0" w:line="360" w:lineRule="auto"/>
+        <w:spacing w:line="360" w:lineRule="auto"/>
+        <w:contextualSpacing/>
         <w:jc w:val="both"/>
         <w:rPr>
-          <w:rFonts w:ascii="Times New Roman" w:eastAsia="Times New Roman" w:hAnsi="Times New Roman" w:cs="Times New Roman"/>
-          <w:color w:val="000000" w:themeColor="text1"/>
-          <w:sz w:val="28"/>
-          <w:szCs w:val="28"/>
-        </w:rPr>
-      </w:pPr>
-      <w:r>
-        <w:rPr>
-          <w:rFonts w:ascii="Times New Roman" w:eastAsia="Times New Roman" w:hAnsi="Times New Roman" w:cs="Times New Roman"/>
-          <w:color w:val="000000" w:themeColor="text1"/>
-          <w:sz w:val="28"/>
-          <w:szCs w:val="28"/>
-        </w:rPr>
-        <w:t>Реализация выбранных стилей в разработанном веб-приложении представлена на рисунке 4.</w:t>
+          <w:color w:val="000000" w:themeColor="text1"/>
+          <w:sz w:val="28"/>
+          <w:szCs w:val="28"/>
+        </w:rPr>
+      </w:pPr>
+      <w:r>
+        <w:rPr>
+          <w:color w:val="000000" w:themeColor="text1"/>
+          <w:sz w:val="28"/>
+          <w:szCs w:val="28"/>
+        </w:rPr>
+        <w:t>Карточки реализованы с использованием HTML-разметки и стилизованы с помощью CSS. Были применены такие свойства, как отступы (</w:t>
+      </w:r>
+      <w:proofErr w:type="spellStart"/>
+      <w:r>
+        <w:rPr>
+          <w:color w:val="000000" w:themeColor="text1"/>
+          <w:sz w:val="28"/>
+          <w:szCs w:val="28"/>
+        </w:rPr>
+        <w:t>padding</w:t>
+      </w:r>
+      <w:proofErr w:type="spellEnd"/>
+      <w:r>
+        <w:rPr>
+          <w:color w:val="000000" w:themeColor="text1"/>
+          <w:sz w:val="28"/>
+          <w:szCs w:val="28"/>
+        </w:rPr>
+        <w:t>), тени (</w:t>
+      </w:r>
+      <w:proofErr w:type="spellStart"/>
+      <w:r>
+        <w:rPr>
+          <w:color w:val="000000" w:themeColor="text1"/>
+          <w:sz w:val="28"/>
+          <w:szCs w:val="28"/>
+        </w:rPr>
+        <w:t>box-shadow</w:t>
+      </w:r>
+      <w:proofErr w:type="spellEnd"/>
+      <w:r>
+        <w:rPr>
+          <w:color w:val="000000" w:themeColor="text1"/>
+          <w:sz w:val="28"/>
+          <w:szCs w:val="28"/>
+        </w:rPr>
+        <w:t>), скругление углов (</w:t>
+      </w:r>
+      <w:proofErr w:type="spellStart"/>
+      <w:r>
+        <w:rPr>
+          <w:color w:val="000000" w:themeColor="text1"/>
+          <w:sz w:val="28"/>
+          <w:szCs w:val="28"/>
+        </w:rPr>
+        <w:t>border-radius</w:t>
+      </w:r>
+      <w:proofErr w:type="spellEnd"/>
+      <w:r>
+        <w:rPr>
+          <w:color w:val="000000" w:themeColor="text1"/>
+          <w:sz w:val="28"/>
+          <w:szCs w:val="28"/>
+        </w:rPr>
+        <w:t>).</w:t>
       </w:r>
     </w:p>
     <w:p>
       <w:pPr>
-        <w:spacing w:after="0" w:line="360" w:lineRule="auto"/>
+        <w:spacing w:line="360" w:lineRule="auto"/>
+        <w:contextualSpacing/>
+        <w:jc w:val="both"/>
+        <w:rPr>
+          <w:color w:val="000000" w:themeColor="text1"/>
+          <w:sz w:val="28"/>
+          <w:szCs w:val="28"/>
+        </w:rPr>
+      </w:pPr>
+      <w:r>
+        <w:rPr>
+          <w:color w:val="000000" w:themeColor="text1"/>
+          <w:sz w:val="28"/>
+          <w:szCs w:val="28"/>
+        </w:rPr>
+        <w:t xml:space="preserve">Далее рассмотрим </w:t>
+      </w:r>
+      <w:r>
+        <w:rPr>
+          <w:color w:val="000000" w:themeColor="text1"/>
+          <w:sz w:val="28"/>
+          <w:szCs w:val="28"/>
+        </w:rPr>
+        <w:t xml:space="preserve">цветовое оформление </w:t>
+      </w:r>
+      <w:r>
+        <w:rPr>
+          <w:color w:val="000000" w:themeColor="text1"/>
+          <w:sz w:val="28"/>
+          <w:szCs w:val="28"/>
+        </w:rPr>
+        <w:t xml:space="preserve">интерфейса (рисунок </w:t>
+      </w:r>
+      <w:r>
+        <w:rPr>
+          <w:color w:val="000000" w:themeColor="text1"/>
+          <w:sz w:val="28"/>
+          <w:szCs w:val="28"/>
+        </w:rPr>
+        <w:t>4</w:t>
+      </w:r>
+      <w:r>
+        <w:rPr>
+          <w:color w:val="000000" w:themeColor="text1"/>
+          <w:sz w:val="28"/>
+          <w:szCs w:val="28"/>
+        </w:rPr>
+        <w:t>).</w:t>
+      </w:r>
+    </w:p>
+    <w:p>
+      <w:pPr>
+        <w:spacing w:line="360" w:lineRule="auto"/>
+        <w:contextualSpacing/>
         <w:jc w:val="center"/>
-      </w:pPr>
-      <w:r>
+        <w:rPr>
+          <w:color w:val="000000" w:themeColor="text1"/>
+          <w:sz w:val="28"/>
+          <w:szCs w:val="28"/>
+        </w:rPr>
+      </w:pPr>
+      <w:r>
+        <w:rPr>
+          <w:color w:val="000000" w:themeColor="text1"/>
+          <w:sz w:val="28"/>
+          <w:szCs w:val="28"/>
+        </w:rPr>
         <w:lastRenderedPageBreak/>
         <w:drawing>
-          <wp:inline distT="0" distB="0" distL="0" distR="0" wp14:anchorId="11C4DF83" wp14:editId="48BF5897">
-            <wp:extent cx="5334000" cy="8534400"/>
-            <wp:effectExtent l="0" t="0" r="0" b="0"/>
-            <wp:docPr id="3" name="Рисунок 3"/>
+          <wp:inline distT="0" distB="0" distL="0" distR="0" wp14:anchorId="511B7F5D" wp14:editId="73F7EFF9">
+            <wp:extent cx="2966557" cy="8026400"/>
+            <wp:effectExtent l="0" t="0" r="5715" b="0"/>
+            <wp:docPr id="10" name="Рисунок 10"/>
             <wp:cNvGraphicFramePr>
               <a:graphicFrameLocks xmlns:a="http://schemas.openxmlformats.org/drawingml/2006/main" noChangeAspect="1"/>
             </wp:cNvGraphicFramePr>
@@ -2916,7 +2761,7 @@
                   <pic:spPr>
                     <a:xfrm>
                       <a:off x="0" y="0"/>
-                      <a:ext cx="5334000" cy="8534400"/>
+                      <a:ext cx="3018595" cy="8167196"/>
                     </a:xfrm>
                     <a:prstGeom prst="rect">
                       <a:avLst/>
@@ -2931,116 +2776,1339 @@
     </w:p>
     <w:p>
       <w:pPr>
-        <w:spacing w:after="0" w:line="360" w:lineRule="auto"/>
-        <w:contextualSpacing/>
         <w:jc w:val="center"/>
-        <w:rPr>
-          <w:rFonts w:ascii="Times New Roman" w:hAnsi="Times New Roman" w:cs="Times New Roman"/>
-          <w:color w:val="000000" w:themeColor="text1"/>
-          <w:sz w:val="28"/>
-        </w:rPr>
-      </w:pPr>
-      <w:r>
-        <w:rPr>
-          <w:rFonts w:ascii="Times New Roman" w:hAnsi="Times New Roman" w:cs="Times New Roman"/>
-          <w:color w:val="000000" w:themeColor="text1"/>
-          <w:sz w:val="28"/>
-        </w:rPr>
-        <w:t>Рисунок 4 – Реализация стилей</w:t>
+      </w:pPr>
+      <w:r>
+        <w:rPr>
+          <w:color w:val="000000" w:themeColor="text1"/>
+          <w:sz w:val="28"/>
+          <w:szCs w:val="28"/>
+        </w:rPr>
+        <w:t xml:space="preserve">Рисунок </w:t>
+      </w:r>
+      <w:r>
+        <w:rPr>
+          <w:color w:val="000000" w:themeColor="text1"/>
+          <w:sz w:val="28"/>
+          <w:szCs w:val="28"/>
+        </w:rPr>
+        <w:t>4</w:t>
+      </w:r>
+      <w:r>
+        <w:rPr>
+          <w:color w:val="000000" w:themeColor="text1"/>
+          <w:sz w:val="28"/>
+          <w:szCs w:val="28"/>
+        </w:rPr>
+        <w:t xml:space="preserve"> </w:t>
+      </w:r>
+      <w:r>
+        <w:rPr>
+          <w:color w:val="000000" w:themeColor="text1"/>
+          <w:sz w:val="28"/>
+          <w:szCs w:val="28"/>
+        </w:rPr>
+        <w:t xml:space="preserve">– </w:t>
+      </w:r>
+      <w:r>
+        <w:rPr>
+          <w:rFonts w:ascii="-webkit-standard" w:hAnsi="-webkit-standard"/>
+          <w:color w:val="000000"/>
+          <w:sz w:val="27"/>
+          <w:szCs w:val="27"/>
+        </w:rPr>
+        <w:t>Цветовое оформление интерфейса</w:t>
       </w:r>
     </w:p>
     <w:p>
       <w:pPr>
-        <w:spacing w:after="0" w:line="360" w:lineRule="auto"/>
+        <w:spacing w:line="360" w:lineRule="auto"/>
         <w:contextualSpacing/>
-        <w:jc w:val="center"/>
-        <w:rPr>
-          <w:rFonts w:ascii="Times New Roman" w:hAnsi="Times New Roman" w:cs="Times New Roman"/>
-          <w:color w:val="000000" w:themeColor="text1"/>
-          <w:sz w:val="28"/>
+        <w:rPr>
+          <w:color w:val="000000" w:themeColor="text1"/>
+          <w:sz w:val="28"/>
+          <w:szCs w:val="28"/>
         </w:rPr>
       </w:pPr>
     </w:p>
     <w:p>
       <w:pPr>
-        <w:spacing w:after="0" w:line="360" w:lineRule="auto"/>
+        <w:spacing w:line="360" w:lineRule="auto"/>
         <w:contextualSpacing/>
-        <w:jc w:val="center"/>
-        <w:rPr>
-          <w:rFonts w:ascii="Times New Roman" w:hAnsi="Times New Roman" w:cs="Times New Roman"/>
-          <w:color w:val="000000" w:themeColor="text1"/>
-          <w:sz w:val="28"/>
-        </w:rPr>
-      </w:pPr>
-      <w:r>
-        <w:rPr>
-          <w:rFonts w:ascii="Times New Roman" w:hAnsi="Times New Roman" w:cs="Times New Roman"/>
-          <w:color w:val="000000" w:themeColor="text1"/>
-          <w:sz w:val="28"/>
+        <w:jc w:val="both"/>
+        <w:rPr>
+          <w:color w:val="000000" w:themeColor="text1"/>
+          <w:sz w:val="28"/>
+          <w:szCs w:val="28"/>
+        </w:rPr>
+      </w:pPr>
+      <w:r>
+        <w:rPr>
+          <w:color w:val="000000" w:themeColor="text1"/>
+          <w:sz w:val="28"/>
+          <w:szCs w:val="28"/>
         </w:rPr>
         <w:lastRenderedPageBreak/>
-        <w:t>На рисунке показано применение выбранной цветовой схемы и стилистики интерфейса. Были реализованы элементы оформления, включая кнопки, поле вывода результата и фон страницы, соответствующие выбранному прототипу.</w:t>
+        <w:t>На рисунке 4 представлено цветовое оформление интерфейса. Были использованы основные и дополнительные цвета, обеспечивающие гармоничный внешний вид страницы.</w:t>
       </w:r>
     </w:p>
     <w:p>
       <w:pPr>
-        <w:spacing w:after="0" w:line="360" w:lineRule="auto"/>
+        <w:spacing w:line="360" w:lineRule="auto"/>
         <w:contextualSpacing/>
-        <w:jc w:val="center"/>
-        <w:rPr>
-          <w:rFonts w:ascii="Times New Roman" w:hAnsi="Times New Roman" w:cs="Times New Roman"/>
-          <w:color w:val="000000" w:themeColor="text1"/>
-          <w:sz w:val="28"/>
-        </w:rPr>
-      </w:pPr>
-      <w:r>
-        <w:rPr>
-          <w:rFonts w:ascii="Times New Roman" w:hAnsi="Times New Roman" w:cs="Times New Roman"/>
-          <w:color w:val="000000" w:themeColor="text1"/>
-          <w:sz w:val="28"/>
-        </w:rPr>
-        <w:t>Общий внешний вид разработанного калькулятора представлен на рисунке 5.</w:t>
+        <w:jc w:val="both"/>
+        <w:rPr>
+          <w:color w:val="000000" w:themeColor="text1"/>
+          <w:sz w:val="28"/>
+          <w:szCs w:val="28"/>
+        </w:rPr>
+      </w:pPr>
+      <w:r>
+        <w:rPr>
+          <w:color w:val="000000" w:themeColor="text1"/>
+          <w:sz w:val="28"/>
+          <w:szCs w:val="28"/>
+        </w:rPr>
+        <w:t xml:space="preserve">Цветовая схема подобрана </w:t>
+      </w:r>
+      <w:r>
+        <w:rPr>
+          <w:color w:val="000000" w:themeColor="text1"/>
+          <w:sz w:val="28"/>
+          <w:szCs w:val="28"/>
+        </w:rPr>
+        <w:t>полностью с примера</w:t>
+      </w:r>
+      <w:r>
+        <w:rPr>
+          <w:color w:val="000000" w:themeColor="text1"/>
+          <w:sz w:val="28"/>
+          <w:szCs w:val="28"/>
+        </w:rPr>
+        <w:t>.</w:t>
       </w:r>
     </w:p>
     <w:p>
       <w:pPr>
-        <w:spacing w:after="0" w:line="360" w:lineRule="auto"/>
+        <w:spacing w:line="360" w:lineRule="auto"/>
         <w:contextualSpacing/>
-        <w:jc w:val="center"/>
-        <w:rPr>
-          <w:rFonts w:ascii="Times New Roman" w:hAnsi="Times New Roman" w:cs="Times New Roman"/>
-          <w:color w:val="000000" w:themeColor="text1"/>
-          <w:sz w:val="28"/>
+        <w:jc w:val="both"/>
+        <w:rPr>
+          <w:color w:val="000000" w:themeColor="text1"/>
+          <w:sz w:val="28"/>
+          <w:szCs w:val="28"/>
         </w:rPr>
       </w:pPr>
     </w:p>
     <w:p>
       <w:pPr>
+        <w:spacing w:line="360" w:lineRule="auto"/>
+        <w:contextualSpacing/>
+        <w:jc w:val="both"/>
+        <w:rPr>
+          <w:color w:val="000000" w:themeColor="text1"/>
+          <w:sz w:val="28"/>
+          <w:szCs w:val="28"/>
+        </w:rPr>
+      </w:pPr>
+    </w:p>
+    <w:p>
+      <w:pPr>
+        <w:spacing w:line="360" w:lineRule="auto"/>
+        <w:contextualSpacing/>
+        <w:jc w:val="both"/>
+        <w:rPr>
+          <w:color w:val="000000" w:themeColor="text1"/>
+          <w:sz w:val="28"/>
+          <w:szCs w:val="28"/>
+        </w:rPr>
+      </w:pPr>
+    </w:p>
+    <w:p>
+      <w:pPr>
+        <w:spacing w:line="360" w:lineRule="auto"/>
+        <w:contextualSpacing/>
+        <w:jc w:val="both"/>
+        <w:rPr>
+          <w:color w:val="000000" w:themeColor="text1"/>
+          <w:sz w:val="28"/>
+          <w:szCs w:val="28"/>
+        </w:rPr>
+      </w:pPr>
+    </w:p>
+    <w:p>
+      <w:pPr>
+        <w:spacing w:line="360" w:lineRule="auto"/>
+        <w:contextualSpacing/>
+        <w:jc w:val="both"/>
+        <w:rPr>
+          <w:color w:val="000000" w:themeColor="text1"/>
+          <w:sz w:val="28"/>
+          <w:szCs w:val="28"/>
+        </w:rPr>
+      </w:pPr>
+    </w:p>
+    <w:p>
+      <w:pPr>
+        <w:spacing w:line="360" w:lineRule="auto"/>
+        <w:contextualSpacing/>
+        <w:jc w:val="both"/>
+        <w:rPr>
+          <w:color w:val="000000" w:themeColor="text1"/>
+          <w:sz w:val="28"/>
+          <w:szCs w:val="28"/>
+        </w:rPr>
+      </w:pPr>
+    </w:p>
+    <w:p>
+      <w:pPr>
+        <w:spacing w:line="360" w:lineRule="auto"/>
+        <w:contextualSpacing/>
+        <w:jc w:val="both"/>
+        <w:rPr>
+          <w:color w:val="000000" w:themeColor="text1"/>
+          <w:sz w:val="28"/>
+          <w:szCs w:val="28"/>
+        </w:rPr>
+      </w:pPr>
+    </w:p>
+    <w:p>
+      <w:pPr>
+        <w:spacing w:line="360" w:lineRule="auto"/>
+        <w:contextualSpacing/>
+        <w:jc w:val="both"/>
+        <w:rPr>
+          <w:color w:val="000000" w:themeColor="text1"/>
+          <w:sz w:val="28"/>
+          <w:szCs w:val="28"/>
+        </w:rPr>
+      </w:pPr>
+    </w:p>
+    <w:p>
+      <w:pPr>
+        <w:spacing w:line="360" w:lineRule="auto"/>
+        <w:contextualSpacing/>
+        <w:jc w:val="both"/>
+        <w:rPr>
+          <w:color w:val="000000" w:themeColor="text1"/>
+          <w:sz w:val="28"/>
+          <w:szCs w:val="28"/>
+        </w:rPr>
+      </w:pPr>
+    </w:p>
+    <w:p>
+      <w:pPr>
+        <w:spacing w:line="360" w:lineRule="auto"/>
+        <w:contextualSpacing/>
+        <w:jc w:val="both"/>
+        <w:rPr>
+          <w:color w:val="000000" w:themeColor="text1"/>
+          <w:sz w:val="28"/>
+          <w:szCs w:val="28"/>
+        </w:rPr>
+      </w:pPr>
+    </w:p>
+    <w:p>
+      <w:pPr>
+        <w:spacing w:line="360" w:lineRule="auto"/>
+        <w:contextualSpacing/>
+        <w:jc w:val="both"/>
+        <w:rPr>
+          <w:color w:val="000000" w:themeColor="text1"/>
+          <w:sz w:val="28"/>
+          <w:szCs w:val="28"/>
+        </w:rPr>
+      </w:pPr>
+    </w:p>
+    <w:p>
+      <w:pPr>
+        <w:spacing w:line="360" w:lineRule="auto"/>
+        <w:contextualSpacing/>
+        <w:jc w:val="both"/>
+        <w:rPr>
+          <w:color w:val="000000" w:themeColor="text1"/>
+          <w:sz w:val="28"/>
+          <w:szCs w:val="28"/>
+        </w:rPr>
+      </w:pPr>
+    </w:p>
+    <w:p>
+      <w:pPr>
+        <w:spacing w:line="360" w:lineRule="auto"/>
+        <w:contextualSpacing/>
+        <w:jc w:val="both"/>
+        <w:rPr>
+          <w:color w:val="000000" w:themeColor="text1"/>
+          <w:sz w:val="28"/>
+          <w:szCs w:val="28"/>
+        </w:rPr>
+      </w:pPr>
+    </w:p>
+    <w:p>
+      <w:pPr>
+        <w:spacing w:line="360" w:lineRule="auto"/>
+        <w:contextualSpacing/>
+        <w:jc w:val="both"/>
+        <w:rPr>
+          <w:color w:val="000000" w:themeColor="text1"/>
+          <w:sz w:val="28"/>
+          <w:szCs w:val="28"/>
+        </w:rPr>
+      </w:pPr>
+    </w:p>
+    <w:p>
+      <w:pPr>
+        <w:spacing w:line="360" w:lineRule="auto"/>
+        <w:contextualSpacing/>
+        <w:jc w:val="both"/>
+        <w:rPr>
+          <w:color w:val="000000" w:themeColor="text1"/>
+          <w:sz w:val="28"/>
+          <w:szCs w:val="28"/>
+        </w:rPr>
+      </w:pPr>
+    </w:p>
+    <w:p>
+      <w:pPr>
+        <w:spacing w:line="360" w:lineRule="auto"/>
+        <w:contextualSpacing/>
+        <w:jc w:val="both"/>
+        <w:rPr>
+          <w:color w:val="000000" w:themeColor="text1"/>
+          <w:sz w:val="28"/>
+          <w:szCs w:val="28"/>
+        </w:rPr>
+      </w:pPr>
+    </w:p>
+    <w:p>
+      <w:pPr>
+        <w:spacing w:line="360" w:lineRule="auto"/>
+        <w:contextualSpacing/>
+        <w:jc w:val="both"/>
+        <w:rPr>
+          <w:color w:val="000000" w:themeColor="text1"/>
+          <w:sz w:val="28"/>
+          <w:szCs w:val="28"/>
+        </w:rPr>
+      </w:pPr>
+    </w:p>
+    <w:p>
+      <w:pPr>
+        <w:spacing w:line="360" w:lineRule="auto"/>
+        <w:contextualSpacing/>
+        <w:jc w:val="both"/>
+        <w:rPr>
+          <w:color w:val="000000" w:themeColor="text1"/>
+          <w:sz w:val="28"/>
+          <w:szCs w:val="28"/>
+        </w:rPr>
+      </w:pPr>
+    </w:p>
+    <w:p>
+      <w:pPr>
+        <w:spacing w:line="360" w:lineRule="auto"/>
+        <w:contextualSpacing/>
+        <w:jc w:val="both"/>
+        <w:rPr>
+          <w:color w:val="000000" w:themeColor="text1"/>
+          <w:sz w:val="28"/>
+          <w:szCs w:val="28"/>
+        </w:rPr>
+      </w:pPr>
+    </w:p>
+    <w:p>
+      <w:pPr>
+        <w:spacing w:line="360" w:lineRule="auto"/>
+        <w:contextualSpacing/>
+        <w:jc w:val="both"/>
+        <w:rPr>
+          <w:color w:val="000000" w:themeColor="text1"/>
+          <w:sz w:val="28"/>
+          <w:szCs w:val="28"/>
+        </w:rPr>
+      </w:pPr>
+    </w:p>
+    <w:p>
+      <w:pPr>
+        <w:spacing w:line="360" w:lineRule="auto"/>
+        <w:contextualSpacing/>
+        <w:jc w:val="both"/>
+        <w:rPr>
+          <w:color w:val="000000" w:themeColor="text1"/>
+          <w:sz w:val="28"/>
+          <w:szCs w:val="28"/>
+        </w:rPr>
+      </w:pPr>
+    </w:p>
+    <w:p>
+      <w:pPr>
+        <w:spacing w:line="360" w:lineRule="auto"/>
+        <w:contextualSpacing/>
+        <w:jc w:val="both"/>
+        <w:rPr>
+          <w:color w:val="000000" w:themeColor="text1"/>
+          <w:sz w:val="28"/>
+          <w:szCs w:val="28"/>
+        </w:rPr>
+      </w:pPr>
+    </w:p>
+    <w:p>
+      <w:pPr>
+        <w:spacing w:line="360" w:lineRule="auto"/>
+        <w:contextualSpacing/>
+        <w:jc w:val="both"/>
+        <w:rPr>
+          <w:color w:val="000000" w:themeColor="text1"/>
+          <w:sz w:val="28"/>
+          <w:szCs w:val="28"/>
+        </w:rPr>
+      </w:pPr>
+    </w:p>
+    <w:p>
+      <w:pPr>
+        <w:spacing w:line="360" w:lineRule="auto"/>
+        <w:contextualSpacing/>
+        <w:rPr>
+          <w:sz w:val="28"/>
+          <w:szCs w:val="28"/>
+        </w:rPr>
+      </w:pPr>
+    </w:p>
+    <w:p>
+      <w:pPr>
+        <w:pStyle w:val="1"/>
+        <w:spacing w:before="0" w:line="360" w:lineRule="auto"/>
+        <w:ind w:firstLine="709"/>
+        <w:contextualSpacing/>
+        <w:rPr>
+          <w:rFonts w:cs="Times New Roman"/>
+          <w:color w:val="000000" w:themeColor="text1"/>
+        </w:rPr>
+      </w:pPr>
+      <w:bookmarkStart w:id="3" w:name="_Toc196049959"/>
+      <w:r>
+        <w:rPr>
+          <w:rFonts w:cs="Times New Roman"/>
+          <w:color w:val="000000" w:themeColor="text1"/>
+        </w:rPr>
+        <w:lastRenderedPageBreak/>
+        <w:t xml:space="preserve">ЛАБОРАТОРНАЯ РАБОТА №2 (Калькулятор </w:t>
+      </w:r>
+      <w:r>
+        <w:rPr>
+          <w:rFonts w:cs="Times New Roman"/>
+          <w:color w:val="000000" w:themeColor="text1"/>
+          <w:lang w:val="en-US"/>
+        </w:rPr>
+        <w:t>HTML</w:t>
+      </w:r>
+      <w:r>
+        <w:rPr>
+          <w:rFonts w:cs="Times New Roman"/>
+          <w:color w:val="000000" w:themeColor="text1"/>
+        </w:rPr>
+        <w:t>/</w:t>
+      </w:r>
+      <w:r>
+        <w:rPr>
+          <w:rFonts w:cs="Times New Roman"/>
+          <w:color w:val="000000" w:themeColor="text1"/>
+          <w:lang w:val="en-US"/>
+        </w:rPr>
+        <w:t>CSS</w:t>
+      </w:r>
+      <w:r>
+        <w:rPr>
+          <w:rFonts w:cs="Times New Roman"/>
+          <w:color w:val="000000" w:themeColor="text1"/>
+        </w:rPr>
+        <w:t>/</w:t>
+      </w:r>
+      <w:r>
+        <w:rPr>
+          <w:rFonts w:cs="Times New Roman"/>
+          <w:color w:val="000000" w:themeColor="text1"/>
+          <w:lang w:val="en-US"/>
+        </w:rPr>
+        <w:t>JS</w:t>
+      </w:r>
+      <w:r>
+        <w:rPr>
+          <w:rFonts w:cs="Times New Roman"/>
+          <w:color w:val="000000" w:themeColor="text1"/>
+        </w:rPr>
+        <w:t>)</w:t>
+      </w:r>
+      <w:bookmarkEnd w:id="3"/>
+    </w:p>
+    <w:p>
+      <w:pPr>
+        <w:spacing w:line="360" w:lineRule="auto"/>
+        <w:ind w:left="567"/>
+        <w:rPr>
+          <w:sz w:val="28"/>
+          <w:szCs w:val="28"/>
+        </w:rPr>
+      </w:pPr>
+      <w:r>
+        <w:rPr>
+          <w:b/>
+          <w:bCs/>
+          <w:sz w:val="28"/>
+          <w:szCs w:val="28"/>
+        </w:rPr>
+        <w:t>Цель:</w:t>
+      </w:r>
+      <w:r>
+        <w:rPr>
+          <w:sz w:val="28"/>
+          <w:szCs w:val="28"/>
+        </w:rPr>
+        <w:t xml:space="preserve"> </w:t>
+      </w:r>
+      <w:r>
+        <w:rPr>
+          <w:sz w:val="28"/>
+          <w:szCs w:val="28"/>
+        </w:rPr>
+        <w:t>разработка серверного приложения с использованием Express.js и реализация REST API для управления расписанием преподавателей.</w:t>
+      </w:r>
+      <w:r>
+        <w:rPr>
+          <w:sz w:val="28"/>
+          <w:szCs w:val="28"/>
+        </w:rPr>
+        <w:br/>
+      </w:r>
+      <w:r>
+        <w:rPr>
+          <w:b/>
+          <w:bCs/>
+          <w:sz w:val="28"/>
+          <w:szCs w:val="28"/>
+        </w:rPr>
+        <w:t>Задачи:</w:t>
+      </w:r>
+    </w:p>
+    <w:p>
+      <w:pPr>
+        <w:spacing w:line="360" w:lineRule="auto"/>
+        <w:ind w:left="567"/>
+        <w:rPr>
+          <w:sz w:val="28"/>
+          <w:szCs w:val="28"/>
+        </w:rPr>
+      </w:pPr>
+      <w:r>
+        <w:rPr>
+          <w:sz w:val="28"/>
+          <w:szCs w:val="28"/>
+        </w:rPr>
+        <w:t>– реализовать сервер на Node.js с использованием Express;</w:t>
+      </w:r>
+    </w:p>
+    <w:p>
+      <w:pPr>
+        <w:spacing w:line="360" w:lineRule="auto"/>
+        <w:ind w:left="567"/>
+        <w:rPr>
+          <w:sz w:val="28"/>
+          <w:szCs w:val="28"/>
+          <w:lang w:val="en-US"/>
+        </w:rPr>
+      </w:pPr>
+      <w:r>
+        <w:rPr>
+          <w:sz w:val="28"/>
+          <w:szCs w:val="28"/>
+          <w:lang w:val="en-US"/>
+        </w:rPr>
+        <w:t xml:space="preserve">– </w:t>
+      </w:r>
+      <w:r>
+        <w:rPr>
+          <w:sz w:val="28"/>
+          <w:szCs w:val="28"/>
+        </w:rPr>
+        <w:t>реализовать</w:t>
+      </w:r>
+      <w:r>
+        <w:rPr>
+          <w:sz w:val="28"/>
+          <w:szCs w:val="28"/>
+          <w:lang w:val="en-US"/>
+        </w:rPr>
+        <w:t xml:space="preserve"> </w:t>
+      </w:r>
+      <w:r>
+        <w:rPr>
+          <w:sz w:val="28"/>
+          <w:szCs w:val="28"/>
+        </w:rPr>
+        <w:t>маршруты</w:t>
+      </w:r>
+      <w:r>
+        <w:rPr>
+          <w:sz w:val="28"/>
+          <w:szCs w:val="28"/>
+          <w:lang w:val="en-US"/>
+        </w:rPr>
+        <w:t xml:space="preserve"> GET, POST, PATCH, DELETE;</w:t>
+      </w:r>
+    </w:p>
+    <w:p>
+      <w:pPr>
+        <w:spacing w:line="360" w:lineRule="auto"/>
+        <w:ind w:left="567"/>
+        <w:rPr>
+          <w:sz w:val="28"/>
+          <w:szCs w:val="28"/>
+        </w:rPr>
+      </w:pPr>
+      <w:r>
+        <w:rPr>
+          <w:sz w:val="28"/>
+          <w:szCs w:val="28"/>
+        </w:rPr>
+        <w:t>– организовать хранение данных в JSON-файле;</w:t>
+      </w:r>
+    </w:p>
+    <w:p>
+      <w:pPr>
+        <w:spacing w:line="360" w:lineRule="auto"/>
+        <w:ind w:left="567"/>
+        <w:rPr>
+          <w:sz w:val="28"/>
+          <w:szCs w:val="28"/>
+        </w:rPr>
+      </w:pPr>
+      <w:r>
+        <w:rPr>
+          <w:sz w:val="28"/>
+          <w:szCs w:val="28"/>
+        </w:rPr>
+        <w:t>– реализовать бизнес-логику приложения;</w:t>
+      </w:r>
+    </w:p>
+    <w:p>
+      <w:pPr>
+        <w:spacing w:line="360" w:lineRule="auto"/>
+        <w:ind w:left="567"/>
+        <w:rPr>
+          <w:sz w:val="28"/>
+          <w:szCs w:val="28"/>
+        </w:rPr>
+      </w:pPr>
+      <w:r>
+        <w:rPr>
+          <w:sz w:val="28"/>
+          <w:szCs w:val="28"/>
+        </w:rPr>
+        <w:t>– реализовать проверку ограничения на пересечение занятий;</w:t>
+      </w:r>
+    </w:p>
+    <w:p>
+      <w:pPr>
+        <w:spacing w:line="360" w:lineRule="auto"/>
+        <w:ind w:left="567"/>
+        <w:rPr>
+          <w:sz w:val="28"/>
+          <w:szCs w:val="28"/>
+        </w:rPr>
+      </w:pPr>
+      <w:r>
+        <w:rPr>
+          <w:sz w:val="28"/>
+          <w:szCs w:val="28"/>
+        </w:rPr>
+        <w:t xml:space="preserve">– протестировать API с использованием </w:t>
+      </w:r>
+      <w:proofErr w:type="spellStart"/>
+      <w:r>
+        <w:rPr>
+          <w:sz w:val="28"/>
+          <w:szCs w:val="28"/>
+        </w:rPr>
+        <w:t>Postman</w:t>
+      </w:r>
+      <w:proofErr w:type="spellEnd"/>
+      <w:r>
+        <w:rPr>
+          <w:sz w:val="28"/>
+          <w:szCs w:val="28"/>
+        </w:rPr>
+        <w:t>;</w:t>
+      </w:r>
+    </w:p>
+    <w:p>
+      <w:pPr>
+        <w:pStyle w:val="af0"/>
         <w:spacing w:after="0" w:line="360" w:lineRule="auto"/>
+        <w:ind w:left="709"/>
+        <w:jc w:val="both"/>
+        <w:rPr>
+          <w:rFonts w:ascii="Times New Roman" w:eastAsia="Times New Roman" w:hAnsi="Times New Roman" w:cs="Times New Roman"/>
+          <w:color w:val="000000" w:themeColor="text1"/>
+          <w:sz w:val="28"/>
+          <w:szCs w:val="24"/>
+          <w:lang w:eastAsia="ru-RU"/>
+        </w:rPr>
+      </w:pPr>
+      <w:r>
+        <w:rPr>
+          <w:rFonts w:ascii="Times New Roman" w:eastAsia="Times New Roman" w:hAnsi="Times New Roman" w:cs="Times New Roman"/>
+          <w:b/>
+          <w:bCs/>
+          <w:color w:val="000000" w:themeColor="text1"/>
+          <w:sz w:val="28"/>
+          <w:szCs w:val="24"/>
+          <w:lang w:eastAsia="ru-RU"/>
+        </w:rPr>
+        <w:t>Описание проекта</w:t>
+      </w:r>
+    </w:p>
+    <w:p>
+      <w:pPr>
+        <w:spacing w:line="360" w:lineRule="auto"/>
+        <w:ind w:firstLine="709"/>
         <w:contextualSpacing/>
+        <w:jc w:val="both"/>
+        <w:rPr>
+          <w:color w:val="000000" w:themeColor="text1"/>
+          <w:sz w:val="28"/>
+        </w:rPr>
+      </w:pPr>
+      <w:r>
+        <w:rPr>
+          <w:color w:val="000000" w:themeColor="text1"/>
+          <w:sz w:val="28"/>
+        </w:rPr>
+        <w:t>Проект представляет собой серверное приложение для составления расписания преподавателей.</w:t>
+      </w:r>
+    </w:p>
+    <w:p>
+      <w:pPr>
+        <w:spacing w:line="360" w:lineRule="auto"/>
+        <w:ind w:firstLine="709"/>
+        <w:contextualSpacing/>
+        <w:jc w:val="both"/>
+        <w:rPr>
+          <w:color w:val="000000" w:themeColor="text1"/>
+          <w:sz w:val="28"/>
+        </w:rPr>
+      </w:pPr>
+      <w:r>
+        <w:rPr>
+          <w:color w:val="000000" w:themeColor="text1"/>
+          <w:sz w:val="28"/>
+        </w:rPr>
+        <w:t>В рамках предметной области:</w:t>
+      </w:r>
+    </w:p>
+    <w:p>
+      <w:pPr>
+        <w:spacing w:line="360" w:lineRule="auto"/>
+        <w:ind w:firstLine="709"/>
+        <w:contextualSpacing/>
+        <w:jc w:val="both"/>
+        <w:rPr>
+          <w:color w:val="000000" w:themeColor="text1"/>
+          <w:sz w:val="28"/>
+        </w:rPr>
+      </w:pPr>
+      <w:r>
+        <w:rPr>
+          <w:color w:val="000000" w:themeColor="text1"/>
+          <w:sz w:val="28"/>
+        </w:rPr>
+        <w:t>– преподаватель (</w:t>
+      </w:r>
+      <w:proofErr w:type="spellStart"/>
+      <w:r>
+        <w:rPr>
+          <w:color w:val="000000" w:themeColor="text1"/>
+          <w:sz w:val="28"/>
+        </w:rPr>
+        <w:t>lecturer</w:t>
+      </w:r>
+      <w:proofErr w:type="spellEnd"/>
+      <w:r>
+        <w:rPr>
+          <w:color w:val="000000" w:themeColor="text1"/>
+          <w:sz w:val="28"/>
+        </w:rPr>
+        <w:t>) — услуга;</w:t>
+      </w:r>
+    </w:p>
+    <w:p>
+      <w:pPr>
+        <w:spacing w:line="360" w:lineRule="auto"/>
+        <w:ind w:firstLine="709"/>
+        <w:contextualSpacing/>
+        <w:jc w:val="both"/>
+        <w:rPr>
+          <w:color w:val="000000" w:themeColor="text1"/>
+          <w:sz w:val="28"/>
+        </w:rPr>
+      </w:pPr>
+      <w:r>
+        <w:rPr>
+          <w:color w:val="000000" w:themeColor="text1"/>
+          <w:sz w:val="28"/>
+        </w:rPr>
+        <w:t>– занятие — заявка.</w:t>
+      </w:r>
+    </w:p>
+    <w:p>
+      <w:pPr>
+        <w:spacing w:line="360" w:lineRule="auto"/>
+        <w:ind w:firstLine="709"/>
+        <w:contextualSpacing/>
+        <w:jc w:val="both"/>
+        <w:rPr>
+          <w:color w:val="000000" w:themeColor="text1"/>
+          <w:sz w:val="28"/>
+        </w:rPr>
+      </w:pPr>
+      <w:r>
+        <w:rPr>
+          <w:color w:val="000000" w:themeColor="text1"/>
+          <w:sz w:val="28"/>
+        </w:rPr>
+        <w:t>Каждое занятие включает:</w:t>
+      </w:r>
+    </w:p>
+    <w:p>
+      <w:pPr>
+        <w:spacing w:line="360" w:lineRule="auto"/>
+        <w:ind w:firstLine="709"/>
+        <w:contextualSpacing/>
+        <w:jc w:val="both"/>
+        <w:rPr>
+          <w:color w:val="000000" w:themeColor="text1"/>
+          <w:sz w:val="28"/>
+        </w:rPr>
+      </w:pPr>
+      <w:r>
+        <w:rPr>
+          <w:color w:val="000000" w:themeColor="text1"/>
+          <w:sz w:val="28"/>
+        </w:rPr>
+        <w:t>– преподавателя;</w:t>
+      </w:r>
+    </w:p>
+    <w:p>
+      <w:pPr>
+        <w:spacing w:line="360" w:lineRule="auto"/>
+        <w:ind w:firstLine="709"/>
+        <w:contextualSpacing/>
+        <w:jc w:val="both"/>
+        <w:rPr>
+          <w:color w:val="000000" w:themeColor="text1"/>
+          <w:sz w:val="28"/>
+        </w:rPr>
+      </w:pPr>
+      <w:r>
+        <w:rPr>
+          <w:color w:val="000000" w:themeColor="text1"/>
+          <w:sz w:val="28"/>
+        </w:rPr>
+        <w:t>– дисциплину;</w:t>
+      </w:r>
+    </w:p>
+    <w:p>
+      <w:pPr>
+        <w:spacing w:line="360" w:lineRule="auto"/>
+        <w:ind w:firstLine="709"/>
+        <w:contextualSpacing/>
+        <w:jc w:val="both"/>
+        <w:rPr>
+          <w:color w:val="000000" w:themeColor="text1"/>
+          <w:sz w:val="28"/>
+        </w:rPr>
+      </w:pPr>
+      <w:r>
+        <w:rPr>
+          <w:color w:val="000000" w:themeColor="text1"/>
+          <w:sz w:val="28"/>
+        </w:rPr>
+        <w:t>– день недели;</w:t>
+      </w:r>
+    </w:p>
+    <w:p>
+      <w:pPr>
+        <w:spacing w:line="360" w:lineRule="auto"/>
+        <w:ind w:firstLine="709"/>
+        <w:contextualSpacing/>
+        <w:jc w:val="both"/>
+        <w:rPr>
+          <w:color w:val="000000" w:themeColor="text1"/>
+          <w:sz w:val="28"/>
+        </w:rPr>
+      </w:pPr>
+      <w:r>
+        <w:rPr>
+          <w:color w:val="000000" w:themeColor="text1"/>
+          <w:sz w:val="28"/>
+        </w:rPr>
+        <w:t>– время;</w:t>
+      </w:r>
+    </w:p>
+    <w:p>
+      <w:pPr>
+        <w:spacing w:line="360" w:lineRule="auto"/>
+        <w:ind w:firstLine="709"/>
+        <w:contextualSpacing/>
+        <w:jc w:val="both"/>
+        <w:rPr>
+          <w:color w:val="000000" w:themeColor="text1"/>
+          <w:sz w:val="28"/>
+        </w:rPr>
+      </w:pPr>
+      <w:r>
+        <w:rPr>
+          <w:color w:val="000000" w:themeColor="text1"/>
+          <w:sz w:val="28"/>
+        </w:rPr>
+        <w:t>– аудиторию.</w:t>
+      </w:r>
+    </w:p>
+    <w:p>
+      <w:pPr>
+        <w:spacing w:line="360" w:lineRule="auto"/>
+        <w:ind w:firstLine="709"/>
+        <w:contextualSpacing/>
+        <w:jc w:val="both"/>
+        <w:rPr>
+          <w:color w:val="000000" w:themeColor="text1"/>
+          <w:sz w:val="28"/>
+        </w:rPr>
+      </w:pPr>
+      <w:r>
+        <w:rPr>
+          <w:color w:val="000000" w:themeColor="text1"/>
+          <w:sz w:val="28"/>
+        </w:rPr>
+        <w:t>Данные хранятся в JSON-файле и обрабатываются сервером с использованием Express.js.</w:t>
+      </w:r>
+    </w:p>
+    <w:p>
+      <w:pPr>
+        <w:pStyle w:val="af0"/>
+        <w:spacing w:after="0" w:line="360" w:lineRule="auto"/>
+        <w:ind w:left="709"/>
+        <w:jc w:val="both"/>
+        <w:rPr>
+          <w:rFonts w:ascii="Times New Roman" w:eastAsia="Times New Roman" w:hAnsi="Times New Roman" w:cs="Times New Roman"/>
+          <w:b/>
+          <w:color w:val="000000" w:themeColor="text1"/>
+          <w:sz w:val="28"/>
+          <w:szCs w:val="28"/>
+        </w:rPr>
+      </w:pPr>
+      <w:r>
+        <w:rPr>
+          <w:rFonts w:ascii="Times New Roman" w:eastAsia="Times New Roman" w:hAnsi="Times New Roman" w:cs="Times New Roman"/>
+          <w:b/>
+          <w:color w:val="000000" w:themeColor="text1"/>
+          <w:sz w:val="28"/>
+          <w:szCs w:val="28"/>
+        </w:rPr>
+        <w:t>Используемые технологии</w:t>
+      </w:r>
+      <w:r>
+        <w:rPr>
+          <w:rFonts w:ascii="Times New Roman" w:eastAsia="Times New Roman" w:hAnsi="Times New Roman" w:cs="Times New Roman"/>
+          <w:b/>
+          <w:color w:val="000000" w:themeColor="text1"/>
+          <w:sz w:val="28"/>
+          <w:szCs w:val="28"/>
+        </w:rPr>
+        <w:t>:</w:t>
+      </w:r>
+    </w:p>
+    <w:p>
+      <w:pPr>
+        <w:spacing w:line="360" w:lineRule="auto"/>
+        <w:ind w:firstLine="709"/>
+        <w:contextualSpacing/>
+        <w:jc w:val="both"/>
+        <w:rPr>
+          <w:color w:val="000000" w:themeColor="text1"/>
+          <w:sz w:val="28"/>
+        </w:rPr>
+      </w:pPr>
+      <w:r>
+        <w:rPr>
+          <w:color w:val="000000" w:themeColor="text1"/>
+          <w:sz w:val="28"/>
+        </w:rPr>
+        <w:t>– Node.js — среда выполнения;</w:t>
+      </w:r>
+    </w:p>
+    <w:p>
+      <w:pPr>
+        <w:spacing w:line="360" w:lineRule="auto"/>
+        <w:ind w:firstLine="709"/>
+        <w:contextualSpacing/>
+        <w:jc w:val="both"/>
+        <w:rPr>
+          <w:color w:val="000000" w:themeColor="text1"/>
+          <w:sz w:val="28"/>
+        </w:rPr>
+      </w:pPr>
+      <w:r>
+        <w:rPr>
+          <w:color w:val="000000" w:themeColor="text1"/>
+          <w:sz w:val="28"/>
+        </w:rPr>
+        <w:t>– Express.js — серверный фреймворк;</w:t>
+      </w:r>
+    </w:p>
+    <w:p>
+      <w:pPr>
+        <w:spacing w:line="360" w:lineRule="auto"/>
+        <w:ind w:firstLine="709"/>
+        <w:contextualSpacing/>
+        <w:jc w:val="both"/>
+        <w:rPr>
+          <w:color w:val="000000" w:themeColor="text1"/>
+          <w:sz w:val="28"/>
+        </w:rPr>
+      </w:pPr>
+      <w:r>
+        <w:rPr>
+          <w:color w:val="000000" w:themeColor="text1"/>
+          <w:sz w:val="28"/>
+        </w:rPr>
+        <w:t>– JSON — хранение данных;</w:t>
+      </w:r>
+    </w:p>
+    <w:p>
+      <w:pPr>
+        <w:spacing w:line="360" w:lineRule="auto"/>
+        <w:ind w:firstLine="709"/>
+        <w:contextualSpacing/>
+        <w:jc w:val="both"/>
+        <w:rPr>
+          <w:color w:val="000000" w:themeColor="text1"/>
+          <w:sz w:val="28"/>
+        </w:rPr>
+      </w:pPr>
+      <w:r>
+        <w:rPr>
+          <w:color w:val="000000" w:themeColor="text1"/>
+          <w:sz w:val="28"/>
+        </w:rPr>
+        <w:t xml:space="preserve">– </w:t>
+      </w:r>
+      <w:proofErr w:type="spellStart"/>
+      <w:r>
+        <w:rPr>
+          <w:color w:val="000000" w:themeColor="text1"/>
+          <w:sz w:val="28"/>
+        </w:rPr>
+        <w:t>Postman</w:t>
+      </w:r>
+      <w:proofErr w:type="spellEnd"/>
+      <w:r>
+        <w:rPr>
+          <w:color w:val="000000" w:themeColor="text1"/>
+          <w:sz w:val="28"/>
+        </w:rPr>
+        <w:t xml:space="preserve"> — тестирование API;</w:t>
+      </w:r>
+    </w:p>
+    <w:p>
+      <w:pPr>
+        <w:spacing w:before="100" w:beforeAutospacing="1" w:after="100" w:afterAutospacing="1" w:line="360" w:lineRule="auto"/>
+        <w:jc w:val="both"/>
+        <w:rPr>
+          <w:color w:val="000000" w:themeColor="text1"/>
+          <w:sz w:val="28"/>
+          <w:szCs w:val="28"/>
+        </w:rPr>
+      </w:pPr>
+      <w:r>
+        <w:rPr>
+          <w:color w:val="000000" w:themeColor="text1"/>
+          <w:sz w:val="28"/>
+          <w:szCs w:val="28"/>
+        </w:rPr>
+        <w:lastRenderedPageBreak/>
+        <w:t xml:space="preserve">Для проверки работоспособности разработанного API использовался инструмент </w:t>
+      </w:r>
+      <w:proofErr w:type="spellStart"/>
+      <w:r>
+        <w:rPr>
+          <w:color w:val="000000" w:themeColor="text1"/>
+          <w:sz w:val="28"/>
+          <w:szCs w:val="28"/>
+        </w:rPr>
+        <w:t>Postman</w:t>
+      </w:r>
+      <w:proofErr w:type="spellEnd"/>
+      <w:r>
+        <w:rPr>
+          <w:color w:val="000000" w:themeColor="text1"/>
+          <w:sz w:val="28"/>
+          <w:szCs w:val="28"/>
+        </w:rPr>
+        <w:t>.</w:t>
+      </w:r>
+      <w:r>
+        <w:rPr>
+          <w:color w:val="000000" w:themeColor="text1"/>
+          <w:sz w:val="28"/>
+          <w:szCs w:val="28"/>
+        </w:rPr>
+        <w:t xml:space="preserve"> </w:t>
+      </w:r>
+      <w:r>
+        <w:rPr>
+          <w:color w:val="000000" w:themeColor="text1"/>
+          <w:sz w:val="28"/>
+          <w:szCs w:val="28"/>
+        </w:rPr>
+        <w:t>С его помощью были выполнены основные операции взаимодействия с сервером, включая получение данных, добавление новых записей, обновление и удаление.</w:t>
+      </w:r>
+      <w:r>
+        <w:rPr>
+          <w:color w:val="000000" w:themeColor="text1"/>
+          <w:sz w:val="28"/>
+          <w:szCs w:val="28"/>
+        </w:rPr>
+        <w:t xml:space="preserve"> </w:t>
+      </w:r>
+      <w:r>
+        <w:rPr>
+          <w:color w:val="000000" w:themeColor="text1"/>
+          <w:sz w:val="28"/>
+          <w:szCs w:val="28"/>
+        </w:rPr>
+        <w:t xml:space="preserve">Рассмотрим результаты выполнения запросов (рисунок </w:t>
+      </w:r>
+      <w:r>
+        <w:rPr>
+          <w:color w:val="000000" w:themeColor="text1"/>
+          <w:sz w:val="28"/>
+          <w:szCs w:val="28"/>
+        </w:rPr>
+        <w:t>5</w:t>
+      </w:r>
+      <w:r>
+        <w:rPr>
+          <w:color w:val="000000" w:themeColor="text1"/>
+          <w:sz w:val="28"/>
+          <w:szCs w:val="28"/>
+        </w:rPr>
+        <w:t>).</w:t>
+      </w:r>
+    </w:p>
+    <w:p>
+      <w:pPr>
+        <w:spacing w:before="100" w:beforeAutospacing="1" w:after="100" w:afterAutospacing="1" w:line="360" w:lineRule="auto"/>
+        <w:jc w:val="both"/>
+        <w:rPr>
+          <w:color w:val="000000" w:themeColor="text1"/>
+          <w:sz w:val="28"/>
+          <w:szCs w:val="28"/>
+        </w:rPr>
+      </w:pPr>
+      <w:r>
+        <w:rPr>
+          <w:color w:val="000000" w:themeColor="text1"/>
+          <w:sz w:val="28"/>
+          <w:szCs w:val="28"/>
+        </w:rPr>
+        <w:drawing>
+          <wp:inline distT="0" distB="0" distL="0" distR="0" wp14:anchorId="0C7DE684" wp14:editId="6E280D08">
+            <wp:extent cx="6122670" cy="3459480"/>
+            <wp:effectExtent l="0" t="0" r="0" b="0"/>
+            <wp:docPr id="12" name="Рисунок 12"/>
+            <wp:cNvGraphicFramePr>
+              <a:graphicFrameLocks xmlns:a="http://schemas.openxmlformats.org/drawingml/2006/main" noChangeAspect="1"/>
+            </wp:cNvGraphicFramePr>
+            <a:graphic xmlns:a="http://schemas.openxmlformats.org/drawingml/2006/main">
+              <a:graphicData uri="http://schemas.openxmlformats.org/drawingml/2006/picture">
+                <pic:pic xmlns:pic="http://schemas.openxmlformats.org/drawingml/2006/picture">
+                  <pic:nvPicPr>
+                    <pic:cNvPr id="1" name=""/>
+                    <pic:cNvPicPr/>
+                  </pic:nvPicPr>
+                  <pic:blipFill>
+                    <a:blip r:embed="rId17"/>
+                    <a:stretch>
+                      <a:fillRect/>
+                    </a:stretch>
+                  </pic:blipFill>
+                  <pic:spPr>
+                    <a:xfrm>
+                      <a:off x="0" y="0"/>
+                      <a:ext cx="6122670" cy="3459480"/>
+                    </a:xfrm>
+                    <a:prstGeom prst="rect">
+                      <a:avLst/>
+                    </a:prstGeom>
+                  </pic:spPr>
+                </pic:pic>
+              </a:graphicData>
+            </a:graphic>
+          </wp:inline>
+        </w:drawing>
+      </w:r>
+    </w:p>
+    <w:p>
+      <w:pPr>
+        <w:spacing w:line="360" w:lineRule="auto"/>
         <w:jc w:val="center"/>
         <w:rPr>
-          <w:rFonts w:ascii="Times New Roman" w:eastAsia="Times New Roman" w:hAnsi="Times New Roman" w:cs="Times New Roman"/>
-          <w:color w:val="000000" w:themeColor="text1"/>
-          <w:sz w:val="28"/>
-          <w:szCs w:val="28"/>
-          <w:lang w:eastAsia="ru-RU"/>
-        </w:rPr>
-      </w:pPr>
-      <w:r>
-        <w:rPr>
-          <w:rFonts w:ascii="Times New Roman" w:eastAsia="Times New Roman" w:hAnsi="Times New Roman" w:cs="Times New Roman"/>
-          <w:noProof/>
-          <w:color w:val="000000" w:themeColor="text1"/>
-          <w:sz w:val="28"/>
-          <w:szCs w:val="28"/>
-          <w:lang w:eastAsia="ru-RU"/>
-        </w:rPr>
+          <w:color w:val="000000" w:themeColor="text1"/>
+          <w:sz w:val="28"/>
+          <w:szCs w:val="28"/>
+        </w:rPr>
+      </w:pPr>
+      <w:r>
+        <w:rPr>
+          <w:color w:val="000000" w:themeColor="text1"/>
+          <w:sz w:val="28"/>
+          <w:szCs w:val="28"/>
+        </w:rPr>
+        <w:t xml:space="preserve">Рисунок </w:t>
+      </w:r>
+      <w:r>
+        <w:rPr>
+          <w:color w:val="000000" w:themeColor="text1"/>
+          <w:sz w:val="28"/>
+          <w:szCs w:val="28"/>
+        </w:rPr>
+        <w:t>5</w:t>
+      </w:r>
+      <w:r>
+        <w:rPr>
+          <w:color w:val="000000" w:themeColor="text1"/>
+          <w:sz w:val="28"/>
+          <w:szCs w:val="28"/>
+        </w:rPr>
+        <w:t xml:space="preserve"> – Вид сайта личного кабинета студента</w:t>
+      </w:r>
+    </w:p>
+    <w:p>
+      <w:pPr>
+        <w:spacing w:line="360" w:lineRule="auto"/>
+        <w:jc w:val="center"/>
+        <w:rPr>
+          <w:color w:val="000000" w:themeColor="text1"/>
+          <w:sz w:val="28"/>
+          <w:szCs w:val="28"/>
+        </w:rPr>
+      </w:pPr>
+    </w:p>
+    <w:p>
+      <w:pPr>
+        <w:spacing w:line="360" w:lineRule="auto"/>
+        <w:jc w:val="both"/>
+        <w:rPr>
+          <w:color w:val="000000" w:themeColor="text1"/>
+          <w:sz w:val="28"/>
+          <w:szCs w:val="28"/>
+        </w:rPr>
+      </w:pPr>
+      <w:r>
+        <w:rPr>
+          <w:color w:val="000000" w:themeColor="text1"/>
+          <w:sz w:val="28"/>
+          <w:szCs w:val="28"/>
+        </w:rPr>
+        <w:t xml:space="preserve">На рисунке </w:t>
+      </w:r>
+      <w:r>
+        <w:rPr>
+          <w:color w:val="000000" w:themeColor="text1"/>
+          <w:sz w:val="28"/>
+          <w:szCs w:val="28"/>
+        </w:rPr>
+        <w:t>5</w:t>
+      </w:r>
+      <w:r>
+        <w:rPr>
+          <w:color w:val="000000" w:themeColor="text1"/>
+          <w:sz w:val="28"/>
+          <w:szCs w:val="28"/>
+        </w:rPr>
+        <w:t xml:space="preserve"> показан результат выполнения GET-запроса, который возвращает список всех занятий.</w:t>
+      </w:r>
+      <w:r>
+        <w:rPr>
+          <w:color w:val="000000" w:themeColor="text1"/>
+          <w:sz w:val="28"/>
+          <w:szCs w:val="28"/>
+        </w:rPr>
+        <w:t xml:space="preserve"> </w:t>
+      </w:r>
+      <w:r>
+        <w:rPr>
+          <w:color w:val="000000" w:themeColor="text1"/>
+          <w:sz w:val="28"/>
+          <w:szCs w:val="28"/>
+        </w:rPr>
+        <w:t>Полученные данные отображаются в формате JSON, что подтверждает корректную работу сервера.</w:t>
+      </w:r>
+      <w:r>
+        <w:rPr>
+          <w:color w:val="000000" w:themeColor="text1"/>
+          <w:sz w:val="28"/>
+          <w:szCs w:val="28"/>
+        </w:rPr>
+        <w:t xml:space="preserve"> </w:t>
+      </w:r>
+      <w:r>
+        <w:rPr>
+          <w:color w:val="000000" w:themeColor="text1"/>
+          <w:sz w:val="28"/>
+          <w:szCs w:val="28"/>
+        </w:rPr>
+        <w:t xml:space="preserve">Далее рассмотрим создание нового занятия (рисунок </w:t>
+      </w:r>
+      <w:r>
+        <w:rPr>
+          <w:color w:val="000000" w:themeColor="text1"/>
+          <w:sz w:val="28"/>
+          <w:szCs w:val="28"/>
+        </w:rPr>
+        <w:t>6</w:t>
+      </w:r>
+      <w:r>
+        <w:rPr>
+          <w:color w:val="000000" w:themeColor="text1"/>
+          <w:sz w:val="28"/>
+          <w:szCs w:val="28"/>
+        </w:rPr>
+        <w:t>).</w:t>
+      </w:r>
+    </w:p>
+    <w:p>
+      <w:pPr>
+        <w:spacing w:line="360" w:lineRule="auto"/>
+        <w:jc w:val="both"/>
+        <w:rPr>
+          <w:color w:val="000000" w:themeColor="text1"/>
+          <w:sz w:val="28"/>
+          <w:szCs w:val="28"/>
+        </w:rPr>
+      </w:pPr>
+      <w:r>
+        <w:rPr>
+          <w:color w:val="000000" w:themeColor="text1"/>
+          <w:sz w:val="28"/>
+          <w:szCs w:val="28"/>
+        </w:rPr>
+        <w:lastRenderedPageBreak/>
         <w:drawing>
-          <wp:inline distT="0" distB="0" distL="0" distR="0" wp14:anchorId="6954044D" wp14:editId="04EF2A7C">
-            <wp:extent cx="1965960" cy="2937510"/>
-            <wp:effectExtent l="0" t="0" r="2540" b="0"/>
-            <wp:docPr id="4" name="Рисунок 4"/>
+          <wp:inline distT="0" distB="0" distL="0" distR="0" wp14:anchorId="00D08A93" wp14:editId="5E1B1408">
+            <wp:extent cx="6059170" cy="3761105"/>
+            <wp:effectExtent l="0" t="0" r="0" b="0"/>
+            <wp:docPr id="16" name="Рисунок 16"/>
             <wp:cNvGraphicFramePr>
               <a:graphicFrameLocks xmlns:a="http://schemas.openxmlformats.org/drawingml/2006/main" noChangeAspect="1"/>
             </wp:cNvGraphicFramePr>
@@ -3052,14 +4120,14 @@
                     <pic:cNvPicPr/>
                   </pic:nvPicPr>
                   <pic:blipFill rotWithShape="1">
-                    <a:blip r:embed="rId17"/>
-                    <a:srcRect l="33790" t="9858" r="34100" b="13375"/>
+                    <a:blip r:embed="rId18"/>
+                    <a:srcRect l="1037"/>
                     <a:stretch/>
                   </pic:blipFill>
                   <pic:spPr bwMode="auto">
                     <a:xfrm>
                       <a:off x="0" y="0"/>
-                      <a:ext cx="1965960" cy="2937510"/>
+                      <a:ext cx="6059170" cy="3761105"/>
                     </a:xfrm>
                     <a:prstGeom prst="rect">
                       <a:avLst/>
@@ -3082,31 +4150,56 @@
     </w:p>
     <w:p>
       <w:pPr>
-        <w:spacing w:after="0" w:line="360" w:lineRule="auto"/>
+        <w:spacing w:line="360" w:lineRule="auto"/>
         <w:contextualSpacing/>
         <w:jc w:val="center"/>
         <w:rPr>
-          <w:rFonts w:ascii="Times New Roman" w:hAnsi="Times New Roman" w:cs="Times New Roman"/>
-          <w:color w:val="000000" w:themeColor="text1"/>
-          <w:sz w:val="28"/>
-        </w:rPr>
-      </w:pPr>
-      <w:r>
-        <w:rPr>
-          <w:rFonts w:ascii="Times New Roman" w:hAnsi="Times New Roman" w:cs="Times New Roman"/>
-          <w:color w:val="000000" w:themeColor="text1"/>
-          <w:sz w:val="28"/>
-        </w:rPr>
-        <w:t>Рисунок 5 – Общий вид</w:t>
+          <w:color w:val="000000" w:themeColor="text1"/>
+          <w:sz w:val="28"/>
+        </w:rPr>
+      </w:pPr>
+      <w:r>
+        <w:rPr>
+          <w:color w:val="000000" w:themeColor="text1"/>
+          <w:sz w:val="28"/>
+        </w:rPr>
+        <w:t xml:space="preserve">Рисунок </w:t>
+      </w:r>
+      <w:r>
+        <w:rPr>
+          <w:color w:val="000000" w:themeColor="text1"/>
+          <w:sz w:val="28"/>
+        </w:rPr>
+        <w:t>6</w:t>
+      </w:r>
+      <w:r>
+        <w:rPr>
+          <w:color w:val="000000" w:themeColor="text1"/>
+          <w:sz w:val="28"/>
+        </w:rPr>
+        <w:t xml:space="preserve"> – </w:t>
+      </w:r>
+      <w:r>
+        <w:rPr>
+          <w:color w:val="000000" w:themeColor="text1"/>
+          <w:sz w:val="28"/>
+        </w:rPr>
+        <w:t>Создание нового</w:t>
+      </w:r>
+      <w:r>
+        <w:rPr>
+          <w:color w:val="000000" w:themeColor="text1"/>
+          <w:sz w:val="28"/>
+        </w:rPr>
+        <w:t xml:space="preserve"> занятия</w:t>
       </w:r>
     </w:p>
     <w:p>
       <w:pPr>
-        <w:spacing w:after="0" w:line="360" w:lineRule="auto"/>
+        <w:spacing w:line="360" w:lineRule="auto"/>
         <w:contextualSpacing/>
         <w:jc w:val="center"/>
         <w:rPr>
-          <w:rFonts w:ascii="Times New Roman" w:hAnsi="Times New Roman" w:cs="Times New Roman"/>
           <w:color w:val="000000" w:themeColor="text1"/>
           <w:sz w:val="28"/>
         </w:rPr>
@@ -3114,57 +4207,355 @@
     </w:p>
     <w:p>
       <w:pPr>
-        <w:spacing w:after="0" w:line="360" w:lineRule="auto"/>
+        <w:spacing w:line="360" w:lineRule="auto"/>
         <w:contextualSpacing/>
         <w:jc w:val="both"/>
         <w:rPr>
-          <w:rFonts w:ascii="Times New Roman" w:hAnsi="Times New Roman" w:cs="Times New Roman"/>
-          <w:color w:val="000000" w:themeColor="text1"/>
-          <w:sz w:val="28"/>
-        </w:rPr>
-      </w:pPr>
-      <w:r>
-        <w:rPr>
-          <w:rFonts w:ascii="Times New Roman" w:hAnsi="Times New Roman" w:cs="Times New Roman"/>
-          <w:color w:val="000000" w:themeColor="text1"/>
-          <w:sz w:val="28"/>
-        </w:rPr>
-        <w:t>На данном рисунке представлен итоговый интерфейс калькулятора, включающий все основные элементы управления и отображения данных. Интерфейс реализован с учетом удобства пользователя и визуальной согласованности.</w:t>
+          <w:color w:val="000000" w:themeColor="text1"/>
+          <w:sz w:val="28"/>
+        </w:rPr>
+      </w:pPr>
+      <w:r>
+        <w:rPr>
+          <w:color w:val="000000" w:themeColor="text1"/>
+          <w:sz w:val="28"/>
+        </w:rPr>
+        <w:t xml:space="preserve">На рисунке </w:t>
+      </w:r>
+      <w:r>
+        <w:rPr>
+          <w:color w:val="000000" w:themeColor="text1"/>
+          <w:sz w:val="28"/>
+        </w:rPr>
+        <w:t>6</w:t>
+      </w:r>
+      <w:r>
+        <w:rPr>
+          <w:color w:val="000000" w:themeColor="text1"/>
+          <w:sz w:val="28"/>
+        </w:rPr>
+        <w:t xml:space="preserve"> представлен процесс создания нового занятия с использованием POST-запроса.</w:t>
       </w:r>
     </w:p>
     <w:p>
       <w:pPr>
-        <w:spacing w:after="0" w:line="360" w:lineRule="auto"/>
+        <w:spacing w:line="360" w:lineRule="auto"/>
         <w:contextualSpacing/>
         <w:jc w:val="both"/>
         <w:rPr>
-          <w:rFonts w:ascii="Times New Roman" w:hAnsi="Times New Roman" w:cs="Times New Roman"/>
-          <w:color w:val="000000" w:themeColor="text1"/>
-          <w:sz w:val="28"/>
-        </w:rPr>
-      </w:pPr>
-      <w:r>
-        <w:rPr>
-          <w:rFonts w:ascii="Times New Roman" w:eastAsia="Times New Roman" w:hAnsi="Times New Roman" w:cs="Times New Roman"/>
-          <w:noProof/>
-          <w:color w:val="000000" w:themeColor="text1"/>
-          <w:sz w:val="28"/>
-          <w:szCs w:val="28"/>
-          <w:lang w:eastAsia="ru-RU"/>
-        </w:rPr>
+          <w:color w:val="000000" w:themeColor="text1"/>
+          <w:sz w:val="28"/>
+        </w:rPr>
+      </w:pPr>
+      <w:r>
+        <w:rPr>
+          <w:color w:val="000000" w:themeColor="text1"/>
+          <w:sz w:val="28"/>
+        </w:rPr>
+        <w:t>Сервер успешно обрабатывает данные и добавляет новую запись в систему.</w:t>
+      </w:r>
+    </w:p>
+    <w:p>
+      <w:pPr>
+        <w:spacing w:line="360" w:lineRule="auto"/>
+        <w:contextualSpacing/>
+        <w:jc w:val="both"/>
+        <w:rPr>
+          <w:color w:val="000000" w:themeColor="text1"/>
+          <w:sz w:val="28"/>
+        </w:rPr>
+      </w:pPr>
+      <w:r>
+        <w:rPr>
+          <w:color w:val="000000" w:themeColor="text1"/>
+          <w:sz w:val="28"/>
+        </w:rPr>
+        <w:t xml:space="preserve">После создания записи рассмотрим возможность её изменения (рисунок </w:t>
+      </w:r>
+      <w:r>
+        <w:rPr>
+          <w:color w:val="000000" w:themeColor="text1"/>
+          <w:sz w:val="28"/>
+        </w:rPr>
+        <w:t>7</w:t>
+      </w:r>
+      <w:r>
+        <w:rPr>
+          <w:color w:val="000000" w:themeColor="text1"/>
+          <w:sz w:val="28"/>
+        </w:rPr>
+        <w:t>).</w:t>
+      </w:r>
+    </w:p>
+    <w:p>
+      <w:pPr>
+        <w:spacing w:line="360" w:lineRule="auto"/>
+        <w:contextualSpacing/>
+        <w:jc w:val="center"/>
+        <w:rPr>
+          <w:color w:val="000000" w:themeColor="text1"/>
+          <w:sz w:val="28"/>
+          <w:szCs w:val="28"/>
+        </w:rPr>
+      </w:pPr>
+      <w:r>
+        <w:rPr>
+          <w:color w:val="000000" w:themeColor="text1"/>
+          <w:sz w:val="28"/>
+          <w:szCs w:val="28"/>
+        </w:rPr>
+        <w:lastRenderedPageBreak/>
         <w:drawing>
-          <wp:anchor distT="0" distB="0" distL="114300" distR="114300" simplePos="0" relativeHeight="251660288" behindDoc="0" locked="0" layoutInCell="1" allowOverlap="1" wp14:anchorId="3E896806" wp14:editId="5C89E7F7">
-            <wp:simplePos x="0" y="0"/>
-            <wp:positionH relativeFrom="column">
-              <wp:posOffset>-6985</wp:posOffset>
-            </wp:positionH>
-            <wp:positionV relativeFrom="paragraph">
-              <wp:posOffset>840740</wp:posOffset>
-            </wp:positionV>
-            <wp:extent cx="6122670" cy="837565"/>
-            <wp:effectExtent l="0" t="0" r="0" b="635"/>
-            <wp:wrapSquare wrapText="bothSides"/>
-            <wp:docPr id="15" name="Рисунок 15"/>
+          <wp:inline distT="0" distB="0" distL="0" distR="0" wp14:anchorId="2A7BF63C" wp14:editId="07BD374E">
+            <wp:extent cx="6059170" cy="3751580"/>
+            <wp:effectExtent l="0" t="0" r="0" b="0"/>
+            <wp:docPr id="17" name="Рисунок 17"/>
+            <wp:cNvGraphicFramePr>
+              <a:graphicFrameLocks xmlns:a="http://schemas.openxmlformats.org/drawingml/2006/main" noChangeAspect="1"/>
+            </wp:cNvGraphicFramePr>
+            <a:graphic xmlns:a="http://schemas.openxmlformats.org/drawingml/2006/main">
+              <a:graphicData uri="http://schemas.openxmlformats.org/drawingml/2006/picture">
+                <pic:pic xmlns:pic="http://schemas.openxmlformats.org/drawingml/2006/picture">
+                  <pic:nvPicPr>
+                    <pic:cNvPr id="1" name=""/>
+                    <pic:cNvPicPr/>
+                  </pic:nvPicPr>
+                  <pic:blipFill rotWithShape="1">
+                    <a:blip r:embed="rId19"/>
+                    <a:srcRect l="1037"/>
+                    <a:stretch/>
+                  </pic:blipFill>
+                  <pic:spPr bwMode="auto">
+                    <a:xfrm>
+                      <a:off x="0" y="0"/>
+                      <a:ext cx="6059170" cy="3751580"/>
+                    </a:xfrm>
+                    <a:prstGeom prst="rect">
+                      <a:avLst/>
+                    </a:prstGeom>
+                    <a:ln>
+                      <a:noFill/>
+                    </a:ln>
+                    <a:extLst>
+                      <a:ext uri="{53640926-AAD7-44D8-BBD7-CCE9431645EC}">
+                        <a14:shadowObscured xmlns:a14="http://schemas.microsoft.com/office/drawing/2010/main"/>
+                      </a:ext>
+                    </a:extLst>
+                  </pic:spPr>
+                </pic:pic>
+              </a:graphicData>
+            </a:graphic>
+          </wp:inline>
+        </w:drawing>
+      </w:r>
+    </w:p>
+    <w:p>
+      <w:pPr>
+        <w:spacing w:line="360" w:lineRule="auto"/>
+        <w:contextualSpacing/>
+        <w:jc w:val="center"/>
+        <w:rPr>
+          <w:color w:val="000000" w:themeColor="text1"/>
+          <w:sz w:val="28"/>
+        </w:rPr>
+      </w:pPr>
+      <w:r>
+        <w:rPr>
+          <w:color w:val="000000" w:themeColor="text1"/>
+          <w:sz w:val="28"/>
+        </w:rPr>
+        <w:t xml:space="preserve">Рисунок </w:t>
+      </w:r>
+      <w:r>
+        <w:rPr>
+          <w:color w:val="000000" w:themeColor="text1"/>
+          <w:sz w:val="28"/>
+        </w:rPr>
+        <w:t>7</w:t>
+      </w:r>
+      <w:r>
+        <w:rPr>
+          <w:color w:val="000000" w:themeColor="text1"/>
+          <w:sz w:val="28"/>
+        </w:rPr>
+        <w:t xml:space="preserve"> – </w:t>
+      </w:r>
+      <w:r>
+        <w:rPr>
+          <w:color w:val="000000" w:themeColor="text1"/>
+          <w:sz w:val="28"/>
+        </w:rPr>
+        <w:t>Изменение занятия</w:t>
+      </w:r>
+    </w:p>
+    <w:p>
+      <w:pPr>
+        <w:spacing w:line="360" w:lineRule="auto"/>
+        <w:contextualSpacing/>
+        <w:jc w:val="center"/>
+        <w:rPr>
+          <w:color w:val="000000" w:themeColor="text1"/>
+          <w:sz w:val="28"/>
+        </w:rPr>
+      </w:pPr>
+    </w:p>
+    <w:p>
+      <w:pPr>
+        <w:spacing w:line="360" w:lineRule="auto"/>
+        <w:contextualSpacing/>
+        <w:jc w:val="both"/>
+        <w:rPr>
+          <w:color w:val="000000" w:themeColor="text1"/>
+          <w:sz w:val="28"/>
+        </w:rPr>
+      </w:pPr>
+      <w:r>
+        <w:rPr>
+          <w:color w:val="000000" w:themeColor="text1"/>
+          <w:sz w:val="28"/>
+        </w:rPr>
+        <w:t>На рисунке 4 показано обновление существующего занятия с использованием PATCH-запроса.</w:t>
+      </w:r>
+      <w:r>
+        <w:rPr>
+          <w:color w:val="000000" w:themeColor="text1"/>
+          <w:sz w:val="28"/>
+        </w:rPr>
+        <w:t xml:space="preserve"> </w:t>
+      </w:r>
+      <w:r>
+        <w:rPr>
+          <w:color w:val="000000" w:themeColor="text1"/>
+          <w:sz w:val="28"/>
+        </w:rPr>
+        <w:t>Данные успешно изменяются и сохраняются.</w:t>
+      </w:r>
+    </w:p>
+    <w:p>
+      <w:pPr>
+        <w:spacing w:line="360" w:lineRule="auto"/>
+        <w:contextualSpacing/>
+        <w:jc w:val="both"/>
+        <w:rPr>
+          <w:color w:val="000000" w:themeColor="text1"/>
+          <w:sz w:val="28"/>
+        </w:rPr>
+      </w:pPr>
+      <w:r>
+        <w:rPr>
+          <w:color w:val="000000" w:themeColor="text1"/>
+          <w:sz w:val="28"/>
+        </w:rPr>
+        <w:t xml:space="preserve">Далее рассмотрим удаление записи (рисунок </w:t>
+      </w:r>
+      <w:r>
+        <w:rPr>
+          <w:color w:val="000000" w:themeColor="text1"/>
+          <w:sz w:val="28"/>
+        </w:rPr>
+        <w:t>8</w:t>
+      </w:r>
+      <w:r>
+        <w:rPr>
+          <w:color w:val="000000" w:themeColor="text1"/>
+          <w:sz w:val="28"/>
+        </w:rPr>
+        <w:t>).</w:t>
+      </w:r>
+    </w:p>
+    <w:p>
+      <w:pPr>
+        <w:spacing w:line="360" w:lineRule="auto"/>
+        <w:contextualSpacing/>
+        <w:jc w:val="both"/>
+        <w:rPr>
+          <w:color w:val="000000" w:themeColor="text1"/>
+          <w:sz w:val="28"/>
+        </w:rPr>
+      </w:pPr>
+    </w:p>
+    <w:p>
+      <w:pPr>
+        <w:spacing w:line="360" w:lineRule="auto"/>
+        <w:contextualSpacing/>
+        <w:rPr>
+          <w:color w:val="000000" w:themeColor="text1"/>
+          <w:sz w:val="28"/>
+          <w:szCs w:val="28"/>
+        </w:rPr>
+      </w:pPr>
+      <w:r>
+        <w:rPr>
+          <w:color w:val="000000" w:themeColor="text1"/>
+          <w:sz w:val="28"/>
+          <w:szCs w:val="28"/>
+        </w:rPr>
+        <w:lastRenderedPageBreak/>
+        <w:drawing>
+          <wp:inline distT="0" distB="0" distL="0" distR="0" wp14:anchorId="7915076F" wp14:editId="0B0D14A3">
+            <wp:extent cx="6046470" cy="3592830"/>
+            <wp:effectExtent l="0" t="0" r="0" b="1270"/>
+            <wp:docPr id="18" name="Рисунок 18"/>
+            <wp:cNvGraphicFramePr>
+              <a:graphicFrameLocks xmlns:a="http://schemas.openxmlformats.org/drawingml/2006/main" noChangeAspect="1"/>
+            </wp:cNvGraphicFramePr>
+            <a:graphic xmlns:a="http://schemas.openxmlformats.org/drawingml/2006/main">
+              <a:graphicData uri="http://schemas.openxmlformats.org/drawingml/2006/picture">
+                <pic:pic xmlns:pic="http://schemas.openxmlformats.org/drawingml/2006/picture">
+                  <pic:nvPicPr>
+                    <pic:cNvPr id="1" name=""/>
+                    <pic:cNvPicPr/>
+                  </pic:nvPicPr>
+                  <pic:blipFill rotWithShape="1">
+                    <a:blip r:embed="rId20"/>
+                    <a:srcRect l="1244"/>
+                    <a:stretch/>
+                  </pic:blipFill>
+                  <pic:spPr bwMode="auto">
+                    <a:xfrm>
+                      <a:off x="0" y="0"/>
+                      <a:ext cx="6046470" cy="3592830"/>
+                    </a:xfrm>
+                    <a:prstGeom prst="rect">
+                      <a:avLst/>
+                    </a:prstGeom>
+                    <a:ln>
+                      <a:noFill/>
+                    </a:ln>
+                    <a:extLst>
+                      <a:ext uri="{53640926-AAD7-44D8-BBD7-CCE9431645EC}">
+                        <a14:shadowObscured xmlns:a14="http://schemas.microsoft.com/office/drawing/2010/main"/>
+                      </a:ext>
+                    </a:extLst>
+                  </pic:spPr>
+                </pic:pic>
+              </a:graphicData>
+            </a:graphic>
+          </wp:inline>
+        </w:drawing>
+      </w:r>
+    </w:p>
+    <w:p>
+      <w:pPr>
+        <w:spacing w:line="360" w:lineRule="auto"/>
+        <w:contextualSpacing/>
+        <w:rPr>
+          <w:color w:val="000000" w:themeColor="text1"/>
+          <w:sz w:val="28"/>
+          <w:szCs w:val="28"/>
+        </w:rPr>
+      </w:pPr>
+      <w:r>
+        <w:rPr>
+          <w:color w:val="000000" w:themeColor="text1"/>
+          <w:sz w:val="28"/>
+          <w:szCs w:val="28"/>
+        </w:rPr>
+        <w:drawing>
+          <wp:inline distT="0" distB="0" distL="0" distR="0" wp14:anchorId="3AB7568F" wp14:editId="73848C2D">
+            <wp:extent cx="6122670" cy="694055"/>
+            <wp:effectExtent l="0" t="0" r="0" b="4445"/>
+            <wp:docPr id="19" name="Рисунок 19"/>
             <wp:cNvGraphicFramePr>
               <a:graphicFrameLocks xmlns:a="http://schemas.openxmlformats.org/drawingml/2006/main" noChangeAspect="1"/>
             </wp:cNvGraphicFramePr>
@@ -3176,13 +4567,7 @@
                     <pic:cNvPicPr/>
                   </pic:nvPicPr>
                   <pic:blipFill>
-                    <a:blip r:embed="rId18">
-                      <a:extLst>
-                        <a:ext uri="{28A0092B-C50C-407E-A947-70E740481C1C}">
-                          <a14:useLocalDpi xmlns:a14="http://schemas.microsoft.com/office/drawing/2010/main" val="0"/>
-                        </a:ext>
-                      </a:extLst>
-                    </a:blip>
+                    <a:blip r:embed="rId21"/>
                     <a:stretch>
                       <a:fillRect/>
                     </a:stretch>
@@ -3190,7 +4575,7 @@
                   <pic:spPr>
                     <a:xfrm>
                       <a:off x="0" y="0"/>
-                      <a:ext cx="6122670" cy="837565"/>
+                      <a:ext cx="6122670" cy="694055"/>
                     </a:xfrm>
                     <a:prstGeom prst="rect">
                       <a:avLst/>
@@ -3199,181 +4584,191 @@
                 </pic:pic>
               </a:graphicData>
             </a:graphic>
-            <wp14:sizeRelH relativeFrom="page">
-              <wp14:pctWidth>0</wp14:pctWidth>
-            </wp14:sizeRelH>
-            <wp14:sizeRelV relativeFrom="page">
-              <wp14:pctHeight>0</wp14:pctHeight>
-            </wp14:sizeRelV>
-          </wp:anchor>
+          </wp:inline>
         </w:drawing>
-      </w:r>
-      <w:r>
-        <w:rPr>
-          <w:rFonts w:ascii="Times New Roman" w:hAnsi="Times New Roman" w:cs="Times New Roman"/>
-          <w:color w:val="000000" w:themeColor="text1"/>
-          <w:sz w:val="28"/>
-        </w:rPr>
-        <w:t>Дополнительные элементы интерфейса, расширяющие функциональность приложения, представлены на рисунке 6.</w:t>
       </w:r>
     </w:p>
     <w:p>
       <w:pPr>
-        <w:spacing w:after="0" w:line="360" w:lineRule="auto"/>
+        <w:spacing w:line="360" w:lineRule="auto"/>
         <w:contextualSpacing/>
-        <w:rPr>
-          <w:rFonts w:ascii="Times New Roman" w:eastAsia="Times New Roman" w:hAnsi="Times New Roman" w:cs="Times New Roman"/>
-          <w:color w:val="000000" w:themeColor="text1"/>
-          <w:sz w:val="28"/>
-          <w:szCs w:val="28"/>
-          <w:lang w:eastAsia="ru-RU"/>
-        </w:rPr>
-      </w:pPr>
+        <w:jc w:val="center"/>
+        <w:rPr>
+          <w:color w:val="000000" w:themeColor="text1"/>
+          <w:sz w:val="28"/>
+          <w:szCs w:val="28"/>
+        </w:rPr>
+      </w:pPr>
+      <w:r>
+        <w:rPr>
+          <w:color w:val="000000" w:themeColor="text1"/>
+          <w:sz w:val="28"/>
+          <w:szCs w:val="28"/>
+        </w:rPr>
+        <w:t xml:space="preserve">Рисунок </w:t>
+      </w:r>
+      <w:r>
+        <w:rPr>
+          <w:color w:val="000000" w:themeColor="text1"/>
+          <w:sz w:val="28"/>
+          <w:szCs w:val="28"/>
+        </w:rPr>
+        <w:t>8</w:t>
+      </w:r>
+      <w:r>
+        <w:rPr>
+          <w:color w:val="000000" w:themeColor="text1"/>
+          <w:sz w:val="28"/>
+          <w:szCs w:val="28"/>
+        </w:rPr>
+        <w:t xml:space="preserve"> –</w:t>
+      </w:r>
+      <w:r>
+        <w:rPr>
+          <w:color w:val="000000" w:themeColor="text1"/>
+          <w:sz w:val="28"/>
+          <w:szCs w:val="28"/>
+        </w:rPr>
+        <w:t xml:space="preserve"> Удаление занятия</w:t>
+      </w:r>
     </w:p>
     <w:p>
       <w:pPr>
-        <w:spacing w:after="0" w:line="360" w:lineRule="auto"/>
+        <w:spacing w:line="360" w:lineRule="auto"/>
         <w:contextualSpacing/>
         <w:jc w:val="center"/>
         <w:rPr>
-          <w:rFonts w:ascii="Times New Roman" w:eastAsia="Times New Roman" w:hAnsi="Times New Roman" w:cs="Times New Roman"/>
-          <w:color w:val="000000" w:themeColor="text1"/>
-          <w:sz w:val="28"/>
-          <w:szCs w:val="28"/>
-          <w:lang w:eastAsia="ru-RU"/>
-        </w:rPr>
-      </w:pPr>
-      <w:r>
-        <w:rPr>
-          <w:rFonts w:ascii="Times New Roman" w:eastAsia="Times New Roman" w:hAnsi="Times New Roman" w:cs="Times New Roman"/>
-          <w:color w:val="000000" w:themeColor="text1"/>
-          <w:sz w:val="28"/>
-          <w:szCs w:val="28"/>
-          <w:lang w:eastAsia="ru-RU"/>
-        </w:rPr>
-        <w:t>Рисунок 6 – Реализация дополнительных элементов</w:t>
-      </w:r>
+          <w:color w:val="000000" w:themeColor="text1"/>
+          <w:sz w:val="28"/>
+          <w:szCs w:val="28"/>
+        </w:rPr>
+      </w:pPr>
     </w:p>
     <w:p>
       <w:pPr>
-        <w:spacing w:after="0" w:line="360" w:lineRule="auto"/>
+        <w:spacing w:line="360" w:lineRule="auto"/>
         <w:contextualSpacing/>
-        <w:jc w:val="center"/>
-        <w:rPr>
-          <w:rFonts w:ascii="Times New Roman" w:eastAsia="Times New Roman" w:hAnsi="Times New Roman" w:cs="Times New Roman"/>
-          <w:color w:val="000000" w:themeColor="text1"/>
-          <w:sz w:val="28"/>
-          <w:szCs w:val="28"/>
-          <w:lang w:eastAsia="ru-RU"/>
-        </w:rPr>
-      </w:pPr>
+        <w:jc w:val="both"/>
+        <w:rPr>
+          <w:color w:val="000000" w:themeColor="text1"/>
+          <w:sz w:val="28"/>
+          <w:szCs w:val="28"/>
+        </w:rPr>
+      </w:pPr>
+      <w:r>
+        <w:rPr>
+          <w:color w:val="000000" w:themeColor="text1"/>
+          <w:sz w:val="28"/>
+          <w:szCs w:val="28"/>
+        </w:rPr>
+        <w:t xml:space="preserve">На рисунке </w:t>
+      </w:r>
+      <w:r>
+        <w:rPr>
+          <w:color w:val="000000" w:themeColor="text1"/>
+          <w:sz w:val="28"/>
+          <w:szCs w:val="28"/>
+        </w:rPr>
+        <w:t>8</w:t>
+      </w:r>
+      <w:r>
+        <w:rPr>
+          <w:color w:val="000000" w:themeColor="text1"/>
+          <w:sz w:val="28"/>
+          <w:szCs w:val="28"/>
+        </w:rPr>
+        <w:t xml:space="preserve"> показан процесс удаления занятия с использованием DELETE-запроса.</w:t>
+      </w:r>
+      <w:r>
+        <w:rPr>
+          <w:color w:val="000000" w:themeColor="text1"/>
+          <w:sz w:val="28"/>
+          <w:szCs w:val="28"/>
+        </w:rPr>
+        <w:t xml:space="preserve"> </w:t>
+      </w:r>
+      <w:r>
+        <w:rPr>
+          <w:color w:val="000000" w:themeColor="text1"/>
+          <w:sz w:val="28"/>
+          <w:szCs w:val="28"/>
+        </w:rPr>
+        <w:t>После удаления запись больше не отображается в списке.</w:t>
+      </w:r>
     </w:p>
     <w:p>
       <w:pPr>
-        <w:spacing w:after="0" w:line="360" w:lineRule="auto"/>
+        <w:spacing w:line="360" w:lineRule="auto"/>
         <w:contextualSpacing/>
         <w:jc w:val="both"/>
         <w:rPr>
-          <w:rFonts w:ascii="Times New Roman" w:eastAsia="Times New Roman" w:hAnsi="Times New Roman" w:cs="Times New Roman"/>
-          <w:color w:val="000000" w:themeColor="text1"/>
-          <w:sz w:val="28"/>
-          <w:szCs w:val="28"/>
-          <w:lang w:eastAsia="ru-RU"/>
-        </w:rPr>
-      </w:pPr>
-      <w:r>
-        <w:rPr>
-          <w:rFonts w:ascii="Times New Roman" w:eastAsia="Times New Roman" w:hAnsi="Times New Roman" w:cs="Times New Roman"/>
-          <w:color w:val="000000" w:themeColor="text1"/>
-          <w:sz w:val="28"/>
-          <w:szCs w:val="28"/>
-          <w:lang w:eastAsia="ru-RU"/>
-        </w:rPr>
-        <w:t xml:space="preserve">На рисунке показаны дополнительные элементы интерфейса, такие как раскрывающийся блок с информацией об авторе и дополнительные настройки. </w:t>
-      </w:r>
-      <w:r>
-        <w:rPr>
-          <w:rFonts w:ascii="Times New Roman" w:eastAsia="Times New Roman" w:hAnsi="Times New Roman" w:cs="Times New Roman"/>
-          <w:color w:val="000000" w:themeColor="text1"/>
-          <w:sz w:val="28"/>
-          <w:szCs w:val="28"/>
-          <w:lang w:eastAsia="ru-RU"/>
-        </w:rPr>
-        <w:lastRenderedPageBreak/>
-        <w:t>Эти элементы позволяют расширить функциональность и улучшить взаимодействие пользователя с приложением.</w:t>
+          <w:color w:val="000000" w:themeColor="text1"/>
+          <w:sz w:val="28"/>
+          <w:szCs w:val="28"/>
+        </w:rPr>
+      </w:pPr>
+      <w:r>
+        <w:rPr>
+          <w:color w:val="000000" w:themeColor="text1"/>
+          <w:sz w:val="28"/>
+          <w:szCs w:val="28"/>
+        </w:rPr>
+        <w:t xml:space="preserve">Теперь рассмотрим проверку ограничения (рисунок </w:t>
+      </w:r>
+      <w:r>
+        <w:rPr>
+          <w:color w:val="000000" w:themeColor="text1"/>
+          <w:sz w:val="28"/>
+          <w:szCs w:val="28"/>
+        </w:rPr>
+        <w:t>9</w:t>
+      </w:r>
+      <w:r>
+        <w:rPr>
+          <w:color w:val="000000" w:themeColor="text1"/>
+          <w:sz w:val="28"/>
+          <w:szCs w:val="28"/>
+        </w:rPr>
+        <w:t>).</w:t>
       </w:r>
     </w:p>
     <w:p>
       <w:pPr>
-        <w:spacing w:after="0" w:line="360" w:lineRule="auto"/>
+        <w:spacing w:line="360" w:lineRule="auto"/>
         <w:contextualSpacing/>
         <w:jc w:val="both"/>
         <w:rPr>
-          <w:rFonts w:ascii="Times New Roman" w:eastAsia="Times New Roman" w:hAnsi="Times New Roman" w:cs="Times New Roman"/>
-          <w:color w:val="000000" w:themeColor="text1"/>
-          <w:sz w:val="28"/>
-          <w:szCs w:val="28"/>
-          <w:lang w:eastAsia="ru-RU"/>
-        </w:rPr>
-      </w:pPr>
-      <w:r>
-        <w:rPr>
-          <w:rFonts w:ascii="Times New Roman" w:eastAsia="Times New Roman" w:hAnsi="Times New Roman" w:cs="Times New Roman"/>
-          <w:color w:val="000000" w:themeColor="text1"/>
-          <w:sz w:val="28"/>
-          <w:szCs w:val="28"/>
-          <w:lang w:eastAsia="ru-RU"/>
-        </w:rPr>
-        <w:t xml:space="preserve">Реализация функции смены темы представлена на рисунке </w:t>
-      </w:r>
-      <w:r>
-        <w:rPr>
-          <w:rFonts w:ascii="Times New Roman" w:eastAsia="Times New Roman" w:hAnsi="Times New Roman" w:cs="Times New Roman"/>
-          <w:color w:val="000000" w:themeColor="text1"/>
-          <w:sz w:val="28"/>
-          <w:szCs w:val="28"/>
-          <w:lang w:eastAsia="ru-RU"/>
-        </w:rPr>
-        <w:t>7</w:t>
-      </w:r>
-      <w:r>
-        <w:rPr>
-          <w:rFonts w:ascii="Times New Roman" w:eastAsia="Times New Roman" w:hAnsi="Times New Roman" w:cs="Times New Roman"/>
-          <w:color w:val="000000" w:themeColor="text1"/>
-          <w:sz w:val="28"/>
-          <w:szCs w:val="28"/>
-          <w:lang w:eastAsia="ru-RU"/>
-        </w:rPr>
-        <w:t>.</w:t>
-      </w:r>
+          <w:color w:val="000000" w:themeColor="text1"/>
+          <w:sz w:val="28"/>
+          <w:szCs w:val="28"/>
+        </w:rPr>
+      </w:pPr>
     </w:p>
     <w:p>
       <w:pPr>
-        <w:spacing w:after="0" w:line="360" w:lineRule="auto"/>
+        <w:spacing w:line="360" w:lineRule="auto"/>
         <w:contextualSpacing/>
-        <w:jc w:val="center"/>
-        <w:rPr>
-          <w:rFonts w:ascii="Times New Roman" w:eastAsia="Times New Roman" w:hAnsi="Times New Roman" w:cs="Times New Roman"/>
-          <w:color w:val="000000" w:themeColor="text1"/>
-          <w:sz w:val="28"/>
-          <w:szCs w:val="28"/>
-          <w:lang w:eastAsia="ru-RU"/>
-        </w:rPr>
-      </w:pPr>
-      <w:r>
-        <w:rPr>
-          <w:rFonts w:ascii="Times New Roman" w:eastAsia="Times New Roman" w:hAnsi="Times New Roman" w:cs="Times New Roman"/>
-          <w:noProof/>
-          <w:color w:val="000000" w:themeColor="text1"/>
-          <w:sz w:val="28"/>
-          <w:szCs w:val="28"/>
-          <w:lang w:eastAsia="ru-RU"/>
-        </w:rPr>
+        <w:jc w:val="both"/>
+        <w:rPr>
+          <w:color w:val="000000" w:themeColor="text1"/>
+          <w:sz w:val="28"/>
+          <w:szCs w:val="28"/>
+          <w:lang w:val="en-US"/>
+        </w:rPr>
+      </w:pPr>
+      <w:r>
+        <w:rPr>
+          <w:color w:val="000000" w:themeColor="text1"/>
+          <w:sz w:val="28"/>
+          <w:szCs w:val="28"/>
+          <w:lang w:val="en-US"/>
+        </w:rPr>
+        <w:lastRenderedPageBreak/>
         <w:drawing>
-          <wp:inline distT="0" distB="0" distL="0" distR="0" wp14:anchorId="0212DBAB" wp14:editId="77228454">
-            <wp:extent cx="6122670" cy="751205"/>
-            <wp:effectExtent l="0" t="0" r="0" b="0"/>
-            <wp:docPr id="14" name="Рисунок 14"/>
+          <wp:inline distT="0" distB="0" distL="0" distR="0" wp14:anchorId="28779536" wp14:editId="1B5C9778">
+            <wp:extent cx="6059170" cy="2957830"/>
+            <wp:effectExtent l="0" t="0" r="0" b="1270"/>
+            <wp:docPr id="20" name="Рисунок 20"/>
             <wp:cNvGraphicFramePr>
               <a:graphicFrameLocks xmlns:a="http://schemas.openxmlformats.org/drawingml/2006/main" noChangeAspect="1"/>
             </wp:cNvGraphicFramePr>
@@ -3384,20 +4779,27 @@
                     <pic:cNvPr id="1" name=""/>
                     <pic:cNvPicPr/>
                   </pic:nvPicPr>
-                  <pic:blipFill>
-                    <a:blip r:embed="rId19"/>
-                    <a:stretch>
-                      <a:fillRect/>
-                    </a:stretch>
+                  <pic:blipFill rotWithShape="1">
+                    <a:blip r:embed="rId22"/>
+                    <a:srcRect l="1037"/>
+                    <a:stretch/>
                   </pic:blipFill>
-                  <pic:spPr>
+                  <pic:spPr bwMode="auto">
                     <a:xfrm>
                       <a:off x="0" y="0"/>
-                      <a:ext cx="6122670" cy="751205"/>
+                      <a:ext cx="6059170" cy="2957830"/>
                     </a:xfrm>
                     <a:prstGeom prst="rect">
                       <a:avLst/>
                     </a:prstGeom>
+                    <a:ln>
+                      <a:noFill/>
+                    </a:ln>
+                    <a:extLst>
+                      <a:ext uri="{53640926-AAD7-44D8-BBD7-CCE9431645EC}">
+                        <a14:shadowObscured xmlns:a14="http://schemas.microsoft.com/office/drawing/2010/main"/>
+                      </a:ext>
+                    </a:extLst>
                   </pic:spPr>
                 </pic:pic>
               </a:graphicData>
@@ -3408,96 +4810,287 @@
     </w:p>
     <w:p>
       <w:pPr>
-        <w:spacing w:after="0" w:line="360" w:lineRule="auto"/>
+        <w:spacing w:line="360" w:lineRule="auto"/>
         <w:contextualSpacing/>
         <w:jc w:val="center"/>
         <w:rPr>
-          <w:rFonts w:ascii="Times New Roman" w:eastAsia="Times New Roman" w:hAnsi="Times New Roman" w:cs="Times New Roman"/>
-          <w:color w:val="000000" w:themeColor="text1"/>
-          <w:sz w:val="28"/>
-          <w:szCs w:val="28"/>
-          <w:lang w:eastAsia="ru-RU"/>
-        </w:rPr>
-      </w:pPr>
-      <w:r>
-        <w:rPr>
-          <w:rFonts w:ascii="Times New Roman" w:eastAsia="Times New Roman" w:hAnsi="Times New Roman" w:cs="Times New Roman"/>
-          <w:color w:val="000000" w:themeColor="text1"/>
-          <w:sz w:val="28"/>
-          <w:szCs w:val="28"/>
-          <w:lang w:eastAsia="ru-RU"/>
+          <w:color w:val="000000" w:themeColor="text1"/>
+          <w:sz w:val="28"/>
+          <w:szCs w:val="28"/>
+        </w:rPr>
+      </w:pPr>
+      <w:r>
+        <w:rPr>
+          <w:color w:val="000000" w:themeColor="text1"/>
+          <w:sz w:val="28"/>
+          <w:szCs w:val="28"/>
         </w:rPr>
         <w:t xml:space="preserve">Рисунок </w:t>
       </w:r>
       <w:r>
         <w:rPr>
-          <w:rFonts w:ascii="Times New Roman" w:eastAsia="Times New Roman" w:hAnsi="Times New Roman" w:cs="Times New Roman"/>
-          <w:color w:val="000000" w:themeColor="text1"/>
-          <w:sz w:val="28"/>
-          <w:szCs w:val="28"/>
-          <w:lang w:eastAsia="ru-RU"/>
-        </w:rPr>
-        <w:t>7</w:t>
-      </w:r>
-      <w:r>
-        <w:rPr>
-          <w:rFonts w:ascii="Times New Roman" w:eastAsia="Times New Roman" w:hAnsi="Times New Roman" w:cs="Times New Roman"/>
-          <w:color w:val="000000" w:themeColor="text1"/>
-          <w:sz w:val="28"/>
-          <w:szCs w:val="28"/>
-          <w:lang w:eastAsia="ru-RU"/>
-        </w:rPr>
-        <w:t xml:space="preserve"> – Реализация смены темы</w:t>
+          <w:color w:val="000000" w:themeColor="text1"/>
+          <w:sz w:val="28"/>
+          <w:szCs w:val="28"/>
+          <w:lang w:val="en-US"/>
+        </w:rPr>
+        <w:t>9</w:t>
+      </w:r>
+      <w:r>
+        <w:rPr>
+          <w:color w:val="000000" w:themeColor="text1"/>
+          <w:sz w:val="28"/>
+          <w:szCs w:val="28"/>
+        </w:rPr>
+        <w:t xml:space="preserve"> –</w:t>
+      </w:r>
+      <w:r>
+        <w:rPr>
+          <w:color w:val="000000" w:themeColor="text1"/>
+          <w:sz w:val="28"/>
+          <w:szCs w:val="28"/>
+          <w:lang w:val="en-US"/>
+        </w:rPr>
+        <w:t xml:space="preserve"> </w:t>
+      </w:r>
+      <w:r>
+        <w:rPr>
+          <w:color w:val="000000" w:themeColor="text1"/>
+          <w:sz w:val="28"/>
+          <w:szCs w:val="28"/>
+        </w:rPr>
+        <w:t>Ограничения</w:t>
       </w:r>
     </w:p>
     <w:p>
       <w:pPr>
-        <w:spacing w:after="0" w:line="360" w:lineRule="auto"/>
+        <w:spacing w:line="360" w:lineRule="auto"/>
         <w:contextualSpacing/>
         <w:jc w:val="center"/>
         <w:rPr>
-          <w:rFonts w:ascii="Times New Roman" w:eastAsia="Times New Roman" w:hAnsi="Times New Roman" w:cs="Times New Roman"/>
-          <w:color w:val="000000" w:themeColor="text1"/>
-          <w:sz w:val="28"/>
-          <w:szCs w:val="28"/>
-          <w:lang w:eastAsia="ru-RU"/>
+          <w:color w:val="000000" w:themeColor="text1"/>
+          <w:sz w:val="28"/>
+          <w:szCs w:val="28"/>
         </w:rPr>
       </w:pPr>
     </w:p>
     <w:p>
       <w:pPr>
-        <w:spacing w:after="0" w:line="360" w:lineRule="auto"/>
+        <w:spacing w:line="360" w:lineRule="auto"/>
         <w:contextualSpacing/>
         <w:jc w:val="both"/>
         <w:rPr>
-          <w:rFonts w:ascii="Times New Roman" w:eastAsia="Times New Roman" w:hAnsi="Times New Roman" w:cs="Times New Roman"/>
-          <w:color w:val="000000" w:themeColor="text1"/>
-          <w:sz w:val="28"/>
-          <w:szCs w:val="28"/>
-          <w:lang w:eastAsia="ru-RU"/>
-        </w:rPr>
-      </w:pPr>
-      <w:r>
-        <w:rPr>
-          <w:rFonts w:ascii="Times New Roman" w:eastAsia="Times New Roman" w:hAnsi="Times New Roman" w:cs="Times New Roman"/>
-          <w:color w:val="000000" w:themeColor="text1"/>
-          <w:sz w:val="28"/>
-          <w:szCs w:val="28"/>
-          <w:lang w:eastAsia="ru-RU"/>
-        </w:rPr>
-        <w:t>На данном рисунке демонстрируется изменение цветовой темы интерфейса по нажатию кнопки. Реализация данной функции выполнена с использованием JavaScript и позволяет динамически изменять внешний вид приложения.</w:t>
+          <w:color w:val="000000" w:themeColor="text1"/>
+          <w:sz w:val="28"/>
+          <w:szCs w:val="28"/>
+        </w:rPr>
+      </w:pPr>
+      <w:r>
+        <w:rPr>
+          <w:color w:val="000000" w:themeColor="text1"/>
+          <w:sz w:val="28"/>
+          <w:szCs w:val="28"/>
+        </w:rPr>
+        <w:t xml:space="preserve">На рисунке </w:t>
+      </w:r>
+      <w:r>
+        <w:rPr>
+          <w:color w:val="000000" w:themeColor="text1"/>
+          <w:sz w:val="28"/>
+          <w:szCs w:val="28"/>
+        </w:rPr>
+        <w:t>9</w:t>
+      </w:r>
+      <w:r>
+        <w:rPr>
+          <w:color w:val="000000" w:themeColor="text1"/>
+          <w:sz w:val="28"/>
+          <w:szCs w:val="28"/>
+        </w:rPr>
+        <w:t xml:space="preserve"> представлена проверка бизнес-ограничения.</w:t>
       </w:r>
     </w:p>
     <w:p>
       <w:pPr>
-        <w:spacing w:after="0" w:line="360" w:lineRule="auto"/>
+        <w:spacing w:line="360" w:lineRule="auto"/>
         <w:contextualSpacing/>
-        <w:rPr>
-          <w:rFonts w:ascii="Times New Roman" w:eastAsia="Times New Roman" w:hAnsi="Times New Roman" w:cs="Times New Roman"/>
-          <w:color w:val="000000" w:themeColor="text1"/>
-          <w:sz w:val="28"/>
-          <w:szCs w:val="28"/>
-          <w:lang w:val="en-US" w:eastAsia="ru-RU"/>
+        <w:jc w:val="both"/>
+        <w:rPr>
+          <w:color w:val="000000" w:themeColor="text1"/>
+          <w:sz w:val="28"/>
+          <w:szCs w:val="28"/>
+        </w:rPr>
+      </w:pPr>
+      <w:r>
+        <w:rPr>
+          <w:color w:val="000000" w:themeColor="text1"/>
+          <w:sz w:val="28"/>
+          <w:szCs w:val="28"/>
+        </w:rPr>
+        <w:t>При попытке добавить занятие с тем же преподавателем, днём и временем сервер возвращает сообщение об ошибке.</w:t>
+      </w:r>
+    </w:p>
+    <w:p>
+      <w:pPr>
+        <w:spacing w:line="360" w:lineRule="auto"/>
+        <w:contextualSpacing/>
+        <w:jc w:val="both"/>
+        <w:rPr>
+          <w:color w:val="000000" w:themeColor="text1"/>
+          <w:sz w:val="28"/>
+          <w:szCs w:val="28"/>
+        </w:rPr>
+      </w:pPr>
+      <w:r>
+        <w:rPr>
+          <w:color w:val="000000" w:themeColor="text1"/>
+          <w:sz w:val="28"/>
+          <w:szCs w:val="28"/>
+        </w:rPr>
+        <w:t>Это подтверждает корректную реализацию логики приложения.</w:t>
+      </w:r>
+    </w:p>
+    <w:p>
+      <w:pPr>
+        <w:spacing w:line="360" w:lineRule="auto"/>
+        <w:contextualSpacing/>
+        <w:jc w:val="both"/>
+        <w:rPr>
+          <w:color w:val="000000" w:themeColor="text1"/>
+          <w:sz w:val="28"/>
+          <w:szCs w:val="28"/>
+        </w:rPr>
+      </w:pPr>
+    </w:p>
+    <w:p>
+      <w:pPr>
+        <w:spacing w:line="360" w:lineRule="auto"/>
+        <w:contextualSpacing/>
+        <w:jc w:val="both"/>
+        <w:rPr>
+          <w:color w:val="000000" w:themeColor="text1"/>
+          <w:sz w:val="28"/>
+          <w:szCs w:val="28"/>
+        </w:rPr>
+      </w:pPr>
+    </w:p>
+    <w:p>
+      <w:pPr>
+        <w:spacing w:line="360" w:lineRule="auto"/>
+        <w:contextualSpacing/>
+        <w:jc w:val="both"/>
+        <w:rPr>
+          <w:color w:val="000000" w:themeColor="text1"/>
+          <w:sz w:val="28"/>
+          <w:szCs w:val="28"/>
+        </w:rPr>
+      </w:pPr>
+    </w:p>
+    <w:p>
+      <w:pPr>
+        <w:spacing w:line="360" w:lineRule="auto"/>
+        <w:contextualSpacing/>
+        <w:jc w:val="both"/>
+        <w:rPr>
+          <w:color w:val="000000" w:themeColor="text1"/>
+          <w:sz w:val="28"/>
+          <w:szCs w:val="28"/>
+        </w:rPr>
+      </w:pPr>
+    </w:p>
+    <w:p>
+      <w:pPr>
+        <w:spacing w:line="360" w:lineRule="auto"/>
+        <w:contextualSpacing/>
+        <w:jc w:val="both"/>
+        <w:rPr>
+          <w:color w:val="000000" w:themeColor="text1"/>
+          <w:sz w:val="28"/>
+          <w:szCs w:val="28"/>
+        </w:rPr>
+      </w:pPr>
+    </w:p>
+    <w:p>
+      <w:pPr>
+        <w:spacing w:line="360" w:lineRule="auto"/>
+        <w:contextualSpacing/>
+        <w:jc w:val="both"/>
+        <w:rPr>
+          <w:color w:val="000000" w:themeColor="text1"/>
+          <w:sz w:val="28"/>
+          <w:szCs w:val="28"/>
+        </w:rPr>
+      </w:pPr>
+    </w:p>
+    <w:p>
+      <w:pPr>
+        <w:spacing w:line="360" w:lineRule="auto"/>
+        <w:contextualSpacing/>
+        <w:jc w:val="both"/>
+        <w:rPr>
+          <w:color w:val="000000" w:themeColor="text1"/>
+          <w:sz w:val="28"/>
+          <w:szCs w:val="28"/>
+        </w:rPr>
+      </w:pPr>
+    </w:p>
+    <w:p>
+      <w:pPr>
+        <w:spacing w:line="360" w:lineRule="auto"/>
+        <w:contextualSpacing/>
+        <w:jc w:val="both"/>
+        <w:rPr>
+          <w:color w:val="000000" w:themeColor="text1"/>
+          <w:sz w:val="28"/>
+          <w:szCs w:val="28"/>
+        </w:rPr>
+      </w:pPr>
+    </w:p>
+    <w:p>
+      <w:pPr>
+        <w:spacing w:line="360" w:lineRule="auto"/>
+        <w:contextualSpacing/>
+        <w:jc w:val="both"/>
+        <w:rPr>
+          <w:color w:val="000000" w:themeColor="text1"/>
+          <w:sz w:val="28"/>
+          <w:szCs w:val="28"/>
+        </w:rPr>
+      </w:pPr>
+    </w:p>
+    <w:p>
+      <w:pPr>
+        <w:spacing w:line="360" w:lineRule="auto"/>
+        <w:contextualSpacing/>
+        <w:jc w:val="both"/>
+        <w:rPr>
+          <w:color w:val="000000" w:themeColor="text1"/>
+          <w:sz w:val="28"/>
+          <w:szCs w:val="28"/>
+        </w:rPr>
+      </w:pPr>
+    </w:p>
+    <w:p>
+      <w:pPr>
+        <w:spacing w:line="360" w:lineRule="auto"/>
+        <w:contextualSpacing/>
+        <w:jc w:val="both"/>
+        <w:rPr>
+          <w:color w:val="000000" w:themeColor="text1"/>
+          <w:sz w:val="28"/>
+          <w:szCs w:val="28"/>
+        </w:rPr>
+      </w:pPr>
+    </w:p>
+    <w:p>
+      <w:pPr>
+        <w:spacing w:line="360" w:lineRule="auto"/>
+        <w:contextualSpacing/>
+        <w:jc w:val="both"/>
+        <w:rPr>
+          <w:color w:val="000000" w:themeColor="text1"/>
+          <w:sz w:val="28"/>
+          <w:szCs w:val="28"/>
         </w:rPr>
       </w:pPr>
     </w:p>
@@ -3520,6 +5113,7 @@
           <w:color w:val="000000" w:themeColor="text1"/>
           <w:lang w:eastAsia="ru-RU"/>
         </w:rPr>
+        <w:lastRenderedPageBreak/>
         <w:t>ЗАКЛЮЧЕНИЕ</w:t>
       </w:r>
     </w:p>
@@ -3541,7 +5135,55 @@
           <w:color w:val="000000" w:themeColor="text1"/>
           <w:sz w:val="28"/>
         </w:rPr>
-        <w:t>В ходе выполнения лабораторных работ был разработан веб-калькулятор с использованием HTML, CSS и JavaScript.</w:t>
+        <w:t>В ходе выполнения лабораторных работ было разработано веб-приложение для составления расписания преподавателей.</w:t>
+      </w:r>
+    </w:p>
+    <w:p>
+      <w:pPr>
+        <w:pStyle w:val="af0"/>
+        <w:numPr>
+          <w:ilvl w:val="0"/>
+          <w:numId w:val="41"/>
+        </w:numPr>
+        <w:spacing w:line="360" w:lineRule="auto"/>
+        <w:jc w:val="both"/>
+        <w:rPr>
+          <w:rFonts w:ascii="Times New Roman" w:hAnsi="Times New Roman" w:cs="Times New Roman"/>
+          <w:color w:val="000000" w:themeColor="text1"/>
+          <w:sz w:val="28"/>
+        </w:rPr>
+      </w:pPr>
+      <w:r>
+        <w:rPr>
+          <w:rFonts w:ascii="Times New Roman" w:hAnsi="Times New Roman" w:cs="Times New Roman"/>
+          <w:color w:val="000000" w:themeColor="text1"/>
+          <w:sz w:val="28"/>
+        </w:rPr>
+        <w:t>В первой лабораторной работе был реализован пользовательский интерфейс с использованием HTML и CSS. Были созданы карточки, отображающие данные, и выполнена стилизация элементов.</w:t>
+      </w:r>
+    </w:p>
+    <w:p>
+      <w:pPr>
+        <w:pStyle w:val="af0"/>
+        <w:numPr>
+          <w:ilvl w:val="0"/>
+          <w:numId w:val="41"/>
+        </w:numPr>
+        <w:spacing w:line="360" w:lineRule="auto"/>
+        <w:jc w:val="both"/>
+        <w:rPr>
+          <w:rFonts w:ascii="Times New Roman" w:hAnsi="Times New Roman" w:cs="Times New Roman"/>
+          <w:color w:val="000000" w:themeColor="text1"/>
+          <w:sz w:val="28"/>
+        </w:rPr>
+      </w:pPr>
+      <w:r>
+        <w:rPr>
+          <w:rFonts w:ascii="Times New Roman" w:hAnsi="Times New Roman" w:cs="Times New Roman"/>
+          <w:color w:val="000000" w:themeColor="text1"/>
+          <w:sz w:val="28"/>
+        </w:rPr>
+        <w:t>Во второй лабораторной работе была разработана серверная часть приложения с использованием Express.js. Реализован REST API, обеспечивающий выполнение операций получения, добавления, изменения и удаления данных.</w:t>
       </w:r>
     </w:p>
     <w:p>
@@ -3562,7 +5204,7 @@
           <w:color w:val="000000" w:themeColor="text1"/>
           <w:sz w:val="28"/>
         </w:rPr>
-        <w:t>В первой лабораторной работе был реализован статический интерфейс, включающий кнопки ввода, поле отображения результата и элементы управления.</w:t>
+        <w:t>Также была реализована функция проверки ограничения, предотвращающая назначение нескольких занятий одному преподавателю в одно и то же время.</w:t>
       </w:r>
     </w:p>
     <w:p>
@@ -3583,121 +5225,25 @@
           <w:color w:val="000000" w:themeColor="text1"/>
           <w:sz w:val="28"/>
         </w:rPr>
-        <w:t>Во второй лабораторной работе была добавлена функциональность:</w:t>
-      </w:r>
-    </w:p>
-    <w:p>
-      <w:pPr>
-        <w:pStyle w:val="af0"/>
-        <w:numPr>
-          <w:ilvl w:val="0"/>
-          <w:numId w:val="37"/>
-        </w:numPr>
-        <w:spacing w:line="360" w:lineRule="auto"/>
-        <w:jc w:val="both"/>
+        <w:t xml:space="preserve">Для тестирования приложения использовался </w:t>
+      </w:r>
+      <w:proofErr w:type="spellStart"/>
+      <w:r>
         <w:rPr>
           <w:rFonts w:ascii="Times New Roman" w:hAnsi="Times New Roman" w:cs="Times New Roman"/>
           <w:color w:val="000000" w:themeColor="text1"/>
           <w:sz w:val="28"/>
         </w:rPr>
-      </w:pPr>
+        <w:t>Postman</w:t>
+      </w:r>
+      <w:proofErr w:type="spellEnd"/>
       <w:r>
         <w:rPr>
           <w:rFonts w:ascii="Times New Roman" w:hAnsi="Times New Roman" w:cs="Times New Roman"/>
           <w:color w:val="000000" w:themeColor="text1"/>
           <w:sz w:val="28"/>
         </w:rPr>
-        <w:t>выполнение арифметических операций;</w:t>
-      </w:r>
-    </w:p>
-    <w:p>
-      <w:pPr>
-        <w:pStyle w:val="af0"/>
-        <w:numPr>
-          <w:ilvl w:val="0"/>
-          <w:numId w:val="37"/>
-        </w:numPr>
-        <w:spacing w:line="360" w:lineRule="auto"/>
-        <w:jc w:val="both"/>
-        <w:rPr>
-          <w:rFonts w:ascii="Times New Roman" w:hAnsi="Times New Roman" w:cs="Times New Roman"/>
-          <w:color w:val="000000" w:themeColor="text1"/>
-          <w:sz w:val="28"/>
-        </w:rPr>
-      </w:pPr>
-      <w:r>
-        <w:rPr>
-          <w:rFonts w:ascii="Times New Roman" w:hAnsi="Times New Roman" w:cs="Times New Roman"/>
-          <w:color w:val="000000" w:themeColor="text1"/>
-          <w:sz w:val="28"/>
-        </w:rPr>
-        <w:t>обработка пользовательского ввода;</w:t>
-      </w:r>
-    </w:p>
-    <w:p>
-      <w:pPr>
-        <w:pStyle w:val="af0"/>
-        <w:numPr>
-          <w:ilvl w:val="0"/>
-          <w:numId w:val="37"/>
-        </w:numPr>
-        <w:spacing w:line="360" w:lineRule="auto"/>
-        <w:jc w:val="both"/>
-        <w:rPr>
-          <w:rFonts w:ascii="Times New Roman" w:hAnsi="Times New Roman" w:cs="Times New Roman"/>
-          <w:color w:val="000000" w:themeColor="text1"/>
-          <w:sz w:val="28"/>
-        </w:rPr>
-      </w:pPr>
-      <w:r>
-        <w:rPr>
-          <w:rFonts w:ascii="Times New Roman" w:hAnsi="Times New Roman" w:cs="Times New Roman"/>
-          <w:color w:val="000000" w:themeColor="text1"/>
-          <w:sz w:val="28"/>
-        </w:rPr>
-        <w:t xml:space="preserve">реализация дополнительных функций (проценты, смена знака, </w:t>
-      </w:r>
-      <w:proofErr w:type="spellStart"/>
-      <w:r>
-        <w:rPr>
-          <w:rFonts w:ascii="Times New Roman" w:hAnsi="Times New Roman" w:cs="Times New Roman"/>
-          <w:color w:val="000000" w:themeColor="text1"/>
-          <w:sz w:val="28"/>
-        </w:rPr>
-        <w:t>backspace</w:t>
-      </w:r>
-      <w:proofErr w:type="spellEnd"/>
-      <w:r>
-        <w:rPr>
-          <w:rFonts w:ascii="Times New Roman" w:hAnsi="Times New Roman" w:cs="Times New Roman"/>
-          <w:color w:val="000000" w:themeColor="text1"/>
-          <w:sz w:val="28"/>
-        </w:rPr>
-        <w:t>);</w:t>
-      </w:r>
-    </w:p>
-    <w:p>
-      <w:pPr>
-        <w:pStyle w:val="af0"/>
-        <w:numPr>
-          <w:ilvl w:val="0"/>
-          <w:numId w:val="37"/>
-        </w:numPr>
-        <w:spacing w:line="360" w:lineRule="auto"/>
-        <w:jc w:val="both"/>
-        <w:rPr>
-          <w:rFonts w:ascii="Times New Roman" w:hAnsi="Times New Roman" w:cs="Times New Roman"/>
-          <w:color w:val="000000" w:themeColor="text1"/>
-          <w:sz w:val="28"/>
-        </w:rPr>
-      </w:pPr>
-      <w:r>
-        <w:rPr>
-          <w:rFonts w:ascii="Times New Roman" w:hAnsi="Times New Roman" w:cs="Times New Roman"/>
-          <w:color w:val="000000" w:themeColor="text1"/>
-          <w:sz w:val="28"/>
-        </w:rPr>
-        <w:t>реализована смена темы интерфейса.</w:t>
+        <w:t>, с помощью которого была проверена корректность работы всех методов API.</w:t>
       </w:r>
     </w:p>
     <w:p>
@@ -3718,7 +5264,7 @@
           <w:color w:val="000000" w:themeColor="text1"/>
           <w:sz w:val="28"/>
         </w:rPr>
-        <w:t>Таким образом, поставленные задачи были выполнены: реализован интерфейс калькулятора, разработана логика вычислений и добавлены интерактивные элементы. В результате был создан полнофункциональный веб-калькулятор.</w:t>
+        <w:t>Таким образом, разработано полноценное веб-приложение, включающее клиентскую и серверную части, обеспечивающее управление расписанием преподавателей.</w:t>
       </w:r>
     </w:p>
     <w:p>
@@ -3739,15 +5285,7 @@
           <w:color w:val="000000" w:themeColor="text1"/>
           <w:sz w:val="28"/>
         </w:rPr>
-        <w:t>Исходный код проекта размещён в репозитории</w:t>
-      </w:r>
-      <w:r>
-        <w:rPr>
-          <w:rFonts w:ascii="Times New Roman" w:hAnsi="Times New Roman" w:cs="Times New Roman"/>
-          <w:color w:val="000000" w:themeColor="text1"/>
-          <w:sz w:val="28"/>
-        </w:rPr>
-        <w:t>:</w:t>
+        <w:t>Исходный код проекта размещён в репозитории:</w:t>
       </w:r>
     </w:p>
     <w:p>
@@ -3758,28 +5296,139 @@
         <w:jc w:val="both"/>
         <w:rPr>
           <w:rFonts w:ascii="Times New Roman" w:hAnsi="Times New Roman" w:cs="Times New Roman"/>
-          <w:color w:val="000000" w:themeColor="text1"/>
-          <w:sz w:val="28"/>
-        </w:rPr>
-      </w:pPr>
-      <w:hyperlink r:id="rId20" w:history="1">
+          <w:sz w:val="28"/>
+          <w:szCs w:val="28"/>
+        </w:rPr>
+      </w:pPr>
+      <w:hyperlink r:id="rId23" w:history="1">
         <w:r>
           <w:rPr>
             <w:rStyle w:val="af7"/>
             <w:rFonts w:ascii="Times New Roman" w:hAnsi="Times New Roman" w:cs="Times New Roman"/>
             <w:sz w:val="28"/>
+            <w:szCs w:val="28"/>
           </w:rPr>
           <w:t>https://github.com/Rayana06/PSP.git</w:t>
         </w:r>
       </w:hyperlink>
-      <w:r>
+    </w:p>
+    <w:p>
+      <w:pPr>
+        <w:pStyle w:val="af0"/>
+        <w:spacing w:line="360" w:lineRule="auto"/>
+        <w:ind w:left="426"/>
+        <w:jc w:val="both"/>
         <w:rPr>
           <w:rFonts w:ascii="Times New Roman" w:hAnsi="Times New Roman" w:cs="Times New Roman"/>
           <w:color w:val="000000" w:themeColor="text1"/>
           <w:sz w:val="28"/>
-        </w:rPr>
-        <w:t xml:space="preserve"> </w:t>
-      </w:r>
+          <w:szCs w:val="28"/>
+        </w:rPr>
+      </w:pPr>
+    </w:p>
+    <w:p>
+      <w:pPr>
+        <w:pStyle w:val="af0"/>
+        <w:spacing w:line="360" w:lineRule="auto"/>
+        <w:ind w:left="426"/>
+        <w:jc w:val="both"/>
+        <w:rPr>
+          <w:rFonts w:ascii="Times New Roman" w:hAnsi="Times New Roman" w:cs="Times New Roman"/>
+          <w:color w:val="000000" w:themeColor="text1"/>
+          <w:sz w:val="28"/>
+        </w:rPr>
+      </w:pPr>
+    </w:p>
+    <w:p>
+      <w:pPr>
+        <w:pStyle w:val="af0"/>
+        <w:spacing w:line="360" w:lineRule="auto"/>
+        <w:ind w:left="426"/>
+        <w:jc w:val="both"/>
+        <w:rPr>
+          <w:rFonts w:ascii="Times New Roman" w:hAnsi="Times New Roman" w:cs="Times New Roman"/>
+          <w:color w:val="000000" w:themeColor="text1"/>
+          <w:sz w:val="28"/>
+        </w:rPr>
+      </w:pPr>
+    </w:p>
+    <w:p>
+      <w:pPr>
+        <w:pStyle w:val="af0"/>
+        <w:spacing w:line="360" w:lineRule="auto"/>
+        <w:ind w:left="426"/>
+        <w:jc w:val="both"/>
+        <w:rPr>
+          <w:rFonts w:ascii="Times New Roman" w:hAnsi="Times New Roman" w:cs="Times New Roman"/>
+          <w:color w:val="000000" w:themeColor="text1"/>
+          <w:sz w:val="28"/>
+        </w:rPr>
+      </w:pPr>
+    </w:p>
+    <w:p>
+      <w:pPr>
+        <w:pStyle w:val="af0"/>
+        <w:spacing w:line="360" w:lineRule="auto"/>
+        <w:ind w:left="426"/>
+        <w:jc w:val="both"/>
+        <w:rPr>
+          <w:rFonts w:ascii="Times New Roman" w:hAnsi="Times New Roman" w:cs="Times New Roman"/>
+          <w:color w:val="000000" w:themeColor="text1"/>
+          <w:sz w:val="28"/>
+        </w:rPr>
+      </w:pPr>
+    </w:p>
+    <w:p>
+      <w:pPr>
+        <w:pStyle w:val="af0"/>
+        <w:spacing w:line="360" w:lineRule="auto"/>
+        <w:ind w:left="426"/>
+        <w:jc w:val="both"/>
+        <w:rPr>
+          <w:rFonts w:ascii="Times New Roman" w:hAnsi="Times New Roman" w:cs="Times New Roman"/>
+          <w:color w:val="000000" w:themeColor="text1"/>
+          <w:sz w:val="28"/>
+        </w:rPr>
+      </w:pPr>
+    </w:p>
+    <w:p>
+      <w:pPr>
+        <w:pStyle w:val="af0"/>
+        <w:spacing w:line="360" w:lineRule="auto"/>
+        <w:ind w:left="426"/>
+        <w:jc w:val="both"/>
+        <w:rPr>
+          <w:rFonts w:ascii="Times New Roman" w:hAnsi="Times New Roman" w:cs="Times New Roman"/>
+          <w:color w:val="000000" w:themeColor="text1"/>
+          <w:sz w:val="28"/>
+        </w:rPr>
+      </w:pPr>
+    </w:p>
+    <w:p>
+      <w:pPr>
+        <w:pStyle w:val="af0"/>
+        <w:spacing w:line="360" w:lineRule="auto"/>
+        <w:ind w:left="426"/>
+        <w:jc w:val="both"/>
+        <w:rPr>
+          <w:rFonts w:ascii="Times New Roman" w:hAnsi="Times New Roman" w:cs="Times New Roman"/>
+          <w:color w:val="000000" w:themeColor="text1"/>
+          <w:sz w:val="28"/>
+        </w:rPr>
+      </w:pPr>
+    </w:p>
+    <w:p>
+      <w:pPr>
+        <w:pStyle w:val="af0"/>
+        <w:spacing w:line="360" w:lineRule="auto"/>
+        <w:ind w:left="426"/>
+        <w:jc w:val="both"/>
+        <w:rPr>
+          <w:rFonts w:ascii="Times New Roman" w:hAnsi="Times New Roman" w:cs="Times New Roman"/>
+          <w:color w:val="000000" w:themeColor="text1"/>
+          <w:sz w:val="28"/>
+        </w:rPr>
+      </w:pPr>
     </w:p>
     <w:p>
       <w:pPr>
@@ -3876,7 +5525,7 @@
         </w:rPr>
         <w:t xml:space="preserve">Лекции по курсу XML-технологии и методические указания по выполнению лабораторных работ [Электронный ресурс]. – URL: </w:t>
       </w:r>
-      <w:hyperlink r:id="rId21" w:tooltip="https://github.com/iu5git/JavaScript/blob/main%20" w:history="1">
+      <w:hyperlink r:id="rId24" w:tooltip="https://github.com/iu5git/JavaScript/blob/main%20" w:history="1">
         <w:r>
           <w:rPr>
             <w:rStyle w:val="af7"/>
@@ -3906,7 +5555,7 @@
       </w:r>
     </w:p>
     <w:sectPr>
-      <w:footerReference w:type="default" r:id="rId22"/>
+      <w:footerReference w:type="default" r:id="rId25"/>
       <w:pgSz w:w="11910" w:h="16840"/>
       <w:pgMar w:top="1134" w:right="567" w:bottom="1134" w:left="1701" w:header="709" w:footer="709" w:gutter="0"/>
       <w:pgNumType w:start="1"/>
@@ -3922,9 +5571,6 @@
 <w:endnotes xmlns:wpc="http://schemas.microsoft.com/office/word/2010/wordprocessingCanvas" xmlns:cx="http://schemas.microsoft.com/office/drawing/2014/chartex" xmlns:cx1="http://schemas.microsoft.com/office/drawing/2015/9/8/chartex" xmlns:cx2="http://schemas.microsoft.com/office/drawing/2015/10/21/chartex" xmlns:cx3="http://schemas.microsoft.com/office/drawing/2016/5/9/chartex" xmlns:cx4="http://schemas.microsoft.com/office/drawing/2016/5/10/chartex" xmlns:cx5="http://schemas.microsoft.com/office/drawing/2016/5/11/chartex" xmlns:cx6="http://schemas.microsoft.com/office/drawing/2016/5/12/chartex" xmlns:cx7="http://schemas.microsoft.com/office/drawing/2016/5/13/chartex" xmlns:cx8="http://schemas.microsoft.com/office/drawing/2016/5/14/chartex" xmlns:mc="http://schemas.openxmlformats.org/markup-compatibility/2006" xmlns:aink="http://schemas.microsoft.com/office/drawing/2016/ink" xmlns:am3d="http://schemas.microsoft.com/office/drawing/2017/model3d" xmlns:o="urn:schemas-microsoft-com:office:office" xmlns:oel="http://schemas.microsoft.com/office/2019/extlst" xmlns:r="http://schemas.openxmlformats.org/officeDocument/2006/relationships" xmlns:m="http://schemas.openxmlformats.org/officeDocument/2006/math" xmlns:v="urn:schemas-microsoft-com:vml" xmlns:wp14="http://schemas.microsoft.com/office/word/2010/wordprocessingDrawing" xmlns:wp="http://schemas.openxmlformats.org/drawingml/2006/wordprocessingDrawing" xmlns:w10="urn:schemas-microsoft-com:office:word" xmlns:w="http://schemas.openxmlformats.org/wordprocessingml/2006/main" xmlns:w14="http://schemas.microsoft.com/office/word/2010/wordml" xmlns:w15="http://schemas.microsoft.com/office/word/2012/wordml" xmlns:w16cex="http://schemas.microsoft.com/office/word/2018/wordml/cex" xmlns:w16cid="http://schemas.microsoft.com/office/word/2016/wordml/cid" xmlns:w16="http://schemas.microsoft.com/office/word/2018/wordml" xmlns:w16sdtdh="http://schemas.microsoft.com/office/word/2020/wordml/sdtdatahash" xmlns:w16se="http://schemas.microsoft.com/office/word/2015/wordml/symex" xmlns:wpg="http://schemas.microsoft.com/office/word/2010/wordprocessingGroup" xmlns:wpi="http://schemas.microsoft.com/office/word/2010/wordprocessingInk" xmlns:wne="http://schemas.microsoft.com/office/word/2006/wordml" xmlns:wps="http://schemas.microsoft.com/office/word/2010/wordprocessingShape" mc:Ignorable="w14 w15 w16se w16cid w16 w16cex w16sdtdh wp14">
   <w:endnote w:type="separator" w:id="-1">
     <w:p>
-      <w:pPr>
-        <w:spacing w:after="0" w:line="240" w:lineRule="auto"/>
-      </w:pPr>
       <w:r>
         <w:separator/>
       </w:r>
@@ -3932,9 +5578,6 @@
   </w:endnote>
   <w:endnote w:type="continuationSeparator" w:id="0">
     <w:p>
-      <w:pPr>
-        <w:spacing w:after="0" w:line="240" w:lineRule="auto"/>
-      </w:pPr>
       <w:r>
         <w:continuationSeparator/>
       </w:r>
@@ -3958,10 +5601,8 @@
         <w:tab w:val="center" w:pos="4677"/>
         <w:tab w:val="right" w:pos="9355"/>
       </w:tabs>
-      <w:spacing w:after="0" w:line="240" w:lineRule="auto"/>
       <w:jc w:val="center"/>
       <w:rPr>
-        <w:rFonts w:ascii="Times New Roman" w:eastAsia="Times New Roman" w:hAnsi="Times New Roman" w:cs="Times New Roman"/>
         <w:color w:val="000000"/>
         <w:sz w:val="28"/>
         <w:szCs w:val="28"/>
@@ -3969,7 +5610,6 @@
     </w:pPr>
     <w:r>
       <w:rPr>
-        <w:rFonts w:ascii="Times New Roman" w:eastAsia="Times New Roman" w:hAnsi="Times New Roman" w:cs="Times New Roman"/>
         <w:color w:val="000000"/>
         <w:sz w:val="28"/>
         <w:szCs w:val="28"/>
@@ -3978,7 +5618,6 @@
     </w:r>
     <w:r>
       <w:rPr>
-        <w:rFonts w:ascii="Times New Roman" w:eastAsia="Times New Roman" w:hAnsi="Times New Roman" w:cs="Times New Roman"/>
         <w:color w:val="000000"/>
         <w:sz w:val="28"/>
         <w:szCs w:val="28"/>
@@ -3987,7 +5626,6 @@
     </w:r>
     <w:r>
       <w:rPr>
-        <w:rFonts w:ascii="Times New Roman" w:eastAsia="Times New Roman" w:hAnsi="Times New Roman" w:cs="Times New Roman"/>
         <w:color w:val="000000"/>
         <w:sz w:val="28"/>
         <w:szCs w:val="28"/>
@@ -3996,7 +5634,6 @@
     </w:r>
     <w:r>
       <w:rPr>
-        <w:rFonts w:ascii="Times New Roman" w:eastAsia="Times New Roman" w:hAnsi="Times New Roman" w:cs="Times New Roman"/>
         <w:color w:val="000000"/>
         <w:sz w:val="28"/>
         <w:szCs w:val="28"/>
@@ -4005,7 +5642,6 @@
     </w:r>
     <w:r>
       <w:rPr>
-        <w:rFonts w:ascii="Times New Roman" w:eastAsia="Times New Roman" w:hAnsi="Times New Roman" w:cs="Times New Roman"/>
         <w:color w:val="000000"/>
         <w:sz w:val="28"/>
         <w:szCs w:val="28"/>
@@ -4020,9 +5656,6 @@
 <w:footnotes xmlns:wpc="http://schemas.microsoft.com/office/word/2010/wordprocessingCanvas" xmlns:cx="http://schemas.microsoft.com/office/drawing/2014/chartex" xmlns:cx1="http://schemas.microsoft.com/office/drawing/2015/9/8/chartex" xmlns:cx2="http://schemas.microsoft.com/office/drawing/2015/10/21/chartex" xmlns:cx3="http://schemas.microsoft.com/office/drawing/2016/5/9/chartex" xmlns:cx4="http://schemas.microsoft.com/office/drawing/2016/5/10/chartex" xmlns:cx5="http://schemas.microsoft.com/office/drawing/2016/5/11/chartex" xmlns:cx6="http://schemas.microsoft.com/office/drawing/2016/5/12/chartex" xmlns:cx7="http://schemas.microsoft.com/office/drawing/2016/5/13/chartex" xmlns:cx8="http://schemas.microsoft.com/office/drawing/2016/5/14/chartex" xmlns:mc="http://schemas.openxmlformats.org/markup-compatibility/2006" xmlns:aink="http://schemas.microsoft.com/office/drawing/2016/ink" xmlns:am3d="http://schemas.microsoft.com/office/drawing/2017/model3d" xmlns:o="urn:schemas-microsoft-com:office:office" xmlns:oel="http://schemas.microsoft.com/office/2019/extlst" xmlns:r="http://schemas.openxmlformats.org/officeDocument/2006/relationships" xmlns:m="http://schemas.openxmlformats.org/officeDocument/2006/math" xmlns:v="urn:schemas-microsoft-com:vml" xmlns:wp14="http://schemas.microsoft.com/office/word/2010/wordprocessingDrawing" xmlns:wp="http://schemas.openxmlformats.org/drawingml/2006/wordprocessingDrawing" xmlns:w10="urn:schemas-microsoft-com:office:word" xmlns:w="http://schemas.openxmlformats.org/wordprocessingml/2006/main" xmlns:w14="http://schemas.microsoft.com/office/word/2010/wordml" xmlns:w15="http://schemas.microsoft.com/office/word/2012/wordml" xmlns:w16cex="http://schemas.microsoft.com/office/word/2018/wordml/cex" xmlns:w16cid="http://schemas.microsoft.com/office/word/2016/wordml/cid" xmlns:w16="http://schemas.microsoft.com/office/word/2018/wordml" xmlns:w16sdtdh="http://schemas.microsoft.com/office/word/2020/wordml/sdtdatahash" xmlns:w16se="http://schemas.microsoft.com/office/word/2015/wordml/symex" xmlns:wpg="http://schemas.microsoft.com/office/word/2010/wordprocessingGroup" xmlns:wpi="http://schemas.microsoft.com/office/word/2010/wordprocessingInk" xmlns:wne="http://schemas.microsoft.com/office/word/2006/wordml" xmlns:wps="http://schemas.microsoft.com/office/word/2010/wordprocessingShape" mc:Ignorable="w14 w15 w16se w16cid w16 w16cex w16sdtdh wp14">
   <w:footnote w:type="separator" w:id="-1">
     <w:p>
-      <w:pPr>
-        <w:spacing w:after="0" w:line="240" w:lineRule="auto"/>
-      </w:pPr>
       <w:r>
         <w:separator/>
       </w:r>
@@ -4030,9 +5663,6 @@
   </w:footnote>
   <w:footnote w:type="continuationSeparator" w:id="0">
     <w:p>
-      <w:pPr>
-        <w:spacing w:after="0" w:line="240" w:lineRule="auto"/>
-      </w:pPr>
       <w:r>
         <w:continuationSeparator/>
       </w:r>
@@ -5654,6 +7284,119 @@
     </w:lvl>
   </w:abstractNum>
   <w:abstractNum w:abstractNumId="14" w15:restartNumberingAfterBreak="0">
+    <w:nsid w:val="33D07881"/>
+    <w:multiLevelType w:val="hybridMultilevel"/>
+    <w:tmpl w:val="D2EA0D8E"/>
+    <w:lvl w:ilvl="0" w:tplc="09BCB3E4">
+      <w:start w:val="1"/>
+      <w:numFmt w:val="bullet"/>
+      <w:lvlText w:val="-"/>
+      <w:lvlJc w:val="left"/>
+      <w:pPr>
+        <w:ind w:left="1440" w:hanging="360"/>
+      </w:pPr>
+      <w:rPr>
+        <w:rFonts w:ascii="Times New Roman" w:hAnsi="Times New Roman" w:cs="Times New Roman" w:hint="default"/>
+      </w:rPr>
+    </w:lvl>
+    <w:lvl w:ilvl="1" w:tplc="04190003" w:tentative="1">
+      <w:start w:val="1"/>
+      <w:numFmt w:val="bullet"/>
+      <w:lvlText w:val="o"/>
+      <w:lvlJc w:val="left"/>
+      <w:pPr>
+        <w:ind w:left="2160" w:hanging="360"/>
+      </w:pPr>
+      <w:rPr>
+        <w:rFonts w:ascii="Courier New" w:hAnsi="Courier New" w:cs="Courier New" w:hint="default"/>
+      </w:rPr>
+    </w:lvl>
+    <w:lvl w:ilvl="2" w:tplc="04190005" w:tentative="1">
+      <w:start w:val="1"/>
+      <w:numFmt w:val="bullet"/>
+      <w:lvlText w:val=""/>
+      <w:lvlJc w:val="left"/>
+      <w:pPr>
+        <w:ind w:left="2880" w:hanging="360"/>
+      </w:pPr>
+      <w:rPr>
+        <w:rFonts w:ascii="Wingdings" w:hAnsi="Wingdings" w:hint="default"/>
+      </w:rPr>
+    </w:lvl>
+    <w:lvl w:ilvl="3" w:tplc="04190001" w:tentative="1">
+      <w:start w:val="1"/>
+      <w:numFmt w:val="bullet"/>
+      <w:lvlText w:val=""/>
+      <w:lvlJc w:val="left"/>
+      <w:pPr>
+        <w:ind w:left="3600" w:hanging="360"/>
+      </w:pPr>
+      <w:rPr>
+        <w:rFonts w:ascii="Symbol" w:hAnsi="Symbol" w:hint="default"/>
+      </w:rPr>
+    </w:lvl>
+    <w:lvl w:ilvl="4" w:tplc="04190003" w:tentative="1">
+      <w:start w:val="1"/>
+      <w:numFmt w:val="bullet"/>
+      <w:lvlText w:val="o"/>
+      <w:lvlJc w:val="left"/>
+      <w:pPr>
+        <w:ind w:left="4320" w:hanging="360"/>
+      </w:pPr>
+      <w:rPr>
+        <w:rFonts w:ascii="Courier New" w:hAnsi="Courier New" w:cs="Courier New" w:hint="default"/>
+      </w:rPr>
+    </w:lvl>
+    <w:lvl w:ilvl="5" w:tplc="04190005" w:tentative="1">
+      <w:start w:val="1"/>
+      <w:numFmt w:val="bullet"/>
+      <w:lvlText w:val=""/>
+      <w:lvlJc w:val="left"/>
+      <w:pPr>
+        <w:ind w:left="5040" w:hanging="360"/>
+      </w:pPr>
+      <w:rPr>
+        <w:rFonts w:ascii="Wingdings" w:hAnsi="Wingdings" w:hint="default"/>
+      </w:rPr>
+    </w:lvl>
+    <w:lvl w:ilvl="6" w:tplc="04190001" w:tentative="1">
+      <w:start w:val="1"/>
+      <w:numFmt w:val="bullet"/>
+      <w:lvlText w:val=""/>
+      <w:lvlJc w:val="left"/>
+      <w:pPr>
+        <w:ind w:left="5760" w:hanging="360"/>
+      </w:pPr>
+      <w:rPr>
+        <w:rFonts w:ascii="Symbol" w:hAnsi="Symbol" w:hint="default"/>
+      </w:rPr>
+    </w:lvl>
+    <w:lvl w:ilvl="7" w:tplc="04190003" w:tentative="1">
+      <w:start w:val="1"/>
+      <w:numFmt w:val="bullet"/>
+      <w:lvlText w:val="o"/>
+      <w:lvlJc w:val="left"/>
+      <w:pPr>
+        <w:ind w:left="6480" w:hanging="360"/>
+      </w:pPr>
+      <w:rPr>
+        <w:rFonts w:ascii="Courier New" w:hAnsi="Courier New" w:cs="Courier New" w:hint="default"/>
+      </w:rPr>
+    </w:lvl>
+    <w:lvl w:ilvl="8" w:tplc="04190005" w:tentative="1">
+      <w:start w:val="1"/>
+      <w:numFmt w:val="bullet"/>
+      <w:lvlText w:val=""/>
+      <w:lvlJc w:val="left"/>
+      <w:pPr>
+        <w:ind w:left="7200" w:hanging="360"/>
+      </w:pPr>
+      <w:rPr>
+        <w:rFonts w:ascii="Wingdings" w:hAnsi="Wingdings" w:hint="default"/>
+      </w:rPr>
+    </w:lvl>
+  </w:abstractNum>
+  <w:abstractNum w:abstractNumId="15" w15:restartNumberingAfterBreak="0">
     <w:nsid w:val="370877C7"/>
     <w:multiLevelType w:val="hybridMultilevel"/>
     <w:tmpl w:val="E18663D2"/>
@@ -5739,7 +7482,7 @@
       </w:pPr>
     </w:lvl>
   </w:abstractNum>
-  <w:abstractNum w:abstractNumId="15" w15:restartNumberingAfterBreak="0">
+  <w:abstractNum w:abstractNumId="16" w15:restartNumberingAfterBreak="0">
     <w:nsid w:val="37283637"/>
     <w:multiLevelType w:val="hybridMultilevel"/>
     <w:tmpl w:val="50F8CBBA"/>
@@ -5828,7 +7571,7 @@
       </w:pPr>
     </w:lvl>
   </w:abstractNum>
-  <w:abstractNum w:abstractNumId="16" w15:restartNumberingAfterBreak="0">
+  <w:abstractNum w:abstractNumId="17" w15:restartNumberingAfterBreak="0">
     <w:nsid w:val="37602412"/>
     <w:multiLevelType w:val="hybridMultilevel"/>
     <w:tmpl w:val="FD14A9C2"/>
@@ -5977,7 +7720,7 @@
       </w:rPr>
     </w:lvl>
   </w:abstractNum>
-  <w:abstractNum w:abstractNumId="17" w15:restartNumberingAfterBreak="0">
+  <w:abstractNum w:abstractNumId="18" w15:restartNumberingAfterBreak="0">
     <w:nsid w:val="3D02485F"/>
     <w:multiLevelType w:val="hybridMultilevel"/>
     <w:tmpl w:val="5D00430C"/>
@@ -6126,7 +7869,7 @@
       </w:rPr>
     </w:lvl>
   </w:abstractNum>
-  <w:abstractNum w:abstractNumId="18" w15:restartNumberingAfterBreak="0">
+  <w:abstractNum w:abstractNumId="19" w15:restartNumberingAfterBreak="0">
     <w:nsid w:val="3FC06FAD"/>
     <w:multiLevelType w:val="hybridMultilevel"/>
     <w:tmpl w:val="BA144B14"/>
@@ -6212,7 +7955,7 @@
       </w:pPr>
     </w:lvl>
   </w:abstractNum>
-  <w:abstractNum w:abstractNumId="19" w15:restartNumberingAfterBreak="0">
+  <w:abstractNum w:abstractNumId="20" w15:restartNumberingAfterBreak="0">
     <w:nsid w:val="45104683"/>
     <w:multiLevelType w:val="multilevel"/>
     <w:tmpl w:val="9752C73C"/>
@@ -6298,7 +8041,7 @@
       </w:pPr>
     </w:lvl>
   </w:abstractNum>
-  <w:abstractNum w:abstractNumId="20" w15:restartNumberingAfterBreak="0">
+  <w:abstractNum w:abstractNumId="21" w15:restartNumberingAfterBreak="0">
     <w:nsid w:val="4B0E1A4C"/>
     <w:multiLevelType w:val="hybridMultilevel"/>
     <w:tmpl w:val="F6A0FA0A"/>
@@ -6384,7 +8127,7 @@
       </w:pPr>
     </w:lvl>
   </w:abstractNum>
-  <w:abstractNum w:abstractNumId="21" w15:restartNumberingAfterBreak="0">
+  <w:abstractNum w:abstractNumId="22" w15:restartNumberingAfterBreak="0">
     <w:nsid w:val="4B303BBB"/>
     <w:multiLevelType w:val="hybridMultilevel"/>
     <w:tmpl w:val="49780DEE"/>
@@ -6497,7 +8240,7 @@
       </w:rPr>
     </w:lvl>
   </w:abstractNum>
-  <w:abstractNum w:abstractNumId="22" w15:restartNumberingAfterBreak="0">
+  <w:abstractNum w:abstractNumId="23" w15:restartNumberingAfterBreak="0">
     <w:nsid w:val="4DF8598F"/>
     <w:multiLevelType w:val="hybridMultilevel"/>
     <w:tmpl w:val="03FA0D74"/>
@@ -6646,7 +8389,7 @@
       </w:rPr>
     </w:lvl>
   </w:abstractNum>
-  <w:abstractNum w:abstractNumId="23" w15:restartNumberingAfterBreak="0">
+  <w:abstractNum w:abstractNumId="24" w15:restartNumberingAfterBreak="0">
     <w:nsid w:val="54F45CDD"/>
     <w:multiLevelType w:val="hybridMultilevel"/>
     <w:tmpl w:val="761E02E2"/>
@@ -6759,7 +8502,7 @@
       </w:rPr>
     </w:lvl>
   </w:abstractNum>
-  <w:abstractNum w:abstractNumId="24" w15:restartNumberingAfterBreak="0">
+  <w:abstractNum w:abstractNumId="25" w15:restartNumberingAfterBreak="0">
     <w:nsid w:val="551016DA"/>
     <w:multiLevelType w:val="hybridMultilevel"/>
     <w:tmpl w:val="B2B41F70"/>
@@ -6845,7 +8588,7 @@
       </w:pPr>
     </w:lvl>
   </w:abstractNum>
-  <w:abstractNum w:abstractNumId="25" w15:restartNumberingAfterBreak="0">
+  <w:abstractNum w:abstractNumId="26" w15:restartNumberingAfterBreak="0">
     <w:nsid w:val="56CD3E3A"/>
     <w:multiLevelType w:val="hybridMultilevel"/>
     <w:tmpl w:val="003067DA"/>
@@ -6994,7 +8737,120 @@
       </w:rPr>
     </w:lvl>
   </w:abstractNum>
-  <w:abstractNum w:abstractNumId="26" w15:restartNumberingAfterBreak="0">
+  <w:abstractNum w:abstractNumId="27" w15:restartNumberingAfterBreak="0">
+    <w:nsid w:val="58200F6C"/>
+    <w:multiLevelType w:val="hybridMultilevel"/>
+    <w:tmpl w:val="C8DE7B6C"/>
+    <w:lvl w:ilvl="0" w:tplc="04190001">
+      <w:start w:val="1"/>
+      <w:numFmt w:val="bullet"/>
+      <w:lvlText w:val=""/>
+      <w:lvlJc w:val="left"/>
+      <w:pPr>
+        <w:ind w:left="1440" w:hanging="360"/>
+      </w:pPr>
+      <w:rPr>
+        <w:rFonts w:ascii="Symbol" w:hAnsi="Symbol" w:hint="default"/>
+      </w:rPr>
+    </w:lvl>
+    <w:lvl w:ilvl="1" w:tplc="04190003" w:tentative="1">
+      <w:start w:val="1"/>
+      <w:numFmt w:val="bullet"/>
+      <w:lvlText w:val="o"/>
+      <w:lvlJc w:val="left"/>
+      <w:pPr>
+        <w:ind w:left="2160" w:hanging="360"/>
+      </w:pPr>
+      <w:rPr>
+        <w:rFonts w:ascii="Courier New" w:hAnsi="Courier New" w:cs="Courier New" w:hint="default"/>
+      </w:rPr>
+    </w:lvl>
+    <w:lvl w:ilvl="2" w:tplc="04190005" w:tentative="1">
+      <w:start w:val="1"/>
+      <w:numFmt w:val="bullet"/>
+      <w:lvlText w:val=""/>
+      <w:lvlJc w:val="left"/>
+      <w:pPr>
+        <w:ind w:left="2880" w:hanging="360"/>
+      </w:pPr>
+      <w:rPr>
+        <w:rFonts w:ascii="Wingdings" w:hAnsi="Wingdings" w:hint="default"/>
+      </w:rPr>
+    </w:lvl>
+    <w:lvl w:ilvl="3" w:tplc="04190001" w:tentative="1">
+      <w:start w:val="1"/>
+      <w:numFmt w:val="bullet"/>
+      <w:lvlText w:val=""/>
+      <w:lvlJc w:val="left"/>
+      <w:pPr>
+        <w:ind w:left="3600" w:hanging="360"/>
+      </w:pPr>
+      <w:rPr>
+        <w:rFonts w:ascii="Symbol" w:hAnsi="Symbol" w:hint="default"/>
+      </w:rPr>
+    </w:lvl>
+    <w:lvl w:ilvl="4" w:tplc="04190003" w:tentative="1">
+      <w:start w:val="1"/>
+      <w:numFmt w:val="bullet"/>
+      <w:lvlText w:val="o"/>
+      <w:lvlJc w:val="left"/>
+      <w:pPr>
+        <w:ind w:left="4320" w:hanging="360"/>
+      </w:pPr>
+      <w:rPr>
+        <w:rFonts w:ascii="Courier New" w:hAnsi="Courier New" w:cs="Courier New" w:hint="default"/>
+      </w:rPr>
+    </w:lvl>
+    <w:lvl w:ilvl="5" w:tplc="04190005" w:tentative="1">
+      <w:start w:val="1"/>
+      <w:numFmt w:val="bullet"/>
+      <w:lvlText w:val=""/>
+      <w:lvlJc w:val="left"/>
+      <w:pPr>
+        <w:ind w:left="5040" w:hanging="360"/>
+      </w:pPr>
+      <w:rPr>
+        <w:rFonts w:ascii="Wingdings" w:hAnsi="Wingdings" w:hint="default"/>
+      </w:rPr>
+    </w:lvl>
+    <w:lvl w:ilvl="6" w:tplc="04190001" w:tentative="1">
+      <w:start w:val="1"/>
+      <w:numFmt w:val="bullet"/>
+      <w:lvlText w:val=""/>
+      <w:lvlJc w:val="left"/>
+      <w:pPr>
+        <w:ind w:left="5760" w:hanging="360"/>
+      </w:pPr>
+      <w:rPr>
+        <w:rFonts w:ascii="Symbol" w:hAnsi="Symbol" w:hint="default"/>
+      </w:rPr>
+    </w:lvl>
+    <w:lvl w:ilvl="7" w:tplc="04190003" w:tentative="1">
+      <w:start w:val="1"/>
+      <w:numFmt w:val="bullet"/>
+      <w:lvlText w:val="o"/>
+      <w:lvlJc w:val="left"/>
+      <w:pPr>
+        <w:ind w:left="6480" w:hanging="360"/>
+      </w:pPr>
+      <w:rPr>
+        <w:rFonts w:ascii="Courier New" w:hAnsi="Courier New" w:cs="Courier New" w:hint="default"/>
+      </w:rPr>
+    </w:lvl>
+    <w:lvl w:ilvl="8" w:tplc="04190005" w:tentative="1">
+      <w:start w:val="1"/>
+      <w:numFmt w:val="bullet"/>
+      <w:lvlText w:val=""/>
+      <w:lvlJc w:val="left"/>
+      <w:pPr>
+        <w:ind w:left="7200" w:hanging="360"/>
+      </w:pPr>
+      <w:rPr>
+        <w:rFonts w:ascii="Wingdings" w:hAnsi="Wingdings" w:hint="default"/>
+      </w:rPr>
+    </w:lvl>
+  </w:abstractNum>
+  <w:abstractNum w:abstractNumId="28" w15:restartNumberingAfterBreak="0">
     <w:nsid w:val="58CC4EFC"/>
     <w:multiLevelType w:val="hybridMultilevel"/>
     <w:tmpl w:val="DA96523A"/>
@@ -7143,7 +8999,7 @@
       </w:rPr>
     </w:lvl>
   </w:abstractNum>
-  <w:abstractNum w:abstractNumId="27" w15:restartNumberingAfterBreak="0">
+  <w:abstractNum w:abstractNumId="29" w15:restartNumberingAfterBreak="0">
     <w:nsid w:val="6145637E"/>
     <w:multiLevelType w:val="hybridMultilevel"/>
     <w:tmpl w:val="6698609E"/>
@@ -7256,7 +9112,7 @@
       </w:rPr>
     </w:lvl>
   </w:abstractNum>
-  <w:abstractNum w:abstractNumId="28" w15:restartNumberingAfterBreak="0">
+  <w:abstractNum w:abstractNumId="30" w15:restartNumberingAfterBreak="0">
     <w:nsid w:val="64991A84"/>
     <w:multiLevelType w:val="hybridMultilevel"/>
     <w:tmpl w:val="01E06158"/>
@@ -7369,7 +9225,7 @@
       </w:rPr>
     </w:lvl>
   </w:abstractNum>
-  <w:abstractNum w:abstractNumId="29" w15:restartNumberingAfterBreak="0">
+  <w:abstractNum w:abstractNumId="31" w15:restartNumberingAfterBreak="0">
     <w:nsid w:val="66F3583A"/>
     <w:multiLevelType w:val="hybridMultilevel"/>
     <w:tmpl w:val="FF340A20"/>
@@ -7482,7 +9338,7 @@
       </w:rPr>
     </w:lvl>
   </w:abstractNum>
-  <w:abstractNum w:abstractNumId="30" w15:restartNumberingAfterBreak="0">
+  <w:abstractNum w:abstractNumId="32" w15:restartNumberingAfterBreak="0">
     <w:nsid w:val="695949E2"/>
     <w:multiLevelType w:val="hybridMultilevel"/>
     <w:tmpl w:val="37BCA0CE"/>
@@ -7628,7 +9484,7 @@
       </w:rPr>
     </w:lvl>
   </w:abstractNum>
-  <w:abstractNum w:abstractNumId="31" w15:restartNumberingAfterBreak="0">
+  <w:abstractNum w:abstractNumId="33" w15:restartNumberingAfterBreak="0">
     <w:nsid w:val="69B17887"/>
     <w:multiLevelType w:val="hybridMultilevel"/>
     <w:tmpl w:val="40D0FCE6"/>
@@ -7777,7 +9633,7 @@
       </w:rPr>
     </w:lvl>
   </w:abstractNum>
-  <w:abstractNum w:abstractNumId="32" w15:restartNumberingAfterBreak="0">
+  <w:abstractNum w:abstractNumId="34" w15:restartNumberingAfterBreak="0">
     <w:nsid w:val="6DAA5A21"/>
     <w:multiLevelType w:val="hybridMultilevel"/>
     <w:tmpl w:val="C4F20DF8"/>
@@ -7923,7 +9779,7 @@
       </w:rPr>
     </w:lvl>
   </w:abstractNum>
-  <w:abstractNum w:abstractNumId="33" w15:restartNumberingAfterBreak="0">
+  <w:abstractNum w:abstractNumId="35" w15:restartNumberingAfterBreak="0">
     <w:nsid w:val="6E422A86"/>
     <w:multiLevelType w:val="hybridMultilevel"/>
     <w:tmpl w:val="3886BB40"/>
@@ -8036,7 +9892,7 @@
       </w:rPr>
     </w:lvl>
   </w:abstractNum>
-  <w:abstractNum w:abstractNumId="34" w15:restartNumberingAfterBreak="0">
+  <w:abstractNum w:abstractNumId="36" w15:restartNumberingAfterBreak="0">
     <w:nsid w:val="76F154C7"/>
     <w:multiLevelType w:val="hybridMultilevel"/>
     <w:tmpl w:val="34784DCA"/>
@@ -8149,7 +10005,7 @@
       </w:rPr>
     </w:lvl>
   </w:abstractNum>
-  <w:abstractNum w:abstractNumId="35" w15:restartNumberingAfterBreak="0">
+  <w:abstractNum w:abstractNumId="37" w15:restartNumberingAfterBreak="0">
     <w:nsid w:val="770F4953"/>
     <w:multiLevelType w:val="hybridMultilevel"/>
     <w:tmpl w:val="905EDABE"/>
@@ -8295,7 +10151,7 @@
       </w:rPr>
     </w:lvl>
   </w:abstractNum>
-  <w:abstractNum w:abstractNumId="36" w15:restartNumberingAfterBreak="0">
+  <w:abstractNum w:abstractNumId="38" w15:restartNumberingAfterBreak="0">
     <w:nsid w:val="7C1F0CF3"/>
     <w:multiLevelType w:val="hybridMultilevel"/>
     <w:tmpl w:val="D6785904"/>
@@ -8444,7 +10300,120 @@
       </w:rPr>
     </w:lvl>
   </w:abstractNum>
-  <w:abstractNum w:abstractNumId="37" w15:restartNumberingAfterBreak="0">
+  <w:abstractNum w:abstractNumId="39" w15:restartNumberingAfterBreak="0">
+    <w:nsid w:val="7EF30DB3"/>
+    <w:multiLevelType w:val="hybridMultilevel"/>
+    <w:tmpl w:val="DB10A6B8"/>
+    <w:lvl w:ilvl="0" w:tplc="09BCB3E4">
+      <w:start w:val="1"/>
+      <w:numFmt w:val="bullet"/>
+      <w:lvlText w:val="-"/>
+      <w:lvlJc w:val="left"/>
+      <w:pPr>
+        <w:ind w:left="1146" w:hanging="360"/>
+      </w:pPr>
+      <w:rPr>
+        <w:rFonts w:ascii="Times New Roman" w:hAnsi="Times New Roman" w:cs="Times New Roman" w:hint="default"/>
+      </w:rPr>
+    </w:lvl>
+    <w:lvl w:ilvl="1" w:tplc="04190003" w:tentative="1">
+      <w:start w:val="1"/>
+      <w:numFmt w:val="bullet"/>
+      <w:lvlText w:val="o"/>
+      <w:lvlJc w:val="left"/>
+      <w:pPr>
+        <w:ind w:left="1866" w:hanging="360"/>
+      </w:pPr>
+      <w:rPr>
+        <w:rFonts w:ascii="Courier New" w:hAnsi="Courier New" w:cs="Courier New" w:hint="default"/>
+      </w:rPr>
+    </w:lvl>
+    <w:lvl w:ilvl="2" w:tplc="04190005" w:tentative="1">
+      <w:start w:val="1"/>
+      <w:numFmt w:val="bullet"/>
+      <w:lvlText w:val=""/>
+      <w:lvlJc w:val="left"/>
+      <w:pPr>
+        <w:ind w:left="2586" w:hanging="360"/>
+      </w:pPr>
+      <w:rPr>
+        <w:rFonts w:ascii="Wingdings" w:hAnsi="Wingdings" w:hint="default"/>
+      </w:rPr>
+    </w:lvl>
+    <w:lvl w:ilvl="3" w:tplc="04190001" w:tentative="1">
+      <w:start w:val="1"/>
+      <w:numFmt w:val="bullet"/>
+      <w:lvlText w:val=""/>
+      <w:lvlJc w:val="left"/>
+      <w:pPr>
+        <w:ind w:left="3306" w:hanging="360"/>
+      </w:pPr>
+      <w:rPr>
+        <w:rFonts w:ascii="Symbol" w:hAnsi="Symbol" w:hint="default"/>
+      </w:rPr>
+    </w:lvl>
+    <w:lvl w:ilvl="4" w:tplc="04190003" w:tentative="1">
+      <w:start w:val="1"/>
+      <w:numFmt w:val="bullet"/>
+      <w:lvlText w:val="o"/>
+      <w:lvlJc w:val="left"/>
+      <w:pPr>
+        <w:ind w:left="4026" w:hanging="360"/>
+      </w:pPr>
+      <w:rPr>
+        <w:rFonts w:ascii="Courier New" w:hAnsi="Courier New" w:cs="Courier New" w:hint="default"/>
+      </w:rPr>
+    </w:lvl>
+    <w:lvl w:ilvl="5" w:tplc="04190005" w:tentative="1">
+      <w:start w:val="1"/>
+      <w:numFmt w:val="bullet"/>
+      <w:lvlText w:val=""/>
+      <w:lvlJc w:val="left"/>
+      <w:pPr>
+        <w:ind w:left="4746" w:hanging="360"/>
+      </w:pPr>
+      <w:rPr>
+        <w:rFonts w:ascii="Wingdings" w:hAnsi="Wingdings" w:hint="default"/>
+      </w:rPr>
+    </w:lvl>
+    <w:lvl w:ilvl="6" w:tplc="04190001" w:tentative="1">
+      <w:start w:val="1"/>
+      <w:numFmt w:val="bullet"/>
+      <w:lvlText w:val=""/>
+      <w:lvlJc w:val="left"/>
+      <w:pPr>
+        <w:ind w:left="5466" w:hanging="360"/>
+      </w:pPr>
+      <w:rPr>
+        <w:rFonts w:ascii="Symbol" w:hAnsi="Symbol" w:hint="default"/>
+      </w:rPr>
+    </w:lvl>
+    <w:lvl w:ilvl="7" w:tplc="04190003" w:tentative="1">
+      <w:start w:val="1"/>
+      <w:numFmt w:val="bullet"/>
+      <w:lvlText w:val="o"/>
+      <w:lvlJc w:val="left"/>
+      <w:pPr>
+        <w:ind w:left="6186" w:hanging="360"/>
+      </w:pPr>
+      <w:rPr>
+        <w:rFonts w:ascii="Courier New" w:hAnsi="Courier New" w:cs="Courier New" w:hint="default"/>
+      </w:rPr>
+    </w:lvl>
+    <w:lvl w:ilvl="8" w:tplc="04190005" w:tentative="1">
+      <w:start w:val="1"/>
+      <w:numFmt w:val="bullet"/>
+      <w:lvlText w:val=""/>
+      <w:lvlJc w:val="left"/>
+      <w:pPr>
+        <w:ind w:left="6906" w:hanging="360"/>
+      </w:pPr>
+      <w:rPr>
+        <w:rFonts w:ascii="Wingdings" w:hAnsi="Wingdings" w:hint="default"/>
+      </w:rPr>
+    </w:lvl>
+  </w:abstractNum>
+  <w:abstractNum w:abstractNumId="40" w15:restartNumberingAfterBreak="0">
     <w:nsid w:val="7F3D2393"/>
     <w:multiLevelType w:val="hybridMultilevel"/>
     <w:tmpl w:val="F61081E8"/>
@@ -8564,67 +10533,67 @@
     <w:abstractNumId w:val="9"/>
   </w:num>
   <w:num w:numId="3" w16cid:durableId="1624648380">
-    <w:abstractNumId w:val="19"/>
+    <w:abstractNumId w:val="20"/>
   </w:num>
   <w:num w:numId="4" w16cid:durableId="1705593991">
-    <w:abstractNumId w:val="21"/>
+    <w:abstractNumId w:val="22"/>
   </w:num>
   <w:num w:numId="5" w16cid:durableId="1343583176">
-    <w:abstractNumId w:val="37"/>
+    <w:abstractNumId w:val="40"/>
   </w:num>
   <w:num w:numId="6" w16cid:durableId="547230370">
     <w:abstractNumId w:val="13"/>
   </w:num>
   <w:num w:numId="7" w16cid:durableId="1628973369">
-    <w:abstractNumId w:val="33"/>
+    <w:abstractNumId w:val="35"/>
   </w:num>
   <w:num w:numId="8" w16cid:durableId="1743986703">
-    <w:abstractNumId w:val="27"/>
+    <w:abstractNumId w:val="29"/>
   </w:num>
   <w:num w:numId="9" w16cid:durableId="1535850015">
-    <w:abstractNumId w:val="22"/>
+    <w:abstractNumId w:val="23"/>
   </w:num>
   <w:num w:numId="10" w16cid:durableId="1899633118">
-    <w:abstractNumId w:val="36"/>
+    <w:abstractNumId w:val="38"/>
   </w:num>
   <w:num w:numId="11" w16cid:durableId="1939167601">
-    <w:abstractNumId w:val="15"/>
+    <w:abstractNumId w:val="16"/>
   </w:num>
   <w:num w:numId="12" w16cid:durableId="1691180773">
-    <w:abstractNumId w:val="25"/>
+    <w:abstractNumId w:val="26"/>
   </w:num>
   <w:num w:numId="13" w16cid:durableId="1202402806">
     <w:abstractNumId w:val="7"/>
   </w:num>
   <w:num w:numId="14" w16cid:durableId="1438526043">
-    <w:abstractNumId w:val="20"/>
+    <w:abstractNumId w:val="21"/>
   </w:num>
   <w:num w:numId="15" w16cid:durableId="1496338448">
     <w:abstractNumId w:val="5"/>
   </w:num>
   <w:num w:numId="16" w16cid:durableId="2115979712">
-    <w:abstractNumId w:val="26"/>
+    <w:abstractNumId w:val="28"/>
   </w:num>
   <w:num w:numId="17" w16cid:durableId="1970934199">
-    <w:abstractNumId w:val="24"/>
+    <w:abstractNumId w:val="25"/>
   </w:num>
   <w:num w:numId="18" w16cid:durableId="480656897">
-    <w:abstractNumId w:val="31"/>
+    <w:abstractNumId w:val="33"/>
   </w:num>
   <w:num w:numId="19" w16cid:durableId="900209231">
     <w:abstractNumId w:val="8"/>
   </w:num>
   <w:num w:numId="20" w16cid:durableId="1394809835">
-    <w:abstractNumId w:val="16"/>
+    <w:abstractNumId w:val="17"/>
   </w:num>
   <w:num w:numId="21" w16cid:durableId="660892431">
-    <w:abstractNumId w:val="17"/>
+    <w:abstractNumId w:val="18"/>
   </w:num>
   <w:num w:numId="22" w16cid:durableId="2088964534">
     <w:abstractNumId w:val="4"/>
   </w:num>
   <w:num w:numId="23" w16cid:durableId="1138182603">
-    <w:abstractNumId w:val="30"/>
+    <w:abstractNumId w:val="32"/>
   </w:num>
   <w:num w:numId="24" w16cid:durableId="294799267">
     <w:abstractNumId w:val="0"/>
@@ -8633,10 +10602,10 @@
     <w:abstractNumId w:val="12"/>
   </w:num>
   <w:num w:numId="26" w16cid:durableId="899562747">
-    <w:abstractNumId w:val="34"/>
+    <w:abstractNumId w:val="36"/>
   </w:num>
   <w:num w:numId="27" w16cid:durableId="1646544390">
-    <w:abstractNumId w:val="29"/>
+    <w:abstractNumId w:val="31"/>
   </w:num>
   <w:num w:numId="28" w16cid:durableId="1268200080">
     <w:abstractNumId w:val="11"/>
@@ -8645,16 +10614,16 @@
     <w:abstractNumId w:val="10"/>
   </w:num>
   <w:num w:numId="30" w16cid:durableId="332877168">
-    <w:abstractNumId w:val="28"/>
+    <w:abstractNumId w:val="30"/>
   </w:num>
   <w:num w:numId="31" w16cid:durableId="112410946">
-    <w:abstractNumId w:val="14"/>
+    <w:abstractNumId w:val="15"/>
   </w:num>
   <w:num w:numId="32" w16cid:durableId="1773166785">
-    <w:abstractNumId w:val="32"/>
+    <w:abstractNumId w:val="34"/>
   </w:num>
   <w:num w:numId="33" w16cid:durableId="1121000848">
-    <w:abstractNumId w:val="35"/>
+    <w:abstractNumId w:val="37"/>
   </w:num>
   <w:num w:numId="34" w16cid:durableId="2057776059">
     <w:abstractNumId w:val="1"/>
@@ -8663,13 +10632,22 @@
     <w:abstractNumId w:val="3"/>
   </w:num>
   <w:num w:numId="36" w16cid:durableId="405030447">
-    <w:abstractNumId w:val="18"/>
+    <w:abstractNumId w:val="19"/>
   </w:num>
   <w:num w:numId="37" w16cid:durableId="1084035986">
     <w:abstractNumId w:val="2"/>
   </w:num>
   <w:num w:numId="38" w16cid:durableId="1508713947">
-    <w:abstractNumId w:val="23"/>
+    <w:abstractNumId w:val="24"/>
+  </w:num>
+  <w:num w:numId="39" w16cid:durableId="945886911">
+    <w:abstractNumId w:val="27"/>
+  </w:num>
+  <w:num w:numId="40" w16cid:durableId="1646427852">
+    <w:abstractNumId w:val="14"/>
+  </w:num>
+  <w:num w:numId="41" w16cid:durableId="622805049">
+    <w:abstractNumId w:val="39"/>
   </w:num>
 </w:numbering>
 </file>
@@ -9072,7 +11050,16 @@
   <w:style w:type="paragraph" w:default="1" w:styleId="a">
     <w:name w:val="Normal"/>
     <w:qFormat/>
-    <w:rsid w:val="00FD32B8"/>
+    <w:rsid w:val="00854C53"/>
+    <w:pPr>
+      <w:spacing w:after="0" w:line="240" w:lineRule="auto"/>
+    </w:pPr>
+    <w:rPr>
+      <w:rFonts w:ascii="Times New Roman" w:eastAsia="Times New Roman" w:hAnsi="Times New Roman" w:cs="Times New Roman"/>
+      <w:sz w:val="24"/>
+      <w:szCs w:val="24"/>
+      <w:lang w:eastAsia="ru-RU"/>
+    </w:rPr>
   </w:style>
   <w:style w:type="paragraph" w:styleId="1">
     <w:name w:val="heading 1"/>
@@ -9084,16 +11071,17 @@
     <w:pPr>
       <w:keepNext/>
       <w:keepLines/>
-      <w:spacing w:before="480" w:after="0"/>
+      <w:spacing w:before="480" w:line="276" w:lineRule="auto"/>
       <w:jc w:val="both"/>
       <w:outlineLvl w:val="0"/>
     </w:pPr>
     <w:rPr>
-      <w:rFonts w:ascii="Times New Roman" w:eastAsiaTheme="majorEastAsia" w:hAnsi="Times New Roman" w:cstheme="majorBidi"/>
+      <w:rFonts w:eastAsiaTheme="majorEastAsia" w:cstheme="majorBidi"/>
       <w:b/>
       <w:bCs/>
       <w:sz w:val="28"/>
       <w:szCs w:val="28"/>
+      <w:lang w:eastAsia="zh-CN"/>
     </w:rPr>
   </w:style>
   <w:style w:type="paragraph" w:styleId="2">
@@ -9108,15 +11096,16 @@
     <w:pPr>
       <w:keepNext/>
       <w:keepLines/>
-      <w:spacing w:before="200" w:after="0"/>
+      <w:spacing w:before="200" w:line="276" w:lineRule="auto"/>
       <w:outlineLvl w:val="1"/>
     </w:pPr>
     <w:rPr>
-      <w:rFonts w:ascii="Times New Roman" w:eastAsiaTheme="majorEastAsia" w:hAnsi="Times New Roman" w:cstheme="majorBidi"/>
+      <w:rFonts w:eastAsiaTheme="majorEastAsia" w:cstheme="majorBidi"/>
       <w:b/>
       <w:bCs/>
       <w:sz w:val="28"/>
       <w:szCs w:val="26"/>
+      <w:lang w:eastAsia="zh-CN"/>
     </w:rPr>
   </w:style>
   <w:style w:type="paragraph" w:styleId="3">
@@ -9131,15 +11120,17 @@
     <w:pPr>
       <w:keepNext/>
       <w:keepLines/>
-      <w:spacing w:before="200" w:after="0"/>
+      <w:spacing w:before="200" w:line="276" w:lineRule="auto"/>
       <w:jc w:val="both"/>
       <w:outlineLvl w:val="2"/>
     </w:pPr>
     <w:rPr>
-      <w:rFonts w:ascii="Times New Roman" w:eastAsiaTheme="majorEastAsia" w:hAnsi="Times New Roman" w:cstheme="majorBidi"/>
+      <w:rFonts w:eastAsiaTheme="majorEastAsia" w:cstheme="majorBidi"/>
       <w:b/>
       <w:bCs/>
       <w:sz w:val="28"/>
+      <w:szCs w:val="22"/>
+      <w:lang w:eastAsia="zh-CN"/>
     </w:rPr>
   </w:style>
   <w:style w:type="paragraph" w:styleId="4">
@@ -9154,7 +11145,7 @@
     <w:pPr>
       <w:keepNext/>
       <w:keepLines/>
-      <w:spacing w:before="200" w:after="0"/>
+      <w:spacing w:before="200" w:line="276" w:lineRule="auto"/>
       <w:outlineLvl w:val="3"/>
     </w:pPr>
     <w:rPr>
@@ -9164,6 +11155,9 @@
       <w:i/>
       <w:iCs/>
       <w:color w:val="4F81BD" w:themeColor="accent1"/>
+      <w:sz w:val="22"/>
+      <w:szCs w:val="22"/>
+      <w:lang w:eastAsia="zh-CN"/>
     </w:rPr>
   </w:style>
   <w:style w:type="paragraph" w:styleId="5">
@@ -9178,11 +11172,15 @@
     <w:pPr>
       <w:keepNext/>
       <w:keepLines/>
-      <w:spacing w:before="220" w:after="40"/>
+      <w:spacing w:before="220" w:after="40" w:line="276" w:lineRule="auto"/>
       <w:outlineLvl w:val="4"/>
     </w:pPr>
     <w:rPr>
+      <w:rFonts w:ascii="Calibri" w:eastAsia="Calibri" w:hAnsi="Calibri" w:cs="Calibri"/>
       <w:b/>
+      <w:sz w:val="22"/>
+      <w:szCs w:val="22"/>
+      <w:lang w:eastAsia="zh-CN"/>
     </w:rPr>
   </w:style>
   <w:style w:type="paragraph" w:styleId="6">
@@ -9197,13 +11195,15 @@
     <w:pPr>
       <w:keepNext/>
       <w:keepLines/>
-      <w:spacing w:before="200" w:after="40"/>
+      <w:spacing w:before="200" w:after="40" w:line="276" w:lineRule="auto"/>
       <w:outlineLvl w:val="5"/>
     </w:pPr>
     <w:rPr>
+      <w:rFonts w:ascii="Calibri" w:eastAsia="Calibri" w:hAnsi="Calibri" w:cs="Calibri"/>
       <w:b/>
       <w:sz w:val="20"/>
       <w:szCs w:val="20"/>
+      <w:lang w:eastAsia="zh-CN"/>
     </w:rPr>
   </w:style>
   <w:style w:type="paragraph" w:styleId="7">
@@ -9217,7 +11217,7 @@
     <w:pPr>
       <w:keepNext/>
       <w:keepLines/>
-      <w:spacing w:before="320"/>
+      <w:spacing w:before="320" w:after="200" w:line="276" w:lineRule="auto"/>
       <w:outlineLvl w:val="6"/>
     </w:pPr>
     <w:rPr>
@@ -9226,6 +11226,9 @@
       <w:bCs/>
       <w:i/>
       <w:iCs/>
+      <w:sz w:val="22"/>
+      <w:szCs w:val="22"/>
+      <w:lang w:eastAsia="zh-CN"/>
     </w:rPr>
   </w:style>
   <w:style w:type="paragraph" w:styleId="8">
@@ -9239,13 +11242,16 @@
     <w:pPr>
       <w:keepNext/>
       <w:keepLines/>
-      <w:spacing w:before="320"/>
+      <w:spacing w:before="320" w:after="200" w:line="276" w:lineRule="auto"/>
       <w:outlineLvl w:val="7"/>
     </w:pPr>
     <w:rPr>
       <w:rFonts w:ascii="Arial" w:eastAsia="Arial" w:hAnsi="Arial" w:cs="Arial"/>
       <w:i/>
       <w:iCs/>
+      <w:sz w:val="22"/>
+      <w:szCs w:val="22"/>
+      <w:lang w:eastAsia="zh-CN"/>
     </w:rPr>
   </w:style>
   <w:style w:type="paragraph" w:styleId="9">
@@ -9259,7 +11265,7 @@
     <w:pPr>
       <w:keepNext/>
       <w:keepLines/>
-      <w:spacing w:before="320"/>
+      <w:spacing w:before="320" w:after="200" w:line="276" w:lineRule="auto"/>
       <w:outlineLvl w:val="8"/>
     </w:pPr>
     <w:rPr>
@@ -9268,6 +11274,7 @@
       <w:iCs/>
       <w:sz w:val="21"/>
       <w:szCs w:val="21"/>
+      <w:lang w:eastAsia="zh-CN"/>
     </w:rPr>
   </w:style>
   <w:style w:type="character" w:default="1" w:styleId="a0">
@@ -9432,10 +11439,15 @@
     <w:uiPriority w:val="29"/>
     <w:qFormat/>
     <w:pPr>
+      <w:spacing w:after="200" w:line="276" w:lineRule="auto"/>
       <w:ind w:left="720" w:right="720"/>
     </w:pPr>
     <w:rPr>
+      <w:rFonts w:ascii="Calibri" w:eastAsia="Calibri" w:hAnsi="Calibri" w:cs="Calibri"/>
       <w:i/>
+      <w:sz w:val="22"/>
+      <w:szCs w:val="22"/>
+      <w:lang w:eastAsia="zh-CN"/>
     </w:rPr>
   </w:style>
   <w:style w:type="character" w:customStyle="1" w:styleId="22">
@@ -9461,10 +11473,15 @@
         <w:right w:val="single" w:sz="4" w:space="10" w:color="FFFFFF"/>
       </w:pBdr>
       <w:shd w:val="clear" w:color="auto" w:fill="F2F2F2"/>
+      <w:spacing w:after="200" w:line="276" w:lineRule="auto"/>
       <w:ind w:left="720" w:right="720"/>
     </w:pPr>
     <w:rPr>
+      <w:rFonts w:ascii="Calibri" w:eastAsia="Calibri" w:hAnsi="Calibri" w:cs="Calibri"/>
       <w:i/>
+      <w:sz w:val="22"/>
+      <w:szCs w:val="22"/>
+      <w:lang w:eastAsia="zh-CN"/>
     </w:rPr>
   </w:style>
   <w:style w:type="character" w:customStyle="1" w:styleId="a8">
@@ -20362,10 +22379,13 @@
     <w:semiHidden/>
     <w:unhideWhenUsed/>
     <w:pPr>
-      <w:spacing w:after="40" w:line="240" w:lineRule="auto"/>
+      <w:spacing w:after="40"/>
     </w:pPr>
     <w:rPr>
+      <w:rFonts w:ascii="Calibri" w:eastAsia="Calibri" w:hAnsi="Calibri" w:cs="Calibri"/>
       <w:sz w:val="18"/>
+      <w:szCs w:val="22"/>
+      <w:lang w:eastAsia="zh-CN"/>
     </w:rPr>
   </w:style>
   <w:style w:type="character" w:customStyle="1" w:styleId="aa">
@@ -20392,11 +22412,11 @@
     <w:uiPriority w:val="99"/>
     <w:semiHidden/>
     <w:unhideWhenUsed/>
-    <w:pPr>
-      <w:spacing w:after="0" w:line="240" w:lineRule="auto"/>
-    </w:pPr>
     <w:rPr>
+      <w:rFonts w:ascii="Calibri" w:eastAsia="Calibri" w:hAnsi="Calibri" w:cs="Calibri"/>
       <w:sz w:val="20"/>
+      <w:szCs w:val="22"/>
+      <w:lang w:eastAsia="zh-CN"/>
     </w:rPr>
   </w:style>
   <w:style w:type="character" w:customStyle="1" w:styleId="ad">
@@ -20424,8 +22444,14 @@
     <w:uiPriority w:val="99"/>
     <w:unhideWhenUsed/>
     <w:pPr>
-      <w:spacing w:after="0"/>
+      <w:spacing w:line="276" w:lineRule="auto"/>
     </w:pPr>
+    <w:rPr>
+      <w:rFonts w:ascii="Calibri" w:eastAsia="Calibri" w:hAnsi="Calibri" w:cs="Calibri"/>
+      <w:sz w:val="22"/>
+      <w:szCs w:val="22"/>
+      <w:lang w:eastAsia="zh-CN"/>
+    </w:rPr>
   </w:style>
   <w:style w:type="table" w:customStyle="1" w:styleId="TableNormal">
     <w:name w:val="Table Normal"/>
@@ -20448,12 +22474,14 @@
     <w:pPr>
       <w:keepNext/>
       <w:keepLines/>
-      <w:spacing w:before="480" w:after="120"/>
+      <w:spacing w:before="480" w:after="120" w:line="276" w:lineRule="auto"/>
     </w:pPr>
     <w:rPr>
+      <w:rFonts w:ascii="Calibri" w:eastAsia="Calibri" w:hAnsi="Calibri" w:cs="Calibri"/>
       <w:b/>
       <w:sz w:val="72"/>
       <w:szCs w:val="72"/>
+      <w:lang w:eastAsia="zh-CN"/>
     </w:rPr>
   </w:style>
   <w:style w:type="paragraph" w:styleId="af0">
@@ -20463,9 +22491,16 @@
     <w:uiPriority w:val="34"/>
     <w:qFormat/>
     <w:pPr>
+      <w:spacing w:after="200" w:line="276" w:lineRule="auto"/>
       <w:ind w:left="720"/>
       <w:contextualSpacing/>
     </w:pPr>
+    <w:rPr>
+      <w:rFonts w:ascii="Calibri" w:eastAsia="Calibri" w:hAnsi="Calibri" w:cs="Calibri"/>
+      <w:sz w:val="22"/>
+      <w:szCs w:val="22"/>
+      <w:lang w:eastAsia="zh-CN"/>
+    </w:rPr>
   </w:style>
   <w:style w:type="table" w:styleId="af2">
     <w:name w:val="Table Grid"/>
@@ -20501,13 +22536,11 @@
     <w:uiPriority w:val="99"/>
     <w:semiHidden/>
     <w:unhideWhenUsed/>
-    <w:pPr>
-      <w:spacing w:after="0" w:line="240" w:lineRule="auto"/>
-    </w:pPr>
     <w:rPr>
-      <w:rFonts w:ascii="Tahoma" w:hAnsi="Tahoma" w:cs="Tahoma"/>
+      <w:rFonts w:ascii="Tahoma" w:eastAsia="Calibri" w:hAnsi="Tahoma" w:cs="Tahoma"/>
       <w:sz w:val="16"/>
       <w:szCs w:val="16"/>
+      <w:lang w:eastAsia="zh-CN"/>
     </w:rPr>
   </w:style>
   <w:style w:type="character" w:customStyle="1" w:styleId="af5">
@@ -20528,14 +22561,8 @@
     <w:uiPriority w:val="99"/>
     <w:unhideWhenUsed/>
     <w:pPr>
-      <w:spacing w:before="100" w:beforeAutospacing="1" w:after="100" w:afterAutospacing="1" w:line="240" w:lineRule="auto"/>
+      <w:spacing w:before="100" w:beforeAutospacing="1" w:after="100" w:afterAutospacing="1"/>
     </w:pPr>
-    <w:rPr>
-      <w:rFonts w:ascii="Times New Roman" w:eastAsia="Times New Roman" w:hAnsi="Times New Roman" w:cs="Times New Roman"/>
-      <w:sz w:val="24"/>
-      <w:szCs w:val="24"/>
-      <w:lang w:eastAsia="ru-RU"/>
-    </w:rPr>
   </w:style>
   <w:style w:type="character" w:styleId="af7">
     <w:name w:val="Hyperlink"/>
@@ -20562,8 +22589,13 @@
         <w:tab w:val="center" w:pos="4677"/>
         <w:tab w:val="right" w:pos="9355"/>
       </w:tabs>
-      <w:spacing w:after="0" w:line="240" w:lineRule="auto"/>
     </w:pPr>
+    <w:rPr>
+      <w:rFonts w:ascii="Calibri" w:eastAsia="Calibri" w:hAnsi="Calibri" w:cs="Calibri"/>
+      <w:sz w:val="22"/>
+      <w:szCs w:val="22"/>
+      <w:lang w:eastAsia="zh-CN"/>
+    </w:rPr>
   </w:style>
   <w:style w:type="character" w:customStyle="1" w:styleId="af9">
     <w:name w:val="Верхний колонтитул Знак"/>
@@ -20582,8 +22614,13 @@
         <w:tab w:val="center" w:pos="4677"/>
         <w:tab w:val="right" w:pos="9355"/>
       </w:tabs>
-      <w:spacing w:after="0" w:line="240" w:lineRule="auto"/>
     </w:pPr>
+    <w:rPr>
+      <w:rFonts w:ascii="Calibri" w:eastAsia="Calibri" w:hAnsi="Calibri" w:cs="Calibri"/>
+      <w:sz w:val="22"/>
+      <w:szCs w:val="22"/>
+      <w:lang w:eastAsia="zh-CN"/>
+    </w:rPr>
   </w:style>
   <w:style w:type="character" w:customStyle="1" w:styleId="afb">
     <w:name w:val="Нижний колонтитул Знак"/>
@@ -20653,15 +22690,14 @@
     <w:uiPriority w:val="39"/>
     <w:unhideWhenUsed/>
     <w:pPr>
-      <w:spacing w:before="360" w:after="0"/>
+      <w:spacing w:before="360" w:line="276" w:lineRule="auto"/>
     </w:pPr>
     <w:rPr>
-      <w:rFonts w:asciiTheme="majorHAnsi" w:hAnsiTheme="majorHAnsi"/>
+      <w:rFonts w:asciiTheme="majorHAnsi" w:eastAsia="Calibri" w:hAnsiTheme="majorHAnsi" w:cs="Calibri"/>
       <w:b/>
       <w:bCs/>
       <w:caps/>
-      <w:sz w:val="24"/>
-      <w:szCs w:val="24"/>
+      <w:lang w:eastAsia="zh-CN"/>
     </w:rPr>
   </w:style>
   <w:style w:type="paragraph" w:styleId="24">
@@ -20671,14 +22707,15 @@
     <w:uiPriority w:val="39"/>
     <w:unhideWhenUsed/>
     <w:pPr>
-      <w:spacing w:before="240" w:after="0"/>
+      <w:spacing w:before="240" w:line="276" w:lineRule="auto"/>
     </w:pPr>
     <w:rPr>
-      <w:rFonts w:asciiTheme="minorHAnsi" w:hAnsiTheme="minorHAnsi" w:cstheme="minorHAnsi"/>
+      <w:rFonts w:asciiTheme="minorHAnsi" w:eastAsia="Calibri" w:hAnsiTheme="minorHAnsi" w:cstheme="minorHAnsi"/>
       <w:b/>
       <w:bCs/>
       <w:sz w:val="20"/>
       <w:szCs w:val="20"/>
+      <w:lang w:eastAsia="zh-CN"/>
     </w:rPr>
   </w:style>
   <w:style w:type="paragraph" w:styleId="32">
@@ -20688,13 +22725,14 @@
     <w:uiPriority w:val="39"/>
     <w:unhideWhenUsed/>
     <w:pPr>
-      <w:spacing w:after="0"/>
+      <w:spacing w:line="276" w:lineRule="auto"/>
       <w:ind w:left="220"/>
     </w:pPr>
     <w:rPr>
-      <w:rFonts w:asciiTheme="minorHAnsi" w:hAnsiTheme="minorHAnsi" w:cstheme="minorHAnsi"/>
+      <w:rFonts w:asciiTheme="minorHAnsi" w:eastAsia="Calibri" w:hAnsiTheme="minorHAnsi" w:cstheme="minorHAnsi"/>
       <w:sz w:val="20"/>
       <w:szCs w:val="20"/>
+      <w:lang w:eastAsia="zh-CN"/>
     </w:rPr>
   </w:style>
   <w:style w:type="paragraph" w:styleId="afd">
@@ -20708,15 +22746,12 @@
         <w:bottom w:val="none" w:sz="96" w:space="31" w:color="FFFFFF"/>
         <w:right w:val="none" w:sz="96" w:space="31" w:color="FFFFFF"/>
       </w:pBdr>
-      <w:spacing w:after="0" w:line="240" w:lineRule="auto"/>
       <w:ind w:firstLine="709"/>
     </w:pPr>
     <w:rPr>
-      <w:rFonts w:ascii="Times New Roman" w:eastAsia="Times New Roman" w:hAnsi="Times New Roman" w:cs="Times New Roman"/>
       <w:color w:val="000000"/>
       <w:sz w:val="28"/>
       <w:szCs w:val="28"/>
-      <w:lang w:eastAsia="ru-RU"/>
     </w:rPr>
   </w:style>
   <w:style w:type="character" w:customStyle="1" w:styleId="afe">
@@ -20762,14 +22797,16 @@
     <w:unhideWhenUsed/>
     <w:qFormat/>
     <w:pPr>
-      <w:spacing w:line="240" w:lineRule="auto"/>
+      <w:spacing w:after="200"/>
     </w:pPr>
     <w:rPr>
+      <w:rFonts w:ascii="Calibri" w:eastAsia="Calibri" w:hAnsi="Calibri" w:cs="Calibri"/>
       <w:b/>
       <w:bCs/>
       <w:color w:val="4F81BD" w:themeColor="accent1"/>
       <w:sz w:val="18"/>
       <w:szCs w:val="18"/>
+      <w:lang w:eastAsia="zh-CN"/>
     </w:rPr>
   </w:style>
   <w:style w:type="table" w:customStyle="1" w:styleId="13">
@@ -20806,6 +22843,12 @@
     <w:pPr>
       <w:spacing w:after="120" w:line="480" w:lineRule="auto"/>
     </w:pPr>
+    <w:rPr>
+      <w:rFonts w:ascii="Calibri" w:eastAsia="Calibri" w:hAnsi="Calibri" w:cs="Calibri"/>
+      <w:sz w:val="22"/>
+      <w:szCs w:val="22"/>
+      <w:lang w:eastAsia="zh-CN"/>
+    </w:rPr>
   </w:style>
   <w:style w:type="character" w:customStyle="1" w:styleId="26">
     <w:name w:val="Основной текст 2 Знак"/>
@@ -20822,11 +22865,13 @@
     <w:semiHidden/>
     <w:unhideWhenUsed/>
     <w:pPr>
-      <w:spacing w:after="120"/>
+      <w:spacing w:after="120" w:line="276" w:lineRule="auto"/>
     </w:pPr>
     <w:rPr>
+      <w:rFonts w:ascii="Calibri" w:eastAsia="Calibri" w:hAnsi="Calibri" w:cs="Calibri"/>
       <w:sz w:val="16"/>
       <w:szCs w:val="16"/>
+      <w:lang w:eastAsia="zh-CN"/>
     </w:rPr>
   </w:style>
   <w:style w:type="character" w:customStyle="1" w:styleId="34">
@@ -20977,15 +23022,10 @@
     <w:link w:val="15"/>
     <w:qFormat/>
     <w:pPr>
-      <w:spacing w:after="0" w:line="240" w:lineRule="auto"/>
       <w:jc w:val="center"/>
     </w:pPr>
     <w:rPr>
-      <w:rFonts w:ascii="Times New Roman" w:eastAsia="Times New Roman" w:hAnsi="Times New Roman" w:cs="Times New Roman"/>
       <w:b/>
-      <w:sz w:val="24"/>
-      <w:szCs w:val="24"/>
-      <w:lang w:eastAsia="ru-RU"/>
     </w:rPr>
   </w:style>
   <w:style w:type="paragraph" w:customStyle="1" w:styleId="29">
@@ -20998,14 +23038,7 @@
         <w:tab w:val="left" w:pos="2410"/>
         <w:tab w:val="left" w:pos="9498"/>
       </w:tabs>
-      <w:spacing w:after="0" w:line="240" w:lineRule="auto"/>
     </w:pPr>
-    <w:rPr>
-      <w:rFonts w:ascii="Times New Roman" w:eastAsia="Times New Roman" w:hAnsi="Times New Roman" w:cs="Times New Roman"/>
-      <w:sz w:val="24"/>
-      <w:szCs w:val="24"/>
-      <w:lang w:eastAsia="ru-RU"/>
-    </w:rPr>
   </w:style>
   <w:style w:type="character" w:customStyle="1" w:styleId="15">
     <w:name w:val="ТитЛ1 Знак"/>
@@ -21029,14 +23062,10 @@
         <w:tab w:val="left" w:pos="2410"/>
         <w:tab w:val="left" w:pos="9498"/>
       </w:tabs>
-      <w:spacing w:after="0" w:line="240" w:lineRule="auto"/>
     </w:pPr>
     <w:rPr>
-      <w:rFonts w:ascii="Times New Roman" w:eastAsia="Times New Roman" w:hAnsi="Times New Roman" w:cs="Times New Roman"/>
       <w:sz w:val="28"/>
-      <w:szCs w:val="24"/>
       <w:u w:val="single"/>
-      <w:lang w:eastAsia="ru-RU"/>
     </w:rPr>
   </w:style>
   <w:style w:type="character" w:customStyle="1" w:styleId="2a">
@@ -21056,15 +23085,12 @@
     <w:link w:val="43"/>
     <w:qFormat/>
     <w:pPr>
-      <w:spacing w:after="0" w:line="240" w:lineRule="auto"/>
       <w:jc w:val="center"/>
     </w:pPr>
     <w:rPr>
-      <w:rFonts w:ascii="Times New Roman" w:eastAsia="Times New Roman" w:hAnsi="Times New Roman" w:cs="Times New Roman"/>
       <w:b/>
       <w:sz w:val="32"/>
       <w:szCs w:val="32"/>
-      <w:lang w:eastAsia="ru-RU"/>
     </w:rPr>
   </w:style>
   <w:style w:type="character" w:customStyle="1" w:styleId="38">
@@ -21085,16 +23111,13 @@
     <w:link w:val="53"/>
     <w:qFormat/>
     <w:pPr>
-      <w:spacing w:after="0" w:line="240" w:lineRule="auto"/>
       <w:jc w:val="center"/>
     </w:pPr>
     <w:rPr>
-      <w:rFonts w:ascii="Times New Roman" w:eastAsia="Times New Roman" w:hAnsi="Times New Roman" w:cs="Times New Roman"/>
       <w:b/>
       <w:i/>
       <w:sz w:val="32"/>
       <w:szCs w:val="32"/>
-      <w:lang w:eastAsia="ru-RU"/>
     </w:rPr>
   </w:style>
   <w:style w:type="character" w:customStyle="1" w:styleId="43">
@@ -21115,15 +23138,12 @@
     <w:link w:val="62"/>
     <w:qFormat/>
     <w:pPr>
-      <w:spacing w:after="0" w:line="240" w:lineRule="auto"/>
       <w:jc w:val="center"/>
     </w:pPr>
     <w:rPr>
-      <w:rFonts w:ascii="Times New Roman" w:eastAsia="Times New Roman" w:hAnsi="Times New Roman" w:cs="Times New Roman"/>
       <w:b/>
       <w:sz w:val="32"/>
       <w:szCs w:val="32"/>
-      <w:lang w:eastAsia="ru-RU"/>
     </w:rPr>
   </w:style>
   <w:style w:type="character" w:customStyle="1" w:styleId="53">
@@ -21154,15 +23174,12 @@
         <w:tab w:val="left" w:pos="6237"/>
         <w:tab w:val="left" w:pos="9356"/>
       </w:tabs>
-      <w:spacing w:after="0" w:line="240" w:lineRule="auto"/>
     </w:pPr>
     <w:rPr>
-      <w:rFonts w:ascii="Times New Roman" w:eastAsia="Times New Roman" w:hAnsi="Times New Roman" w:cs="Times New Roman"/>
       <w:bCs/>
       <w:sz w:val="28"/>
       <w:szCs w:val="28"/>
       <w:u w:val="single"/>
-      <w:lang w:eastAsia="ru-RU"/>
     </w:rPr>
   </w:style>
   <w:style w:type="character" w:customStyle="1" w:styleId="62">
@@ -21188,15 +23205,8 @@
         <w:tab w:val="left" w:pos="3544"/>
         <w:tab w:val="left" w:pos="6521"/>
       </w:tabs>
-      <w:spacing w:after="0" w:line="240" w:lineRule="auto"/>
       <w:ind w:right="565"/>
     </w:pPr>
-    <w:rPr>
-      <w:rFonts w:ascii="Times New Roman" w:eastAsia="Times New Roman" w:hAnsi="Times New Roman" w:cs="Times New Roman"/>
-      <w:sz w:val="24"/>
-      <w:szCs w:val="24"/>
-      <w:lang w:eastAsia="ru-RU"/>
-    </w:rPr>
   </w:style>
   <w:style w:type="character" w:customStyle="1" w:styleId="72">
     <w:name w:val="ТитЛ7 Знак"/>
@@ -21217,15 +23227,12 @@
     <w:link w:val="1141"/>
     <w:qFormat/>
     <w:pPr>
-      <w:spacing w:after="0" w:line="360" w:lineRule="auto"/>
+      <w:spacing w:line="360" w:lineRule="auto"/>
       <w:ind w:firstLine="709"/>
       <w:jc w:val="both"/>
     </w:pPr>
     <w:rPr>
-      <w:rFonts w:ascii="Times New Roman" w:eastAsia="Times New Roman" w:hAnsi="Times New Roman" w:cs="Times New Roman"/>
       <w:sz w:val="28"/>
-      <w:szCs w:val="24"/>
-      <w:lang w:eastAsia="ru-RU"/>
     </w:rPr>
   </w:style>
   <w:style w:type="character" w:customStyle="1" w:styleId="82">
@@ -21298,7 +23305,7 @@
     <w:pPr>
       <w:keepNext/>
       <w:keepLines/>
-      <w:spacing w:before="360" w:after="80"/>
+      <w:spacing w:before="360" w:after="80" w:line="276" w:lineRule="auto"/>
     </w:pPr>
     <w:rPr>
       <w:rFonts w:ascii="Georgia" w:eastAsia="Georgia" w:hAnsi="Georgia" w:cs="Georgia"/>
@@ -21306,6 +23313,7 @@
       <w:color w:val="666666"/>
       <w:sz w:val="48"/>
       <w:szCs w:val="48"/>
+      <w:lang w:eastAsia="zh-CN"/>
     </w:rPr>
   </w:style>
   <w:style w:type="table" w:customStyle="1" w:styleId="83">
@@ -21452,13 +23460,11 @@
         <w:tab w:val="left" w:pos="13740"/>
         <w:tab w:val="left" w:pos="14656"/>
       </w:tabs>
-      <w:spacing w:after="0" w:line="240" w:lineRule="auto"/>
     </w:pPr>
     <w:rPr>
-      <w:rFonts w:ascii="Courier New" w:eastAsia="Times New Roman" w:hAnsi="Courier New" w:cs="Courier New"/>
+      <w:rFonts w:ascii="Courier New" w:hAnsi="Courier New" w:cs="Courier New"/>
       <w:sz w:val="20"/>
       <w:szCs w:val="20"/>
-      <w:lang w:eastAsia="ru-RU"/>
     </w:rPr>
   </w:style>
   <w:style w:type="character" w:customStyle="1" w:styleId="HTML1">
@@ -21492,13 +23498,14 @@
     <w:uiPriority w:val="39"/>
     <w:unhideWhenUsed/>
     <w:pPr>
-      <w:spacing w:after="0"/>
+      <w:spacing w:line="276" w:lineRule="auto"/>
       <w:ind w:left="440"/>
     </w:pPr>
     <w:rPr>
-      <w:rFonts w:asciiTheme="minorHAnsi" w:hAnsiTheme="minorHAnsi" w:cstheme="minorHAnsi"/>
+      <w:rFonts w:asciiTheme="minorHAnsi" w:eastAsia="Calibri" w:hAnsiTheme="minorHAnsi" w:cstheme="minorHAnsi"/>
       <w:sz w:val="20"/>
       <w:szCs w:val="20"/>
+      <w:lang w:eastAsia="zh-CN"/>
     </w:rPr>
   </w:style>
   <w:style w:type="paragraph" w:styleId="55">
@@ -21508,13 +23515,14 @@
     <w:uiPriority w:val="39"/>
     <w:unhideWhenUsed/>
     <w:pPr>
-      <w:spacing w:after="0"/>
+      <w:spacing w:line="276" w:lineRule="auto"/>
       <w:ind w:left="660"/>
     </w:pPr>
     <w:rPr>
-      <w:rFonts w:asciiTheme="minorHAnsi" w:hAnsiTheme="minorHAnsi" w:cstheme="minorHAnsi"/>
+      <w:rFonts w:asciiTheme="minorHAnsi" w:eastAsia="Calibri" w:hAnsiTheme="minorHAnsi" w:cstheme="minorHAnsi"/>
       <w:sz w:val="20"/>
       <w:szCs w:val="20"/>
+      <w:lang w:eastAsia="zh-CN"/>
     </w:rPr>
   </w:style>
   <w:style w:type="paragraph" w:styleId="64">
@@ -21524,13 +23532,14 @@
     <w:uiPriority w:val="39"/>
     <w:unhideWhenUsed/>
     <w:pPr>
-      <w:spacing w:after="0"/>
+      <w:spacing w:line="276" w:lineRule="auto"/>
       <w:ind w:left="880"/>
     </w:pPr>
     <w:rPr>
-      <w:rFonts w:asciiTheme="minorHAnsi" w:hAnsiTheme="minorHAnsi" w:cstheme="minorHAnsi"/>
+      <w:rFonts w:asciiTheme="minorHAnsi" w:eastAsia="Calibri" w:hAnsiTheme="minorHAnsi" w:cstheme="minorHAnsi"/>
       <w:sz w:val="20"/>
       <w:szCs w:val="20"/>
+      <w:lang w:eastAsia="zh-CN"/>
     </w:rPr>
   </w:style>
   <w:style w:type="paragraph" w:styleId="74">
@@ -21540,13 +23549,14 @@
     <w:uiPriority w:val="39"/>
     <w:unhideWhenUsed/>
     <w:pPr>
-      <w:spacing w:after="0"/>
+      <w:spacing w:line="276" w:lineRule="auto"/>
       <w:ind w:left="1100"/>
     </w:pPr>
     <w:rPr>
-      <w:rFonts w:asciiTheme="minorHAnsi" w:hAnsiTheme="minorHAnsi" w:cstheme="minorHAnsi"/>
+      <w:rFonts w:asciiTheme="minorHAnsi" w:eastAsia="Calibri" w:hAnsiTheme="minorHAnsi" w:cstheme="minorHAnsi"/>
       <w:sz w:val="20"/>
       <w:szCs w:val="20"/>
+      <w:lang w:eastAsia="zh-CN"/>
     </w:rPr>
   </w:style>
   <w:style w:type="paragraph" w:styleId="84">
@@ -21556,13 +23566,14 @@
     <w:uiPriority w:val="39"/>
     <w:unhideWhenUsed/>
     <w:pPr>
-      <w:spacing w:after="0"/>
+      <w:spacing w:line="276" w:lineRule="auto"/>
       <w:ind w:left="1320"/>
     </w:pPr>
     <w:rPr>
-      <w:rFonts w:asciiTheme="minorHAnsi" w:hAnsiTheme="minorHAnsi" w:cstheme="minorHAnsi"/>
+      <w:rFonts w:asciiTheme="minorHAnsi" w:eastAsia="Calibri" w:hAnsiTheme="minorHAnsi" w:cstheme="minorHAnsi"/>
       <w:sz w:val="20"/>
       <w:szCs w:val="20"/>
+      <w:lang w:eastAsia="zh-CN"/>
     </w:rPr>
   </w:style>
   <w:style w:type="paragraph" w:styleId="91">
@@ -21572,13 +23583,14 @@
     <w:uiPriority w:val="39"/>
     <w:unhideWhenUsed/>
     <w:pPr>
-      <w:spacing w:after="0"/>
+      <w:spacing w:line="276" w:lineRule="auto"/>
       <w:ind w:left="1540"/>
     </w:pPr>
     <w:rPr>
-      <w:rFonts w:asciiTheme="minorHAnsi" w:hAnsiTheme="minorHAnsi" w:cstheme="minorHAnsi"/>
+      <w:rFonts w:asciiTheme="minorHAnsi" w:eastAsia="Calibri" w:hAnsiTheme="minorHAnsi" w:cstheme="minorHAnsi"/>
       <w:sz w:val="20"/>
       <w:szCs w:val="20"/>
+      <w:lang w:eastAsia="zh-CN"/>
     </w:rPr>
   </w:style>
   <w:style w:type="character" w:styleId="aff5">
@@ -21807,28 +23819,28 @@
 </file>
 
 <file path=customXml/item1.xml><?xml version="1.0" encoding="utf-8"?>
+<b:Sources xmlns:b="http://schemas.openxmlformats.org/officeDocument/2006/bibliography" xmlns="http://schemas.openxmlformats.org/officeDocument/2006/bibliography" SelectedStyle="\APASixthEditionOfficeOnline.xsl" StyleName="APA" Version="6"/>
+</file>
+
+<file path=customXml/item2.xml><?xml version="1.0" encoding="utf-8"?>
 <go:gDocsCustomXmlDataStorage xmlns:go="http://customooxmlschemas.google.com/" xmlns:r="http://schemas.openxmlformats.org/officeDocument/2006/relationships" uri="GoogleDocsCustomDataVersion2">
   <go:docsCustomData xmlns:go="http://customooxmlschemas.google.com/" roundtripDataSignature="AMtx7mj4Og815L+XGOLaf+BccU0+FCMdXg==">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</go:docsCustomData>
 </go:gDocsCustomXmlDataStorage>
 </file>
 
-<file path=customXml/item2.xml><?xml version="1.0" encoding="utf-8"?>
-<b:Sources xmlns:b="http://schemas.openxmlformats.org/officeDocument/2006/bibliography" xmlns="http://schemas.openxmlformats.org/officeDocument/2006/bibliography" SelectedStyle="\APASixthEditionOfficeOnline.xsl" StyleName="APA" Version="6"/>
+<file path=customXml/itemProps1.xml><?xml version="1.0" encoding="utf-8"?>
+<ds:datastoreItem xmlns:ds="http://schemas.openxmlformats.org/officeDocument/2006/customXml" ds:itemID="{5C298AD7-AC10-4D30-8EEF-B946C6D182BF}">
+  <ds:schemaRefs>
+    <ds:schemaRef ds:uri="http://schemas.openxmlformats.org/officeDocument/2006/bibliography"/>
+  </ds:schemaRefs>
+</ds:datastoreItem>
 </file>
 
-<file path=customXml/itemProps1.xml><?xml version="1.0" encoding="utf-8"?>
+<file path=customXml/itemProps2.xml><?xml version="1.0" encoding="utf-8"?>
 <ds:datastoreItem xmlns:ds="http://schemas.openxmlformats.org/officeDocument/2006/customXml" ds:itemID="{11111111-1234-1234-1234-123412341234}">
   <ds:schemaRefs>
     <ds:schemaRef ds:uri="http://customooxmlschemas.google.com/"/>
     <ds:schemaRef ds:uri="http://schemas.openxmlformats.org/officeDocument/2006/relationships"/>
   </ds:schemaRefs>
 </ds:datastoreItem>
-</file>
-
-<file path=customXml/itemProps2.xml><?xml version="1.0" encoding="utf-8"?>
-<ds:datastoreItem xmlns:ds="http://schemas.openxmlformats.org/officeDocument/2006/customXml" ds:itemID="{5C298AD7-AC10-4D30-8EEF-B946C6D182BF}">
-  <ds:schemaRefs>
-    <ds:schemaRef ds:uri="http://schemas.openxmlformats.org/officeDocument/2006/bibliography"/>
-  </ds:schemaRefs>
-</ds:datastoreItem>
 </file>